--- a/AR_template/letterheads/Shenzhen_EYLLP_Audit.docx
+++ b/AR_template/letterheads/Shenzhen_EYLLP_Audit.docx
@@ -2,792 +2,4506 @@
 <file path=word/document.xml><?xml version="1.0" encoding="utf-8"?>
 <w:document xmlns:wpc="http://schemas.microsoft.com/office/word/2010/wordprocessingCanvas" xmlns:cx="http://schemas.microsoft.com/office/drawing/2014/chartex" xmlns:cx1="http://schemas.microsoft.com/office/drawing/2015/9/8/chartex" xmlns:cx2="http://schemas.microsoft.com/office/drawing/2015/10/21/chartex" xmlns:cx3="http://schemas.microsoft.com/office/drawing/2016/5/9/chartex" xmlns:cx4="http://schemas.microsoft.com/office/drawing/2016/5/10/chartex" xmlns:cx5="http://schemas.microsoft.com/office/drawing/2016/5/11/chartex" xmlns:cx6="http://schemas.microsoft.com/office/drawing/2016/5/12/chartex" xmlns:cx7="http://schemas.microsoft.com/office/drawing/2016/5/13/chartex" xmlns:cx8="http://schemas.microsoft.com/office/drawing/2016/5/14/chartex" xmlns:mc="http://schemas.openxmlformats.org/markup-compatibility/2006" xmlns:aink="http://schemas.microsoft.com/office/drawing/2016/ink" xmlns:am3d="http://schemas.microsoft.com/office/drawing/2017/model3d" xmlns:o="urn:schemas-microsoft-com:office:office" xmlns:oel="http://schemas.microsoft.com/office/2019/extlst" xmlns:r="http://schemas.openxmlformats.org/officeDocument/2006/relationships" xmlns:m="http://schemas.openxmlformats.org/officeDocument/2006/math" xmlns:v="urn:schemas-microsoft-com:vml" xmlns:wp14="http://schemas.microsoft.com/office/word/2010/wordprocessingDrawing" xmlns:wp="http://schemas.openxmlformats.org/drawingml/2006/wordprocessingDrawing" xmlns:w10="urn:schemas-microsoft-com:office:word" xmlns:w="http://schemas.openxmlformats.org/wordprocessingml/2006/main" xmlns:w14="http://schemas.microsoft.com/office/word/2010/wordml" xmlns:w15="http://schemas.microsoft.com/office/word/2012/wordml" xmlns:w16cex="http://schemas.microsoft.com/office/word/2018/wordml/cex" xmlns:w16cid="http://schemas.microsoft.com/office/word/2016/wordml/cid" xmlns:w16="http://schemas.microsoft.com/office/word/2018/wordml" xmlns:w16du="http://schemas.microsoft.com/office/word/2023/wordml/word16du" xmlns:w16sdtdh="http://schemas.microsoft.com/office/word/2020/wordml/sdtdatahash" xmlns:w16sdtfl="http://schemas.microsoft.com/office/word/2024/wordml/sdtformatlock" xmlns:w16se="http://schemas.microsoft.com/office/word/2015/wordml/symex" xmlns:wpg="http://schemas.microsoft.com/office/word/2010/wordprocessingGroup" xmlns:wpi="http://schemas.microsoft.com/office/word/2010/wordprocessingInk" xmlns:wne="http://schemas.microsoft.com/office/word/2006/wordml" xmlns:wps="http://schemas.microsoft.com/office/word/2010/wordprocessingShape" mc:Ignorable="w14 w15 w16se w16cid w16 w16cex w16sdtdh w16sdtfl w16du wp14">
   <w:body>
-    <w:tbl>
-      <w:tblPr>
-        <w:tblW w:w="9270" w:type="dxa"/>
-        <w:tblLayout w:type="fixed"/>
-        <w:tblLook w:val="01E0" w:firstRow="1" w:lastRow="1" w:firstColumn="1" w:lastColumn="1" w:noHBand="0" w:noVBand="0"/>
-      </w:tblPr>
-      <w:tblGrid>
-        <w:gridCol w:w="6565"/>
-        <w:gridCol w:w="2705"/>
-      </w:tblGrid>
-      <w:tr>
-        <w:trPr>
-          <w:trHeight w:val="214"/>
-        </w:trPr>
-        <w:tc>
-          <w:tcPr>
-            <w:tcW w:w="9270" w:type="dxa"/>
-            <w:gridSpan w:val="2"/>
-            <w:tcMar>
-              <w:left w:w="0" w:type="dxa"/>
-              <w:right w:w="0" w:type="dxa"/>
-            </w:tcMar>
-          </w:tcPr>
-          <w:p>
-            <w:pPr>
-              <w:pStyle w:val="EYNormal"/>
-            </w:pPr>
-          </w:p>
-        </w:tc>
-      </w:tr>
-      <w:tr>
-        <w:trPr>
-          <w:trHeight w:val="2170"/>
-        </w:trPr>
-        <w:tc>
-          <w:tcPr>
-            <w:tcW w:w="6565" w:type="dxa"/>
-            <w:tcMar>
-              <w:left w:w="0" w:type="dxa"/>
-              <w:right w:w="0" w:type="dxa"/>
-            </w:tcMar>
-          </w:tcPr>
-          <w:p>
-            <w:pPr>
-              <w:tabs>
-                <w:tab w:val="left" w:pos="907"/>
-              </w:tabs>
-              <w:suppressAutoHyphens/>
-              <w:spacing w:line="260" w:lineRule="atLeast"/>
-              <w:rPr>
-                <w:rFonts w:ascii="EYInterstate Light" w:hAnsi="EYInterstate Light"/>
-                <w:kern w:val="12"/>
-              </w:rPr>
-            </w:pPr>
-            <w:proofErr w:type="spellStart"/>
-            <w:r>
-              <w:rPr>
-                <w:rFonts w:ascii="EYInterstate Light" w:hAnsi="EYInterstate Light"/>
-                <w:kern w:val="12"/>
-              </w:rPr>
-              <w:t>Mr</w:t>
-            </w:r>
-            <w:proofErr w:type="spellEnd"/>
-            <w:r>
-              <w:rPr>
-                <w:rFonts w:ascii="EYInterstate Light" w:hAnsi="EYInterstate Light"/>
-                <w:kern w:val="12"/>
-              </w:rPr>
-              <w:t xml:space="preserve"> J N Citizen</w:t>
-            </w:r>
-          </w:p>
-          <w:p>
-            <w:pPr>
-              <w:tabs>
-                <w:tab w:val="left" w:pos="907"/>
-              </w:tabs>
-              <w:suppressAutoHyphens/>
-              <w:spacing w:line="260" w:lineRule="atLeast"/>
-              <w:rPr>
-                <w:rFonts w:ascii="EYInterstate Light" w:hAnsi="EYInterstate Light"/>
-                <w:kern w:val="12"/>
-              </w:rPr>
-            </w:pPr>
-            <w:r>
-              <w:rPr>
-                <w:rFonts w:ascii="EYInterstate Light" w:hAnsi="EYInterstate Light"/>
-                <w:kern w:val="12"/>
-              </w:rPr>
-              <w:t>Managing Director</w:t>
-            </w:r>
-          </w:p>
-          <w:p>
-            <w:pPr>
-              <w:tabs>
-                <w:tab w:val="left" w:pos="907"/>
-              </w:tabs>
-              <w:suppressAutoHyphens/>
-              <w:spacing w:line="260" w:lineRule="atLeast"/>
-              <w:rPr>
-                <w:rFonts w:ascii="EYInterstate Light" w:hAnsi="EYInterstate Light"/>
-                <w:kern w:val="12"/>
-              </w:rPr>
-            </w:pPr>
-            <w:r>
-              <w:rPr>
-                <w:rFonts w:ascii="EYInterstate Light" w:hAnsi="EYInterstate Light"/>
-                <w:kern w:val="12"/>
-              </w:rPr>
-              <w:t>XYZ Corporation</w:t>
-            </w:r>
-          </w:p>
-          <w:p>
-            <w:pPr>
-              <w:tabs>
-                <w:tab w:val="left" w:pos="907"/>
-              </w:tabs>
-              <w:suppressAutoHyphens/>
-              <w:spacing w:line="260" w:lineRule="atLeast"/>
-              <w:rPr>
-                <w:rFonts w:ascii="EYInterstate Light" w:hAnsi="EYInterstate Light"/>
-                <w:kern w:val="12"/>
-              </w:rPr>
-            </w:pPr>
-            <w:r>
-              <w:rPr>
-                <w:rFonts w:ascii="EYInterstate Light" w:hAnsi="EYInterstate Light"/>
-                <w:kern w:val="12"/>
-              </w:rPr>
-              <w:t>10 Main Street</w:t>
-            </w:r>
-          </w:p>
-          <w:p>
-            <w:pPr>
-              <w:tabs>
-                <w:tab w:val="left" w:pos="907"/>
-              </w:tabs>
-              <w:suppressAutoHyphens/>
-              <w:spacing w:line="260" w:lineRule="atLeast"/>
-              <w:rPr>
-                <w:rFonts w:ascii="EYInterstate Light" w:hAnsi="EYInterstate Light"/>
-                <w:kern w:val="12"/>
-              </w:rPr>
-            </w:pPr>
-            <w:r>
-              <w:rPr>
-                <w:rFonts w:ascii="EYInterstate Light" w:hAnsi="EYInterstate Light"/>
-                <w:kern w:val="12"/>
-              </w:rPr>
-              <w:t>New York NY 10036</w:t>
-            </w:r>
-          </w:p>
-        </w:tc>
-        <w:tc>
-          <w:tcPr>
-            <w:tcW w:w="2705" w:type="dxa"/>
-            <w:tcMar>
-              <w:left w:w="0" w:type="dxa"/>
-              <w:right w:w="115" w:type="dxa"/>
-            </w:tcMar>
-          </w:tcPr>
-          <w:p>
-            <w:pPr>
-              <w:tabs>
-                <w:tab w:val="right" w:pos="2590"/>
-              </w:tabs>
-              <w:suppressAutoHyphens/>
-              <w:spacing w:line="260" w:lineRule="atLeast"/>
-              <w:jc w:val="right"/>
-              <w:rPr>
-                <w:rFonts w:ascii="EYInterstate Light" w:hAnsi="EYInterstate Light"/>
-                <w:kern w:val="12"/>
-              </w:rPr>
-            </w:pPr>
-            <w:r>
-              <w:rPr>
-                <w:rFonts w:ascii="EYInterstate Light" w:hAnsi="EYInterstate Light"/>
-                <w:kern w:val="12"/>
-              </w:rPr>
-              <w:fldChar w:fldCharType="begin"/>
-            </w:r>
-            <w:r>
-              <w:rPr>
-                <w:rFonts w:ascii="EYInterstate Light" w:hAnsi="EYInterstate Light"/>
-                <w:kern w:val="12"/>
-              </w:rPr>
-              <w:instrText xml:space="preserve"> MACROBUTTON  NoMacro [00 Month 0000] </w:instrText>
-            </w:r>
-            <w:r>
-              <w:rPr>
-                <w:rFonts w:ascii="EYInterstate Light" w:hAnsi="EYInterstate Light"/>
-                <w:kern w:val="12"/>
-              </w:rPr>
-              <w:fldChar w:fldCharType="end"/>
-            </w:r>
-          </w:p>
-        </w:tc>
-      </w:tr>
-      <w:tr>
-        <w:trPr>
-          <w:trHeight w:val="731"/>
-        </w:trPr>
-        <w:tc>
-          <w:tcPr>
-            <w:tcW w:w="9270" w:type="dxa"/>
-            <w:gridSpan w:val="2"/>
-            <w:tcMar>
-              <w:left w:w="0" w:type="dxa"/>
-              <w:right w:w="0" w:type="dxa"/>
-            </w:tcMar>
-          </w:tcPr>
-          <w:p>
-            <w:pPr>
-              <w:suppressAutoHyphens/>
-              <w:spacing w:line="260" w:lineRule="atLeast"/>
-              <w:rPr>
-                <w:kern w:val="12"/>
-                <w:sz w:val="26"/>
-              </w:rPr>
-            </w:pPr>
-            <w:r>
-              <w:rPr>
-                <w:kern w:val="12"/>
-                <w:sz w:val="26"/>
-              </w:rPr>
-              <w:t>EY’s global writing and style guide</w:t>
-            </w:r>
-          </w:p>
-        </w:tc>
-      </w:tr>
-    </w:tbl>
     <w:p>
       <w:pPr>
-        <w:tabs>
-          <w:tab w:val="left" w:pos="907"/>
-        </w:tabs>
-        <w:suppressAutoHyphens/>
-        <w:spacing w:after="260" w:line="260" w:lineRule="atLeast"/>
-        <w:rPr>
-          <w:rFonts w:ascii="EYInterstate Light" w:hAnsi="EYInterstate Light"/>
-          <w:kern w:val="12"/>
-        </w:rPr>
-      </w:pPr>
-      <w:r>
-        <w:rPr>
-          <w:rFonts w:ascii="EYInterstate Light" w:hAnsi="EYInterstate Light"/>
-          <w:kern w:val="12"/>
-        </w:rPr>
-        <w:t xml:space="preserve">Dear </w:t>
-      </w:r>
-      <w:proofErr w:type="spellStart"/>
-      <w:r>
-        <w:rPr>
-          <w:rFonts w:ascii="EYInterstate Light" w:hAnsi="EYInterstate Light"/>
-          <w:kern w:val="12"/>
-        </w:rPr>
-        <w:t>Mr</w:t>
-      </w:r>
-      <w:proofErr w:type="spellEnd"/>
-      <w:r>
-        <w:rPr>
-          <w:rFonts w:ascii="EYInterstate Light" w:hAnsi="EYInterstate Light"/>
-          <w:kern w:val="12"/>
-        </w:rPr>
-        <w:t xml:space="preserve"> Citizen</w:t>
+        <w:widowControl w:val="0"/>
+        <w:snapToGrid w:val="0"/>
+        <w:spacing w:line="276" w:lineRule="auto"/>
+        <w:jc w:val="both"/>
+        <w:outlineLvl w:val="0"/>
+        <w:rPr>
+          <w:rFonts w:ascii="Times New Roman" w:eastAsia="黑体" w:hAnsi="Times New Roman" w:cs="Times New Roman"/>
+          <w:b/>
+          <w:color w:val="000000"/>
+          <w:spacing w:val="-4"/>
+          <w:sz w:val="22"/>
+          <w:szCs w:val="22"/>
+        </w:rPr>
+      </w:pPr>
+      <w:proofErr w:type="gramStart"/>
+      <w:r>
+        <w:rPr>
+          <w:rFonts w:ascii="Times New Roman" w:eastAsia="黑体" w:hAnsi="Times New Roman" w:cs="Times New Roman"/>
+          <w:b/>
+          <w:color w:val="000000"/>
+          <w:spacing w:val="-4"/>
+          <w:sz w:val="22"/>
+          <w:szCs w:val="22"/>
+        </w:rPr>
+        <w:t>独立</w:t>
+      </w:r>
+      <w:r>
+        <w:rPr>
+          <w:rFonts w:ascii="Times New Roman" w:eastAsia="黑体" w:hAnsi="Times New Roman" w:cs="Times New Roman" w:hint="eastAsia"/>
+          <w:b/>
+          <w:color w:val="000000"/>
+          <w:spacing w:val="-4"/>
+          <w:sz w:val="22"/>
+          <w:szCs w:val="22"/>
+        </w:rPr>
+        <w:t>服务</w:t>
+      </w:r>
+      <w:proofErr w:type="gramEnd"/>
+      <w:r>
+        <w:rPr>
+          <w:rFonts w:ascii="Times New Roman" w:eastAsia="黑体" w:hAnsi="Times New Roman" w:cs="Times New Roman"/>
+          <w:b/>
+          <w:color w:val="000000"/>
+          <w:spacing w:val="-4"/>
+          <w:sz w:val="22"/>
+          <w:szCs w:val="22"/>
+        </w:rPr>
+        <w:t>审计师报告</w:t>
       </w:r>
     </w:p>
     <w:p>
       <w:pPr>
-        <w:tabs>
-          <w:tab w:val="left" w:pos="907"/>
-        </w:tabs>
-        <w:suppressAutoHyphens/>
-        <w:spacing w:after="260" w:line="260" w:lineRule="atLeast"/>
-        <w:rPr>
-          <w:rFonts w:ascii="EYInterstate Light" w:hAnsi="EYInterstate Light"/>
-          <w:kern w:val="12"/>
-        </w:rPr>
-      </w:pPr>
-      <w:r>
-        <w:rPr>
-          <w:rFonts w:ascii="EYInterstate Light" w:hAnsi="EYInterstate Light"/>
-          <w:kern w:val="12"/>
-        </w:rPr>
-        <w:t xml:space="preserve">The correct type and size for external electronic correspondence is black EY Interstate 10pt with 13pt line spacing and double-spacing between paragraphs. Italics or bold should be used sparingly and underlining should be avoided. Italics do have a place when highlighting text excerpts or mentioning a </w:t>
-      </w:r>
-      <w:r>
-        <w:rPr>
-          <w:rFonts w:ascii="EYInterstate Light" w:hAnsi="EYInterstate Light"/>
-          <w:i/>
-          <w:kern w:val="12"/>
-        </w:rPr>
-        <w:t>Publication title</w:t>
-      </w:r>
-      <w:r>
-        <w:rPr>
-          <w:rFonts w:ascii="EYInterstate Light" w:hAnsi="EYInterstate Light"/>
-          <w:kern w:val="12"/>
-        </w:rPr>
-        <w:t xml:space="preserve"> such as </w:t>
-      </w:r>
-      <w:r>
-        <w:rPr>
-          <w:rFonts w:ascii="EYInterstate Light" w:hAnsi="EYInterstate Light"/>
-          <w:i/>
-          <w:kern w:val="12"/>
-        </w:rPr>
-        <w:t>the name of an EY report</w:t>
-      </w:r>
-      <w:r>
-        <w:rPr>
-          <w:rFonts w:ascii="EYInterstate Light" w:hAnsi="EYInterstate Light"/>
-          <w:kern w:val="12"/>
-        </w:rPr>
-        <w:t>.</w:t>
-      </w:r>
+        <w:widowControl w:val="0"/>
+        <w:snapToGrid w:val="0"/>
+        <w:spacing w:line="276" w:lineRule="auto"/>
+        <w:jc w:val="both"/>
+        <w:rPr>
+          <w:rFonts w:ascii="Times New Roman" w:eastAsia="黑体" w:hAnsi="Times New Roman" w:cs="Times New Roman"/>
+          <w:color w:val="000000"/>
+          <w:spacing w:val="-4"/>
+          <w:sz w:val="22"/>
+          <w:szCs w:val="22"/>
+        </w:rPr>
+      </w:pPr>
     </w:p>
     <w:p>
       <w:pPr>
-        <w:tabs>
-          <w:tab w:val="left" w:pos="907"/>
-        </w:tabs>
-        <w:suppressAutoHyphens/>
-        <w:spacing w:after="260" w:line="260" w:lineRule="atLeast"/>
-        <w:rPr>
-          <w:rFonts w:ascii="EYInterstate Light" w:hAnsi="EYInterstate Light"/>
-          <w:kern w:val="12"/>
-        </w:rPr>
-      </w:pPr>
-      <w:r>
-        <w:rPr>
-          <w:rFonts w:ascii="EYInterstate Light" w:hAnsi="EYInterstate Light"/>
-          <w:kern w:val="12"/>
-        </w:rPr>
-        <w:t>Insert only one space after full stops, colons, semi-colons and commas. Use a flush left alignment with a ragged right margin (as per this letter). Paragraph indents are not necessary.</w:t>
+        <w:widowControl w:val="0"/>
+        <w:snapToGrid w:val="0"/>
+        <w:spacing w:line="276" w:lineRule="auto"/>
+        <w:jc w:val="both"/>
+        <w:rPr>
+          <w:rFonts w:ascii="Times New Roman" w:eastAsia="黑体" w:hAnsi="Times New Roman" w:cs="Times New Roman"/>
+          <w:color w:val="000000"/>
+          <w:spacing w:val="-4"/>
+          <w:sz w:val="22"/>
+          <w:szCs w:val="22"/>
+        </w:rPr>
+      </w:pPr>
+      <w:r>
+        <w:rPr>
+          <w:rFonts w:ascii="Times New Roman" w:eastAsia="黑体" w:hAnsi="Times New Roman" w:cs="Times New Roman"/>
+          <w:color w:val="000000"/>
+          <w:sz w:val="22"/>
+          <w:szCs w:val="22"/>
+        </w:rPr>
+        <w:t>致</w:t>
+      </w:r>
+      <w:r>
+        <w:rPr>
+          <w:rFonts w:ascii="Times New Roman" w:eastAsia="黑体" w:hAnsi="Times New Roman" w:cs="Times New Roman"/>
+          <w:color w:val="000000"/>
+          <w:sz w:val="22"/>
+          <w:szCs w:val="22"/>
+        </w:rPr>
+        <w:t xml:space="preserve"> </w:t>
+      </w:r>
+      <w:r>
+        <w:rPr>
+          <w:rFonts w:ascii="Times New Roman" w:eastAsia="黑体" w:hAnsi="Times New Roman" w:cs="Times New Roman"/>
+          <w:color w:val="000000"/>
+          <w:sz w:val="22"/>
+          <w:szCs w:val="22"/>
+        </w:rPr>
+        <w:t>测试公司名称</w:t>
+      </w:r>
+      <w:r>
+        <w:rPr>
+          <w:rFonts w:ascii="Times New Roman" w:eastAsia="黑体" w:hAnsi="Times New Roman" w:cs="Times New Roman"/>
+          <w:color w:val="000000"/>
+          <w:sz w:val="22"/>
+          <w:szCs w:val="22"/>
+        </w:rPr>
+        <w:t>董事会</w:t>
       </w:r>
     </w:p>
     <w:p>
       <w:pPr>
-        <w:tabs>
-          <w:tab w:val="left" w:pos="907"/>
-        </w:tabs>
-        <w:suppressAutoHyphens/>
-        <w:spacing w:after="260" w:line="260" w:lineRule="atLeast"/>
-        <w:rPr>
-          <w:rFonts w:ascii="EYInterstate Light" w:hAnsi="EYInterstate Light"/>
-          <w:kern w:val="12"/>
-        </w:rPr>
-      </w:pPr>
-      <w:r>
-        <w:rPr>
-          <w:rFonts w:ascii="EYInterstate Light" w:hAnsi="EYInterstate Light"/>
-          <w:kern w:val="12"/>
-        </w:rPr>
-        <w:t>Addressee details appear in 10pt EY Interstate with 13pt line spacing, left-aligned. Punctuation is not included within any information in the addressee area (“</w:t>
-      </w:r>
-      <w:proofErr w:type="spellStart"/>
-      <w:r>
-        <w:rPr>
-          <w:rFonts w:ascii="EYInterstate Light" w:hAnsi="EYInterstate Light"/>
-          <w:kern w:val="12"/>
-        </w:rPr>
-        <w:t>Mr</w:t>
-      </w:r>
-      <w:proofErr w:type="spellEnd"/>
-      <w:r>
-        <w:rPr>
-          <w:rFonts w:ascii="EYInterstate Light" w:hAnsi="EYInterstate Light"/>
-          <w:kern w:val="12"/>
-        </w:rPr>
-        <w:t xml:space="preserve"> J N Citizen,” not “Mr. J.N. Citizen”). Date appears in 10pt EY Interstate with 13pt line spacing, left-aligned, and always uses the global date standard as shown in the example above.</w:t>
-      </w:r>
+        <w:widowControl w:val="0"/>
+        <w:snapToGrid w:val="0"/>
+        <w:spacing w:line="276" w:lineRule="auto"/>
+        <w:jc w:val="both"/>
+        <w:rPr>
+          <w:rFonts w:ascii="Times New Roman" w:eastAsia="黑体" w:hAnsi="Times New Roman" w:cs="Times New Roman"/>
+          <w:color w:val="000000"/>
+          <w:sz w:val="22"/>
+          <w:szCs w:val="22"/>
+        </w:rPr>
+      </w:pPr>
     </w:p>
     <w:p>
       <w:pPr>
-        <w:tabs>
-          <w:tab w:val="left" w:pos="907"/>
-        </w:tabs>
-        <w:suppressAutoHyphens/>
-        <w:spacing w:after="260" w:line="260" w:lineRule="atLeast"/>
-        <w:rPr>
-          <w:rFonts w:ascii="EYInterstate Light" w:hAnsi="EYInterstate Light"/>
-          <w:kern w:val="12"/>
-        </w:rPr>
-      </w:pPr>
-      <w:r>
-        <w:rPr>
-          <w:rFonts w:ascii="EYInterstate Light" w:hAnsi="EYInterstate Light"/>
-          <w:kern w:val="12"/>
-        </w:rPr>
-        <w:t>When a subject reference is used, it should appear in 13pt EY Interstate Bold with 13pt line spacing, left-aligned. No punctuation is used at the end of the reference. The subject is not prefaced with “Re,” “In re,” or “Subject.”</w:t>
-      </w:r>
+        <w:widowControl w:val="0"/>
+        <w:snapToGrid w:val="0"/>
+        <w:spacing w:line="276" w:lineRule="auto"/>
+        <w:jc w:val="both"/>
+        <w:rPr>
+          <w:rFonts w:ascii="Times New Roman" w:eastAsia="黑体" w:hAnsi="Times New Roman" w:cs="Times New Roman"/>
+          <w:color w:val="000000"/>
+          <w:sz w:val="22"/>
+          <w:szCs w:val="22"/>
+        </w:rPr>
+      </w:pPr>
     </w:p>
     <w:p>
       <w:pPr>
-        <w:tabs>
-          <w:tab w:val="left" w:pos="907"/>
-        </w:tabs>
-        <w:suppressAutoHyphens/>
-        <w:spacing w:after="260" w:line="260" w:lineRule="atLeast"/>
-        <w:rPr>
-          <w:rFonts w:ascii="EYInterstate Light" w:hAnsi="EYInterstate Light"/>
+        <w:widowControl w:val="0"/>
+        <w:snapToGrid w:val="0"/>
+        <w:spacing w:line="276" w:lineRule="auto"/>
+        <w:rPr>
+          <w:rFonts w:ascii="Times New Roman" w:eastAsia="黑体" w:hAnsi="Times New Roman" w:cs="Times New Roman"/>
+          <w:color w:val="000000"/>
+          <w:spacing w:val="-4"/>
+          <w:sz w:val="22"/>
+          <w:szCs w:val="22"/>
+        </w:rPr>
+      </w:pPr>
+      <w:r>
+        <w:rPr>
+          <w:rFonts w:ascii="Times New Roman" w:eastAsia="黑体" w:hAnsi="Times New Roman" w:cs="Times New Roman"/>
+          <w:i/>
+          <w:color w:val="000000"/>
+          <w:spacing w:val="-4"/>
+          <w:sz w:val="22"/>
+          <w:szCs w:val="22"/>
+        </w:rPr>
+        <w:t>范围</w:t>
+      </w:r>
+    </w:p>
+    <w:p>
+      <w:pPr>
+        <w:widowControl w:val="0"/>
+        <w:snapToGrid w:val="0"/>
+        <w:spacing w:line="276" w:lineRule="auto"/>
+        <w:jc w:val="both"/>
+        <w:rPr>
+          <w:rFonts w:ascii="Times New Roman" w:eastAsia="黑体" w:hAnsi="Times New Roman" w:cs="Times New Roman"/>
+          <w:color w:val="000000"/>
+          <w:sz w:val="22"/>
+          <w:szCs w:val="22"/>
+        </w:rPr>
+      </w:pPr>
+      <w:r>
+        <w:rPr>
+          <w:rFonts w:ascii="Times New Roman" w:eastAsia="黑体" w:hAnsi="Times New Roman" w:cs="Times New Roman"/>
+          <w:color w:val="000000"/>
+          <w:sz w:val="22"/>
+          <w:szCs w:val="22"/>
+        </w:rPr>
+        <w:t>我们</w:t>
+      </w:r>
+      <w:r>
+        <w:rPr>
+          <w:rFonts w:ascii="Times New Roman" w:eastAsia="黑体" w:hAnsi="Times New Roman" w:cs="Times New Roman" w:hint="eastAsia"/>
+          <w:color w:val="000000"/>
+          <w:sz w:val="22"/>
+          <w:szCs w:val="22"/>
+        </w:rPr>
+        <w:t>根据</w:t>
+      </w:r>
+      <w:r>
+        <w:rPr>
+          <w:rFonts w:ascii="Times New Roman" w:eastAsia="黑体" w:hAnsi="Times New Roman" w:cs="Times New Roman"/>
+          <w:color w:val="000000"/>
+          <w:sz w:val="22"/>
+          <w:szCs w:val="22"/>
+          <w:lang w:bidi="he-IL"/>
+        </w:rPr>
+        <w:t>DC Section</w:t>
+      </w:r>
+      <w:r>
+        <w:rPr>
+          <w:rFonts w:ascii="Times New Roman" w:eastAsia="黑体" w:hAnsi="Times New Roman" w:cs="Times New Roman"/>
+          <w:color w:val="000000"/>
+          <w:sz w:val="22"/>
+          <w:szCs w:val="22"/>
+          <w:lang w:bidi="he-IL"/>
+        </w:rPr>
+        <w:t xml:space="preserve"> </w:t>
+      </w:r>
+      <w:r>
+        <w:rPr>
+          <w:rFonts w:ascii="Times New Roman" w:eastAsia="黑体" w:hAnsi="Times New Roman" w:cs="Times New Roman"/>
+          <w:color w:val="000000"/>
+          <w:sz w:val="22"/>
+          <w:szCs w:val="22"/>
+          <w:lang w:bidi="he-IL"/>
+        </w:rPr>
+        <w:t>200</w:t>
+      </w:r>
+      <w:r>
+        <w:rPr>
+          <w:rFonts w:ascii="Times New Roman" w:eastAsia="黑体" w:hAnsi="Times New Roman" w:cs="Times New Roman"/>
+          <w:color w:val="000000"/>
+          <w:sz w:val="22"/>
+          <w:szCs w:val="22"/>
+          <w:lang w:bidi="he-IL"/>
+        </w:rPr>
+        <w:t>《</w:t>
+      </w:r>
+      <w:r>
+        <w:rPr>
+          <w:rFonts w:ascii="Times New Roman" w:eastAsia="黑体" w:hAnsi="Times New Roman" w:cs="Times New Roman"/>
+          <w:color w:val="000000"/>
+          <w:sz w:val="22"/>
+          <w:szCs w:val="22"/>
+          <w:lang w:bidi="he-IL"/>
+        </w:rPr>
+        <w:t>SOC 2</w:t>
+      </w:r>
+      <w:r>
+        <w:rPr>
+          <w:rFonts w:ascii="Times New Roman" w:eastAsia="黑体" w:hAnsi="Times New Roman" w:cs="Times New Roman"/>
+          <w:color w:val="000000"/>
+          <w:sz w:val="22"/>
+          <w:szCs w:val="22"/>
+          <w:lang w:bidi="he-IL"/>
+        </w:rPr>
+        <w:t>报告中的服务机构体系的描述标准</w:t>
+      </w:r>
+      <w:r>
+        <w:rPr>
+          <w:rFonts w:ascii="Times New Roman" w:eastAsia="黑体" w:hAnsi="Times New Roman" w:cs="Times New Roman"/>
+          <w:color w:val="000000"/>
+          <w:sz w:val="22"/>
+          <w:szCs w:val="22"/>
+          <w:lang w:bidi="he-IL"/>
+        </w:rPr>
+        <w:t>2018</w:t>
+      </w:r>
+      <w:r>
+        <w:rPr>
+          <w:rFonts w:ascii="Times New Roman" w:eastAsia="黑体" w:hAnsi="Times New Roman" w:cs="Times New Roman"/>
+          <w:color w:val="000000"/>
+          <w:sz w:val="22"/>
+          <w:szCs w:val="22"/>
+          <w:lang w:bidi="he-IL"/>
+        </w:rPr>
+        <w:t>年版》中所列示的服务机构体系描述标准</w:t>
+      </w:r>
+      <w:r>
+        <w:rPr>
+          <w:rFonts w:ascii="Times New Roman" w:eastAsia="黑体" w:hAnsi="Times New Roman" w:cs="Times New Roman"/>
+          <w:color w:val="000000"/>
+          <w:sz w:val="22"/>
+          <w:szCs w:val="22"/>
+        </w:rPr>
+        <w:t>（以下简称</w:t>
+      </w:r>
+      <w:r>
+        <w:rPr>
+          <w:rFonts w:ascii="Times New Roman" w:eastAsia="黑体" w:hAnsi="Times New Roman" w:cs="Times New Roman"/>
+          <w:color w:val="000000"/>
+          <w:sz w:val="22"/>
+          <w:szCs w:val="22"/>
+        </w:rPr>
+        <w:t>“</w:t>
+      </w:r>
+      <w:r>
+        <w:rPr>
+          <w:rFonts w:ascii="Times New Roman" w:eastAsia="黑体" w:hAnsi="Times New Roman" w:cs="Times New Roman"/>
+          <w:color w:val="000000"/>
+          <w:sz w:val="22"/>
+          <w:szCs w:val="22"/>
+        </w:rPr>
+        <w:t>描述标准</w:t>
+      </w:r>
+      <w:r>
+        <w:rPr>
+          <w:rFonts w:ascii="Times New Roman" w:eastAsia="黑体" w:hAnsi="Times New Roman" w:cs="Times New Roman"/>
+          <w:color w:val="000000"/>
+          <w:sz w:val="22"/>
+          <w:szCs w:val="22"/>
+        </w:rPr>
+        <w:t>”</w:t>
+      </w:r>
+      <w:r>
+        <w:rPr>
+          <w:rFonts w:ascii="Times New Roman" w:eastAsia="黑体" w:hAnsi="Times New Roman" w:cs="Times New Roman"/>
+          <w:color w:val="000000"/>
+          <w:sz w:val="22"/>
+          <w:szCs w:val="22"/>
+        </w:rPr>
+        <w:t>）</w:t>
+      </w:r>
+      <w:r>
+        <w:rPr>
+          <w:rFonts w:ascii="Times New Roman" w:eastAsia="黑体" w:hAnsi="Times New Roman" w:cs="Times New Roman"/>
+          <w:color w:val="000000"/>
+          <w:sz w:val="22"/>
+          <w:szCs w:val="22"/>
+        </w:rPr>
+        <w:t>检查了测试公司名称（以下简称</w:t>
+      </w:r>
+      <w:r>
+        <w:rPr>
+          <w:rFonts w:ascii="Times New Roman" w:eastAsia="黑体" w:hAnsi="Times New Roman" w:cs="Times New Roman"/>
+          <w:color w:val="000000"/>
+          <w:sz w:val="22"/>
+          <w:szCs w:val="22"/>
+        </w:rPr>
+        <w:t>“</w:t>
+      </w:r>
+      <w:r>
+        <w:rPr>
+          <w:rFonts w:ascii="Times New Roman" w:eastAsia="黑体" w:hAnsi="Times New Roman" w:cs="Times New Roman"/>
+          <w:color w:val="000000"/>
+          <w:sz w:val="22"/>
+          <w:szCs w:val="22"/>
+        </w:rPr>
+        <w:t>测试公司简称</w:t>
+      </w:r>
+      <w:r>
+        <w:rPr>
+          <w:rFonts w:ascii="Times New Roman" w:eastAsia="黑体" w:hAnsi="Times New Roman" w:cs="Times New Roman"/>
+          <w:color w:val="000000"/>
+          <w:sz w:val="22"/>
+          <w:szCs w:val="22"/>
+        </w:rPr>
+        <w:t>”</w:t>
+      </w:r>
+      <w:r>
+        <w:rPr>
+          <w:rFonts w:ascii="Times New Roman" w:eastAsia="黑体" w:hAnsi="Times New Roman" w:cs="Times New Roman"/>
+          <w:color w:val="000000"/>
+          <w:sz w:val="22"/>
+          <w:szCs w:val="22"/>
+        </w:rPr>
+        <w:t>或</w:t>
+      </w:r>
+      <w:r>
+        <w:rPr>
+          <w:rFonts w:ascii="Times New Roman" w:eastAsia="黑体" w:hAnsi="Times New Roman" w:cs="Times New Roman"/>
+          <w:color w:val="000000"/>
+          <w:sz w:val="22"/>
+          <w:szCs w:val="22"/>
+        </w:rPr>
+        <w:t>“</w:t>
+      </w:r>
+      <w:r>
+        <w:rPr>
+          <w:rFonts w:ascii="Times New Roman" w:eastAsia="黑体" w:hAnsi="Times New Roman" w:cs="Times New Roman"/>
+          <w:color w:val="000000"/>
+          <w:sz w:val="22"/>
+          <w:szCs w:val="22"/>
+        </w:rPr>
+        <w:t>服务机构</w:t>
+      </w:r>
+      <w:r>
+        <w:rPr>
+          <w:rFonts w:ascii="Times New Roman" w:eastAsia="黑体" w:hAnsi="Times New Roman" w:cs="Times New Roman"/>
+          <w:color w:val="000000"/>
+          <w:sz w:val="22"/>
+          <w:szCs w:val="22"/>
+        </w:rPr>
+        <w:t>”</w:t>
+      </w:r>
+      <w:r>
+        <w:rPr>
+          <w:rFonts w:ascii="Times New Roman" w:eastAsia="黑体" w:hAnsi="Times New Roman" w:cs="Times New Roman"/>
+          <w:color w:val="000000"/>
+          <w:sz w:val="22"/>
+          <w:szCs w:val="22"/>
+        </w:rPr>
+        <w:t>）</w:t>
+      </w:r>
+      <w:r>
+        <w:rPr>
+          <w:rFonts w:ascii="Times New Roman" w:eastAsia="黑体" w:hAnsi="Times New Roman" w:cs="Times New Roman"/>
+          <w:color w:val="000000"/>
+          <w:sz w:val="22"/>
+          <w:szCs w:val="22"/>
+          <w:lang w:bidi="he-IL"/>
+        </w:rPr>
+        <w:t>随附的</w:t>
+      </w:r>
+      <w:r>
+        <w:rPr>
+          <w:rFonts w:ascii="Times New Roman" w:eastAsia="黑体" w:hAnsi="Times New Roman" w:cs="Times New Roman"/>
           <w:i/>
           <w:iCs/>
-          <w:kern w:val="12"/>
-        </w:rPr>
-      </w:pPr>
-      <w:r>
-        <w:rPr>
-          <w:rFonts w:ascii="EYInterstate Light" w:hAnsi="EYInterstate Light"/>
-          <w:kern w:val="12"/>
-        </w:rPr>
-        <w:t>Refer to us as EY except in legal contexts, where you should use the full legal name of your member firm. Do not use EY group or departmental acronyms such as SAT in external communications; always write the names out in full. Wherever possible, do not use acronyms.</w:t>
+          <w:color w:val="000000"/>
+          <w:sz w:val="22"/>
+          <w:szCs w:val="22"/>
+          <w:lang w:bidi="he-IL"/>
+        </w:rPr>
+        <w:t>截至</w:t>
+      </w:r>
+      <w:r>
+        <w:rPr>
+          <w:rFonts w:ascii="Times New Roman" w:eastAsia="黑体" w:hAnsi="Times New Roman" w:cs="Times New Roman"/>
+          <w:i/>
+          <w:iCs/>
+          <w:color w:val="000000"/>
+          <w:sz w:val="22"/>
+          <w:szCs w:val="22"/>
+          <w:lang w:bidi="he-IL"/>
+        </w:rPr>
+        <w:t>2025</w:t>
+      </w:r>
+      <w:r>
+        <w:rPr>
+          <w:rFonts w:ascii="Times New Roman" w:eastAsia="黑体" w:hAnsi="Times New Roman" w:cs="Times New Roman"/>
+          <w:i/>
+          <w:iCs/>
+          <w:color w:val="000000"/>
+          <w:sz w:val="22"/>
+          <w:szCs w:val="22"/>
+          <w:lang w:bidi="he-IL"/>
+        </w:rPr>
+        <w:t>年</w:t>
+      </w:r>
+      <w:r>
+        <w:rPr>
+          <w:rFonts w:ascii="Times New Roman" w:eastAsia="黑体" w:hAnsi="Times New Roman" w:cs="Times New Roman"/>
+          <w:i/>
+          <w:iCs/>
+          <w:color w:val="000000"/>
+          <w:sz w:val="22"/>
+          <w:szCs w:val="22"/>
+          <w:lang w:bidi="he-IL"/>
+        </w:rPr>
+        <w:t>1</w:t>
+      </w:r>
+      <w:r>
+        <w:rPr>
+          <w:rFonts w:ascii="Times New Roman" w:eastAsia="黑体" w:hAnsi="Times New Roman" w:cs="Times New Roman"/>
+          <w:i/>
+          <w:iCs/>
+          <w:color w:val="000000"/>
+          <w:sz w:val="22"/>
+          <w:szCs w:val="22"/>
+          <w:lang w:bidi="he-IL"/>
+        </w:rPr>
+        <w:t>月</w:t>
+      </w:r>
+      <w:r>
+        <w:rPr>
+          <w:rFonts w:ascii="Times New Roman" w:eastAsia="黑体" w:hAnsi="Times New Roman" w:cs="Times New Roman"/>
+          <w:i/>
+          <w:iCs/>
+          <w:color w:val="000000"/>
+          <w:sz w:val="22"/>
+          <w:szCs w:val="22"/>
+          <w:lang w:bidi="he-IL"/>
+        </w:rPr>
+        <w:t>1</w:t>
+      </w:r>
+      <w:r>
+        <w:rPr>
+          <w:rFonts w:ascii="Times New Roman" w:eastAsia="黑体" w:hAnsi="Times New Roman" w:cs="Times New Roman"/>
+          <w:i/>
+          <w:iCs/>
+          <w:color w:val="000000"/>
+          <w:sz w:val="22"/>
+          <w:szCs w:val="22"/>
+          <w:lang w:bidi="he-IL"/>
+        </w:rPr>
+        <w:t>日的</w:t>
+      </w:r>
+      <w:r>
+        <w:rPr>
+          <w:rFonts w:ascii="Times New Roman" w:eastAsia="黑体" w:hAnsi="Times New Roman" w:cs="Times New Roman"/>
+          <w:i/>
+          <w:iCs/>
+          <w:color w:val="000000"/>
+          <w:sz w:val="22"/>
+          <w:szCs w:val="22"/>
+        </w:rPr>
+        <w:t>测试公司名称之测试服务名称</w:t>
+      </w:r>
+      <w:r>
+        <w:rPr>
+          <w:rFonts w:ascii="Times New Roman" w:eastAsia="黑体" w:hAnsi="Times New Roman" w:cs="Times New Roman"/>
+          <w:i/>
+          <w:iCs/>
+          <w:color w:val="000000"/>
+          <w:sz w:val="22"/>
+          <w:szCs w:val="22"/>
+          <w:lang w:bidi="he-IL"/>
+        </w:rPr>
+        <w:t>与</w:t>
+      </w:r>
+      <w:r>
+        <w:rPr>
+          <w:rFonts w:ascii="Times New Roman" w:eastAsia="黑体" w:hAnsi="Times New Roman" w:cs="Times New Roman"/>
+          <w:i/>
+          <w:iCs/>
+          <w:color w:val="000000"/>
+          <w:spacing w:val="-4"/>
+          <w:sz w:val="22"/>
+          <w:szCs w:val="22"/>
+        </w:rPr>
+        <w:t>保密性</w:t>
+      </w:r>
+      <w:r>
+        <w:rPr>
+          <w:rFonts w:ascii="Times New Roman" w:eastAsia="黑体" w:hAnsi="Times New Roman" w:cs="Times New Roman"/>
+          <w:i/>
+          <w:iCs/>
+          <w:color w:val="000000"/>
+          <w:sz w:val="22"/>
+          <w:szCs w:val="22"/>
+          <w:lang w:bidi="he-IL"/>
+        </w:rPr>
+        <w:t>相关的体系之描述</w:t>
+      </w:r>
+      <w:r>
+        <w:rPr>
+          <w:rFonts w:ascii="Times New Roman" w:eastAsia="黑体" w:hAnsi="Times New Roman" w:cs="Times New Roman"/>
+          <w:color w:val="000000"/>
+          <w:sz w:val="22"/>
+          <w:szCs w:val="22"/>
+        </w:rPr>
+        <w:t>（以下简称</w:t>
+      </w:r>
+      <w:r>
+        <w:rPr>
+          <w:rFonts w:ascii="Times New Roman" w:eastAsia="黑体" w:hAnsi="Times New Roman" w:cs="Times New Roman"/>
+          <w:color w:val="000000"/>
+          <w:sz w:val="22"/>
+          <w:szCs w:val="22"/>
+        </w:rPr>
+        <w:t>“</w:t>
+      </w:r>
+      <w:r>
+        <w:rPr>
+          <w:rFonts w:ascii="Times New Roman" w:eastAsia="黑体" w:hAnsi="Times New Roman" w:cs="Times New Roman"/>
+          <w:color w:val="000000"/>
+          <w:sz w:val="22"/>
+          <w:szCs w:val="22"/>
+        </w:rPr>
+        <w:t>描述</w:t>
+      </w:r>
+      <w:r>
+        <w:rPr>
+          <w:rFonts w:ascii="Times New Roman" w:eastAsia="黑体" w:hAnsi="Times New Roman" w:cs="Times New Roman"/>
+          <w:color w:val="000000"/>
+          <w:sz w:val="22"/>
+          <w:szCs w:val="22"/>
+        </w:rPr>
+        <w:t>”</w:t>
+      </w:r>
+      <w:r>
+        <w:rPr>
+          <w:rFonts w:ascii="Times New Roman" w:eastAsia="黑体" w:hAnsi="Times New Roman" w:cs="Times New Roman"/>
+          <w:color w:val="000000"/>
+          <w:sz w:val="22"/>
+          <w:szCs w:val="22"/>
+        </w:rPr>
+        <w:t>）。我们同时检查了描述中所述之截至</w:t>
+      </w:r>
+      <w:r>
+        <w:rPr>
+          <w:rFonts w:ascii="Times New Roman" w:eastAsia="黑体" w:hAnsi="Times New Roman" w:cs="Times New Roman"/>
+          <w:color w:val="000000"/>
+          <w:sz w:val="22"/>
+          <w:szCs w:val="22"/>
+        </w:rPr>
+        <w:t>2025</w:t>
+      </w:r>
+      <w:r>
+        <w:rPr>
+          <w:rFonts w:ascii="Times New Roman" w:eastAsia="黑体" w:hAnsi="Times New Roman" w:cs="Times New Roman"/>
+          <w:color w:val="000000"/>
+          <w:sz w:val="22"/>
+          <w:szCs w:val="22"/>
+        </w:rPr>
+        <w:t>年</w:t>
+      </w:r>
+      <w:r>
+        <w:rPr>
+          <w:rFonts w:ascii="Times New Roman" w:eastAsia="黑体" w:hAnsi="Times New Roman" w:cs="Times New Roman"/>
+          <w:color w:val="000000"/>
+          <w:sz w:val="22"/>
+          <w:szCs w:val="22"/>
+        </w:rPr>
+        <w:t>1</w:t>
+      </w:r>
+      <w:r>
+        <w:rPr>
+          <w:rFonts w:ascii="Times New Roman" w:eastAsia="黑体" w:hAnsi="Times New Roman" w:cs="Times New Roman"/>
+          <w:color w:val="000000"/>
+          <w:sz w:val="22"/>
+          <w:szCs w:val="22"/>
+        </w:rPr>
+        <w:t>月</w:t>
+      </w:r>
+      <w:r>
+        <w:rPr>
+          <w:rFonts w:ascii="Times New Roman" w:eastAsia="黑体" w:hAnsi="Times New Roman" w:cs="Times New Roman"/>
+          <w:color w:val="000000"/>
+          <w:sz w:val="22"/>
+          <w:szCs w:val="22"/>
+        </w:rPr>
+        <w:t>1</w:t>
+      </w:r>
+      <w:r>
+        <w:rPr>
+          <w:rFonts w:ascii="Times New Roman" w:eastAsia="黑体" w:hAnsi="Times New Roman" w:cs="Times New Roman"/>
+          <w:color w:val="000000"/>
+          <w:sz w:val="22"/>
+          <w:szCs w:val="22"/>
+        </w:rPr>
+        <w:t>日测试公司简称为合理保证</w:t>
+      </w:r>
+      <w:r>
+        <w:rPr>
+          <w:rFonts w:ascii="Times New Roman" w:eastAsia="黑体" w:hAnsi="Times New Roman" w:cs="Times New Roman"/>
+          <w:color w:val="000000"/>
+          <w:spacing w:val="-2"/>
+          <w:sz w:val="22"/>
+          <w:szCs w:val="22"/>
+        </w:rPr>
+        <w:t>实现基于</w:t>
+      </w:r>
+      <w:r>
+        <w:rPr>
+          <w:rFonts w:ascii="Times New Roman" w:eastAsia="黑体" w:hAnsi="Times New Roman" w:cs="Times New Roman"/>
+          <w:color w:val="000000"/>
+          <w:sz w:val="22"/>
+          <w:szCs w:val="22"/>
+        </w:rPr>
+        <w:t>美国注册会计师</w:t>
+      </w:r>
+      <w:r>
+        <w:rPr>
+          <w:rFonts w:ascii="Times New Roman" w:eastAsia="黑体" w:hAnsi="Times New Roman" w:cs="Times New Roman"/>
+          <w:color w:val="000000"/>
+          <w:sz w:val="22"/>
+          <w:szCs w:val="22"/>
+        </w:rPr>
+        <w:t>协会</w:t>
+      </w:r>
+      <w:r>
+        <w:rPr>
+          <w:rFonts w:ascii="Times New Roman" w:eastAsia="黑体" w:hAnsi="Times New Roman" w:cs="Times New Roman"/>
+          <w:color w:val="000000"/>
+          <w:sz w:val="22"/>
+          <w:szCs w:val="22"/>
+        </w:rPr>
+        <w:t>（</w:t>
+      </w:r>
+      <w:r>
+        <w:rPr>
+          <w:rFonts w:ascii="Times New Roman" w:eastAsia="黑体" w:hAnsi="Times New Roman" w:cs="Times New Roman"/>
+          <w:color w:val="000000"/>
+          <w:sz w:val="22"/>
+          <w:szCs w:val="22"/>
+        </w:rPr>
+        <w:t>American Institute of Certified Public Accountants</w:t>
+      </w:r>
+      <w:r>
+        <w:rPr>
+          <w:rFonts w:ascii="Times New Roman" w:eastAsia="黑体" w:hAnsi="Times New Roman" w:cs="Times New Roman" w:hint="eastAsia"/>
+          <w:color w:val="000000"/>
+          <w:sz w:val="22"/>
+          <w:szCs w:val="22"/>
+        </w:rPr>
+        <w:t>,</w:t>
+      </w:r>
+      <w:r>
+        <w:rPr>
+          <w:rFonts w:ascii="Times New Roman" w:eastAsia="黑体" w:hAnsi="Times New Roman" w:cs="Times New Roman"/>
+          <w:color w:val="000000"/>
+          <w:sz w:val="22"/>
+          <w:szCs w:val="22"/>
+        </w:rPr>
+        <w:t xml:space="preserve"> </w:t>
+      </w:r>
+      <w:r>
+        <w:rPr>
+          <w:rFonts w:ascii="Times New Roman" w:eastAsia="黑体" w:hAnsi="Times New Roman" w:cs="Times New Roman" w:hint="eastAsia"/>
+          <w:color w:val="000000"/>
+          <w:sz w:val="22"/>
+          <w:szCs w:val="22"/>
+        </w:rPr>
+        <w:t>以下简称“</w:t>
+      </w:r>
+      <w:r>
+        <w:rPr>
+          <w:rFonts w:ascii="Times New Roman" w:eastAsia="黑体" w:hAnsi="Times New Roman" w:cs="Times New Roman"/>
+          <w:color w:val="000000"/>
+          <w:sz w:val="22"/>
+          <w:szCs w:val="22"/>
+        </w:rPr>
+        <w:t>AICPA</w:t>
+      </w:r>
+      <w:r>
+        <w:rPr>
+          <w:rFonts w:ascii="Times New Roman" w:eastAsia="黑体" w:hAnsi="Times New Roman" w:cs="Times New Roman"/>
+          <w:color w:val="000000"/>
+          <w:sz w:val="22"/>
+          <w:szCs w:val="22"/>
+        </w:rPr>
+        <w:t>”</w:t>
+      </w:r>
+      <w:r>
+        <w:rPr>
+          <w:rFonts w:ascii="Times New Roman" w:eastAsia="黑体" w:hAnsi="Times New Roman" w:cs="Times New Roman"/>
+          <w:color w:val="000000"/>
+          <w:sz w:val="22"/>
+          <w:szCs w:val="22"/>
+        </w:rPr>
+        <w:t>）</w:t>
+      </w:r>
+      <w:r>
+        <w:rPr>
+          <w:rFonts w:ascii="Times New Roman" w:eastAsia="黑体" w:hAnsi="Times New Roman" w:cs="Times New Roman"/>
+          <w:color w:val="000000"/>
+          <w:sz w:val="22"/>
+          <w:szCs w:val="22"/>
+        </w:rPr>
+        <w:t>之</w:t>
+      </w:r>
+      <w:r>
+        <w:rPr>
+          <w:rFonts w:ascii="Times New Roman" w:eastAsia="黑体" w:hAnsi="Times New Roman" w:cs="Times New Roman"/>
+          <w:color w:val="000000"/>
+          <w:sz w:val="22"/>
+          <w:szCs w:val="22"/>
+        </w:rPr>
+        <w:t>可信服务标准</w:t>
+      </w:r>
+      <w:r>
+        <w:rPr>
+          <w:rFonts w:ascii="Times New Roman" w:eastAsia="黑体" w:hAnsi="Times New Roman" w:cs="Times New Roman"/>
+          <w:color w:val="000000"/>
+          <w:sz w:val="22"/>
+          <w:szCs w:val="22"/>
+        </w:rPr>
+        <w:t>中</w:t>
+      </w:r>
+      <w:r>
+        <w:rPr>
+          <w:rFonts w:ascii="Times New Roman" w:eastAsia="黑体" w:hAnsi="Times New Roman" w:cs="Times New Roman"/>
+          <w:color w:val="000000"/>
+          <w:sz w:val="22"/>
+          <w:szCs w:val="22"/>
+        </w:rPr>
+        <w:t>TSP Section 100</w:t>
+      </w:r>
+      <w:r>
+        <w:rPr>
+          <w:rFonts w:ascii="Times New Roman" w:eastAsia="黑体" w:hAnsi="Times New Roman" w:cs="Times New Roman"/>
+          <w:color w:val="000000"/>
+          <w:sz w:val="22"/>
+          <w:szCs w:val="22"/>
+        </w:rPr>
+        <w:t>《可信服务之关于安全性、可用性、进程完整性、保密性和隐私性的标准</w:t>
+      </w:r>
+      <w:r>
+        <w:rPr>
+          <w:rFonts w:ascii="Times New Roman" w:eastAsia="黑体" w:hAnsi="Times New Roman" w:cs="Times New Roman"/>
+          <w:color w:val="000000"/>
+          <w:sz w:val="22"/>
+          <w:szCs w:val="22"/>
+        </w:rPr>
+        <w:t>2017</w:t>
+      </w:r>
+      <w:r>
+        <w:rPr>
+          <w:rFonts w:ascii="Times New Roman" w:eastAsia="黑体" w:hAnsi="Times New Roman" w:cs="Times New Roman"/>
+          <w:color w:val="000000"/>
+          <w:sz w:val="22"/>
+          <w:szCs w:val="22"/>
+        </w:rPr>
+        <w:t>年版》之</w:t>
+      </w:r>
+      <w:r>
+        <w:rPr>
+          <w:rFonts w:ascii="Times New Roman" w:eastAsia="黑体" w:hAnsi="Times New Roman" w:cs="Times New Roman"/>
+          <w:color w:val="000000"/>
+          <w:spacing w:val="-4"/>
+          <w:sz w:val="22"/>
+          <w:szCs w:val="22"/>
+        </w:rPr>
+        <w:t>保密性</w:t>
+      </w:r>
+      <w:r>
+        <w:rPr>
+          <w:rFonts w:ascii="Times New Roman" w:eastAsia="黑体" w:hAnsi="Times New Roman" w:cs="Times New Roman"/>
+          <w:color w:val="000000"/>
+          <w:sz w:val="22"/>
+          <w:szCs w:val="22"/>
+        </w:rPr>
+        <w:t>相关的标准（以下简称</w:t>
+      </w:r>
+      <w:r>
+        <w:rPr>
+          <w:rFonts w:ascii="Times New Roman" w:eastAsia="黑体" w:hAnsi="Times New Roman" w:cs="Times New Roman"/>
+          <w:color w:val="000000"/>
+          <w:sz w:val="22"/>
+          <w:szCs w:val="22"/>
+        </w:rPr>
+        <w:t>“</w:t>
+      </w:r>
+      <w:r>
+        <w:rPr>
+          <w:rFonts w:ascii="Times New Roman" w:eastAsia="黑体" w:hAnsi="Times New Roman" w:cs="Times New Roman"/>
+          <w:color w:val="000000"/>
+          <w:sz w:val="22"/>
+          <w:szCs w:val="22"/>
+        </w:rPr>
+        <w:t>适用的可信服务标准</w:t>
+      </w:r>
+      <w:r>
+        <w:rPr>
+          <w:rFonts w:ascii="Times New Roman" w:eastAsia="黑体" w:hAnsi="Times New Roman" w:cs="Times New Roman"/>
+          <w:color w:val="000000"/>
+          <w:sz w:val="22"/>
+          <w:szCs w:val="22"/>
+        </w:rPr>
+        <w:t>”</w:t>
+      </w:r>
+      <w:r>
+        <w:rPr>
+          <w:rFonts w:ascii="Times New Roman" w:eastAsia="黑体" w:hAnsi="Times New Roman" w:cs="Times New Roman"/>
+          <w:color w:val="000000"/>
+          <w:sz w:val="22"/>
+          <w:szCs w:val="22"/>
+        </w:rPr>
+        <w:t>）</w:t>
+      </w:r>
+      <w:r>
+        <w:rPr>
+          <w:rFonts w:ascii="Times New Roman" w:eastAsia="黑体" w:hAnsi="Times New Roman" w:cs="Times New Roman"/>
+          <w:color w:val="000000"/>
+          <w:spacing w:val="-2"/>
+          <w:sz w:val="22"/>
+          <w:szCs w:val="22"/>
+        </w:rPr>
+        <w:t>所</w:t>
+      </w:r>
+      <w:proofErr w:type="gramStart"/>
+      <w:r>
+        <w:rPr>
+          <w:rFonts w:ascii="Times New Roman" w:eastAsia="黑体" w:hAnsi="Times New Roman" w:cs="Times New Roman"/>
+          <w:color w:val="000000"/>
+          <w:spacing w:val="-2"/>
+          <w:sz w:val="22"/>
+          <w:szCs w:val="22"/>
+        </w:rPr>
+        <w:t>作出</w:t>
+      </w:r>
+      <w:proofErr w:type="gramEnd"/>
+      <w:r>
+        <w:rPr>
+          <w:rFonts w:ascii="Times New Roman" w:eastAsia="黑体" w:hAnsi="Times New Roman" w:cs="Times New Roman"/>
+          <w:color w:val="000000"/>
+          <w:spacing w:val="-2"/>
+          <w:sz w:val="22"/>
+          <w:szCs w:val="22"/>
+        </w:rPr>
+        <w:t>的服务承诺及体系要求</w:t>
+      </w:r>
+      <w:r>
+        <w:rPr>
+          <w:rFonts w:ascii="Times New Roman" w:eastAsia="黑体" w:hAnsi="Times New Roman" w:cs="Times New Roman"/>
+          <w:color w:val="000000"/>
+          <w:sz w:val="22"/>
+          <w:szCs w:val="22"/>
+        </w:rPr>
+        <w:t>而所设控制的设计之恰当性。</w:t>
       </w:r>
     </w:p>
     <w:p>
       <w:pPr>
-        <w:tabs>
-          <w:tab w:val="left" w:pos="907"/>
-        </w:tabs>
-        <w:suppressAutoHyphens/>
-        <w:spacing w:after="260" w:line="260" w:lineRule="atLeast"/>
-        <w:rPr>
-          <w:rFonts w:ascii="EYInterstate Light" w:hAnsi="EYInterstate Light"/>
-          <w:kern w:val="12"/>
-        </w:rPr>
-      </w:pPr>
-      <w:r>
-        <w:rPr>
-          <w:rFonts w:ascii="EYInterstate Light" w:hAnsi="EYInterstate Light"/>
-          <w:kern w:val="12"/>
-        </w:rPr>
-        <w:t>Write titles and subtitles using sentence case. This applies to all types of communication. Use an initial capital for the first word only of the title or subtitle, unless it contains a proper noun. We don’t include a period at the end, although question marks are permitted.</w:t>
-      </w:r>
+        <w:widowControl w:val="0"/>
+        <w:snapToGrid w:val="0"/>
+        <w:spacing w:line="276" w:lineRule="auto"/>
+        <w:jc w:val="both"/>
+        <w:rPr>
+          <w:rFonts w:ascii="Times New Roman" w:eastAsia="黑体" w:hAnsi="Times New Roman" w:cs="Times New Roman"/>
+          <w:color w:val="000000"/>
+          <w:sz w:val="22"/>
+          <w:szCs w:val="22"/>
+        </w:rPr>
+      </w:pPr>
     </w:p>
     <w:p>
       <w:pPr>
-        <w:tabs>
-          <w:tab w:val="left" w:pos="907"/>
-        </w:tabs>
-        <w:suppressAutoHyphens/>
-        <w:spacing w:line="260" w:lineRule="atLeast"/>
-        <w:rPr>
-          <w:rFonts w:ascii="EYInterstate Light" w:hAnsi="EYInterstate Light" w:cs="EYInterstate Light"/>
-          <w:kern w:val="12"/>
-        </w:rPr>
-      </w:pPr>
-      <w:r>
-        <w:rPr>
-          <w:rFonts w:ascii="EYInterstate Light" w:hAnsi="EYInterstate Light"/>
-          <w:kern w:val="12"/>
-        </w:rPr>
-        <w:t>A bullet point (or numbered) list is always introduced by a statement ending in a colon. If that statement includes a number (e.g., “EY has three principles”), then the list should be a numbered list. Ensure:</w:t>
+        <w:widowControl w:val="0"/>
+        <w:snapToGrid w:val="0"/>
+        <w:spacing w:line="276" w:lineRule="auto"/>
+        <w:jc w:val="both"/>
+        <w:rPr>
+          <w:rFonts w:ascii="Times New Roman" w:eastAsia="黑体" w:hAnsi="Times New Roman" w:cs="Times New Roman"/>
+          <w:color w:val="000000"/>
+          <w:sz w:val="22"/>
+          <w:szCs w:val="22"/>
+        </w:rPr>
+      </w:pPr>
+      <w:r>
+        <w:rPr>
+          <w:rFonts w:ascii="Times New Roman" w:eastAsia="黑体" w:hAnsi="Times New Roman" w:cs="Times New Roman"/>
+          <w:color w:val="000000"/>
+          <w:sz w:val="22"/>
+          <w:szCs w:val="22"/>
+        </w:rPr>
+        <w:t>描述表明，仅当</w:t>
+      </w:r>
+      <w:r>
+        <w:rPr>
+          <w:rFonts w:ascii="Times New Roman" w:eastAsia="黑体" w:hAnsi="Times New Roman" w:cs="Times New Roman"/>
+          <w:color w:val="000000"/>
+          <w:sz w:val="22"/>
+          <w:szCs w:val="22"/>
+        </w:rPr>
+        <w:t>测试公司简称的控制设计中</w:t>
+      </w:r>
+      <w:r>
+        <w:rPr>
+          <w:rFonts w:ascii="Times New Roman" w:eastAsia="黑体" w:hAnsi="Times New Roman" w:cs="Times New Roman" w:hint="eastAsia"/>
+          <w:color w:val="000000"/>
+          <w:sz w:val="22"/>
+          <w:szCs w:val="22"/>
+        </w:rPr>
+        <w:t>所</w:t>
+      </w:r>
+      <w:r>
+        <w:rPr>
+          <w:rFonts w:ascii="Times New Roman" w:eastAsia="黑体" w:hAnsi="Times New Roman" w:cs="Times New Roman"/>
+          <w:color w:val="000000"/>
+          <w:sz w:val="22"/>
+          <w:szCs w:val="22"/>
+        </w:rPr>
+        <w:t>预期的用户</w:t>
+      </w:r>
+      <w:r>
+        <w:rPr>
+          <w:rFonts w:ascii="Times New Roman" w:eastAsia="黑体" w:hAnsi="Times New Roman" w:cs="Times New Roman" w:hint="eastAsia"/>
+          <w:color w:val="000000"/>
+          <w:sz w:val="22"/>
+          <w:szCs w:val="22"/>
+        </w:rPr>
+        <w:t>实体</w:t>
+      </w:r>
+      <w:r>
+        <w:rPr>
+          <w:rFonts w:ascii="Times New Roman" w:eastAsia="黑体" w:hAnsi="Times New Roman" w:cs="Times New Roman"/>
+          <w:color w:val="000000"/>
+          <w:sz w:val="22"/>
+          <w:szCs w:val="22"/>
+        </w:rPr>
+        <w:t>补充性控制以及服务机构本身的控制均设计恰当并</w:t>
+      </w:r>
+      <w:r>
+        <w:rPr>
+          <w:rFonts w:ascii="Times New Roman" w:eastAsia="黑体" w:hAnsi="Times New Roman" w:cs="Times New Roman" w:hint="eastAsia"/>
+          <w:color w:val="000000"/>
+          <w:sz w:val="22"/>
+          <w:szCs w:val="22"/>
+        </w:rPr>
+        <w:t>执行有效</w:t>
+      </w:r>
+      <w:r>
+        <w:rPr>
+          <w:rFonts w:ascii="Times New Roman" w:eastAsia="黑体" w:hAnsi="Times New Roman" w:cs="Times New Roman"/>
+          <w:color w:val="000000"/>
+          <w:sz w:val="22"/>
+          <w:szCs w:val="22"/>
+        </w:rPr>
+        <w:t>时，该等控制方能为实现描述中所述之特定服务承诺和体系要求提供合理保证。我们的检查并未</w:t>
+      </w:r>
+      <w:r>
+        <w:rPr>
+          <w:rFonts w:ascii="Times New Roman" w:eastAsia="黑体" w:hAnsi="Times New Roman" w:cs="Times New Roman" w:hint="eastAsia"/>
+          <w:color w:val="000000"/>
+          <w:sz w:val="22"/>
+          <w:szCs w:val="22"/>
+        </w:rPr>
+        <w:t>包含</w:t>
+      </w:r>
+      <w:r>
+        <w:rPr>
+          <w:rFonts w:ascii="Times New Roman" w:eastAsia="黑体" w:hAnsi="Times New Roman" w:cs="Times New Roman"/>
+          <w:color w:val="000000"/>
+          <w:sz w:val="22"/>
+          <w:szCs w:val="22"/>
+        </w:rPr>
+        <w:t>用户</w:t>
+      </w:r>
+      <w:r>
+        <w:rPr>
+          <w:rFonts w:ascii="Times New Roman" w:eastAsia="黑体" w:hAnsi="Times New Roman" w:cs="Times New Roman" w:hint="eastAsia"/>
+          <w:color w:val="000000"/>
+          <w:sz w:val="22"/>
+          <w:szCs w:val="22"/>
+        </w:rPr>
+        <w:t>实体</w:t>
+      </w:r>
+      <w:r>
+        <w:rPr>
+          <w:rFonts w:ascii="Times New Roman" w:eastAsia="黑体" w:hAnsi="Times New Roman" w:cs="Times New Roman"/>
+          <w:color w:val="000000"/>
+          <w:sz w:val="22"/>
+          <w:szCs w:val="22"/>
+        </w:rPr>
+        <w:t>补充性控制，我们</w:t>
+      </w:r>
+      <w:r>
+        <w:rPr>
+          <w:rFonts w:ascii="Times New Roman" w:eastAsia="黑体" w:hAnsi="Times New Roman" w:cs="Times New Roman" w:hint="eastAsia"/>
+          <w:color w:val="000000"/>
+          <w:sz w:val="22"/>
+          <w:szCs w:val="22"/>
+        </w:rPr>
+        <w:t>亦</w:t>
+      </w:r>
+      <w:r>
+        <w:rPr>
+          <w:rFonts w:ascii="Times New Roman" w:eastAsia="黑体" w:hAnsi="Times New Roman" w:cs="Times New Roman"/>
+          <w:color w:val="000000"/>
+          <w:sz w:val="22"/>
+          <w:szCs w:val="22"/>
+        </w:rPr>
+        <w:t>未</w:t>
+      </w:r>
+      <w:r>
+        <w:rPr>
+          <w:rFonts w:ascii="Times New Roman" w:eastAsia="黑体" w:hAnsi="Times New Roman" w:cs="Times New Roman" w:hint="eastAsia"/>
+          <w:color w:val="000000"/>
+          <w:sz w:val="22"/>
+          <w:szCs w:val="22"/>
+        </w:rPr>
+        <w:t>评估</w:t>
+      </w:r>
+      <w:r>
+        <w:rPr>
+          <w:rFonts w:ascii="Times New Roman" w:eastAsia="黑体" w:hAnsi="Times New Roman" w:cs="Times New Roman"/>
+          <w:color w:val="000000"/>
+          <w:sz w:val="22"/>
+          <w:szCs w:val="22"/>
+        </w:rPr>
+        <w:t>该等用户</w:t>
+      </w:r>
+      <w:r>
+        <w:rPr>
+          <w:rFonts w:ascii="Times New Roman" w:eastAsia="黑体" w:hAnsi="Times New Roman" w:cs="Times New Roman" w:hint="eastAsia"/>
+          <w:color w:val="000000"/>
+          <w:sz w:val="22"/>
+          <w:szCs w:val="22"/>
+        </w:rPr>
+        <w:t>实体</w:t>
+      </w:r>
+      <w:r>
+        <w:rPr>
+          <w:rFonts w:ascii="Times New Roman" w:eastAsia="黑体" w:hAnsi="Times New Roman" w:cs="Times New Roman" w:hint="eastAsia"/>
+          <w:color w:val="000000"/>
+          <w:sz w:val="22"/>
+          <w:szCs w:val="22"/>
+        </w:rPr>
+        <w:t>的</w:t>
+      </w:r>
+      <w:r>
+        <w:rPr>
+          <w:rFonts w:ascii="Times New Roman" w:eastAsia="黑体" w:hAnsi="Times New Roman" w:cs="Times New Roman"/>
+          <w:color w:val="000000"/>
+          <w:sz w:val="22"/>
+          <w:szCs w:val="22"/>
+        </w:rPr>
+        <w:t>补充性控制的设计之恰当性</w:t>
+      </w:r>
+      <w:r>
+        <w:rPr>
+          <w:rFonts w:ascii="Times New Roman" w:eastAsia="黑体" w:hAnsi="Times New Roman" w:cs="Times New Roman" w:hint="eastAsia"/>
+          <w:color w:val="000000"/>
+          <w:sz w:val="22"/>
+          <w:szCs w:val="22"/>
+        </w:rPr>
+        <w:t>和</w:t>
+      </w:r>
+      <w:proofErr w:type="gramStart"/>
+      <w:r>
+        <w:rPr>
+          <w:rFonts w:ascii="Times New Roman" w:eastAsia="黑体" w:hAnsi="Times New Roman" w:cs="Times New Roman"/>
+          <w:color w:val="000000"/>
+          <w:sz w:val="22"/>
+          <w:szCs w:val="22"/>
+        </w:rPr>
+        <w:t>执行之有效</w:t>
+      </w:r>
+      <w:proofErr w:type="gramEnd"/>
+      <w:r>
+        <w:rPr>
+          <w:rFonts w:ascii="Times New Roman" w:eastAsia="黑体" w:hAnsi="Times New Roman" w:cs="Times New Roman"/>
+          <w:color w:val="000000"/>
+          <w:sz w:val="22"/>
+          <w:szCs w:val="22"/>
+        </w:rPr>
+        <w:t>性。</w:t>
       </w:r>
     </w:p>
     <w:p>
       <w:pPr>
-        <w:pStyle w:val="EYBulletedtext1"/>
+        <w:widowControl w:val="0"/>
+        <w:snapToGrid w:val="0"/>
+        <w:spacing w:line="276" w:lineRule="auto"/>
+        <w:jc w:val="both"/>
+        <w:rPr>
+          <w:rFonts w:ascii="Times New Roman" w:eastAsia="黑体" w:hAnsi="Times New Roman" w:cs="Times New Roman"/>
+          <w:color w:val="000000"/>
+          <w:sz w:val="22"/>
+          <w:szCs w:val="22"/>
+        </w:rPr>
+      </w:pPr>
+    </w:p>
+    <w:p>
+      <w:pPr>
+        <w:widowControl w:val="0"/>
+        <w:snapToGrid w:val="0"/>
+        <w:spacing w:line="276" w:lineRule="auto"/>
+        <w:jc w:val="both"/>
+        <w:rPr>
+          <w:rFonts w:ascii="Times New Roman" w:eastAsia="黑体" w:hAnsi="Times New Roman" w:cs="Times New Roman"/>
+          <w:color w:val="000000"/>
+          <w:sz w:val="22"/>
+          <w:szCs w:val="22"/>
+        </w:rPr>
+      </w:pPr>
+      <w:r>
+        <w:rPr>
+          <w:rFonts w:ascii="Times New Roman" w:eastAsia="黑体" w:hAnsi="Times New Roman" w:cs="Times New Roman"/>
+          <w:color w:val="000000"/>
+          <w:sz w:val="22"/>
+          <w:szCs w:val="22"/>
+        </w:rPr>
+        <w:t>报告的</w:t>
+      </w:r>
+      <w:r>
+        <w:rPr>
+          <w:rFonts w:ascii="Times New Roman" w:eastAsia="黑体" w:hAnsi="Times New Roman" w:cs="Times New Roman"/>
+          <w:i/>
+          <w:iCs/>
+          <w:color w:val="000000"/>
+          <w:sz w:val="22"/>
+          <w:szCs w:val="22"/>
+        </w:rPr>
+        <w:t>第五部分</w:t>
+      </w:r>
+      <w:r>
+        <w:rPr>
+          <w:rFonts w:ascii="Times New Roman" w:eastAsia="黑体" w:hAnsi="Times New Roman" w:cs="Times New Roman"/>
+          <w:i/>
+          <w:iCs/>
+          <w:color w:val="000000"/>
+          <w:sz w:val="22"/>
+          <w:szCs w:val="22"/>
+        </w:rPr>
+        <w:t xml:space="preserve"> </w:t>
+      </w:r>
+      <w:r>
+        <w:rPr>
+          <w:rFonts w:ascii="Times New Roman" w:eastAsia="黑体" w:hAnsi="Times New Roman" w:cs="Times New Roman"/>
+          <w:i/>
+          <w:iCs/>
+          <w:color w:val="000000"/>
+          <w:sz w:val="22"/>
+          <w:szCs w:val="22"/>
+        </w:rPr>
+        <w:t>–</w:t>
+      </w:r>
+      <w:r>
+        <w:rPr>
+          <w:rFonts w:ascii="Times New Roman" w:eastAsia="黑体" w:hAnsi="Times New Roman" w:cs="Times New Roman"/>
+          <w:i/>
+          <w:iCs/>
+          <w:color w:val="000000"/>
+          <w:sz w:val="22"/>
+          <w:szCs w:val="22"/>
+        </w:rPr>
+        <w:t xml:space="preserve"> </w:t>
+      </w:r>
+      <w:r>
+        <w:rPr>
+          <w:rFonts w:ascii="Times New Roman" w:eastAsia="黑体" w:hAnsi="Times New Roman" w:cs="Times New Roman"/>
+          <w:i/>
+          <w:iCs/>
+          <w:color w:val="000000"/>
+          <w:sz w:val="22"/>
+          <w:szCs w:val="22"/>
+        </w:rPr>
+        <w:t>其他由测试公司名称提供的信息</w:t>
+      </w:r>
+      <w:r>
+        <w:rPr>
+          <w:rFonts w:ascii="Times New Roman" w:eastAsia="黑体" w:hAnsi="Times New Roman" w:cs="Times New Roman"/>
+          <w:color w:val="000000"/>
+          <w:sz w:val="22"/>
+          <w:szCs w:val="22"/>
+        </w:rPr>
+        <w:t>内提供的信息，是由测试公司简称管理层提供的</w:t>
+      </w:r>
+      <w:r>
+        <w:rPr>
+          <w:rFonts w:ascii="Times New Roman" w:eastAsia="黑体" w:hAnsi="Times New Roman" w:cs="Times New Roman"/>
+          <w:color w:val="000000"/>
+          <w:sz w:val="22"/>
+          <w:szCs w:val="22"/>
+        </w:rPr>
+        <w:t>补充</w:t>
+      </w:r>
+      <w:r>
+        <w:rPr>
+          <w:rFonts w:ascii="Times New Roman" w:eastAsia="黑体" w:hAnsi="Times New Roman" w:cs="Times New Roman"/>
+          <w:color w:val="000000"/>
+          <w:sz w:val="22"/>
+          <w:szCs w:val="22"/>
+        </w:rPr>
+        <w:t>信息，而非测试公司简称</w:t>
+      </w:r>
+      <w:r>
+        <w:rPr>
+          <w:rFonts w:ascii="Times New Roman" w:eastAsia="黑体" w:hAnsi="Times New Roman" w:cs="Times New Roman"/>
+          <w:color w:val="000000"/>
+          <w:sz w:val="22"/>
+          <w:szCs w:val="22"/>
+        </w:rPr>
+        <w:t>之描述的组成部分。我们并未在我们的检查程序内对该等信息进行评估，因此我们不对其发表意见。</w:t>
+      </w:r>
+    </w:p>
+    <w:p>
+      <w:pPr>
+        <w:widowControl w:val="0"/>
+        <w:snapToGrid w:val="0"/>
+        <w:spacing w:line="276" w:lineRule="auto"/>
+        <w:jc w:val="both"/>
+        <w:rPr>
+          <w:rFonts w:ascii="Times New Roman" w:eastAsia="黑体" w:hAnsi="Times New Roman" w:cs="Times New Roman"/>
+          <w:color w:val="000000"/>
+          <w:sz w:val="22"/>
+          <w:szCs w:val="22"/>
+        </w:rPr>
+      </w:pPr>
+    </w:p>
+    <w:p>
+      <w:pPr>
+        <w:widowControl w:val="0"/>
+        <w:snapToGrid w:val="0"/>
+        <w:spacing w:line="276" w:lineRule="auto"/>
+        <w:jc w:val="both"/>
+        <w:rPr>
+          <w:rFonts w:ascii="Times New Roman" w:eastAsia="黑体" w:hAnsi="Times New Roman" w:cs="Times New Roman"/>
+          <w:color w:val="000000"/>
+          <w:sz w:val="22"/>
+          <w:szCs w:val="22"/>
+        </w:rPr>
+      </w:pPr>
+    </w:p>
+    <w:p>
+      <w:pPr>
+        <w:widowControl w:val="0"/>
+        <w:snapToGrid w:val="0"/>
+        <w:spacing w:line="276" w:lineRule="auto"/>
+        <w:jc w:val="both"/>
+        <w:rPr>
+          <w:rFonts w:ascii="Times New Roman" w:eastAsia="黑体" w:hAnsi="Times New Roman" w:cs="Times New Roman"/>
+          <w:i/>
+          <w:iCs/>
+          <w:color w:val="000000"/>
+          <w:spacing w:val="-4"/>
+          <w:sz w:val="22"/>
+          <w:szCs w:val="22"/>
+        </w:rPr>
+      </w:pPr>
+      <w:r>
+        <w:rPr>
+          <w:rFonts w:ascii="Times New Roman" w:eastAsia="黑体" w:hAnsi="Times New Roman" w:cs="Times New Roman" w:hint="eastAsia"/>
+          <w:i/>
+          <w:iCs/>
+          <w:color w:val="000000"/>
+          <w:spacing w:val="-4"/>
+          <w:sz w:val="22"/>
+          <w:szCs w:val="22"/>
+        </w:rPr>
+        <w:t>测试公司简称</w:t>
+      </w:r>
+      <w:r>
+        <w:rPr>
+          <w:rFonts w:ascii="Times New Roman" w:eastAsia="黑体" w:hAnsi="Times New Roman" w:cs="Times New Roman" w:hint="eastAsia"/>
+          <w:i/>
+          <w:iCs/>
+          <w:color w:val="000000"/>
+          <w:spacing w:val="-4"/>
+          <w:sz w:val="22"/>
+          <w:szCs w:val="22"/>
+        </w:rPr>
+        <w:t>的责任</w:t>
+      </w:r>
+    </w:p>
+    <w:p>
+      <w:pPr>
+        <w:widowControl w:val="0"/>
+        <w:snapToGrid w:val="0"/>
+        <w:spacing w:line="276" w:lineRule="auto"/>
+        <w:jc w:val="both"/>
+        <w:rPr>
+          <w:rFonts w:ascii="Times New Roman" w:eastAsia="黑体" w:hAnsi="Times New Roman" w:cs="Times New Roman"/>
+          <w:color w:val="000000"/>
+          <w:sz w:val="22"/>
+          <w:szCs w:val="22"/>
+        </w:rPr>
+      </w:pPr>
+      <w:r>
+        <w:rPr>
+          <w:rFonts w:ascii="Times New Roman" w:eastAsia="黑体" w:hAnsi="Times New Roman" w:cs="Times New Roman" w:hint="eastAsia"/>
+          <w:color w:val="000000"/>
+          <w:sz w:val="22"/>
+          <w:szCs w:val="22"/>
+        </w:rPr>
+        <w:t>测试公司简称</w:t>
+      </w:r>
+      <w:r>
+        <w:rPr>
+          <w:rFonts w:ascii="Times New Roman" w:eastAsia="黑体" w:hAnsi="Times New Roman" w:cs="Times New Roman" w:hint="eastAsia"/>
+          <w:color w:val="000000"/>
+          <w:sz w:val="22"/>
+          <w:szCs w:val="22"/>
+        </w:rPr>
+        <w:t>的责任是，</w:t>
+      </w:r>
+      <w:proofErr w:type="gramStart"/>
+      <w:r>
+        <w:rPr>
+          <w:rFonts w:ascii="Times New Roman" w:eastAsia="黑体" w:hAnsi="Times New Roman" w:cs="Times New Roman"/>
+          <w:color w:val="000000"/>
+          <w:sz w:val="22"/>
+          <w:szCs w:val="22"/>
+        </w:rPr>
+        <w:t>作出</w:t>
+      </w:r>
+      <w:proofErr w:type="gramEnd"/>
+      <w:r>
+        <w:rPr>
+          <w:rFonts w:ascii="Times New Roman" w:eastAsia="黑体" w:hAnsi="Times New Roman" w:cs="Times New Roman"/>
+          <w:color w:val="000000"/>
+          <w:sz w:val="22"/>
+          <w:szCs w:val="22"/>
+        </w:rPr>
+        <w:t>服务承诺和体系要求，且在</w:t>
+      </w:r>
+      <w:r>
+        <w:rPr>
+          <w:rFonts w:ascii="Times New Roman" w:eastAsia="黑体" w:hAnsi="Times New Roman" w:cs="Times New Roman" w:hint="eastAsia"/>
+          <w:color w:val="000000"/>
+          <w:sz w:val="22"/>
+          <w:szCs w:val="22"/>
+        </w:rPr>
+        <w:t>其</w:t>
+      </w:r>
+      <w:r>
+        <w:rPr>
+          <w:rFonts w:ascii="Times New Roman" w:eastAsia="黑体" w:hAnsi="Times New Roman" w:cs="Times New Roman" w:hint="eastAsia"/>
+          <w:color w:val="000000"/>
+          <w:sz w:val="22"/>
+          <w:szCs w:val="22"/>
+        </w:rPr>
+        <w:t>测试服务名称</w:t>
+      </w:r>
+      <w:r>
+        <w:rPr>
+          <w:rFonts w:ascii="Times New Roman" w:eastAsia="黑体" w:hAnsi="Times New Roman" w:cs="Times New Roman" w:hint="eastAsia"/>
+          <w:color w:val="000000"/>
+          <w:sz w:val="22"/>
+          <w:szCs w:val="22"/>
+        </w:rPr>
+        <w:t>（以下简称</w:t>
+      </w:r>
+      <w:r>
+        <w:rPr>
+          <w:rFonts w:ascii="Times New Roman" w:eastAsia="黑体" w:hAnsi="Times New Roman" w:cs="Times New Roman"/>
+          <w:color w:val="000000"/>
+          <w:sz w:val="22"/>
+          <w:szCs w:val="22"/>
+        </w:rPr>
+        <w:t>“</w:t>
+      </w:r>
+      <w:r>
+        <w:rPr>
+          <w:rFonts w:ascii="Times New Roman" w:eastAsia="黑体" w:hAnsi="Times New Roman" w:cs="Times New Roman" w:hint="eastAsia"/>
+          <w:color w:val="000000"/>
+          <w:sz w:val="22"/>
+          <w:szCs w:val="22"/>
+        </w:rPr>
+        <w:t>体系</w:t>
+      </w:r>
+      <w:r>
+        <w:rPr>
+          <w:rFonts w:ascii="Times New Roman" w:eastAsia="黑体" w:hAnsi="Times New Roman" w:cs="Times New Roman"/>
+          <w:color w:val="000000"/>
+          <w:sz w:val="22"/>
+          <w:szCs w:val="22"/>
+        </w:rPr>
+        <w:t>”</w:t>
+      </w:r>
+      <w:r>
+        <w:rPr>
+          <w:rFonts w:ascii="Times New Roman" w:eastAsia="黑体" w:hAnsi="Times New Roman" w:cs="Times New Roman" w:hint="eastAsia"/>
+          <w:color w:val="000000"/>
+          <w:sz w:val="22"/>
+          <w:szCs w:val="22"/>
+        </w:rPr>
+        <w:t>）</w:t>
+      </w:r>
+      <w:r>
+        <w:rPr>
+          <w:rFonts w:ascii="Times New Roman" w:eastAsia="黑体" w:hAnsi="Times New Roman" w:cs="Times New Roman"/>
+          <w:color w:val="000000"/>
+          <w:sz w:val="22"/>
+          <w:szCs w:val="22"/>
+        </w:rPr>
+        <w:t>内设计、实施并执行有效控制，为实现</w:t>
+      </w:r>
+      <w:r>
+        <w:rPr>
+          <w:rFonts w:ascii="Times New Roman" w:eastAsia="黑体" w:hAnsi="Times New Roman" w:cs="Times New Roman" w:hint="eastAsia"/>
+          <w:color w:val="000000"/>
+          <w:sz w:val="22"/>
+          <w:szCs w:val="22"/>
+        </w:rPr>
+        <w:t>其</w:t>
+      </w:r>
+      <w:r>
+        <w:rPr>
+          <w:rFonts w:ascii="Times New Roman" w:eastAsia="黑体" w:hAnsi="Times New Roman" w:cs="Times New Roman"/>
+          <w:color w:val="000000"/>
+          <w:sz w:val="22"/>
+          <w:szCs w:val="22"/>
+        </w:rPr>
+        <w:t>服务承诺和体系要求提供合理保证</w:t>
+      </w:r>
+      <w:r>
+        <w:rPr>
+          <w:rFonts w:ascii="Times New Roman" w:eastAsia="黑体" w:hAnsi="Times New Roman" w:cs="Times New Roman" w:hint="eastAsia"/>
+          <w:color w:val="000000"/>
+          <w:sz w:val="22"/>
+          <w:szCs w:val="22"/>
+        </w:rPr>
+        <w:t>。</w:t>
+      </w:r>
+      <w:r>
+        <w:rPr>
+          <w:rFonts w:ascii="Times New Roman" w:eastAsia="黑体" w:hAnsi="Times New Roman" w:cs="Times New Roman"/>
+          <w:color w:val="000000"/>
+          <w:sz w:val="22"/>
+          <w:szCs w:val="22"/>
+        </w:rPr>
+        <w:t>测试公司简称在报告的</w:t>
+      </w:r>
+      <w:r>
+        <w:rPr>
+          <w:rFonts w:ascii="Times New Roman" w:eastAsia="黑体" w:hAnsi="Times New Roman" w:cs="Times New Roman"/>
+          <w:i/>
+          <w:color w:val="000000"/>
+          <w:sz w:val="22"/>
+          <w:szCs w:val="22"/>
+        </w:rPr>
+        <w:t>第一部分</w:t>
+      </w:r>
+      <w:r>
+        <w:rPr>
+          <w:rFonts w:ascii="Times New Roman" w:eastAsia="黑体" w:hAnsi="Times New Roman" w:cs="Times New Roman"/>
+          <w:i/>
+          <w:color w:val="000000"/>
+          <w:sz w:val="22"/>
+          <w:szCs w:val="22"/>
+        </w:rPr>
+        <w:t xml:space="preserve"> </w:t>
+      </w:r>
+      <w:r>
+        <w:rPr>
+          <w:rFonts w:ascii="Times New Roman" w:eastAsia="黑体" w:hAnsi="Times New Roman" w:cs="Times New Roman"/>
+          <w:i/>
+          <w:color w:val="000000"/>
+          <w:sz w:val="22"/>
+          <w:szCs w:val="22"/>
+        </w:rPr>
+        <w:t>–</w:t>
+      </w:r>
+      <w:r>
+        <w:rPr>
+          <w:rFonts w:ascii="Times New Roman" w:eastAsia="黑体" w:hAnsi="Times New Roman" w:cs="Times New Roman"/>
+          <w:i/>
+          <w:color w:val="000000"/>
+          <w:sz w:val="22"/>
+          <w:szCs w:val="22"/>
+        </w:rPr>
+        <w:t>测试公司名称管理层认定</w:t>
+      </w:r>
+      <w:r>
+        <w:rPr>
+          <w:rFonts w:ascii="Times New Roman" w:eastAsia="黑体" w:hAnsi="Times New Roman" w:cs="Times New Roman"/>
+          <w:color w:val="000000"/>
+          <w:sz w:val="22"/>
+          <w:szCs w:val="22"/>
+        </w:rPr>
+        <w:t>（以下简称</w:t>
+      </w:r>
+      <w:r>
+        <w:rPr>
+          <w:rFonts w:ascii="Times New Roman" w:eastAsia="黑体" w:hAnsi="Times New Roman" w:cs="Times New Roman"/>
+          <w:color w:val="000000"/>
+          <w:sz w:val="22"/>
+          <w:szCs w:val="22"/>
+        </w:rPr>
+        <w:t>“</w:t>
+      </w:r>
+      <w:r>
+        <w:rPr>
+          <w:rFonts w:ascii="Times New Roman" w:eastAsia="黑体" w:hAnsi="Times New Roman" w:cs="Times New Roman"/>
+          <w:color w:val="000000"/>
+          <w:sz w:val="22"/>
+          <w:szCs w:val="22"/>
+        </w:rPr>
+        <w:t>认定</w:t>
+      </w:r>
+      <w:r>
+        <w:rPr>
+          <w:rFonts w:ascii="Times New Roman" w:eastAsia="黑体" w:hAnsi="Times New Roman" w:cs="Times New Roman"/>
+          <w:color w:val="000000"/>
+          <w:sz w:val="22"/>
+          <w:szCs w:val="22"/>
+        </w:rPr>
+        <w:t>”</w:t>
+      </w:r>
+      <w:r>
+        <w:rPr>
+          <w:rFonts w:ascii="Times New Roman" w:eastAsia="黑体" w:hAnsi="Times New Roman" w:cs="Times New Roman"/>
+          <w:color w:val="000000"/>
+          <w:sz w:val="22"/>
+          <w:szCs w:val="22"/>
+        </w:rPr>
+        <w:t>）中提供了关于基于描述标准所</w:t>
+      </w:r>
+      <w:proofErr w:type="gramStart"/>
+      <w:r>
+        <w:rPr>
+          <w:rFonts w:ascii="Times New Roman" w:eastAsia="黑体" w:hAnsi="Times New Roman" w:cs="Times New Roman"/>
+          <w:color w:val="000000"/>
+          <w:sz w:val="22"/>
+          <w:szCs w:val="22"/>
+        </w:rPr>
+        <w:t>作出</w:t>
+      </w:r>
+      <w:proofErr w:type="gramEnd"/>
+      <w:r>
+        <w:rPr>
+          <w:rFonts w:ascii="Times New Roman" w:eastAsia="黑体" w:hAnsi="Times New Roman" w:cs="Times New Roman"/>
+          <w:color w:val="000000"/>
+          <w:sz w:val="22"/>
+          <w:szCs w:val="22"/>
+        </w:rPr>
+        <w:t>的描述的陈述，以及描述中所述</w:t>
+      </w:r>
+      <w:proofErr w:type="gramStart"/>
+      <w:r>
+        <w:rPr>
+          <w:rFonts w:ascii="Times New Roman" w:eastAsia="黑体" w:hAnsi="Times New Roman" w:cs="Times New Roman"/>
+          <w:color w:val="000000"/>
+          <w:sz w:val="22"/>
+          <w:szCs w:val="22"/>
+        </w:rPr>
+        <w:t>之控制</w:t>
+      </w:r>
+      <w:proofErr w:type="gramEnd"/>
+      <w:r>
+        <w:rPr>
+          <w:rFonts w:ascii="Times New Roman" w:eastAsia="黑体" w:hAnsi="Times New Roman" w:cs="Times New Roman"/>
+          <w:color w:val="000000"/>
+          <w:sz w:val="22"/>
+          <w:szCs w:val="22"/>
+        </w:rPr>
+        <w:t>的设计之恰当性的认定，对实现基于适用的可信服务标准所</w:t>
+      </w:r>
+      <w:proofErr w:type="gramStart"/>
+      <w:r>
+        <w:rPr>
+          <w:rFonts w:ascii="Times New Roman" w:eastAsia="黑体" w:hAnsi="Times New Roman" w:cs="Times New Roman"/>
+          <w:color w:val="000000"/>
+          <w:sz w:val="22"/>
+          <w:szCs w:val="22"/>
+        </w:rPr>
+        <w:t>作出</w:t>
+      </w:r>
+      <w:proofErr w:type="gramEnd"/>
+      <w:r>
+        <w:rPr>
+          <w:rFonts w:ascii="Times New Roman" w:eastAsia="黑体" w:hAnsi="Times New Roman" w:cs="Times New Roman"/>
+          <w:color w:val="000000"/>
+          <w:sz w:val="22"/>
+          <w:szCs w:val="22"/>
+        </w:rPr>
+        <w:t>的服务承诺和体系要求提供合理保证。</w:t>
+      </w:r>
+      <w:r>
+        <w:rPr>
+          <w:rFonts w:ascii="Times New Roman" w:eastAsia="黑体" w:hAnsi="Times New Roman" w:cs="Times New Roman" w:hint="eastAsia"/>
+          <w:color w:val="000000"/>
+          <w:spacing w:val="-4"/>
+          <w:sz w:val="22"/>
+          <w:szCs w:val="22"/>
+        </w:rPr>
+        <w:t>测试公司简称对以下事项负</w:t>
+      </w:r>
+      <w:r>
+        <w:rPr>
+          <w:rFonts w:ascii="Times New Roman" w:eastAsia="黑体" w:hAnsi="Times New Roman" w:cs="Times New Roman" w:hint="eastAsia"/>
+          <w:color w:val="000000"/>
+          <w:spacing w:val="-4"/>
+          <w:sz w:val="22"/>
+          <w:szCs w:val="22"/>
+        </w:rPr>
+        <w:t>有</w:t>
+      </w:r>
+      <w:r>
+        <w:rPr>
+          <w:rFonts w:ascii="Times New Roman" w:eastAsia="黑体" w:hAnsi="Times New Roman" w:cs="Times New Roman" w:hint="eastAsia"/>
+          <w:color w:val="000000"/>
+          <w:spacing w:val="-4"/>
+          <w:sz w:val="22"/>
+          <w:szCs w:val="22"/>
+        </w:rPr>
+        <w:t>责</w:t>
+      </w:r>
+      <w:r>
+        <w:rPr>
+          <w:rFonts w:ascii="Times New Roman" w:eastAsia="黑体" w:hAnsi="Times New Roman" w:cs="Times New Roman" w:hint="eastAsia"/>
+          <w:color w:val="000000"/>
+          <w:spacing w:val="-4"/>
+          <w:sz w:val="22"/>
+          <w:szCs w:val="22"/>
+        </w:rPr>
+        <w:t>任</w:t>
+      </w:r>
+      <w:r>
+        <w:rPr>
+          <w:rFonts w:ascii="Times New Roman" w:eastAsia="黑体" w:hAnsi="Times New Roman" w:cs="Times New Roman" w:hint="eastAsia"/>
+          <w:color w:val="000000"/>
+          <w:spacing w:val="-4"/>
+          <w:sz w:val="22"/>
+          <w:szCs w:val="22"/>
+        </w:rPr>
+        <w:t>：</w:t>
+      </w:r>
+      <w:r>
+        <w:rPr>
+          <w:rFonts w:ascii="Times New Roman" w:eastAsia="黑体" w:hAnsi="Times New Roman" w:cs="Times New Roman"/>
+          <w:color w:val="000000"/>
+          <w:sz w:val="22"/>
+          <w:szCs w:val="22"/>
+        </w:rPr>
+        <w:t>（</w:t>
+      </w:r>
+      <w:r>
+        <w:rPr>
+          <w:rFonts w:ascii="Times New Roman" w:eastAsia="黑体" w:hAnsi="Times New Roman" w:cs="Times New Roman"/>
+          <w:color w:val="000000"/>
+          <w:sz w:val="22"/>
+          <w:szCs w:val="22"/>
+        </w:rPr>
+        <w:t>1</w:t>
+      </w:r>
+      <w:r>
+        <w:rPr>
+          <w:rFonts w:ascii="Times New Roman" w:eastAsia="黑体" w:hAnsi="Times New Roman" w:cs="Times New Roman"/>
+          <w:color w:val="000000"/>
+          <w:sz w:val="22"/>
+          <w:szCs w:val="22"/>
+        </w:rPr>
+        <w:t>）编制描述和认定；（</w:t>
+      </w:r>
+      <w:r>
+        <w:rPr>
+          <w:rFonts w:ascii="Times New Roman" w:eastAsia="黑体" w:hAnsi="Times New Roman" w:cs="Times New Roman"/>
+          <w:color w:val="000000"/>
+          <w:sz w:val="22"/>
+          <w:szCs w:val="22"/>
+        </w:rPr>
+        <w:t>2</w:t>
+      </w:r>
+      <w:r>
+        <w:rPr>
+          <w:rFonts w:ascii="Times New Roman" w:eastAsia="黑体" w:hAnsi="Times New Roman" w:cs="Times New Roman"/>
+          <w:color w:val="000000"/>
+          <w:sz w:val="22"/>
+          <w:szCs w:val="22"/>
+        </w:rPr>
+        <w:t>）确保描述和认定的完整性、准确性以及陈述方法的适当性；（</w:t>
+      </w:r>
+      <w:r>
+        <w:rPr>
+          <w:rFonts w:ascii="Times New Roman" w:eastAsia="黑体" w:hAnsi="Times New Roman" w:cs="Times New Roman"/>
+          <w:color w:val="000000"/>
+          <w:sz w:val="22"/>
+          <w:szCs w:val="22"/>
+        </w:rPr>
+        <w:t>3</w:t>
+      </w:r>
+      <w:r>
+        <w:rPr>
+          <w:rFonts w:ascii="Times New Roman" w:eastAsia="黑体" w:hAnsi="Times New Roman" w:cs="Times New Roman"/>
+          <w:color w:val="000000"/>
+          <w:sz w:val="22"/>
+          <w:szCs w:val="22"/>
+        </w:rPr>
+        <w:t>）提供描述中所涵盖的服务；（</w:t>
+      </w:r>
+      <w:r>
+        <w:rPr>
+          <w:rFonts w:ascii="Times New Roman" w:eastAsia="黑体" w:hAnsi="Times New Roman" w:cs="Times New Roman"/>
+          <w:color w:val="000000"/>
+          <w:sz w:val="22"/>
+          <w:szCs w:val="22"/>
+        </w:rPr>
+        <w:t>4</w:t>
+      </w:r>
+      <w:r>
+        <w:rPr>
+          <w:rFonts w:ascii="Times New Roman" w:eastAsia="黑体" w:hAnsi="Times New Roman" w:cs="Times New Roman"/>
+          <w:color w:val="000000"/>
+          <w:sz w:val="22"/>
+          <w:szCs w:val="22"/>
+        </w:rPr>
+        <w:t>）</w:t>
+      </w:r>
+      <w:r>
+        <w:rPr>
+          <w:rFonts w:ascii="Times New Roman" w:eastAsia="黑体" w:hAnsi="Times New Roman" w:cs="Times New Roman" w:hint="eastAsia"/>
+          <w:color w:val="000000"/>
+          <w:sz w:val="22"/>
+          <w:szCs w:val="22"/>
+        </w:rPr>
+        <w:t>选择业务约定中</w:t>
+      </w:r>
+      <w:r>
+        <w:rPr>
+          <w:rFonts w:ascii="Times New Roman" w:eastAsia="黑体" w:hAnsi="Times New Roman" w:cs="Times New Roman" w:hint="eastAsia"/>
+          <w:color w:val="000000"/>
+          <w:sz w:val="22"/>
+          <w:szCs w:val="22"/>
+        </w:rPr>
+        <w:t>的可信服务</w:t>
+      </w:r>
+      <w:r>
+        <w:rPr>
+          <w:rFonts w:ascii="Times New Roman" w:eastAsia="黑体" w:hAnsi="Times New Roman" w:cs="Times New Roman" w:hint="eastAsia"/>
+          <w:color w:val="000000"/>
+          <w:sz w:val="22"/>
+          <w:szCs w:val="22"/>
+        </w:rPr>
+        <w:t>范畴</w:t>
+      </w:r>
+      <w:r>
+        <w:rPr>
+          <w:rFonts w:ascii="Times New Roman" w:eastAsia="黑体" w:hAnsi="Times New Roman" w:cs="Times New Roman" w:hint="eastAsia"/>
+          <w:color w:val="000000"/>
+          <w:sz w:val="22"/>
+          <w:szCs w:val="22"/>
+        </w:rPr>
+        <w:t>，并在描述中陈述适用的可信服务标准和相关控制；</w:t>
+      </w:r>
+      <w:r>
+        <w:rPr>
+          <w:rFonts w:ascii="Times New Roman" w:eastAsia="黑体" w:hAnsi="Times New Roman" w:cs="Times New Roman" w:hint="eastAsia"/>
+          <w:color w:val="000000"/>
+          <w:sz w:val="22"/>
+          <w:szCs w:val="22"/>
+        </w:rPr>
+        <w:t>（</w:t>
+      </w:r>
+      <w:r>
+        <w:rPr>
+          <w:rFonts w:ascii="Times New Roman" w:eastAsia="黑体" w:hAnsi="Times New Roman" w:cs="Times New Roman"/>
+          <w:color w:val="000000"/>
+          <w:sz w:val="22"/>
+          <w:szCs w:val="22"/>
+        </w:rPr>
+        <w:t>5</w:t>
+      </w:r>
+      <w:r>
+        <w:rPr>
+          <w:rFonts w:ascii="Times New Roman" w:eastAsia="黑体" w:hAnsi="Times New Roman" w:cs="Times New Roman" w:hint="eastAsia"/>
+          <w:color w:val="000000"/>
+          <w:sz w:val="22"/>
+          <w:szCs w:val="22"/>
+        </w:rPr>
+        <w:t>）</w:t>
+      </w:r>
+      <w:r>
+        <w:rPr>
+          <w:rFonts w:ascii="Times New Roman" w:eastAsia="黑体" w:hAnsi="Times New Roman" w:cs="Times New Roman"/>
+          <w:color w:val="000000"/>
+          <w:sz w:val="22"/>
+          <w:szCs w:val="22"/>
+        </w:rPr>
+        <w:t>识别对服务机构之服务承诺和体系要求的实现产生威胁的风险；及（</w:t>
+      </w:r>
+      <w:r>
+        <w:rPr>
+          <w:rFonts w:ascii="Times New Roman" w:eastAsia="黑体" w:hAnsi="Times New Roman" w:cs="Times New Roman"/>
+          <w:color w:val="000000"/>
+          <w:sz w:val="22"/>
+          <w:szCs w:val="22"/>
+        </w:rPr>
+        <w:t>6</w:t>
+      </w:r>
+      <w:r>
+        <w:rPr>
+          <w:rFonts w:ascii="Times New Roman" w:eastAsia="黑体" w:hAnsi="Times New Roman" w:cs="Times New Roman"/>
+          <w:color w:val="000000"/>
+          <w:sz w:val="22"/>
+          <w:szCs w:val="22"/>
+        </w:rPr>
+        <w:t>）设计、实施并记录描述中已被恰当设计以</w:t>
+      </w:r>
+      <w:r>
+        <w:rPr>
+          <w:rFonts w:ascii="Times New Roman" w:eastAsia="黑体" w:hAnsi="Times New Roman" w:cs="Times New Roman" w:hint="eastAsia"/>
+          <w:color w:val="000000"/>
+          <w:sz w:val="22"/>
+          <w:szCs w:val="22"/>
+        </w:rPr>
+        <w:t>实现</w:t>
+      </w:r>
+      <w:r>
+        <w:rPr>
+          <w:rFonts w:ascii="Times New Roman" w:eastAsia="黑体" w:hAnsi="Times New Roman" w:cs="Times New Roman" w:hint="eastAsia"/>
+          <w:color w:val="000000"/>
+          <w:sz w:val="22"/>
+          <w:szCs w:val="22"/>
+        </w:rPr>
+        <w:t>其</w:t>
+      </w:r>
+      <w:r>
+        <w:rPr>
+          <w:rFonts w:ascii="Times New Roman" w:eastAsia="黑体" w:hAnsi="Times New Roman" w:cs="Times New Roman" w:hint="eastAsia"/>
+          <w:color w:val="000000"/>
+          <w:sz w:val="22"/>
+          <w:szCs w:val="22"/>
+        </w:rPr>
+        <w:t>服务承诺和体系要求的</w:t>
+      </w:r>
+      <w:r>
+        <w:rPr>
+          <w:rFonts w:ascii="Times New Roman" w:eastAsia="黑体" w:hAnsi="Times New Roman" w:cs="Times New Roman"/>
+          <w:color w:val="000000"/>
+          <w:sz w:val="22"/>
+          <w:szCs w:val="22"/>
+        </w:rPr>
+        <w:t>控制。</w:t>
+      </w:r>
+    </w:p>
+    <w:p>
+      <w:pPr>
+        <w:widowControl w:val="0"/>
+        <w:snapToGrid w:val="0"/>
+        <w:spacing w:line="276" w:lineRule="auto"/>
+        <w:jc w:val="both"/>
+        <w:rPr>
+          <w:rFonts w:ascii="Times New Roman" w:eastAsia="黑体" w:hAnsi="Times New Roman" w:cs="Times New Roman"/>
+          <w:color w:val="000000"/>
+          <w:sz w:val="22"/>
+          <w:szCs w:val="22"/>
+        </w:rPr>
+      </w:pPr>
+    </w:p>
+    <w:p>
+      <w:pPr>
+        <w:widowControl w:val="0"/>
+        <w:snapToGrid w:val="0"/>
+        <w:spacing w:line="276" w:lineRule="auto"/>
+        <w:jc w:val="both"/>
+        <w:rPr>
+          <w:rFonts w:ascii="Times New Roman" w:eastAsia="黑体" w:hAnsi="Times New Roman" w:cs="Times New Roman"/>
+          <w:color w:val="000000"/>
+          <w:sz w:val="22"/>
+          <w:szCs w:val="22"/>
+        </w:rPr>
+      </w:pPr>
+    </w:p>
+    <w:p>
+      <w:pPr>
+        <w:widowControl w:val="0"/>
+        <w:snapToGrid w:val="0"/>
+        <w:spacing w:line="276" w:lineRule="auto"/>
+        <w:jc w:val="both"/>
+        <w:rPr>
+          <w:rFonts w:ascii="Times New Roman" w:eastAsia="黑体" w:hAnsi="Times New Roman" w:cs="Times New Roman"/>
+          <w:i/>
+          <w:color w:val="000000"/>
+          <w:sz w:val="22"/>
+          <w:szCs w:val="22"/>
+        </w:rPr>
+      </w:pPr>
+      <w:r>
+        <w:rPr>
+          <w:rFonts w:ascii="Times New Roman" w:eastAsia="黑体" w:hAnsi="Times New Roman" w:cs="Times New Roman"/>
+          <w:i/>
+          <w:color w:val="000000"/>
+          <w:sz w:val="22"/>
+          <w:szCs w:val="22"/>
+        </w:rPr>
+        <w:t>服务审计师的责任</w:t>
+      </w:r>
+    </w:p>
+    <w:p>
+      <w:pPr>
+        <w:widowControl w:val="0"/>
+        <w:snapToGrid w:val="0"/>
+        <w:spacing w:line="276" w:lineRule="auto"/>
+        <w:jc w:val="both"/>
+        <w:rPr>
+          <w:rFonts w:ascii="Times New Roman" w:eastAsia="黑体" w:hAnsi="Times New Roman" w:cs="Times New Roman"/>
+          <w:color w:val="000000"/>
+          <w:sz w:val="22"/>
+          <w:szCs w:val="22"/>
+        </w:rPr>
+      </w:pPr>
+      <w:r>
+        <w:rPr>
+          <w:rFonts w:ascii="Times New Roman" w:eastAsia="黑体" w:hAnsi="Times New Roman" w:cs="Times New Roman"/>
+          <w:color w:val="000000"/>
+          <w:sz w:val="22"/>
+          <w:szCs w:val="22"/>
+        </w:rPr>
+        <w:lastRenderedPageBreak/>
+        <w:t>我们的责任是，基于我们的检查，对描述的陈述和为实现</w:t>
+      </w:r>
+      <w:r>
+        <w:rPr>
+          <w:rFonts w:ascii="Times New Roman" w:eastAsia="黑体" w:hAnsi="Times New Roman" w:cs="Times New Roman" w:hint="eastAsia"/>
+          <w:color w:val="000000"/>
+          <w:sz w:val="22"/>
+          <w:szCs w:val="22"/>
+        </w:rPr>
+        <w:t>描述中所述之</w:t>
+      </w:r>
+      <w:r>
+        <w:rPr>
+          <w:rFonts w:ascii="Times New Roman" w:eastAsia="黑体" w:hAnsi="Times New Roman" w:cs="Times New Roman"/>
+          <w:color w:val="000000"/>
+          <w:sz w:val="22"/>
+          <w:szCs w:val="22"/>
+        </w:rPr>
+        <w:t>服务机构</w:t>
+      </w:r>
+      <w:r>
+        <w:rPr>
+          <w:rFonts w:ascii="Times New Roman" w:eastAsia="黑体" w:hAnsi="Times New Roman" w:cs="Times New Roman" w:hint="eastAsia"/>
+          <w:color w:val="000000"/>
+          <w:sz w:val="22"/>
+          <w:szCs w:val="22"/>
+        </w:rPr>
+        <w:t>的</w:t>
+      </w:r>
+      <w:r>
+        <w:rPr>
+          <w:rFonts w:ascii="Times New Roman" w:eastAsia="黑体" w:hAnsi="Times New Roman" w:cs="Times New Roman"/>
+          <w:color w:val="000000"/>
+          <w:sz w:val="22"/>
+          <w:szCs w:val="22"/>
+        </w:rPr>
+        <w:t>服务承诺和体系要求而所设控制的设计之恰当</w:t>
+      </w:r>
+      <w:proofErr w:type="gramStart"/>
+      <w:r>
+        <w:rPr>
+          <w:rFonts w:ascii="Times New Roman" w:eastAsia="黑体" w:hAnsi="Times New Roman" w:cs="Times New Roman"/>
+          <w:color w:val="000000"/>
+          <w:sz w:val="22"/>
+          <w:szCs w:val="22"/>
+        </w:rPr>
+        <w:t>性发表</w:t>
+      </w:r>
+      <w:proofErr w:type="gramEnd"/>
+      <w:r>
+        <w:rPr>
+          <w:rFonts w:ascii="Times New Roman" w:eastAsia="黑体" w:hAnsi="Times New Roman" w:cs="Times New Roman"/>
+          <w:color w:val="000000"/>
+          <w:sz w:val="22"/>
+          <w:szCs w:val="22"/>
+        </w:rPr>
+        <w:t>意见。</w:t>
+      </w:r>
+    </w:p>
+    <w:p>
+      <w:pPr>
+        <w:widowControl w:val="0"/>
+        <w:snapToGrid w:val="0"/>
+        <w:spacing w:line="276" w:lineRule="auto"/>
+        <w:jc w:val="both"/>
+        <w:rPr>
+          <w:rFonts w:ascii="Times New Roman" w:eastAsia="黑体" w:hAnsi="Times New Roman" w:cs="Times New Roman"/>
+          <w:color w:val="000000"/>
+          <w:sz w:val="22"/>
+          <w:szCs w:val="22"/>
+        </w:rPr>
+      </w:pPr>
+    </w:p>
+    <w:p>
+      <w:pPr>
+        <w:widowControl w:val="0"/>
+        <w:snapToGrid w:val="0"/>
+        <w:spacing w:line="276" w:lineRule="auto"/>
+        <w:jc w:val="both"/>
+        <w:rPr>
+          <w:rFonts w:ascii="Times New Roman" w:eastAsia="黑体" w:hAnsi="Times New Roman" w:cs="Times New Roman"/>
+          <w:color w:val="000000"/>
+          <w:sz w:val="22"/>
+          <w:szCs w:val="22"/>
+        </w:rPr>
+      </w:pPr>
+      <w:r>
+        <w:rPr>
+          <w:rFonts w:ascii="Times New Roman" w:eastAsia="黑体" w:hAnsi="Times New Roman" w:cs="Times New Roman"/>
+          <w:color w:val="000000"/>
+          <w:sz w:val="22"/>
+          <w:szCs w:val="22"/>
+        </w:rPr>
+        <w:t>我们的检查基于</w:t>
+      </w:r>
+      <w:r>
+        <w:rPr>
+          <w:rFonts w:ascii="Times New Roman" w:eastAsia="黑体" w:hAnsi="Times New Roman" w:cs="Times New Roman"/>
+          <w:color w:val="000000"/>
+          <w:sz w:val="22"/>
+          <w:szCs w:val="22"/>
+        </w:rPr>
+        <w:t>AICPA</w:t>
+      </w:r>
+      <w:r>
+        <w:rPr>
+          <w:rFonts w:ascii="Times New Roman" w:eastAsia="黑体" w:hAnsi="Times New Roman" w:cs="Times New Roman"/>
+          <w:color w:val="000000"/>
+          <w:sz w:val="22"/>
+          <w:szCs w:val="22"/>
+        </w:rPr>
+        <w:t>制定的</w:t>
+      </w:r>
+      <w:proofErr w:type="gramStart"/>
+      <w:r>
+        <w:rPr>
+          <w:rFonts w:ascii="Times New Roman" w:eastAsia="黑体" w:hAnsi="Times New Roman" w:cs="Times New Roman"/>
+          <w:color w:val="000000"/>
+          <w:sz w:val="22"/>
+          <w:szCs w:val="22"/>
+        </w:rPr>
+        <w:t>鉴证</w:t>
+      </w:r>
+      <w:proofErr w:type="gramEnd"/>
+      <w:r>
+        <w:rPr>
+          <w:rFonts w:ascii="Times New Roman" w:eastAsia="黑体" w:hAnsi="Times New Roman" w:cs="Times New Roman"/>
+          <w:color w:val="000000"/>
+          <w:sz w:val="22"/>
+          <w:szCs w:val="22"/>
+        </w:rPr>
+        <w:t>准则来执行。该准则要求我们计划并执行检查，以获取在以下重大方面的合理保证：（</w:t>
+      </w:r>
+      <w:r>
+        <w:rPr>
+          <w:rFonts w:ascii="Times New Roman" w:eastAsia="黑体" w:hAnsi="Times New Roman" w:cs="Times New Roman"/>
+          <w:color w:val="000000"/>
+          <w:sz w:val="22"/>
+          <w:szCs w:val="22"/>
+        </w:rPr>
+        <w:t>1</w:t>
+      </w:r>
+      <w:r>
+        <w:rPr>
+          <w:rFonts w:ascii="Times New Roman" w:eastAsia="黑体" w:hAnsi="Times New Roman" w:cs="Times New Roman"/>
+          <w:color w:val="000000"/>
+          <w:sz w:val="22"/>
+          <w:szCs w:val="22"/>
+        </w:rPr>
+        <w:t>）描述是基于描述标准来陈述；及（</w:t>
+      </w:r>
+      <w:r>
+        <w:rPr>
+          <w:rFonts w:ascii="Times New Roman" w:eastAsia="黑体" w:hAnsi="Times New Roman" w:cs="Times New Roman"/>
+          <w:color w:val="000000"/>
+          <w:sz w:val="22"/>
+          <w:szCs w:val="22"/>
+        </w:rPr>
+        <w:t>2</w:t>
+      </w:r>
+      <w:r>
+        <w:rPr>
+          <w:rFonts w:ascii="Times New Roman" w:eastAsia="黑体" w:hAnsi="Times New Roman" w:cs="Times New Roman"/>
+          <w:color w:val="000000"/>
+          <w:sz w:val="22"/>
+          <w:szCs w:val="22"/>
+        </w:rPr>
+        <w:t>）</w:t>
+      </w:r>
+      <w:r>
+        <w:rPr>
+          <w:rFonts w:ascii="Times New Roman" w:eastAsia="黑体" w:hAnsi="Times New Roman" w:cs="Times New Roman"/>
+          <w:color w:val="000000"/>
+          <w:sz w:val="22"/>
+          <w:szCs w:val="22"/>
+        </w:rPr>
+        <w:t>截至</w:t>
+      </w:r>
+      <w:r>
+        <w:rPr>
+          <w:rFonts w:ascii="Times New Roman" w:eastAsia="黑体" w:hAnsi="Times New Roman" w:cs="Times New Roman" w:hint="eastAsia"/>
+          <w:color w:val="000000"/>
+          <w:sz w:val="22"/>
+          <w:szCs w:val="22"/>
+        </w:rPr>
+        <w:t>2025</w:t>
+      </w:r>
+      <w:r>
+        <w:rPr>
+          <w:rFonts w:ascii="Times New Roman" w:eastAsia="黑体" w:hAnsi="Times New Roman" w:cs="Times New Roman" w:hint="eastAsia"/>
+          <w:color w:val="000000"/>
+          <w:sz w:val="22"/>
+          <w:szCs w:val="22"/>
+        </w:rPr>
+        <w:t>年</w:t>
+      </w:r>
+      <w:r>
+        <w:rPr>
+          <w:rFonts w:ascii="Times New Roman" w:eastAsia="黑体" w:hAnsi="Times New Roman" w:cs="Times New Roman" w:hint="eastAsia"/>
+          <w:color w:val="000000"/>
+          <w:sz w:val="22"/>
+          <w:szCs w:val="22"/>
+        </w:rPr>
+        <w:t>1</w:t>
+      </w:r>
+      <w:r>
+        <w:rPr>
+          <w:rFonts w:ascii="Times New Roman" w:eastAsia="黑体" w:hAnsi="Times New Roman" w:cs="Times New Roman" w:hint="eastAsia"/>
+          <w:color w:val="000000"/>
+          <w:sz w:val="22"/>
+          <w:szCs w:val="22"/>
+        </w:rPr>
+        <w:t>月</w:t>
+      </w:r>
+      <w:r>
+        <w:rPr>
+          <w:rFonts w:ascii="Times New Roman" w:eastAsia="黑体" w:hAnsi="Times New Roman" w:cs="Times New Roman" w:hint="eastAsia"/>
+          <w:color w:val="000000"/>
+          <w:sz w:val="22"/>
+          <w:szCs w:val="22"/>
+        </w:rPr>
+        <w:t>1</w:t>
+      </w:r>
+      <w:r>
+        <w:rPr>
+          <w:rFonts w:ascii="Times New Roman" w:eastAsia="黑体" w:hAnsi="Times New Roman" w:cs="Times New Roman" w:hint="eastAsia"/>
+          <w:color w:val="000000"/>
+          <w:sz w:val="22"/>
+          <w:szCs w:val="22"/>
+        </w:rPr>
+        <w:t>日</w:t>
+      </w:r>
+      <w:r>
+        <w:rPr>
+          <w:rFonts w:ascii="Times New Roman" w:eastAsia="黑体" w:hAnsi="Times New Roman" w:cs="Times New Roman" w:hint="eastAsia"/>
+          <w:color w:val="000000"/>
+          <w:sz w:val="22"/>
+          <w:szCs w:val="22"/>
+        </w:rPr>
+        <w:t>，</w:t>
+      </w:r>
+      <w:r>
+        <w:rPr>
+          <w:rFonts w:ascii="Times New Roman" w:eastAsia="黑体" w:hAnsi="Times New Roman" w:cs="Times New Roman"/>
+          <w:color w:val="000000"/>
+          <w:sz w:val="22"/>
+          <w:szCs w:val="22"/>
+        </w:rPr>
+        <w:t>描述中所述</w:t>
+      </w:r>
+      <w:proofErr w:type="gramStart"/>
+      <w:r>
+        <w:rPr>
+          <w:rFonts w:ascii="Times New Roman" w:eastAsia="黑体" w:hAnsi="Times New Roman" w:cs="Times New Roman"/>
+          <w:color w:val="000000"/>
+          <w:sz w:val="22"/>
+          <w:szCs w:val="22"/>
+        </w:rPr>
+        <w:t>之控制</w:t>
+      </w:r>
+      <w:proofErr w:type="gramEnd"/>
+      <w:r>
+        <w:rPr>
+          <w:rFonts w:ascii="Times New Roman" w:eastAsia="黑体" w:hAnsi="Times New Roman" w:cs="Times New Roman"/>
+          <w:color w:val="000000"/>
+          <w:sz w:val="22"/>
+          <w:szCs w:val="22"/>
+        </w:rPr>
+        <w:t>已被恰当地设计，</w:t>
+      </w:r>
+      <w:r>
+        <w:rPr>
+          <w:rFonts w:ascii="Times New Roman" w:eastAsia="黑体" w:hAnsi="Times New Roman" w:cs="Times New Roman" w:hint="eastAsia"/>
+          <w:color w:val="000000"/>
+          <w:sz w:val="22"/>
+          <w:szCs w:val="22"/>
+        </w:rPr>
+        <w:t>且</w:t>
+      </w:r>
+      <w:r>
+        <w:rPr>
+          <w:rFonts w:ascii="Times New Roman" w:eastAsia="黑体" w:hAnsi="Times New Roman" w:cs="Times New Roman"/>
+          <w:color w:val="000000"/>
+          <w:sz w:val="22"/>
+          <w:szCs w:val="22"/>
+        </w:rPr>
+        <w:t>该等控制能为</w:t>
+      </w:r>
+      <w:r>
+        <w:rPr>
+          <w:rFonts w:ascii="Times New Roman" w:eastAsia="黑体" w:hAnsi="Times New Roman" w:cs="Times New Roman"/>
+          <w:color w:val="000000"/>
+          <w:spacing w:val="-2"/>
+          <w:sz w:val="22"/>
+          <w:szCs w:val="22"/>
+        </w:rPr>
+        <w:t>实现服务机构基于适用的可信服务标准所</w:t>
+      </w:r>
+      <w:proofErr w:type="gramStart"/>
+      <w:r>
+        <w:rPr>
+          <w:rFonts w:ascii="Times New Roman" w:eastAsia="黑体" w:hAnsi="Times New Roman" w:cs="Times New Roman"/>
+          <w:color w:val="000000"/>
+          <w:spacing w:val="-2"/>
+          <w:sz w:val="22"/>
+          <w:szCs w:val="22"/>
+        </w:rPr>
+        <w:t>作出</w:t>
+      </w:r>
+      <w:proofErr w:type="gramEnd"/>
+      <w:r>
+        <w:rPr>
+          <w:rFonts w:ascii="Times New Roman" w:eastAsia="黑体" w:hAnsi="Times New Roman" w:cs="Times New Roman"/>
+          <w:color w:val="000000"/>
+          <w:spacing w:val="-2"/>
+          <w:sz w:val="22"/>
+          <w:szCs w:val="22"/>
+        </w:rPr>
+        <w:t>的服务承诺和体系要求提供合理保证</w:t>
+      </w:r>
+      <w:r>
+        <w:rPr>
+          <w:rFonts w:ascii="Times New Roman" w:eastAsia="黑体" w:hAnsi="Times New Roman" w:cs="Times New Roman"/>
+          <w:color w:val="000000"/>
+          <w:sz w:val="22"/>
+          <w:szCs w:val="22"/>
+        </w:rPr>
+        <w:t>。检查</w:t>
+      </w:r>
+      <w:r>
+        <w:rPr>
+          <w:rFonts w:ascii="Times New Roman" w:eastAsia="黑体" w:hAnsi="Times New Roman" w:cs="Times New Roman" w:hint="eastAsia"/>
+          <w:color w:val="000000"/>
+          <w:sz w:val="22"/>
+          <w:szCs w:val="22"/>
+        </w:rPr>
+        <w:t>程序</w:t>
+      </w:r>
+      <w:r>
+        <w:rPr>
+          <w:rFonts w:ascii="Times New Roman" w:eastAsia="黑体" w:hAnsi="Times New Roman" w:cs="Times New Roman"/>
+          <w:color w:val="000000"/>
+          <w:sz w:val="22"/>
+          <w:szCs w:val="22"/>
+        </w:rPr>
+        <w:t>之性质、时间及范围的选择基于我们的职业判断，包括对无论是由于舞弊或错误而导致的重大错误陈述的风险之评估。我们相信，我们所获取的证据是充分和适当的，并为我们发表意见提供了合理的基础。</w:t>
+      </w:r>
+    </w:p>
+    <w:p>
+      <w:pPr>
+        <w:widowControl w:val="0"/>
+        <w:snapToGrid w:val="0"/>
+        <w:spacing w:line="276" w:lineRule="auto"/>
+        <w:jc w:val="both"/>
+        <w:rPr>
+          <w:rFonts w:ascii="Times New Roman" w:eastAsia="黑体" w:hAnsi="Times New Roman" w:cs="Times New Roman"/>
+          <w:color w:val="000000"/>
+          <w:sz w:val="22"/>
+          <w:szCs w:val="22"/>
+        </w:rPr>
+      </w:pPr>
+    </w:p>
+    <w:p>
+      <w:pPr>
+        <w:widowControl w:val="0"/>
+        <w:snapToGrid w:val="0"/>
+        <w:spacing w:line="276" w:lineRule="auto"/>
+        <w:jc w:val="both"/>
+        <w:rPr>
+          <w:rFonts w:ascii="Times New Roman" w:eastAsia="黑体" w:hAnsi="Times New Roman" w:cs="Times New Roman"/>
+          <w:color w:val="000000"/>
+          <w:sz w:val="22"/>
+          <w:szCs w:val="22"/>
+        </w:rPr>
+      </w:pPr>
+      <w:r>
+        <w:rPr>
+          <w:rFonts w:ascii="Times New Roman" w:eastAsia="黑体" w:hAnsi="Times New Roman" w:cs="Times New Roman"/>
+          <w:color w:val="000000"/>
+          <w:sz w:val="22"/>
+          <w:szCs w:val="22"/>
+        </w:rPr>
+        <w:t>对于服务机构的体系描述以及控制设计之恰当性的检查，包括：</w:t>
+      </w:r>
+    </w:p>
+    <w:p>
+      <w:pPr>
+        <w:widowControl w:val="0"/>
         <w:numPr>
           <w:ilvl w:val="0"/>
-          <w:numId w:val="22"/>
+          <w:numId w:val="4"/>
         </w:numPr>
-        <w:rPr>
-          <w:rFonts w:ascii="EYInterstate Light" w:hAnsi="EYInterstate Light"/>
-        </w:rPr>
-      </w:pPr>
-      <w:r>
-        <w:rPr>
-          <w:rFonts w:ascii="EYInterstate Light" w:hAnsi="EYInterstate Light"/>
-        </w:rPr>
-        <w:t>The bullet point icon is a square.</w:t>
+        <w:snapToGrid w:val="0"/>
+        <w:spacing w:line="276" w:lineRule="auto"/>
+        <w:ind w:hanging="357"/>
+        <w:jc w:val="both"/>
+        <w:rPr>
+          <w:rFonts w:ascii="Times New Roman" w:eastAsia="黑体" w:hAnsi="Times New Roman" w:cs="Times New Roman"/>
+          <w:color w:val="000000"/>
+          <w:sz w:val="22"/>
+          <w:szCs w:val="22"/>
+        </w:rPr>
+      </w:pPr>
+      <w:r>
+        <w:rPr>
+          <w:rFonts w:ascii="Times New Roman" w:eastAsia="黑体" w:hAnsi="Times New Roman" w:cs="Times New Roman"/>
+          <w:color w:val="000000"/>
+          <w:sz w:val="22"/>
+          <w:szCs w:val="22"/>
+        </w:rPr>
+        <w:t>了解服务机构的体系及其所</w:t>
+      </w:r>
+      <w:proofErr w:type="gramStart"/>
+      <w:r>
+        <w:rPr>
+          <w:rFonts w:ascii="Times New Roman" w:eastAsia="黑体" w:hAnsi="Times New Roman" w:cs="Times New Roman"/>
+          <w:color w:val="000000"/>
+          <w:sz w:val="22"/>
+          <w:szCs w:val="22"/>
+        </w:rPr>
+        <w:t>作出</w:t>
+      </w:r>
+      <w:proofErr w:type="gramEnd"/>
+      <w:r>
+        <w:rPr>
+          <w:rFonts w:ascii="Times New Roman" w:eastAsia="黑体" w:hAnsi="Times New Roman" w:cs="Times New Roman"/>
+          <w:color w:val="000000"/>
+          <w:sz w:val="22"/>
+          <w:szCs w:val="22"/>
+        </w:rPr>
+        <w:t>的服务承诺和体系要求。</w:t>
       </w:r>
     </w:p>
     <w:p>
       <w:pPr>
-        <w:pStyle w:val="EYBulletedtext1"/>
+        <w:widowControl w:val="0"/>
         <w:numPr>
           <w:ilvl w:val="0"/>
-          <w:numId w:val="22"/>
+          <w:numId w:val="4"/>
         </w:numPr>
-        <w:rPr>
-          <w:rFonts w:ascii="EYInterstate Light" w:hAnsi="EYInterstate Light"/>
-        </w:rPr>
-      </w:pPr>
-      <w:r>
-        <w:rPr>
-          <w:rFonts w:ascii="EYInterstate Light" w:hAnsi="EYInterstate Light"/>
-        </w:rPr>
-        <w:t>Do not use semicolons at the end of a bullet point.</w:t>
+        <w:snapToGrid w:val="0"/>
+        <w:spacing w:line="276" w:lineRule="auto"/>
+        <w:ind w:hanging="357"/>
+        <w:jc w:val="both"/>
+        <w:rPr>
+          <w:rFonts w:ascii="Times New Roman" w:eastAsia="黑体" w:hAnsi="Times New Roman" w:cs="Times New Roman"/>
+          <w:color w:val="000000"/>
+          <w:sz w:val="22"/>
+          <w:szCs w:val="22"/>
+        </w:rPr>
+      </w:pPr>
+      <w:r>
+        <w:rPr>
+          <w:rFonts w:ascii="Times New Roman" w:eastAsia="黑体" w:hAnsi="Times New Roman" w:cs="Times New Roman"/>
+          <w:color w:val="000000"/>
+          <w:sz w:val="22"/>
+          <w:szCs w:val="22"/>
+        </w:rPr>
+        <w:t>评估关于描述未基于描述标准陈述</w:t>
+      </w:r>
+      <w:r>
+        <w:rPr>
+          <w:rFonts w:ascii="Times New Roman" w:eastAsia="黑体" w:hAnsi="Times New Roman" w:cs="Times New Roman" w:hint="eastAsia"/>
+          <w:color w:val="000000"/>
+          <w:sz w:val="22"/>
+          <w:szCs w:val="22"/>
+        </w:rPr>
+        <w:t>、</w:t>
+      </w:r>
+      <w:r>
+        <w:rPr>
+          <w:rFonts w:ascii="Times New Roman" w:eastAsia="黑体" w:hAnsi="Times New Roman" w:cs="Times New Roman" w:hint="eastAsia"/>
+          <w:color w:val="000000"/>
+          <w:sz w:val="22"/>
+          <w:szCs w:val="22"/>
+        </w:rPr>
+        <w:t>基于</w:t>
+      </w:r>
+      <w:r>
+        <w:rPr>
+          <w:rFonts w:ascii="Times New Roman" w:eastAsia="黑体" w:hAnsi="Times New Roman" w:cs="Times New Roman"/>
+          <w:color w:val="000000"/>
+          <w:sz w:val="22"/>
+          <w:szCs w:val="22"/>
+        </w:rPr>
+        <w:t>适用的可信服务标准而设的控制未被恰当设计的风险。</w:t>
       </w:r>
     </w:p>
     <w:p>
       <w:pPr>
-        <w:pStyle w:val="EYBulletedtext1"/>
+        <w:widowControl w:val="0"/>
         <w:numPr>
           <w:ilvl w:val="0"/>
-          <w:numId w:val="22"/>
+          <w:numId w:val="4"/>
         </w:numPr>
-        <w:rPr>
-          <w:rFonts w:ascii="EYInterstate Light" w:hAnsi="EYInterstate Light"/>
-        </w:rPr>
-      </w:pPr>
-      <w:r>
-        <w:rPr>
-          <w:rFonts w:ascii="EYInterstate Light" w:hAnsi="EYInterstate Light"/>
-        </w:rPr>
-        <w:t xml:space="preserve">Full stops are permissible. </w:t>
+        <w:snapToGrid w:val="0"/>
+        <w:spacing w:line="276" w:lineRule="auto"/>
+        <w:ind w:hanging="357"/>
+        <w:jc w:val="both"/>
+        <w:rPr>
+          <w:rFonts w:ascii="Times New Roman" w:eastAsia="黑体" w:hAnsi="Times New Roman" w:cs="Times New Roman"/>
+          <w:color w:val="000000"/>
+          <w:sz w:val="22"/>
+          <w:szCs w:val="22"/>
+        </w:rPr>
+      </w:pPr>
+      <w:r>
+        <w:rPr>
+          <w:rFonts w:ascii="Times New Roman" w:eastAsia="黑体" w:hAnsi="Times New Roman" w:cs="Times New Roman"/>
+          <w:color w:val="000000"/>
+          <w:sz w:val="22"/>
+          <w:szCs w:val="22"/>
+        </w:rPr>
+        <w:t>执行程序以获取关于描述是否基于描述标准陈述的证据。</w:t>
       </w:r>
     </w:p>
     <w:p>
       <w:pPr>
-        <w:tabs>
-          <w:tab w:val="left" w:pos="907"/>
-        </w:tabs>
-        <w:suppressAutoHyphens/>
-        <w:spacing w:line="260" w:lineRule="atLeast"/>
-        <w:rPr>
-          <w:rFonts w:ascii="EYInterstate Light" w:hAnsi="EYInterstate Light"/>
-          <w:kern w:val="12"/>
-        </w:rPr>
-      </w:pPr>
+        <w:widowControl w:val="0"/>
+        <w:numPr>
+          <w:ilvl w:val="0"/>
+          <w:numId w:val="4"/>
+        </w:numPr>
+        <w:snapToGrid w:val="0"/>
+        <w:spacing w:line="276" w:lineRule="auto"/>
+        <w:ind w:hanging="357"/>
+        <w:jc w:val="both"/>
+        <w:rPr>
+          <w:rFonts w:ascii="Times New Roman" w:eastAsia="黑体" w:hAnsi="Times New Roman" w:cs="Times New Roman"/>
+          <w:color w:val="000000"/>
+          <w:sz w:val="22"/>
+          <w:szCs w:val="22"/>
+        </w:rPr>
+      </w:pPr>
+      <w:r>
+        <w:rPr>
+          <w:rFonts w:ascii="Times New Roman" w:eastAsia="黑体" w:hAnsi="Times New Roman" w:cs="Times New Roman"/>
+          <w:color w:val="000000"/>
+          <w:sz w:val="22"/>
+          <w:szCs w:val="22"/>
+        </w:rPr>
+        <w:t>执行程序以获取关于描述中所述</w:t>
+      </w:r>
+      <w:proofErr w:type="gramStart"/>
+      <w:r>
+        <w:rPr>
+          <w:rFonts w:ascii="Times New Roman" w:eastAsia="黑体" w:hAnsi="Times New Roman" w:cs="Times New Roman"/>
+          <w:color w:val="000000"/>
+          <w:sz w:val="22"/>
+          <w:szCs w:val="22"/>
+        </w:rPr>
+        <w:t>之控制</w:t>
+      </w:r>
+      <w:proofErr w:type="gramEnd"/>
+      <w:r>
+        <w:rPr>
+          <w:rFonts w:ascii="Times New Roman" w:eastAsia="黑体" w:hAnsi="Times New Roman" w:cs="Times New Roman"/>
+          <w:color w:val="000000"/>
+          <w:sz w:val="22"/>
+          <w:szCs w:val="22"/>
+        </w:rPr>
+        <w:t>是否被恰当地设计，该等控制是否能为实现服务机构基于适用的可信服务标准所</w:t>
+      </w:r>
+      <w:proofErr w:type="gramStart"/>
+      <w:r>
+        <w:rPr>
+          <w:rFonts w:ascii="Times New Roman" w:eastAsia="黑体" w:hAnsi="Times New Roman" w:cs="Times New Roman"/>
+          <w:color w:val="000000"/>
+          <w:sz w:val="22"/>
+          <w:szCs w:val="22"/>
+        </w:rPr>
+        <w:t>作出</w:t>
+      </w:r>
+      <w:proofErr w:type="gramEnd"/>
+      <w:r>
+        <w:rPr>
+          <w:rFonts w:ascii="Times New Roman" w:eastAsia="黑体" w:hAnsi="Times New Roman" w:cs="Times New Roman"/>
+          <w:color w:val="000000"/>
+          <w:sz w:val="22"/>
+          <w:szCs w:val="22"/>
+        </w:rPr>
+        <w:t>的服务承诺和体系要求提供合理保证的证据。</w:t>
+      </w:r>
     </w:p>
     <w:p>
       <w:pPr>
-        <w:tabs>
-          <w:tab w:val="left" w:pos="907"/>
-        </w:tabs>
-        <w:suppressAutoHyphens/>
-        <w:spacing w:after="260" w:line="260" w:lineRule="atLeast"/>
-        <w:rPr>
-          <w:rFonts w:ascii="EYInterstate Light" w:hAnsi="EYInterstate Light"/>
-          <w:kern w:val="12"/>
-        </w:rPr>
-      </w:pPr>
-      <w:r>
-        <w:rPr>
-          <w:rFonts w:ascii="EYInterstate Light" w:hAnsi="EYInterstate Light"/>
-          <w:kern w:val="12"/>
-        </w:rPr>
-        <w:t xml:space="preserve">Accuracy in spelling is essential. Spell-check is an important tool that should always be used. Please visit </w:t>
-      </w:r>
-      <w:hyperlink r:id="rId8" w:history="1">
-        <w:r>
-          <w:rPr>
-            <w:rFonts w:ascii="EYInterstate Light" w:hAnsi="EYInterstate Light"/>
-            <w:b/>
-            <w:color w:val="0F69AE"/>
-            <w:kern w:val="12"/>
-            <w:u w:val="single"/>
-          </w:rPr>
-          <w:t>The Branding Zone - Home</w:t>
-        </w:r>
-      </w:hyperlink>
-      <w:r>
-        <w:rPr>
-          <w:rFonts w:ascii="EYInterstate Light" w:hAnsi="EYInterstate Light"/>
-          <w:b/>
-          <w:kern w:val="12"/>
-        </w:rPr>
-        <w:t xml:space="preserve"> </w:t>
-      </w:r>
-      <w:r>
-        <w:rPr>
-          <w:rFonts w:ascii="EYInterstate Light" w:hAnsi="EYInterstate Light"/>
-          <w:kern w:val="12"/>
-        </w:rPr>
-        <w:t xml:space="preserve">to download a copy of the </w:t>
-      </w:r>
-      <w:r>
-        <w:rPr>
-          <w:rFonts w:ascii="EYInterstate Light" w:hAnsi="EYInterstate Light"/>
-          <w:i/>
-          <w:kern w:val="12"/>
-        </w:rPr>
-        <w:t>EY writing and style guide</w:t>
-      </w:r>
-      <w:r>
-        <w:rPr>
-          <w:rFonts w:ascii="EYInterstate Light" w:hAnsi="EYInterstate Light"/>
-          <w:kern w:val="12"/>
-        </w:rPr>
-        <w:t>.</w:t>
+        <w:widowControl w:val="0"/>
+        <w:numPr>
+          <w:ilvl w:val="0"/>
+          <w:numId w:val="4"/>
+        </w:numPr>
+        <w:snapToGrid w:val="0"/>
+        <w:spacing w:line="276" w:lineRule="auto"/>
+        <w:ind w:hanging="357"/>
+        <w:jc w:val="both"/>
+        <w:rPr>
+          <w:rFonts w:ascii="Times New Roman" w:eastAsia="黑体" w:hAnsi="Times New Roman" w:cs="Times New Roman"/>
+          <w:color w:val="000000"/>
+          <w:sz w:val="22"/>
+          <w:szCs w:val="22"/>
+        </w:rPr>
+      </w:pPr>
+      <w:r>
+        <w:rPr>
+          <w:rFonts w:ascii="Times New Roman" w:eastAsia="黑体" w:hAnsi="Times New Roman" w:cs="Times New Roman"/>
+          <w:color w:val="000000"/>
+          <w:sz w:val="22"/>
+          <w:szCs w:val="22"/>
+        </w:rPr>
+        <w:t>评估描述的整体陈述。</w:t>
       </w:r>
     </w:p>
     <w:p>
       <w:pPr>
-        <w:tabs>
-          <w:tab w:val="left" w:pos="907"/>
-        </w:tabs>
-        <w:suppressAutoHyphens/>
-        <w:spacing w:after="260" w:line="260" w:lineRule="atLeast"/>
-        <w:rPr>
-          <w:rFonts w:ascii="EYInterstate Light" w:hAnsi="EYInterstate Light"/>
-          <w:kern w:val="12"/>
-        </w:rPr>
-      </w:pPr>
-      <w:r>
-        <w:rPr>
-          <w:rFonts w:ascii="EYInterstate Light" w:hAnsi="EYInterstate Light"/>
-          <w:kern w:val="12"/>
-        </w:rPr>
-        <w:lastRenderedPageBreak/>
-        <w:t>Finally, try to keep letters to a maximum of two pages. Write plainly and clearly and use short sentences.</w:t>
-      </w:r>
+        <w:widowControl w:val="0"/>
+        <w:snapToGrid w:val="0"/>
+        <w:spacing w:line="276" w:lineRule="auto"/>
+        <w:jc w:val="both"/>
+        <w:rPr>
+          <w:rFonts w:ascii="Times New Roman" w:eastAsia="黑体" w:hAnsi="Times New Roman" w:cs="Times New Roman"/>
+          <w:color w:val="000000"/>
+          <w:sz w:val="22"/>
+          <w:szCs w:val="22"/>
+        </w:rPr>
+      </w:pPr>
     </w:p>
     <w:p>
       <w:pPr>
-        <w:tabs>
-          <w:tab w:val="left" w:pos="907"/>
-        </w:tabs>
-        <w:suppressAutoHyphens/>
-        <w:spacing w:after="1040" w:line="260" w:lineRule="atLeast"/>
-        <w:rPr>
-          <w:rFonts w:ascii="EYInterstate Light" w:hAnsi="EYInterstate Light"/>
-          <w:kern w:val="12"/>
-        </w:rPr>
-      </w:pPr>
-      <w:r>
-        <w:rPr>
-          <w:rFonts w:ascii="EYInterstate Light" w:hAnsi="EYInterstate Light"/>
-          <w:kern w:val="12"/>
-        </w:rPr>
-        <w:t>Yours sincerely</w:t>
+        <w:widowControl w:val="0"/>
+        <w:snapToGrid w:val="0"/>
+        <w:spacing w:line="276" w:lineRule="auto"/>
+        <w:jc w:val="both"/>
+        <w:rPr>
+          <w:rFonts w:ascii="Times New Roman" w:eastAsia="黑体" w:hAnsi="Times New Roman" w:cs="Times New Roman"/>
+          <w:color w:val="000000"/>
+          <w:sz w:val="22"/>
+          <w:szCs w:val="22"/>
+        </w:rPr>
+      </w:pPr>
+      <w:r>
+        <w:rPr>
+          <w:rFonts w:ascii="Times New Roman" w:eastAsia="黑体" w:hAnsi="Times New Roman" w:cs="Times New Roman"/>
+          <w:color w:val="000000"/>
+          <w:sz w:val="22"/>
+          <w:szCs w:val="22"/>
+        </w:rPr>
+        <w:t>我们的检查亦包含了执行在相关情形下我们认为必要的其他程序。</w:t>
       </w:r>
     </w:p>
     <w:p>
       <w:pPr>
-        <w:tabs>
-          <w:tab w:val="left" w:pos="907"/>
-        </w:tabs>
-        <w:suppressAutoHyphens/>
-        <w:spacing w:line="260" w:lineRule="atLeast"/>
-        <w:rPr>
-          <w:rFonts w:ascii="EYInterstate Light" w:hAnsi="EYInterstate Light"/>
-          <w:kern w:val="12"/>
-        </w:rPr>
-      </w:pPr>
-      <w:r>
-        <w:rPr>
-          <w:rFonts w:ascii="EYInterstate Light" w:hAnsi="EYInterstate Light"/>
-          <w:kern w:val="12"/>
-        </w:rPr>
-        <w:t>John A Brown</w:t>
-      </w:r>
+        <w:widowControl w:val="0"/>
+        <w:snapToGrid w:val="0"/>
+        <w:spacing w:line="276" w:lineRule="auto"/>
+        <w:jc w:val="both"/>
+        <w:rPr>
+          <w:rFonts w:ascii="Times New Roman" w:eastAsia="黑体" w:hAnsi="Times New Roman" w:cs="Times New Roman"/>
+          <w:color w:val="000000"/>
+          <w:sz w:val="22"/>
+          <w:szCs w:val="22"/>
+        </w:rPr>
+      </w:pPr>
     </w:p>
     <w:p>
       <w:pPr>
-        <w:tabs>
-          <w:tab w:val="left" w:pos="907"/>
-        </w:tabs>
-        <w:suppressAutoHyphens/>
-        <w:spacing w:line="260" w:lineRule="atLeast"/>
-        <w:rPr>
-          <w:rFonts w:ascii="EYInterstate Light" w:hAnsi="EYInterstate Light"/>
-          <w:kern w:val="12"/>
-        </w:rPr>
-      </w:pPr>
-      <w:r>
-        <w:rPr>
-          <w:rFonts w:ascii="EYInterstate Light" w:hAnsi="EYInterstate Light"/>
-          <w:kern w:val="12"/>
-        </w:rPr>
-        <w:t>Partner/Executive Director</w:t>
+        <w:widowControl w:val="0"/>
+        <w:snapToGrid w:val="0"/>
+        <w:spacing w:line="276" w:lineRule="auto"/>
+        <w:jc w:val="both"/>
+        <w:rPr>
+          <w:rFonts w:ascii="Times New Roman" w:eastAsia="黑体" w:hAnsi="Times New Roman" w:cs="Times New Roman"/>
+          <w:color w:val="000000"/>
+          <w:sz w:val="22"/>
+          <w:szCs w:val="22"/>
+        </w:rPr>
+      </w:pPr>
+      <w:r>
+        <w:rPr>
+          <w:rFonts w:ascii="Times New Roman" w:eastAsia="黑体" w:hAnsi="Times New Roman" w:cs="Times New Roman" w:hint="eastAsia"/>
+          <w:color w:val="000000"/>
+          <w:sz w:val="22"/>
+          <w:szCs w:val="22"/>
+        </w:rPr>
+        <w:t>根据与我们检查活动相关的职业道德要求，</w:t>
+      </w:r>
+      <w:r>
+        <w:rPr>
+          <w:rFonts w:ascii="Times New Roman" w:eastAsia="黑体" w:hAnsi="Times New Roman" w:cs="Times New Roman" w:hint="eastAsia"/>
+          <w:color w:val="000000"/>
+          <w:sz w:val="22"/>
+          <w:szCs w:val="22"/>
+        </w:rPr>
+        <w:t>我们须独立于测试公司简称并履行我们的其他职业道德责任。</w:t>
       </w:r>
     </w:p>
     <w:p>
       <w:pPr>
-        <w:tabs>
-          <w:tab w:val="left" w:pos="907"/>
-        </w:tabs>
-        <w:suppressAutoHyphens/>
-        <w:spacing w:before="260" w:line="260" w:lineRule="atLeast"/>
-        <w:rPr>
-          <w:rFonts w:ascii="EYInterstate Light" w:hAnsi="EYInterstate Light"/>
-          <w:kern w:val="12"/>
-        </w:rPr>
-      </w:pPr>
-      <w:r>
-        <w:rPr>
-          <w:rFonts w:ascii="EYInterstate Light" w:hAnsi="EYInterstate Light"/>
-          <w:kern w:val="12"/>
-        </w:rPr>
-        <w:t>Attachment</w:t>
-      </w:r>
+        <w:widowControl w:val="0"/>
+        <w:snapToGrid w:val="0"/>
+        <w:spacing w:line="276" w:lineRule="auto"/>
+        <w:jc w:val="both"/>
+        <w:rPr>
+          <w:rFonts w:ascii="Times New Roman" w:eastAsia="黑体" w:hAnsi="Times New Roman" w:cs="Times New Roman"/>
+          <w:color w:val="000000"/>
+          <w:sz w:val="22"/>
+          <w:szCs w:val="22"/>
+        </w:rPr>
+      </w:pPr>
     </w:p>
     <w:p>
       <w:pPr>
-        <w:tabs>
-          <w:tab w:val="left" w:pos="907"/>
-        </w:tabs>
-        <w:suppressAutoHyphens/>
-        <w:spacing w:line="260" w:lineRule="atLeast"/>
-        <w:rPr>
-          <w:rFonts w:ascii="EYInterstate Light" w:hAnsi="EYInterstate Light"/>
-          <w:kern w:val="12"/>
-        </w:rPr>
-      </w:pPr>
-      <w:r>
-        <w:rPr>
-          <w:rFonts w:ascii="EYInterstate Light" w:hAnsi="EYInterstate Light"/>
-          <w:kern w:val="12"/>
-        </w:rPr>
-        <w:t>Copy to:</w:t>
-      </w:r>
-      <w:r>
-        <w:rPr>
-          <w:rFonts w:ascii="EYInterstate Light" w:hAnsi="EYInterstate Light"/>
-          <w:kern w:val="12"/>
-        </w:rPr>
-        <w:tab/>
-      </w:r>
-      <w:r>
-        <w:rPr>
-          <w:rFonts w:ascii="EYInterstate Light" w:hAnsi="EYInterstate Light"/>
-          <w:kern w:val="12"/>
-        </w:rPr>
-        <w:fldChar w:fldCharType="begin"/>
-      </w:r>
-      <w:r>
-        <w:rPr>
-          <w:rFonts w:ascii="EYInterstate Light" w:hAnsi="EYInterstate Light"/>
-          <w:kern w:val="12"/>
-        </w:rPr>
-        <w:instrText xml:space="preserve"> MACROBUTTON  NoMacro [Name] </w:instrText>
-      </w:r>
-      <w:r>
-        <w:rPr>
-          <w:rFonts w:ascii="EYInterstate Light" w:hAnsi="EYInterstate Light"/>
-          <w:kern w:val="12"/>
-        </w:rPr>
-        <w:fldChar w:fldCharType="end"/>
-      </w:r>
+        <w:widowControl w:val="0"/>
+        <w:snapToGrid w:val="0"/>
+        <w:spacing w:line="276" w:lineRule="auto"/>
+        <w:jc w:val="both"/>
+        <w:rPr>
+          <w:rFonts w:ascii="Times New Roman" w:eastAsia="黑体" w:hAnsi="Times New Roman" w:cs="Times New Roman"/>
+          <w:color w:val="000000"/>
+          <w:sz w:val="22"/>
+          <w:szCs w:val="22"/>
+        </w:rPr>
+      </w:pPr>
     </w:p>
     <w:p>
       <w:pPr>
+        <w:widowControl w:val="0"/>
+        <w:snapToGrid w:val="0"/>
+        <w:spacing w:line="276" w:lineRule="auto"/>
+        <w:jc w:val="both"/>
+        <w:rPr>
+          <w:rFonts w:ascii="Times New Roman" w:eastAsia="黑体" w:hAnsi="Times New Roman" w:cs="Times New Roman"/>
+          <w:i/>
+          <w:color w:val="000000"/>
+          <w:sz w:val="22"/>
+          <w:szCs w:val="22"/>
+        </w:rPr>
+      </w:pPr>
+      <w:r>
+        <w:rPr>
+          <w:rFonts w:ascii="Times New Roman" w:eastAsia="黑体" w:hAnsi="Times New Roman" w:cs="Times New Roman"/>
+          <w:i/>
+          <w:color w:val="000000"/>
+          <w:sz w:val="22"/>
+          <w:szCs w:val="22"/>
+        </w:rPr>
+        <w:t>固有限制</w:t>
+      </w:r>
+    </w:p>
+    <w:p>
+      <w:pPr>
+        <w:widowControl w:val="0"/>
+        <w:snapToGrid w:val="0"/>
+        <w:spacing w:line="276" w:lineRule="auto"/>
+        <w:jc w:val="both"/>
+        <w:rPr>
+          <w:rFonts w:ascii="Times New Roman" w:eastAsia="黑体" w:hAnsi="Times New Roman" w:cs="Times New Roman"/>
+          <w:color w:val="000000"/>
+          <w:sz w:val="22"/>
+          <w:szCs w:val="22"/>
+        </w:rPr>
+      </w:pPr>
+      <w:r>
+        <w:rPr>
+          <w:rFonts w:ascii="Times New Roman" w:eastAsia="黑体" w:hAnsi="Times New Roman" w:cs="Times New Roman"/>
+          <w:color w:val="000000"/>
+          <w:sz w:val="22"/>
+          <w:szCs w:val="22"/>
+        </w:rPr>
+        <w:t>描述是为满足广泛报告使用者的普遍需求而准备的，因此它可能并不一定能涵盖</w:t>
+      </w:r>
+      <w:r>
+        <w:rPr>
+          <w:rFonts w:ascii="Times New Roman" w:eastAsia="黑体" w:hAnsi="Times New Roman" w:cs="Times New Roman" w:hint="eastAsia"/>
+          <w:color w:val="000000"/>
+          <w:sz w:val="22"/>
+          <w:szCs w:val="22"/>
+        </w:rPr>
+        <w:t>单个</w:t>
+      </w:r>
+      <w:r>
+        <w:rPr>
+          <w:rFonts w:ascii="Times New Roman" w:eastAsia="黑体" w:hAnsi="Times New Roman" w:cs="Times New Roman"/>
+          <w:color w:val="000000"/>
+          <w:sz w:val="22"/>
+          <w:szCs w:val="22"/>
+        </w:rPr>
+        <w:t>报告使用者</w:t>
+      </w:r>
+      <w:r>
+        <w:rPr>
+          <w:rFonts w:ascii="Times New Roman" w:eastAsia="黑体" w:hAnsi="Times New Roman" w:cs="Times New Roman" w:hint="eastAsia"/>
+          <w:color w:val="000000"/>
+          <w:sz w:val="22"/>
+          <w:szCs w:val="22"/>
+        </w:rPr>
+        <w:t>为满足其信息需求而</w:t>
+      </w:r>
+      <w:r>
+        <w:rPr>
+          <w:rFonts w:ascii="Times New Roman" w:eastAsia="黑体" w:hAnsi="Times New Roman" w:cs="Times New Roman"/>
+          <w:color w:val="000000"/>
+          <w:sz w:val="22"/>
+          <w:szCs w:val="22"/>
+        </w:rPr>
+        <w:t>认为重要的每个方面。</w:t>
+      </w:r>
+    </w:p>
+    <w:p>
+      <w:pPr>
+        <w:widowControl w:val="0"/>
+        <w:snapToGrid w:val="0"/>
+        <w:spacing w:line="276" w:lineRule="auto"/>
+        <w:jc w:val="both"/>
+        <w:rPr>
+          <w:rFonts w:ascii="Times New Roman" w:eastAsia="黑体" w:hAnsi="Times New Roman" w:cs="Times New Roman"/>
+          <w:color w:val="000000"/>
+          <w:sz w:val="22"/>
+          <w:szCs w:val="22"/>
+        </w:rPr>
+      </w:pPr>
+    </w:p>
+    <w:p>
+      <w:pPr>
+        <w:widowControl w:val="0"/>
+        <w:snapToGrid w:val="0"/>
+        <w:spacing w:line="276" w:lineRule="auto"/>
+        <w:jc w:val="both"/>
+        <w:rPr>
+          <w:rFonts w:ascii="Times New Roman" w:eastAsia="黑体" w:hAnsi="Times New Roman" w:cs="Times New Roman"/>
+          <w:color w:val="000000"/>
+          <w:sz w:val="22"/>
+          <w:szCs w:val="22"/>
+        </w:rPr>
+      </w:pPr>
+      <w:r>
+        <w:rPr>
+          <w:rFonts w:ascii="Times New Roman" w:eastAsia="黑体" w:hAnsi="Times New Roman" w:cs="Times New Roman" w:hint="eastAsia"/>
+          <w:color w:val="000000"/>
+          <w:sz w:val="22"/>
+          <w:szCs w:val="22"/>
+        </w:rPr>
+        <w:t>任何内部控制体系的有效运行都可能因为人为过失及</w:t>
+      </w:r>
+      <w:r>
+        <w:rPr>
+          <w:rFonts w:ascii="Times New Roman" w:eastAsia="黑体" w:hAnsi="Times New Roman" w:cs="Times New Roman" w:hint="eastAsia"/>
+          <w:color w:val="000000"/>
+          <w:sz w:val="22"/>
+          <w:szCs w:val="22"/>
+        </w:rPr>
+        <w:t>规避控制而存在固有限制。</w:t>
+      </w:r>
+      <w:r>
+        <w:rPr>
+          <w:rFonts w:ascii="Times New Roman" w:eastAsia="黑体" w:hAnsi="Times New Roman" w:cs="Times New Roman"/>
+          <w:color w:val="000000"/>
+          <w:sz w:val="22"/>
+          <w:szCs w:val="22"/>
+        </w:rPr>
+        <w:t>由于控制的性质，服务机构所实施的控制可能无法永久有效执行从而为实现基于适用的可信服务标准所</w:t>
+      </w:r>
+      <w:proofErr w:type="gramStart"/>
+      <w:r>
+        <w:rPr>
+          <w:rFonts w:ascii="Times New Roman" w:eastAsia="黑体" w:hAnsi="Times New Roman" w:cs="Times New Roman"/>
+          <w:color w:val="000000"/>
+          <w:sz w:val="22"/>
+          <w:szCs w:val="22"/>
+        </w:rPr>
+        <w:t>作出</w:t>
+      </w:r>
+      <w:proofErr w:type="gramEnd"/>
+      <w:r>
+        <w:rPr>
+          <w:rFonts w:ascii="Times New Roman" w:eastAsia="黑体" w:hAnsi="Times New Roman" w:cs="Times New Roman"/>
+          <w:color w:val="000000"/>
+          <w:sz w:val="22"/>
+          <w:szCs w:val="22"/>
+        </w:rPr>
+        <w:t>的服务承诺和体系要求提供合理保证。此外，任何关于描述的陈述或者为</w:t>
+      </w:r>
+      <w:r>
+        <w:rPr>
+          <w:rFonts w:ascii="Times New Roman" w:eastAsia="黑体" w:hAnsi="Times New Roman" w:cs="Times New Roman" w:hint="eastAsia"/>
+          <w:color w:val="000000"/>
+          <w:sz w:val="22"/>
+          <w:szCs w:val="22"/>
+        </w:rPr>
+        <w:t>实现基于适用的可信服务标准所</w:t>
+      </w:r>
+      <w:proofErr w:type="gramStart"/>
+      <w:r>
+        <w:rPr>
+          <w:rFonts w:ascii="Times New Roman" w:eastAsia="黑体" w:hAnsi="Times New Roman" w:cs="Times New Roman" w:hint="eastAsia"/>
+          <w:color w:val="000000"/>
+          <w:sz w:val="22"/>
+          <w:szCs w:val="22"/>
+        </w:rPr>
+        <w:t>作出</w:t>
+      </w:r>
+      <w:proofErr w:type="gramEnd"/>
+      <w:r>
+        <w:rPr>
+          <w:rFonts w:ascii="Times New Roman" w:eastAsia="黑体" w:hAnsi="Times New Roman" w:cs="Times New Roman" w:hint="eastAsia"/>
+          <w:color w:val="000000"/>
+          <w:sz w:val="22"/>
+          <w:szCs w:val="22"/>
+        </w:rPr>
+        <w:t>的服务承诺和体系要求</w:t>
+      </w:r>
+      <w:r>
+        <w:rPr>
+          <w:rFonts w:ascii="Times New Roman" w:eastAsia="黑体" w:hAnsi="Times New Roman" w:cs="Times New Roman"/>
+          <w:color w:val="000000"/>
+          <w:sz w:val="22"/>
+          <w:szCs w:val="22"/>
+        </w:rPr>
+        <w:t>而所设控制的设计之恰当</w:t>
+      </w:r>
+      <w:proofErr w:type="gramStart"/>
+      <w:r>
+        <w:rPr>
+          <w:rFonts w:ascii="Times New Roman" w:eastAsia="黑体" w:hAnsi="Times New Roman" w:cs="Times New Roman"/>
+          <w:color w:val="000000"/>
+          <w:sz w:val="22"/>
+          <w:szCs w:val="22"/>
+        </w:rPr>
+        <w:t>性</w:t>
+      </w:r>
+      <w:r>
+        <w:rPr>
+          <w:rFonts w:ascii="Times New Roman" w:eastAsia="黑体" w:hAnsi="Times New Roman" w:cs="Times New Roman" w:hint="eastAsia"/>
+          <w:color w:val="000000"/>
+          <w:sz w:val="22"/>
+          <w:szCs w:val="22"/>
+        </w:rPr>
+        <w:t>或执行之有效</w:t>
+      </w:r>
+      <w:proofErr w:type="gramEnd"/>
+      <w:r>
+        <w:rPr>
+          <w:rFonts w:ascii="Times New Roman" w:eastAsia="黑体" w:hAnsi="Times New Roman" w:cs="Times New Roman" w:hint="eastAsia"/>
+          <w:color w:val="000000"/>
+          <w:sz w:val="22"/>
+          <w:szCs w:val="22"/>
+        </w:rPr>
+        <w:t>性</w:t>
+      </w:r>
+      <w:r>
+        <w:rPr>
+          <w:rFonts w:ascii="Times New Roman" w:eastAsia="黑体" w:hAnsi="Times New Roman" w:cs="Times New Roman"/>
+          <w:color w:val="000000"/>
+          <w:sz w:val="22"/>
+          <w:szCs w:val="22"/>
+        </w:rPr>
+        <w:t>的结论的未来预测，都将受制于体系可能发生变化或服务机构的控制在将来可能变为失效的风险。</w:t>
+      </w:r>
+    </w:p>
+    <w:p>
+      <w:pPr>
+        <w:widowControl w:val="0"/>
+        <w:snapToGrid w:val="0"/>
+        <w:spacing w:line="276" w:lineRule="auto"/>
+        <w:jc w:val="both"/>
+        <w:rPr>
+          <w:rFonts w:ascii="Times New Roman" w:eastAsia="黑体" w:hAnsi="Times New Roman" w:cs="Times New Roman"/>
+          <w:color w:val="000000"/>
+          <w:sz w:val="22"/>
+          <w:szCs w:val="22"/>
+        </w:rPr>
+      </w:pPr>
+    </w:p>
+    <w:p>
+      <w:pPr>
+        <w:widowControl w:val="0"/>
+        <w:snapToGrid w:val="0"/>
+        <w:spacing w:line="276" w:lineRule="auto"/>
+        <w:jc w:val="both"/>
+        <w:rPr>
+          <w:rFonts w:ascii="Times New Roman" w:eastAsia="黑体" w:hAnsi="Times New Roman" w:cs="Times New Roman"/>
+          <w:color w:val="000000"/>
+          <w:sz w:val="22"/>
+          <w:szCs w:val="22"/>
+        </w:rPr>
+      </w:pPr>
+    </w:p>
+    <w:p>
+      <w:pPr>
+        <w:widowControl w:val="0"/>
+        <w:snapToGrid w:val="0"/>
+        <w:spacing w:line="276" w:lineRule="auto"/>
+        <w:jc w:val="both"/>
+        <w:rPr>
+          <w:rFonts w:ascii="Times New Roman" w:eastAsia="黑体" w:hAnsi="Times New Roman" w:cs="Times New Roman"/>
+          <w:i/>
+          <w:color w:val="000000"/>
+          <w:sz w:val="22"/>
+          <w:szCs w:val="22"/>
+        </w:rPr>
+      </w:pPr>
+      <w:r>
+        <w:rPr>
+          <w:rFonts w:ascii="Times New Roman" w:eastAsia="黑体" w:hAnsi="Times New Roman" w:cs="Times New Roman"/>
+          <w:i/>
+          <w:color w:val="000000"/>
+          <w:sz w:val="22"/>
+          <w:szCs w:val="22"/>
+        </w:rPr>
+        <w:t>其他事项</w:t>
+      </w:r>
+    </w:p>
+    <w:p>
+      <w:pPr>
+        <w:widowControl w:val="0"/>
+        <w:snapToGrid w:val="0"/>
+        <w:spacing w:line="276" w:lineRule="auto"/>
+        <w:jc w:val="both"/>
+        <w:rPr>
+          <w:rFonts w:ascii="Times New Roman" w:eastAsia="黑体" w:hAnsi="Times New Roman" w:cs="Times New Roman"/>
+          <w:color w:val="000000"/>
+          <w:sz w:val="22"/>
+          <w:szCs w:val="22"/>
+        </w:rPr>
+      </w:pPr>
+      <w:r>
+        <w:rPr>
+          <w:rFonts w:ascii="Times New Roman" w:eastAsia="黑体" w:hAnsi="Times New Roman" w:cs="Times New Roman"/>
+          <w:color w:val="000000"/>
+          <w:sz w:val="22"/>
+          <w:szCs w:val="22"/>
+        </w:rPr>
+        <w:lastRenderedPageBreak/>
+        <w:t>我们未执行程序以检查描述中所述</w:t>
+      </w:r>
+      <w:proofErr w:type="gramStart"/>
+      <w:r>
+        <w:rPr>
+          <w:rFonts w:ascii="Times New Roman" w:eastAsia="黑体" w:hAnsi="Times New Roman" w:cs="Times New Roman"/>
+          <w:color w:val="000000"/>
+          <w:sz w:val="22"/>
+          <w:szCs w:val="22"/>
+        </w:rPr>
+        <w:t>之控制</w:t>
+      </w:r>
+      <w:proofErr w:type="gramEnd"/>
+      <w:r>
+        <w:rPr>
+          <w:rFonts w:ascii="Times New Roman" w:eastAsia="黑体" w:hAnsi="Times New Roman" w:cs="Times New Roman"/>
+          <w:color w:val="000000"/>
+          <w:sz w:val="22"/>
+          <w:szCs w:val="22"/>
+        </w:rPr>
+        <w:t>的执行有效性，因此</w:t>
+      </w:r>
+      <w:proofErr w:type="gramStart"/>
+      <w:r>
+        <w:rPr>
+          <w:rFonts w:ascii="Times New Roman" w:eastAsia="黑体" w:hAnsi="Times New Roman" w:cs="Times New Roman"/>
+          <w:color w:val="000000"/>
+          <w:sz w:val="22"/>
+          <w:szCs w:val="22"/>
+        </w:rPr>
+        <w:t>不</w:t>
+      </w:r>
+      <w:proofErr w:type="gramEnd"/>
+      <w:r>
+        <w:rPr>
+          <w:rFonts w:ascii="Times New Roman" w:eastAsia="黑体" w:hAnsi="Times New Roman" w:cs="Times New Roman"/>
+          <w:color w:val="000000"/>
+          <w:sz w:val="22"/>
+          <w:szCs w:val="22"/>
+        </w:rPr>
+        <w:t>对此发表意见。</w:t>
+      </w:r>
+    </w:p>
+    <w:p>
+      <w:pPr>
+        <w:widowControl w:val="0"/>
+        <w:snapToGrid w:val="0"/>
+        <w:spacing w:line="276" w:lineRule="auto"/>
+        <w:jc w:val="both"/>
+        <w:rPr>
+          <w:rFonts w:ascii="Times New Roman" w:eastAsia="黑体" w:hAnsi="Times New Roman" w:cs="Times New Roman"/>
+          <w:color w:val="000000"/>
+          <w:sz w:val="22"/>
+          <w:szCs w:val="22"/>
+        </w:rPr>
+      </w:pPr>
+    </w:p>
+    <w:p>
+      <w:pPr>
+        <w:widowControl w:val="0"/>
+        <w:snapToGrid w:val="0"/>
+        <w:spacing w:line="276" w:lineRule="auto"/>
+        <w:jc w:val="both"/>
+        <w:rPr>
+          <w:rFonts w:ascii="Times New Roman" w:eastAsia="黑体" w:hAnsi="Times New Roman" w:cs="Times New Roman"/>
+          <w:color w:val="000000"/>
+          <w:sz w:val="22"/>
+          <w:szCs w:val="22"/>
+        </w:rPr>
+      </w:pPr>
+    </w:p>
+    <w:p>
+      <w:pPr>
+        <w:widowControl w:val="0"/>
+        <w:snapToGrid w:val="0"/>
+        <w:spacing w:line="276" w:lineRule="auto"/>
+        <w:jc w:val="both"/>
+        <w:rPr>
+          <w:rFonts w:ascii="Times New Roman" w:eastAsia="黑体" w:hAnsi="Times New Roman" w:cs="Times New Roman"/>
+          <w:i/>
+          <w:color w:val="000000"/>
+          <w:sz w:val="22"/>
+          <w:szCs w:val="22"/>
+        </w:rPr>
+      </w:pPr>
+      <w:r>
+        <w:rPr>
+          <w:rFonts w:ascii="Times New Roman" w:eastAsia="黑体" w:hAnsi="Times New Roman" w:cs="Times New Roman"/>
+          <w:i/>
+          <w:color w:val="000000"/>
+          <w:sz w:val="22"/>
+          <w:szCs w:val="22"/>
+        </w:rPr>
+        <w:t>意见</w:t>
+      </w:r>
+    </w:p>
+    <w:p>
+      <w:pPr>
+        <w:widowControl w:val="0"/>
+        <w:snapToGrid w:val="0"/>
+        <w:spacing w:line="276" w:lineRule="auto"/>
+        <w:jc w:val="both"/>
+        <w:rPr>
+          <w:rFonts w:ascii="Times New Roman" w:eastAsia="黑体" w:hAnsi="Times New Roman" w:cs="Times New Roman"/>
+          <w:color w:val="000000"/>
+          <w:sz w:val="22"/>
+          <w:szCs w:val="22"/>
+        </w:rPr>
+      </w:pPr>
+      <w:r>
+        <w:rPr>
+          <w:rFonts w:ascii="Times New Roman" w:eastAsia="黑体" w:hAnsi="Times New Roman" w:cs="Times New Roman"/>
+          <w:color w:val="000000"/>
+          <w:sz w:val="22"/>
+          <w:szCs w:val="22"/>
+        </w:rPr>
+        <w:t>我们认为，在所有重大方面：</w:t>
+      </w:r>
+    </w:p>
+    <w:p>
+      <w:pPr>
+        <w:widowControl w:val="0"/>
+        <w:snapToGrid w:val="0"/>
+        <w:spacing w:line="276" w:lineRule="auto"/>
+        <w:ind w:left="420"/>
+        <w:jc w:val="both"/>
+        <w:rPr>
+          <w:rFonts w:ascii="Times New Roman" w:eastAsia="黑体" w:hAnsi="Times New Roman" w:cs="Times New Roman"/>
+          <w:color w:val="000000"/>
+          <w:sz w:val="22"/>
+          <w:szCs w:val="22"/>
+        </w:rPr>
+      </w:pPr>
+    </w:p>
+    <w:p>
+      <w:pPr>
+        <w:widowControl w:val="0"/>
+        <w:numPr>
+          <w:ilvl w:val="0"/>
+          <w:numId w:val="14"/>
+        </w:numPr>
+        <w:snapToGrid w:val="0"/>
+        <w:spacing w:line="276" w:lineRule="auto"/>
+        <w:ind w:left="720"/>
+        <w:jc w:val="both"/>
+        <w:rPr>
+          <w:rFonts w:ascii="Times New Roman" w:eastAsia="黑体" w:hAnsi="Times New Roman" w:cs="Times New Roman"/>
+          <w:color w:val="000000"/>
+          <w:sz w:val="22"/>
+          <w:szCs w:val="22"/>
+        </w:rPr>
+      </w:pPr>
+      <w:r>
+        <w:rPr>
+          <w:rFonts w:ascii="Times New Roman" w:eastAsia="黑体" w:hAnsi="Times New Roman" w:cs="Times New Roman"/>
+          <w:color w:val="000000"/>
+          <w:sz w:val="22"/>
+          <w:szCs w:val="22"/>
+        </w:rPr>
+        <w:t>基于描述标准，描述陈述了截至</w:t>
+      </w:r>
+      <w:r>
+        <w:rPr>
+          <w:rFonts w:ascii="Times New Roman" w:eastAsia="黑体" w:hAnsi="Times New Roman" w:cs="Times New Roman"/>
+          <w:color w:val="000000"/>
+          <w:sz w:val="22"/>
+          <w:szCs w:val="22"/>
+        </w:rPr>
+        <w:t>2025</w:t>
+      </w:r>
+      <w:r>
+        <w:rPr>
+          <w:rFonts w:ascii="Times New Roman" w:eastAsia="黑体" w:hAnsi="Times New Roman" w:cs="Times New Roman"/>
+          <w:color w:val="000000"/>
+          <w:sz w:val="22"/>
+          <w:szCs w:val="22"/>
+        </w:rPr>
+        <w:t>年</w:t>
+      </w:r>
+      <w:r>
+        <w:rPr>
+          <w:rFonts w:ascii="Times New Roman" w:eastAsia="黑体" w:hAnsi="Times New Roman" w:cs="Times New Roman"/>
+          <w:color w:val="000000"/>
+          <w:sz w:val="22"/>
+          <w:szCs w:val="22"/>
+        </w:rPr>
+        <w:t>1</w:t>
+      </w:r>
+      <w:r>
+        <w:rPr>
+          <w:rFonts w:ascii="Times New Roman" w:eastAsia="黑体" w:hAnsi="Times New Roman" w:cs="Times New Roman"/>
+          <w:color w:val="000000"/>
+          <w:sz w:val="22"/>
+          <w:szCs w:val="22"/>
+        </w:rPr>
+        <w:t>月</w:t>
+      </w:r>
+      <w:r>
+        <w:rPr>
+          <w:rFonts w:ascii="Times New Roman" w:eastAsia="黑体" w:hAnsi="Times New Roman" w:cs="Times New Roman"/>
+          <w:color w:val="000000"/>
+          <w:sz w:val="22"/>
+          <w:szCs w:val="22"/>
+        </w:rPr>
+        <w:t>1</w:t>
+      </w:r>
+      <w:r>
+        <w:rPr>
+          <w:rFonts w:ascii="Times New Roman" w:eastAsia="黑体" w:hAnsi="Times New Roman" w:cs="Times New Roman"/>
+          <w:color w:val="000000"/>
+          <w:sz w:val="22"/>
+          <w:szCs w:val="22"/>
+        </w:rPr>
+        <w:t>日</w:t>
+      </w:r>
+      <w:r>
+        <w:rPr>
+          <w:rFonts w:ascii="Times New Roman" w:eastAsia="黑体" w:hAnsi="Times New Roman" w:cs="Times New Roman"/>
+          <w:color w:val="000000"/>
+          <w:sz w:val="22"/>
+          <w:szCs w:val="22"/>
+        </w:rPr>
+        <w:t>体系之</w:t>
+      </w:r>
+      <w:r>
+        <w:rPr>
+          <w:rFonts w:ascii="Times New Roman" w:eastAsia="黑体" w:hAnsi="Times New Roman" w:cs="Times New Roman"/>
+          <w:color w:val="000000"/>
+          <w:sz w:val="22"/>
+          <w:szCs w:val="22"/>
+        </w:rPr>
+        <w:t>设计</w:t>
+      </w:r>
+      <w:r>
+        <w:rPr>
+          <w:rFonts w:ascii="Times New Roman" w:eastAsia="黑体" w:hAnsi="Times New Roman" w:cs="Times New Roman"/>
+          <w:color w:val="000000"/>
+          <w:sz w:val="22"/>
+          <w:szCs w:val="22"/>
+        </w:rPr>
+        <w:t>和实施</w:t>
+      </w:r>
+      <w:r>
+        <w:rPr>
+          <w:rFonts w:ascii="Times New Roman" w:eastAsia="黑体" w:hAnsi="Times New Roman" w:cs="Times New Roman"/>
+          <w:color w:val="000000"/>
+          <w:sz w:val="22"/>
+          <w:szCs w:val="22"/>
+        </w:rPr>
+        <w:t>情况</w:t>
+      </w:r>
+      <w:r>
+        <w:rPr>
+          <w:rFonts w:ascii="Times New Roman" w:eastAsia="黑体" w:hAnsi="Times New Roman" w:cs="Times New Roman"/>
+          <w:color w:val="000000"/>
+          <w:sz w:val="22"/>
+          <w:szCs w:val="22"/>
+        </w:rPr>
+        <w:t>。</w:t>
+      </w:r>
+    </w:p>
+    <w:p>
+      <w:pPr>
+        <w:widowControl w:val="0"/>
+        <w:snapToGrid w:val="0"/>
+        <w:spacing w:line="276" w:lineRule="auto"/>
+        <w:ind w:left="720"/>
+        <w:jc w:val="both"/>
+        <w:rPr>
+          <w:rFonts w:ascii="Times New Roman" w:eastAsia="黑体" w:hAnsi="Times New Roman" w:cs="Times New Roman"/>
+          <w:color w:val="000000"/>
+          <w:sz w:val="22"/>
+          <w:szCs w:val="22"/>
+        </w:rPr>
+      </w:pPr>
+    </w:p>
+    <w:p>
+      <w:pPr>
+        <w:widowControl w:val="0"/>
+        <w:numPr>
+          <w:ilvl w:val="0"/>
+          <w:numId w:val="14"/>
+        </w:numPr>
+        <w:snapToGrid w:val="0"/>
+        <w:spacing w:line="276" w:lineRule="auto"/>
+        <w:ind w:left="720"/>
+        <w:jc w:val="both"/>
+        <w:rPr>
+          <w:rFonts w:ascii="Times New Roman" w:eastAsia="黑体" w:hAnsi="Times New Roman" w:cs="Times New Roman"/>
+          <w:color w:val="000000"/>
+          <w:sz w:val="22"/>
+          <w:szCs w:val="22"/>
+        </w:rPr>
+      </w:pPr>
+      <w:r>
+        <w:rPr>
+          <w:rFonts w:ascii="Times New Roman" w:eastAsia="黑体" w:hAnsi="Times New Roman" w:cs="Times New Roman"/>
+          <w:color w:val="000000"/>
+          <w:sz w:val="22"/>
+          <w:szCs w:val="22"/>
+        </w:rPr>
+        <w:t>截至</w:t>
+      </w:r>
+      <w:r>
+        <w:rPr>
+          <w:rFonts w:ascii="Times New Roman" w:eastAsia="黑体" w:hAnsi="Times New Roman" w:cs="Times New Roman" w:hint="eastAsia"/>
+          <w:color w:val="000000"/>
+          <w:sz w:val="22"/>
+          <w:szCs w:val="22"/>
+        </w:rPr>
+        <w:t>2025</w:t>
+      </w:r>
+      <w:r>
+        <w:rPr>
+          <w:rFonts w:ascii="Times New Roman" w:eastAsia="黑体" w:hAnsi="Times New Roman" w:cs="Times New Roman" w:hint="eastAsia"/>
+          <w:color w:val="000000"/>
+          <w:sz w:val="22"/>
+          <w:szCs w:val="22"/>
+        </w:rPr>
+        <w:t>年</w:t>
+      </w:r>
+      <w:r>
+        <w:rPr>
+          <w:rFonts w:ascii="Times New Roman" w:eastAsia="黑体" w:hAnsi="Times New Roman" w:cs="Times New Roman" w:hint="eastAsia"/>
+          <w:color w:val="000000"/>
+          <w:sz w:val="22"/>
+          <w:szCs w:val="22"/>
+        </w:rPr>
+        <w:t>1</w:t>
+      </w:r>
+      <w:r>
+        <w:rPr>
+          <w:rFonts w:ascii="Times New Roman" w:eastAsia="黑体" w:hAnsi="Times New Roman" w:cs="Times New Roman" w:hint="eastAsia"/>
+          <w:color w:val="000000"/>
+          <w:sz w:val="22"/>
+          <w:szCs w:val="22"/>
+        </w:rPr>
+        <w:t>月</w:t>
+      </w:r>
+      <w:r>
+        <w:rPr>
+          <w:rFonts w:ascii="Times New Roman" w:eastAsia="黑体" w:hAnsi="Times New Roman" w:cs="Times New Roman" w:hint="eastAsia"/>
+          <w:color w:val="000000"/>
+          <w:sz w:val="22"/>
+          <w:szCs w:val="22"/>
+        </w:rPr>
+        <w:t>1</w:t>
+      </w:r>
+      <w:r>
+        <w:rPr>
+          <w:rFonts w:ascii="Times New Roman" w:eastAsia="黑体" w:hAnsi="Times New Roman" w:cs="Times New Roman" w:hint="eastAsia"/>
+          <w:color w:val="000000"/>
+          <w:sz w:val="22"/>
+          <w:szCs w:val="22"/>
+        </w:rPr>
+        <w:t>日</w:t>
+      </w:r>
+      <w:r>
+        <w:rPr>
+          <w:rFonts w:ascii="Times New Roman" w:eastAsia="黑体" w:hAnsi="Times New Roman" w:cs="Times New Roman"/>
+          <w:color w:val="000000"/>
+          <w:sz w:val="22"/>
+          <w:szCs w:val="22"/>
+        </w:rPr>
+        <w:t>，描述中所述</w:t>
+      </w:r>
+      <w:proofErr w:type="gramStart"/>
+      <w:r>
+        <w:rPr>
+          <w:rFonts w:ascii="Times New Roman" w:eastAsia="黑体" w:hAnsi="Times New Roman" w:cs="Times New Roman"/>
+          <w:color w:val="000000"/>
+          <w:sz w:val="22"/>
+          <w:szCs w:val="22"/>
+        </w:rPr>
+        <w:t>之控制</w:t>
+      </w:r>
+      <w:proofErr w:type="gramEnd"/>
+      <w:r>
+        <w:rPr>
+          <w:rFonts w:ascii="Times New Roman" w:eastAsia="黑体" w:hAnsi="Times New Roman" w:cs="Times New Roman"/>
+          <w:color w:val="000000"/>
+          <w:sz w:val="22"/>
+          <w:szCs w:val="22"/>
+        </w:rPr>
+        <w:t>设计恰当，</w:t>
+      </w:r>
+      <w:r>
+        <w:rPr>
+          <w:rFonts w:ascii="Times New Roman" w:eastAsia="黑体" w:hAnsi="Times New Roman" w:cs="Times New Roman"/>
+          <w:color w:val="000000"/>
+          <w:sz w:val="22"/>
+          <w:szCs w:val="22"/>
+        </w:rPr>
+        <w:t>若该等控制执行有效</w:t>
+      </w:r>
+      <w:r>
+        <w:rPr>
+          <w:rFonts w:ascii="Times New Roman" w:eastAsia="黑体" w:hAnsi="Times New Roman" w:cs="Times New Roman" w:hint="eastAsia"/>
+          <w:color w:val="000000"/>
+          <w:sz w:val="22"/>
+          <w:szCs w:val="22"/>
+        </w:rPr>
+        <w:t>，且用户实体如测试公司简称的控制设计中所预期的那样实施补充性控制</w:t>
+      </w:r>
+      <w:r>
+        <w:rPr>
+          <w:rFonts w:ascii="Times New Roman" w:eastAsia="黑体" w:hAnsi="Times New Roman" w:cs="Times New Roman" w:hint="eastAsia"/>
+          <w:color w:val="000000"/>
+          <w:sz w:val="22"/>
+          <w:szCs w:val="22"/>
+        </w:rPr>
+        <w:t>，</w:t>
+      </w:r>
+      <w:r>
+        <w:rPr>
+          <w:rFonts w:ascii="Times New Roman" w:eastAsia="黑体" w:hAnsi="Times New Roman" w:cs="Times New Roman" w:hint="eastAsia"/>
+          <w:color w:val="000000"/>
+          <w:sz w:val="22"/>
+          <w:szCs w:val="22"/>
+        </w:rPr>
+        <w:t>则</w:t>
+      </w:r>
+      <w:r>
+        <w:rPr>
+          <w:rFonts w:ascii="Times New Roman" w:eastAsia="黑体" w:hAnsi="Times New Roman" w:cs="Times New Roman"/>
+          <w:color w:val="000000"/>
+          <w:sz w:val="22"/>
+          <w:szCs w:val="22"/>
+        </w:rPr>
+        <w:t>该等控制能为实现描述中所述的</w:t>
+      </w:r>
+      <w:r>
+        <w:rPr>
+          <w:rFonts w:ascii="Times New Roman" w:eastAsia="黑体" w:hAnsi="Times New Roman" w:cs="Times New Roman" w:hint="eastAsia"/>
+          <w:color w:val="000000"/>
+          <w:spacing w:val="-4"/>
+          <w:sz w:val="22"/>
+          <w:szCs w:val="22"/>
+        </w:rPr>
+        <w:t>测试公司简称</w:t>
+      </w:r>
+      <w:r>
+        <w:rPr>
+          <w:rFonts w:ascii="Times New Roman" w:eastAsia="黑体" w:hAnsi="Times New Roman" w:cs="Times New Roman"/>
+          <w:color w:val="000000"/>
+          <w:sz w:val="22"/>
+          <w:szCs w:val="22"/>
+        </w:rPr>
+        <w:t>之基于适用的可信服务标准所</w:t>
+      </w:r>
+      <w:proofErr w:type="gramStart"/>
+      <w:r>
+        <w:rPr>
+          <w:rFonts w:ascii="Times New Roman" w:eastAsia="黑体" w:hAnsi="Times New Roman" w:cs="Times New Roman"/>
+          <w:color w:val="000000"/>
+          <w:sz w:val="22"/>
+          <w:szCs w:val="22"/>
+        </w:rPr>
+        <w:t>作出</w:t>
+      </w:r>
+      <w:proofErr w:type="gramEnd"/>
+      <w:r>
+        <w:rPr>
+          <w:rFonts w:ascii="Times New Roman" w:eastAsia="黑体" w:hAnsi="Times New Roman" w:cs="Times New Roman"/>
+          <w:color w:val="000000"/>
+          <w:sz w:val="22"/>
+          <w:szCs w:val="22"/>
+        </w:rPr>
+        <w:t>的服务承诺和体系要求提供合理保证。</w:t>
+      </w:r>
+    </w:p>
+    <w:p>
+      <w:pPr>
+        <w:widowControl w:val="0"/>
+        <w:snapToGrid w:val="0"/>
+        <w:spacing w:line="276" w:lineRule="auto"/>
+        <w:jc w:val="both"/>
+        <w:rPr>
+          <w:rFonts w:ascii="Times New Roman" w:eastAsia="黑体" w:hAnsi="Times New Roman" w:cs="Times New Roman"/>
+          <w:color w:val="000000"/>
+          <w:sz w:val="22"/>
+          <w:szCs w:val="22"/>
+        </w:rPr>
+      </w:pPr>
+    </w:p>
+    <w:p>
+      <w:pPr>
+        <w:widowControl w:val="0"/>
+        <w:snapToGrid w:val="0"/>
+        <w:spacing w:line="276" w:lineRule="auto"/>
+        <w:jc w:val="both"/>
+        <w:rPr>
+          <w:rFonts w:ascii="Times New Roman" w:eastAsia="黑体" w:hAnsi="Times New Roman" w:cs="Times New Roman"/>
+          <w:color w:val="000000"/>
+          <w:sz w:val="22"/>
+          <w:szCs w:val="22"/>
+        </w:rPr>
+      </w:pPr>
+    </w:p>
+    <w:p>
+      <w:pPr>
+        <w:widowControl w:val="0"/>
+        <w:snapToGrid w:val="0"/>
+        <w:spacing w:line="276" w:lineRule="auto"/>
+        <w:jc w:val="both"/>
+        <w:rPr>
+          <w:rFonts w:ascii="Times New Roman" w:eastAsia="黑体" w:hAnsi="Times New Roman" w:cs="Times New Roman"/>
+          <w:i/>
+          <w:color w:val="000000"/>
+          <w:sz w:val="22"/>
+          <w:szCs w:val="22"/>
+        </w:rPr>
+      </w:pPr>
+      <w:r>
+        <w:rPr>
+          <w:rFonts w:ascii="Times New Roman" w:eastAsia="黑体" w:hAnsi="Times New Roman" w:cs="Times New Roman"/>
+          <w:i/>
+          <w:color w:val="000000"/>
+          <w:sz w:val="22"/>
+          <w:szCs w:val="22"/>
+        </w:rPr>
+        <w:t>限制使用条款</w:t>
+      </w:r>
+    </w:p>
+    <w:p>
+      <w:pPr>
+        <w:widowControl w:val="0"/>
+        <w:snapToGrid w:val="0"/>
+        <w:spacing w:line="276" w:lineRule="auto"/>
+        <w:jc w:val="both"/>
+        <w:rPr>
+          <w:rFonts w:ascii="Times New Roman" w:eastAsia="黑体" w:hAnsi="Times New Roman" w:cs="Times New Roman"/>
+          <w:color w:val="000000"/>
+          <w:sz w:val="22"/>
+          <w:szCs w:val="22"/>
+        </w:rPr>
+      </w:pPr>
+      <w:r>
+        <w:rPr>
+          <w:rFonts w:ascii="Times New Roman" w:eastAsia="黑体" w:hAnsi="Times New Roman" w:cs="Times New Roman"/>
+          <w:color w:val="000000"/>
+          <w:sz w:val="22"/>
+          <w:szCs w:val="22"/>
+        </w:rPr>
+        <w:t>本报告，仅供</w:t>
+      </w:r>
+      <w:r>
+        <w:rPr>
+          <w:rFonts w:ascii="Times New Roman" w:eastAsia="黑体" w:hAnsi="Times New Roman" w:cs="Times New Roman" w:hint="eastAsia"/>
+          <w:color w:val="000000"/>
+          <w:spacing w:val="-4"/>
+          <w:sz w:val="22"/>
+          <w:szCs w:val="22"/>
+        </w:rPr>
+        <w:t>测试公司简称</w:t>
+      </w:r>
+      <w:r>
+        <w:rPr>
+          <w:rFonts w:ascii="Times New Roman" w:eastAsia="黑体" w:hAnsi="Times New Roman" w:cs="Times New Roman"/>
+          <w:color w:val="000000"/>
+          <w:sz w:val="22"/>
+          <w:szCs w:val="22"/>
+        </w:rPr>
+        <w:t>、截至</w:t>
+      </w:r>
+      <w:r>
+        <w:rPr>
+          <w:rFonts w:ascii="Times New Roman" w:eastAsia="黑体" w:hAnsi="Times New Roman" w:cs="Times New Roman" w:hint="eastAsia"/>
+          <w:color w:val="000000"/>
+          <w:sz w:val="22"/>
+          <w:szCs w:val="22"/>
+        </w:rPr>
+        <w:t>2025</w:t>
+      </w:r>
+      <w:r>
+        <w:rPr>
+          <w:rFonts w:ascii="Times New Roman" w:eastAsia="黑体" w:hAnsi="Times New Roman" w:cs="Times New Roman" w:hint="eastAsia"/>
+          <w:color w:val="000000"/>
+          <w:sz w:val="22"/>
+          <w:szCs w:val="22"/>
+        </w:rPr>
+        <w:t>年</w:t>
+      </w:r>
+      <w:r>
+        <w:rPr>
+          <w:rFonts w:ascii="Times New Roman" w:eastAsia="黑体" w:hAnsi="Times New Roman" w:cs="Times New Roman" w:hint="eastAsia"/>
+          <w:color w:val="000000"/>
+          <w:sz w:val="22"/>
+          <w:szCs w:val="22"/>
+        </w:rPr>
+        <w:t>1</w:t>
+      </w:r>
+      <w:r>
+        <w:rPr>
+          <w:rFonts w:ascii="Times New Roman" w:eastAsia="黑体" w:hAnsi="Times New Roman" w:cs="Times New Roman" w:hint="eastAsia"/>
+          <w:color w:val="000000"/>
+          <w:sz w:val="22"/>
+          <w:szCs w:val="22"/>
+        </w:rPr>
+        <w:t>月</w:t>
+      </w:r>
+      <w:r>
+        <w:rPr>
+          <w:rFonts w:ascii="Times New Roman" w:eastAsia="黑体" w:hAnsi="Times New Roman" w:cs="Times New Roman" w:hint="eastAsia"/>
+          <w:color w:val="000000"/>
+          <w:sz w:val="22"/>
+          <w:szCs w:val="22"/>
+        </w:rPr>
+        <w:t>1</w:t>
+      </w:r>
+      <w:r>
+        <w:rPr>
+          <w:rFonts w:ascii="Times New Roman" w:eastAsia="黑体" w:hAnsi="Times New Roman" w:cs="Times New Roman" w:hint="eastAsia"/>
+          <w:color w:val="000000"/>
+          <w:sz w:val="22"/>
+          <w:szCs w:val="22"/>
+        </w:rPr>
+        <w:t>日</w:t>
+      </w:r>
+      <w:r>
+        <w:rPr>
+          <w:rFonts w:ascii="Times New Roman" w:eastAsia="黑体" w:hAnsi="Times New Roman" w:cs="Times New Roman"/>
+          <w:color w:val="000000"/>
+          <w:sz w:val="22"/>
+          <w:szCs w:val="22"/>
+        </w:rPr>
+        <w:t>使用</w:t>
+      </w:r>
+      <w:r>
+        <w:rPr>
+          <w:rFonts w:ascii="Times New Roman" w:eastAsia="黑体" w:hAnsi="Times New Roman" w:cs="Times New Roman" w:hint="eastAsia"/>
+          <w:color w:val="000000"/>
+          <w:sz w:val="22"/>
+          <w:szCs w:val="22"/>
+        </w:rPr>
+        <w:t>体系</w:t>
+      </w:r>
+      <w:r>
+        <w:rPr>
+          <w:rFonts w:ascii="Times New Roman" w:eastAsia="黑体" w:hAnsi="Times New Roman" w:cs="Times New Roman"/>
+          <w:color w:val="000000"/>
+          <w:sz w:val="22"/>
+          <w:szCs w:val="22"/>
+        </w:rPr>
+        <w:t>的用户</w:t>
+      </w:r>
+      <w:r>
+        <w:rPr>
+          <w:rFonts w:ascii="Times New Roman" w:eastAsia="黑体" w:hAnsi="Times New Roman" w:cs="Times New Roman" w:hint="eastAsia"/>
+          <w:color w:val="000000"/>
+          <w:sz w:val="22"/>
+          <w:szCs w:val="22"/>
+        </w:rPr>
+        <w:t>实体</w:t>
+      </w:r>
+      <w:r>
+        <w:rPr>
+          <w:rFonts w:ascii="Times New Roman" w:eastAsia="黑体" w:hAnsi="Times New Roman" w:cs="Times New Roman"/>
+          <w:color w:val="000000"/>
+          <w:sz w:val="22"/>
+          <w:szCs w:val="22"/>
+        </w:rPr>
+        <w:t>、预期的用户</w:t>
+      </w:r>
+      <w:r>
+        <w:rPr>
+          <w:rFonts w:ascii="Times New Roman" w:eastAsia="黑体" w:hAnsi="Times New Roman" w:cs="Times New Roman" w:hint="eastAsia"/>
+          <w:color w:val="000000"/>
+          <w:sz w:val="22"/>
+          <w:szCs w:val="22"/>
+        </w:rPr>
+        <w:t>实体</w:t>
+      </w:r>
+      <w:r>
+        <w:rPr>
+          <w:rFonts w:ascii="Times New Roman" w:eastAsia="黑体" w:hAnsi="Times New Roman" w:cs="Times New Roman"/>
+          <w:color w:val="000000"/>
+          <w:sz w:val="22"/>
+          <w:szCs w:val="22"/>
+        </w:rPr>
+        <w:t>、</w:t>
+      </w:r>
+      <w:r>
+        <w:rPr>
+          <w:rFonts w:ascii="Times New Roman" w:eastAsia="黑体" w:hAnsi="Times New Roman" w:cs="Times New Roman" w:hint="eastAsia"/>
+          <w:color w:val="000000"/>
+          <w:sz w:val="22"/>
+          <w:szCs w:val="22"/>
+        </w:rPr>
+        <w:t>为</w:t>
+      </w:r>
+      <w:r>
+        <w:rPr>
+          <w:rFonts w:ascii="Times New Roman" w:eastAsia="黑体" w:hAnsi="Times New Roman" w:cs="Times New Roman"/>
+          <w:color w:val="000000"/>
+          <w:sz w:val="22"/>
+          <w:szCs w:val="22"/>
+        </w:rPr>
+        <w:t>该等用户</w:t>
+      </w:r>
+      <w:r>
+        <w:rPr>
+          <w:rFonts w:ascii="Times New Roman" w:eastAsia="黑体" w:hAnsi="Times New Roman" w:cs="Times New Roman" w:hint="eastAsia"/>
+          <w:color w:val="000000"/>
+          <w:sz w:val="22"/>
+          <w:szCs w:val="22"/>
+        </w:rPr>
+        <w:t>实体</w:t>
+      </w:r>
+      <w:r>
+        <w:rPr>
+          <w:rFonts w:ascii="Times New Roman" w:eastAsia="黑体" w:hAnsi="Times New Roman" w:cs="Times New Roman" w:hint="eastAsia"/>
+          <w:color w:val="000000"/>
+          <w:sz w:val="22"/>
+          <w:szCs w:val="22"/>
+        </w:rPr>
+        <w:t>提供服务</w:t>
+      </w:r>
+      <w:r>
+        <w:rPr>
+          <w:rFonts w:ascii="Times New Roman" w:eastAsia="黑体" w:hAnsi="Times New Roman" w:cs="Times New Roman"/>
+          <w:color w:val="000000"/>
+          <w:sz w:val="22"/>
+          <w:szCs w:val="22"/>
+        </w:rPr>
+        <w:t>的独立审计师</w:t>
+      </w:r>
+      <w:r>
+        <w:rPr>
+          <w:rFonts w:ascii="Times New Roman" w:eastAsia="黑体" w:hAnsi="Times New Roman" w:cs="Times New Roman" w:hint="eastAsia"/>
+          <w:color w:val="000000"/>
+          <w:sz w:val="22"/>
+          <w:szCs w:val="22"/>
+        </w:rPr>
+        <w:t>和</w:t>
+      </w:r>
+      <w:r>
+        <w:rPr>
+          <w:rFonts w:ascii="Times New Roman" w:eastAsia="黑体" w:hAnsi="Times New Roman" w:cs="Times New Roman"/>
+          <w:color w:val="000000"/>
+          <w:sz w:val="22"/>
+          <w:szCs w:val="22"/>
+        </w:rPr>
+        <w:t>专业人士</w:t>
+      </w:r>
+      <w:r>
+        <w:rPr>
+          <w:rFonts w:ascii="Times New Roman" w:eastAsia="黑体" w:hAnsi="Times New Roman" w:cs="Times New Roman" w:hint="eastAsia"/>
+          <w:color w:val="000000"/>
+          <w:sz w:val="22"/>
+          <w:szCs w:val="22"/>
+        </w:rPr>
+        <w:t>，</w:t>
+      </w:r>
+      <w:r>
+        <w:rPr>
+          <w:rFonts w:ascii="Times New Roman" w:eastAsia="黑体" w:hAnsi="Times New Roman" w:cs="Times New Roman" w:hint="eastAsia"/>
+          <w:color w:val="000000"/>
+          <w:sz w:val="22"/>
+          <w:szCs w:val="22"/>
+        </w:rPr>
+        <w:t>以及监管机构</w:t>
+      </w:r>
+      <w:r>
+        <w:rPr>
+          <w:rFonts w:ascii="Times New Roman" w:eastAsia="黑体" w:hAnsi="Times New Roman" w:cs="Times New Roman"/>
+          <w:color w:val="000000"/>
+          <w:sz w:val="22"/>
+          <w:szCs w:val="22"/>
+        </w:rPr>
+        <w:t>，</w:t>
+      </w:r>
+      <w:r>
+        <w:rPr>
+          <w:rFonts w:ascii="Times New Roman" w:eastAsia="黑体" w:hAnsi="Times New Roman" w:cs="Times New Roman" w:hint="eastAsia"/>
+          <w:color w:val="000000"/>
+          <w:sz w:val="22"/>
+          <w:szCs w:val="22"/>
+        </w:rPr>
+        <w:t>在充分了解和理解以下内容后参考和使用</w:t>
+      </w:r>
+      <w:r>
+        <w:rPr>
+          <w:rFonts w:ascii="Times New Roman" w:eastAsia="黑体" w:hAnsi="Times New Roman" w:cs="Times New Roman"/>
+          <w:color w:val="000000"/>
+          <w:sz w:val="22"/>
+          <w:szCs w:val="22"/>
+        </w:rPr>
+        <w:t>：</w:t>
+      </w:r>
+    </w:p>
+    <w:p>
+      <w:pPr>
+        <w:widowControl w:val="0"/>
+        <w:numPr>
+          <w:ilvl w:val="0"/>
+          <w:numId w:val="13"/>
+        </w:numPr>
+        <w:snapToGrid w:val="0"/>
+        <w:spacing w:line="276" w:lineRule="auto"/>
+        <w:jc w:val="both"/>
+        <w:rPr>
+          <w:rFonts w:ascii="Times New Roman" w:eastAsia="黑体" w:hAnsi="Times New Roman" w:cs="Times New Roman"/>
+          <w:color w:val="000000"/>
+          <w:sz w:val="22"/>
+          <w:szCs w:val="22"/>
+        </w:rPr>
+      </w:pPr>
+      <w:r>
+        <w:rPr>
+          <w:rFonts w:ascii="Times New Roman" w:eastAsia="黑体" w:hAnsi="Times New Roman" w:cs="Times New Roman"/>
+          <w:color w:val="000000"/>
+          <w:sz w:val="22"/>
+          <w:szCs w:val="22"/>
+        </w:rPr>
+        <w:t>服务机构所提供服务的性质</w:t>
+      </w:r>
+      <w:r>
+        <w:rPr>
+          <w:rFonts w:ascii="Times New Roman" w:eastAsia="黑体" w:hAnsi="Times New Roman" w:cs="Times New Roman" w:hint="eastAsia"/>
+          <w:color w:val="000000"/>
+          <w:sz w:val="22"/>
+          <w:szCs w:val="22"/>
+        </w:rPr>
+        <w:t>。</w:t>
+      </w:r>
+    </w:p>
+    <w:p>
+      <w:pPr>
+        <w:widowControl w:val="0"/>
+        <w:numPr>
+          <w:ilvl w:val="0"/>
+          <w:numId w:val="13"/>
+        </w:numPr>
+        <w:snapToGrid w:val="0"/>
+        <w:spacing w:line="276" w:lineRule="auto"/>
+        <w:jc w:val="both"/>
+        <w:rPr>
+          <w:rFonts w:ascii="Times New Roman" w:eastAsia="黑体" w:hAnsi="Times New Roman" w:cs="Times New Roman"/>
+          <w:color w:val="000000"/>
+          <w:sz w:val="22"/>
+          <w:szCs w:val="22"/>
+        </w:rPr>
+      </w:pPr>
+      <w:r>
+        <w:rPr>
+          <w:rFonts w:ascii="Times New Roman" w:eastAsia="黑体" w:hAnsi="Times New Roman" w:cs="Times New Roman"/>
+          <w:color w:val="000000"/>
+          <w:sz w:val="22"/>
+          <w:szCs w:val="22"/>
+        </w:rPr>
+        <w:t>服务机构的体系如何与用户</w:t>
+      </w:r>
+      <w:r>
+        <w:rPr>
+          <w:rFonts w:ascii="Times New Roman" w:eastAsia="黑体" w:hAnsi="Times New Roman" w:cs="Times New Roman" w:hint="eastAsia"/>
+          <w:color w:val="000000"/>
+          <w:sz w:val="22"/>
+          <w:szCs w:val="22"/>
+        </w:rPr>
+        <w:t>实体</w:t>
+      </w:r>
+      <w:r>
+        <w:rPr>
+          <w:rFonts w:ascii="Times New Roman" w:eastAsia="黑体" w:hAnsi="Times New Roman" w:cs="Times New Roman"/>
+          <w:color w:val="000000"/>
+          <w:sz w:val="22"/>
+          <w:szCs w:val="22"/>
+        </w:rPr>
+        <w:t>或</w:t>
+      </w:r>
+      <w:proofErr w:type="gramStart"/>
+      <w:r>
+        <w:rPr>
+          <w:rFonts w:ascii="Times New Roman" w:eastAsia="黑体" w:hAnsi="Times New Roman" w:cs="Times New Roman"/>
+          <w:color w:val="000000"/>
+          <w:sz w:val="22"/>
+          <w:szCs w:val="22"/>
+        </w:rPr>
+        <w:t>其他第三</w:t>
+      </w:r>
+      <w:proofErr w:type="gramEnd"/>
+      <w:r>
+        <w:rPr>
+          <w:rFonts w:ascii="Times New Roman" w:eastAsia="黑体" w:hAnsi="Times New Roman" w:cs="Times New Roman"/>
+          <w:color w:val="000000"/>
+          <w:sz w:val="22"/>
+          <w:szCs w:val="22"/>
+        </w:rPr>
+        <w:t>方交互</w:t>
+      </w:r>
+      <w:r>
+        <w:rPr>
+          <w:rFonts w:ascii="Times New Roman" w:eastAsia="黑体" w:hAnsi="Times New Roman" w:cs="Times New Roman" w:hint="eastAsia"/>
+          <w:color w:val="000000"/>
+          <w:sz w:val="22"/>
+          <w:szCs w:val="22"/>
+        </w:rPr>
+        <w:t>。</w:t>
+      </w:r>
+    </w:p>
+    <w:p>
+      <w:pPr>
+        <w:widowControl w:val="0"/>
+        <w:numPr>
+          <w:ilvl w:val="0"/>
+          <w:numId w:val="13"/>
+        </w:numPr>
+        <w:snapToGrid w:val="0"/>
+        <w:spacing w:line="276" w:lineRule="auto"/>
+        <w:jc w:val="both"/>
+        <w:rPr>
+          <w:rFonts w:ascii="Times New Roman" w:eastAsia="黑体" w:hAnsi="Times New Roman" w:cs="Times New Roman"/>
+          <w:color w:val="000000"/>
+          <w:sz w:val="22"/>
+          <w:szCs w:val="22"/>
+        </w:rPr>
+      </w:pPr>
+      <w:r>
+        <w:rPr>
+          <w:rFonts w:ascii="Times New Roman" w:eastAsia="黑体" w:hAnsi="Times New Roman" w:cs="Times New Roman"/>
+          <w:color w:val="000000"/>
+          <w:sz w:val="22"/>
+          <w:szCs w:val="22"/>
+        </w:rPr>
+        <w:t>内部控制及其局限性</w:t>
+      </w:r>
+      <w:r>
+        <w:rPr>
+          <w:rFonts w:ascii="Times New Roman" w:eastAsia="黑体" w:hAnsi="Times New Roman" w:cs="Times New Roman" w:hint="eastAsia"/>
+          <w:color w:val="000000"/>
+          <w:sz w:val="22"/>
+          <w:szCs w:val="22"/>
+        </w:rPr>
+        <w:t>。</w:t>
+      </w:r>
+    </w:p>
+    <w:p>
+      <w:pPr>
+        <w:widowControl w:val="0"/>
+        <w:numPr>
+          <w:ilvl w:val="0"/>
+          <w:numId w:val="13"/>
+        </w:numPr>
+        <w:snapToGrid w:val="0"/>
+        <w:spacing w:line="276" w:lineRule="auto"/>
+        <w:jc w:val="both"/>
+        <w:rPr>
+          <w:rFonts w:ascii="Times New Roman" w:eastAsia="黑体" w:hAnsi="Times New Roman" w:cs="Times New Roman"/>
+          <w:color w:val="000000"/>
+          <w:sz w:val="22"/>
+          <w:szCs w:val="22"/>
+        </w:rPr>
+      </w:pPr>
+      <w:r>
+        <w:rPr>
+          <w:rFonts w:ascii="Times New Roman" w:eastAsia="黑体" w:hAnsi="Times New Roman" w:cs="Times New Roman" w:hint="eastAsia"/>
+          <w:color w:val="000000"/>
+          <w:sz w:val="22"/>
+          <w:szCs w:val="22"/>
+        </w:rPr>
+        <w:t>为实现服务机构所</w:t>
+      </w:r>
+      <w:proofErr w:type="gramStart"/>
+      <w:r>
+        <w:rPr>
+          <w:rFonts w:ascii="Times New Roman" w:eastAsia="黑体" w:hAnsi="Times New Roman" w:cs="Times New Roman" w:hint="eastAsia"/>
+          <w:color w:val="000000"/>
+          <w:sz w:val="22"/>
+          <w:szCs w:val="22"/>
+        </w:rPr>
+        <w:t>作出</w:t>
+      </w:r>
+      <w:proofErr w:type="gramEnd"/>
+      <w:r>
+        <w:rPr>
+          <w:rFonts w:ascii="Times New Roman" w:eastAsia="黑体" w:hAnsi="Times New Roman" w:cs="Times New Roman" w:hint="eastAsia"/>
+          <w:color w:val="000000"/>
+          <w:sz w:val="22"/>
+          <w:szCs w:val="22"/>
+        </w:rPr>
+        <w:t>的服务承诺和体系要求所预期的用户实体补充性控制</w:t>
+      </w:r>
+      <w:r>
+        <w:rPr>
+          <w:rFonts w:ascii="Times New Roman" w:eastAsia="黑体" w:hAnsi="Times New Roman" w:cs="Times New Roman" w:hint="eastAsia"/>
+          <w:color w:val="000000"/>
+          <w:sz w:val="22"/>
+          <w:szCs w:val="22"/>
+        </w:rPr>
+        <w:t>以及该等控制如何与服务机构相关控制交互。</w:t>
+      </w:r>
+    </w:p>
+    <w:p>
+      <w:pPr>
+        <w:widowControl w:val="0"/>
+        <w:numPr>
+          <w:ilvl w:val="0"/>
+          <w:numId w:val="13"/>
+        </w:numPr>
+        <w:snapToGrid w:val="0"/>
+        <w:spacing w:line="276" w:lineRule="auto"/>
+        <w:jc w:val="both"/>
+        <w:rPr>
+          <w:rFonts w:ascii="Times New Roman" w:eastAsia="黑体" w:hAnsi="Times New Roman" w:cs="Times New Roman"/>
+          <w:color w:val="000000"/>
+          <w:sz w:val="22"/>
+          <w:szCs w:val="22"/>
+        </w:rPr>
+      </w:pPr>
+      <w:r>
+        <w:rPr>
+          <w:rFonts w:ascii="Times New Roman" w:eastAsia="黑体" w:hAnsi="Times New Roman" w:cs="Times New Roman"/>
+          <w:color w:val="000000"/>
+          <w:sz w:val="22"/>
+          <w:szCs w:val="22"/>
+        </w:rPr>
+        <w:t>用户</w:t>
+      </w:r>
+      <w:r>
+        <w:rPr>
+          <w:rFonts w:ascii="Times New Roman" w:eastAsia="黑体" w:hAnsi="Times New Roman" w:cs="Times New Roman" w:hint="eastAsia"/>
+          <w:color w:val="000000"/>
+          <w:sz w:val="22"/>
+          <w:szCs w:val="22"/>
+        </w:rPr>
+        <w:t>实体</w:t>
+      </w:r>
+      <w:r>
+        <w:rPr>
+          <w:rFonts w:ascii="Times New Roman" w:eastAsia="黑体" w:hAnsi="Times New Roman" w:cs="Times New Roman"/>
+          <w:color w:val="000000"/>
+          <w:sz w:val="22"/>
+          <w:szCs w:val="22"/>
+        </w:rPr>
+        <w:t>的责任及用户</w:t>
+      </w:r>
+      <w:r>
+        <w:rPr>
+          <w:rFonts w:ascii="Times New Roman" w:eastAsia="黑体" w:hAnsi="Times New Roman" w:cs="Times New Roman" w:hint="eastAsia"/>
+          <w:color w:val="000000"/>
+          <w:sz w:val="22"/>
+          <w:szCs w:val="22"/>
+        </w:rPr>
+        <w:t>实体</w:t>
+      </w:r>
+      <w:r>
+        <w:rPr>
+          <w:rFonts w:ascii="Times New Roman" w:eastAsia="黑体" w:hAnsi="Times New Roman" w:cs="Times New Roman"/>
+          <w:color w:val="000000"/>
+          <w:sz w:val="22"/>
+          <w:szCs w:val="22"/>
+        </w:rPr>
+        <w:t>如何与服务机构相关控制交互</w:t>
+      </w:r>
+      <w:r>
+        <w:rPr>
+          <w:rFonts w:ascii="Times New Roman" w:eastAsia="黑体" w:hAnsi="Times New Roman" w:cs="Times New Roman" w:hint="eastAsia"/>
+          <w:color w:val="000000"/>
+          <w:sz w:val="22"/>
+          <w:szCs w:val="22"/>
+        </w:rPr>
+        <w:t>。</w:t>
+      </w:r>
+    </w:p>
+    <w:p>
+      <w:pPr>
+        <w:widowControl w:val="0"/>
+        <w:numPr>
+          <w:ilvl w:val="0"/>
+          <w:numId w:val="13"/>
+        </w:numPr>
+        <w:snapToGrid w:val="0"/>
+        <w:spacing w:line="276" w:lineRule="auto"/>
+        <w:jc w:val="both"/>
+        <w:rPr>
+          <w:rFonts w:ascii="Times New Roman" w:eastAsia="黑体" w:hAnsi="Times New Roman" w:cs="Times New Roman"/>
+          <w:color w:val="000000"/>
+          <w:sz w:val="22"/>
+          <w:szCs w:val="22"/>
+        </w:rPr>
+      </w:pPr>
+      <w:r>
+        <w:rPr>
+          <w:rFonts w:ascii="Times New Roman" w:eastAsia="黑体" w:hAnsi="Times New Roman" w:cs="Times New Roman"/>
+          <w:color w:val="000000"/>
+          <w:sz w:val="22"/>
+          <w:szCs w:val="22"/>
+        </w:rPr>
+        <w:t>适用的可信服务标准</w:t>
+      </w:r>
+      <w:r>
+        <w:rPr>
+          <w:rFonts w:ascii="Times New Roman" w:eastAsia="黑体" w:hAnsi="Times New Roman" w:cs="Times New Roman" w:hint="eastAsia"/>
+          <w:color w:val="000000"/>
+          <w:sz w:val="22"/>
+          <w:szCs w:val="22"/>
+        </w:rPr>
+        <w:t>。</w:t>
+      </w:r>
+    </w:p>
+    <w:p>
+      <w:pPr>
+        <w:widowControl w:val="0"/>
+        <w:numPr>
+          <w:ilvl w:val="0"/>
+          <w:numId w:val="13"/>
+        </w:numPr>
+        <w:snapToGrid w:val="0"/>
+        <w:spacing w:line="276" w:lineRule="auto"/>
+        <w:jc w:val="both"/>
+        <w:rPr>
+          <w:rFonts w:ascii="Times New Roman" w:eastAsia="黑体" w:hAnsi="Times New Roman" w:cs="Times New Roman"/>
+          <w:color w:val="000000"/>
+          <w:sz w:val="22"/>
+          <w:szCs w:val="22"/>
+        </w:rPr>
+      </w:pPr>
+      <w:r>
+        <w:rPr>
+          <w:rFonts w:ascii="Times New Roman" w:eastAsia="黑体" w:hAnsi="Times New Roman" w:cs="Times New Roman"/>
+          <w:color w:val="000000"/>
+          <w:sz w:val="22"/>
+          <w:szCs w:val="22"/>
+        </w:rPr>
+        <w:t>可能影响服务机构的服务承诺和体系要求得以实现的风险以及所设控制如何化解这些风险。</w:t>
+      </w:r>
+    </w:p>
+    <w:p>
+      <w:pPr>
+        <w:widowControl w:val="0"/>
+        <w:snapToGrid w:val="0"/>
+        <w:spacing w:line="276" w:lineRule="auto"/>
+        <w:ind w:left="720"/>
+        <w:jc w:val="both"/>
+        <w:rPr>
+          <w:rFonts w:ascii="Times New Roman" w:eastAsia="黑体" w:hAnsi="Times New Roman" w:cs="Times New Roman"/>
+          <w:color w:val="000000"/>
+          <w:sz w:val="22"/>
+          <w:szCs w:val="22"/>
+        </w:rPr>
+      </w:pPr>
+    </w:p>
+    <w:p>
+      <w:pPr>
+        <w:widowControl w:val="0"/>
+        <w:snapToGrid w:val="0"/>
+        <w:spacing w:line="276" w:lineRule="auto"/>
+        <w:jc w:val="both"/>
+        <w:rPr>
+          <w:rFonts w:ascii="Times New Roman" w:eastAsia="黑体" w:hAnsi="Times New Roman" w:cs="Times New Roman"/>
+          <w:color w:val="000000"/>
+          <w:sz w:val="22"/>
+          <w:szCs w:val="22"/>
+        </w:rPr>
+      </w:pPr>
+      <w:r>
+        <w:rPr>
+          <w:rFonts w:ascii="Times New Roman" w:eastAsia="黑体" w:hAnsi="Times New Roman" w:cs="Times New Roman"/>
+          <w:color w:val="000000"/>
+          <w:sz w:val="22"/>
+          <w:szCs w:val="22"/>
+        </w:rPr>
+        <w:t>本报告无意且不应被非上述特定方使用。</w:t>
+      </w:r>
+    </w:p>
+    <w:p>
+      <w:pPr>
+        <w:widowControl w:val="0"/>
+        <w:snapToGrid w:val="0"/>
+        <w:spacing w:line="276" w:lineRule="auto"/>
+        <w:jc w:val="both"/>
+        <w:rPr>
+          <w:rFonts w:ascii="Times New Roman" w:eastAsia="黑体" w:hAnsi="Times New Roman" w:cs="Times New Roman"/>
+          <w:color w:val="000000"/>
+          <w:sz w:val="22"/>
+          <w:szCs w:val="22"/>
+        </w:rPr>
+      </w:pPr>
+    </w:p>
+    <w:p>
+      <w:pPr>
+        <w:widowControl w:val="0"/>
         <w:tabs>
-          <w:tab w:val="left" w:pos="907"/>
+          <w:tab w:val="left" w:pos="360"/>
+          <w:tab w:val="left" w:pos="720"/>
+          <w:tab w:val="left" w:pos="1080"/>
+          <w:tab w:val="left" w:pos="1440"/>
         </w:tabs>
-        <w:suppressAutoHyphens/>
-        <w:spacing w:line="260" w:lineRule="atLeast"/>
-        <w:rPr>
-          <w:rFonts w:ascii="EYInterstate Light" w:hAnsi="EYInterstate Light"/>
-          <w:kern w:val="12"/>
-        </w:rPr>
-      </w:pPr>
-      <w:r>
-        <w:rPr>
-          <w:rFonts w:ascii="EYInterstate Light" w:hAnsi="EYInterstate Light"/>
-          <w:kern w:val="12"/>
-        </w:rPr>
-        <w:tab/>
-      </w:r>
-      <w:r>
-        <w:rPr>
-          <w:rFonts w:ascii="EYInterstate Light" w:hAnsi="EYInterstate Light"/>
-          <w:kern w:val="12"/>
-        </w:rPr>
-        <w:fldChar w:fldCharType="begin"/>
-      </w:r>
-      <w:r>
-        <w:rPr>
-          <w:rFonts w:ascii="EYInterstate Light" w:hAnsi="EYInterstate Light"/>
-          <w:kern w:val="12"/>
-        </w:rPr>
-        <w:instrText xml:space="preserve"> MACROBUTTON  NoMacro [Name] </w:instrText>
-      </w:r>
-      <w:r>
-        <w:rPr>
-          <w:rFonts w:ascii="EYInterstate Light" w:hAnsi="EYInterstate Light"/>
-          <w:kern w:val="12"/>
-        </w:rPr>
-        <w:fldChar w:fldCharType="end"/>
-      </w:r>
+        <w:snapToGrid w:val="0"/>
+        <w:spacing w:line="276" w:lineRule="auto"/>
+        <w:jc w:val="both"/>
+        <w:rPr>
+          <w:rFonts w:ascii="Times New Roman" w:eastAsia="黑体" w:hAnsi="Times New Roman" w:cs="Times New Roman"/>
+          <w:color w:val="000000"/>
+          <w:sz w:val="22"/>
+          <w:szCs w:val="22"/>
+          <w:lang w:bidi="he-IL"/>
+        </w:rPr>
+      </w:pPr>
     </w:p>
-    <w:p/>
     <w:p>
       <w:pPr>
-        <w:pStyle w:val="EYBodytextwithparaspace"/>
-      </w:pPr>
+        <w:widowControl w:val="0"/>
+        <w:tabs>
+          <w:tab w:val="left" w:pos="360"/>
+          <w:tab w:val="left" w:pos="720"/>
+          <w:tab w:val="left" w:pos="1080"/>
+          <w:tab w:val="left" w:pos="1440"/>
+        </w:tabs>
+        <w:snapToGrid w:val="0"/>
+        <w:spacing w:line="276" w:lineRule="auto"/>
+        <w:jc w:val="both"/>
+        <w:rPr>
+          <w:rFonts w:ascii="Times New Roman" w:eastAsia="黑体" w:hAnsi="Times New Roman" w:cs="Times New Roman"/>
+          <w:color w:val="000000"/>
+          <w:sz w:val="22"/>
+          <w:szCs w:val="22"/>
+          <w:lang w:bidi="he-IL"/>
+        </w:rPr>
+      </w:pPr>
+    </w:p>
+    <w:p>
+      <w:pPr>
+        <w:widowControl w:val="0"/>
+        <w:tabs>
+          <w:tab w:val="left" w:pos="360"/>
+          <w:tab w:val="left" w:pos="720"/>
+          <w:tab w:val="left" w:pos="1080"/>
+          <w:tab w:val="left" w:pos="1440"/>
+        </w:tabs>
+        <w:snapToGrid w:val="0"/>
+        <w:spacing w:line="276" w:lineRule="auto"/>
+        <w:jc w:val="both"/>
+        <w:rPr>
+          <w:rFonts w:ascii="Times New Roman" w:eastAsia="黑体" w:hAnsi="Times New Roman" w:cs="Times New Roman"/>
+          <w:color w:val="000000"/>
+          <w:sz w:val="22"/>
+          <w:szCs w:val="22"/>
+          <w:lang w:bidi="he-IL"/>
+        </w:rPr>
+      </w:pPr>
+    </w:p>
+    <w:p>
+      <w:pPr>
+        <w:widowControl w:val="0"/>
+        <w:tabs>
+          <w:tab w:val="left" w:pos="360"/>
+          <w:tab w:val="left" w:pos="720"/>
+          <w:tab w:val="left" w:pos="1080"/>
+          <w:tab w:val="left" w:pos="1440"/>
+        </w:tabs>
+        <w:snapToGrid w:val="0"/>
+        <w:spacing w:line="276" w:lineRule="auto"/>
+        <w:jc w:val="both"/>
+        <w:rPr>
+          <w:rFonts w:ascii="Times New Roman" w:eastAsia="黑体" w:hAnsi="Times New Roman" w:cs="Times New Roman"/>
+          <w:color w:val="000000"/>
+          <w:sz w:val="22"/>
+          <w:szCs w:val="22"/>
+          <w:lang w:bidi="he-IL"/>
+        </w:rPr>
+      </w:pPr>
+    </w:p>
+    <w:p>
+      <w:pPr>
+        <w:widowControl w:val="0"/>
+        <w:tabs>
+          <w:tab w:val="left" w:pos="360"/>
+          <w:tab w:val="left" w:pos="720"/>
+          <w:tab w:val="left" w:pos="1080"/>
+          <w:tab w:val="left" w:pos="1440"/>
+        </w:tabs>
+        <w:snapToGrid w:val="0"/>
+        <w:spacing w:line="276" w:lineRule="auto"/>
+        <w:jc w:val="both"/>
+        <w:rPr>
+          <w:rFonts w:ascii="Times New Roman" w:eastAsia="黑体" w:hAnsi="Times New Roman" w:cs="Times New Roman"/>
+          <w:color w:val="000000"/>
+          <w:sz w:val="22"/>
+          <w:szCs w:val="22"/>
+          <w:lang w:bidi="he-IL"/>
+        </w:rPr>
+      </w:pPr>
+    </w:p>
+    <w:p>
+      <w:pPr>
+        <w:widowControl w:val="0"/>
+        <w:tabs>
+          <w:tab w:val="left" w:pos="360"/>
+          <w:tab w:val="left" w:pos="720"/>
+          <w:tab w:val="left" w:pos="1080"/>
+          <w:tab w:val="left" w:pos="1440"/>
+        </w:tabs>
+        <w:snapToGrid w:val="0"/>
+        <w:spacing w:line="276" w:lineRule="auto"/>
+        <w:jc w:val="both"/>
+        <w:rPr>
+          <w:rFonts w:ascii="Times New Roman" w:eastAsia="黑体" w:hAnsi="Times New Roman" w:cs="Times New Roman"/>
+          <w:color w:val="000000"/>
+          <w:sz w:val="22"/>
+          <w:szCs w:val="22"/>
+          <w:lang w:bidi="he-IL"/>
+        </w:rPr>
+      </w:pPr>
+    </w:p>
+    <w:p>
+      <w:pPr>
+        <w:widowControl w:val="0"/>
+        <w:tabs>
+          <w:tab w:val="left" w:pos="360"/>
+          <w:tab w:val="left" w:pos="720"/>
+          <w:tab w:val="left" w:pos="1080"/>
+          <w:tab w:val="left" w:pos="1440"/>
+        </w:tabs>
+        <w:snapToGrid w:val="0"/>
+        <w:spacing w:line="276" w:lineRule="auto"/>
+        <w:jc w:val="both"/>
+        <w:rPr>
+          <w:rFonts w:ascii="Times New Roman" w:eastAsia="黑体" w:hAnsi="Times New Roman" w:cs="Times New Roman"/>
+          <w:color w:val="000000"/>
+          <w:sz w:val="22"/>
+          <w:szCs w:val="22"/>
+          <w:lang w:bidi="he-IL"/>
+        </w:rPr>
+      </w:pPr>
+    </w:p>
+    <w:p>
+      <w:pPr>
+        <w:widowControl w:val="0"/>
+        <w:snapToGrid w:val="0"/>
+        <w:spacing w:line="276" w:lineRule="auto"/>
+        <w:jc w:val="both"/>
+        <w:rPr>
+          <w:rFonts w:ascii="Times New Roman" w:eastAsia="黑体" w:hAnsi="Times New Roman" w:cs="Times New Roman"/>
+          <w:b/>
+          <w:color w:val="000000"/>
+          <w:sz w:val="22"/>
+          <w:szCs w:val="22"/>
+        </w:rPr>
+      </w:pPr>
+      <w:r>
+        <w:rPr>
+          <w:rFonts w:ascii="Times New Roman" w:eastAsia="黑体" w:hAnsi="Times New Roman" w:cs="Times New Roman"/>
+          <w:b/>
+          <w:color w:val="000000"/>
+          <w:sz w:val="22"/>
+          <w:szCs w:val="22"/>
+          <w:lang w:bidi="he-IL"/>
+        </w:rPr>
+        <w:t>安永华明会计师事务所（特殊普通合伙）北京分所</w:t>
+      </w:r>
+    </w:p>
+    <w:p>
+      <w:pPr>
+        <w:widowControl w:val="0"/>
+        <w:tabs>
+          <w:tab w:val="left" w:pos="360"/>
+          <w:tab w:val="left" w:pos="720"/>
+          <w:tab w:val="left" w:pos="1080"/>
+          <w:tab w:val="left" w:pos="1440"/>
+        </w:tabs>
+        <w:snapToGrid w:val="0"/>
+        <w:spacing w:line="276" w:lineRule="auto"/>
+        <w:jc w:val="both"/>
+        <w:rPr>
+          <w:rFonts w:ascii="Times New Roman" w:eastAsia="黑体" w:hAnsi="Times New Roman" w:cs="Times New Roman"/>
+          <w:b/>
+          <w:color w:val="000000"/>
+          <w:sz w:val="22"/>
+          <w:szCs w:val="22"/>
+          <w:lang w:bidi="he-IL"/>
+        </w:rPr>
+      </w:pPr>
+      <w:r>
+        <w:rPr>
+          <w:rFonts w:ascii="Times New Roman" w:eastAsia="黑体" w:hAnsi="Times New Roman" w:cs="Times New Roman"/>
+          <w:b/>
+          <w:color w:val="000000"/>
+          <w:sz w:val="22"/>
+          <w:szCs w:val="22"/>
+          <w:lang w:bidi="he-IL"/>
+        </w:rPr>
+        <w:t>2025</w:t>
+      </w:r>
+      <w:r>
+        <w:rPr>
+          <w:rFonts w:ascii="Times New Roman" w:eastAsia="黑体" w:hAnsi="Times New Roman" w:cs="Times New Roman"/>
+          <w:b/>
+          <w:color w:val="000000"/>
+          <w:sz w:val="22"/>
+          <w:szCs w:val="22"/>
+          <w:lang w:bidi="he-IL"/>
+        </w:rPr>
+        <w:t>年</w:t>
+      </w:r>
+      <w:r>
+        <w:rPr>
+          <w:rFonts w:ascii="Times New Roman" w:eastAsia="黑体" w:hAnsi="Times New Roman" w:cs="Times New Roman"/>
+          <w:b/>
+          <w:color w:val="000000"/>
+          <w:sz w:val="22"/>
+          <w:szCs w:val="22"/>
+          <w:lang w:bidi="he-IL"/>
+        </w:rPr>
+        <w:t>1</w:t>
+      </w:r>
+      <w:r>
+        <w:rPr>
+          <w:rFonts w:ascii="Times New Roman" w:eastAsia="黑体" w:hAnsi="Times New Roman" w:cs="Times New Roman"/>
+          <w:b/>
+          <w:color w:val="000000"/>
+          <w:sz w:val="22"/>
+          <w:szCs w:val="22"/>
+          <w:lang w:bidi="he-IL"/>
+        </w:rPr>
+        <w:t>月</w:t>
+      </w:r>
+      <w:r>
+        <w:rPr>
+          <w:rFonts w:ascii="Times New Roman" w:eastAsia="黑体" w:hAnsi="Times New Roman" w:cs="Times New Roman"/>
+          <w:b/>
+          <w:color w:val="000000"/>
+          <w:sz w:val="22"/>
+          <w:szCs w:val="22"/>
+          <w:lang w:bidi="he-IL"/>
+        </w:rPr>
+        <w:t>1</w:t>
+      </w:r>
+      <w:r>
+        <w:rPr>
+          <w:rFonts w:ascii="Times New Roman" w:eastAsia="黑体" w:hAnsi="Times New Roman" w:cs="Times New Roman"/>
+          <w:b/>
+          <w:color w:val="000000"/>
+          <w:sz w:val="22"/>
+          <w:szCs w:val="22"/>
+          <w:lang w:bidi="he-IL"/>
+        </w:rPr>
+        <w:t>日</w:t>
+      </w:r>
+    </w:p>
+    <w:p>
+      <w:pPr>
+        <w:widowControl w:val="0"/>
+        <w:tabs>
+          <w:tab w:val="left" w:pos="360"/>
+          <w:tab w:val="left" w:pos="720"/>
+          <w:tab w:val="left" w:pos="1080"/>
+          <w:tab w:val="left" w:pos="1440"/>
+        </w:tabs>
+        <w:snapToGrid w:val="0"/>
+        <w:spacing w:line="276" w:lineRule="auto"/>
+        <w:jc w:val="both"/>
+        <w:rPr>
+          <w:rFonts w:ascii="Times New Roman" w:eastAsia="黑体" w:hAnsi="Times New Roman" w:cs="Times New Roman"/>
+          <w:color w:val="000000"/>
+          <w:sz w:val="22"/>
+          <w:szCs w:val="22"/>
+        </w:rPr>
+      </w:pPr>
+      <w:r>
+        <w:rPr>
+          <w:rFonts w:ascii="Times New Roman" w:eastAsia="黑体" w:hAnsi="Times New Roman" w:cs="Times New Roman"/>
+          <w:b/>
+          <w:color w:val="000000"/>
+          <w:sz w:val="22"/>
+          <w:szCs w:val="22"/>
+          <w:lang w:bidi="he-IL"/>
+        </w:rPr>
+        <w:t>中国</w:t>
+      </w:r>
+      <w:r>
+        <w:rPr>
+          <w:rFonts w:ascii="Times New Roman" w:eastAsia="黑体" w:hAnsi="Times New Roman" w:cs="Times New Roman"/>
+          <w:b/>
+          <w:color w:val="000000"/>
+          <w:sz w:val="22"/>
+          <w:szCs w:val="22"/>
+          <w:lang w:bidi="he-IL"/>
+        </w:rPr>
+        <w:t xml:space="preserve"> </w:t>
+      </w:r>
+      <w:r>
+        <w:rPr>
+          <w:rFonts w:ascii="Times New Roman" w:eastAsia="黑体" w:hAnsi="Times New Roman" w:cs="Times New Roman"/>
+          <w:b/>
+          <w:color w:val="000000"/>
+          <w:sz w:val="22"/>
+          <w:szCs w:val="22"/>
+          <w:lang w:bidi="he-IL"/>
+        </w:rPr>
+        <w:t>北京</w:t>
+      </w:r>
     </w:p>
     <w:sectPr>
-      <w:headerReference w:type="default" r:id="rId9"/>
-      <w:footerReference w:type="default" r:id="rId10"/>
+      <w:headerReference w:type="default" r:id="rId10"/>
       <w:headerReference w:type="first" r:id="rId11"/>
-      <w:footerReference w:type="first" r:id="rId12"/>
       <w:pgSz w:w="11907" w:h="16840" w:code="9"/>
-      <w:pgMar w:top="2722" w:right="1282" w:bottom="936" w:left="1368" w:header="709" w:footer="706" w:gutter="0"/>
+      <w:pgMar w:top="2722" w:right="1800" w:bottom="1296" w:left="1800" w:header="709" w:footer="706" w:gutter="0"/>
       <w:cols w:space="708"/>
       <w:titlePg/>
       <w:docGrid w:linePitch="360"/>
@@ -813,278 +4527,6 @@
     </w:p>
   </w:endnote>
 </w:endnotes>
-</file>
-
-<file path=word/footer1.xml><?xml version="1.0" encoding="utf-8"?>
-<w:ftr xmlns:wpc="http://schemas.microsoft.com/office/word/2010/wordprocessingCanvas" xmlns:cx="http://schemas.microsoft.com/office/drawing/2014/chartex" xmlns:cx1="http://schemas.microsoft.com/office/drawing/2015/9/8/chartex" xmlns:cx2="http://schemas.microsoft.com/office/drawing/2015/10/21/chartex" xmlns:cx3="http://schemas.microsoft.com/office/drawing/2016/5/9/chartex" xmlns:cx4="http://schemas.microsoft.com/office/drawing/2016/5/10/chartex" xmlns:cx5="http://schemas.microsoft.com/office/drawing/2016/5/11/chartex" xmlns:cx6="http://schemas.microsoft.com/office/drawing/2016/5/12/chartex" xmlns:cx7="http://schemas.microsoft.com/office/drawing/2016/5/13/chartex" xmlns:cx8="http://schemas.microsoft.com/office/drawing/2016/5/14/chartex" xmlns:mc="http://schemas.openxmlformats.org/markup-compatibility/2006" xmlns:aink="http://schemas.microsoft.com/office/drawing/2016/ink" xmlns:am3d="http://schemas.microsoft.com/office/drawing/2017/model3d" xmlns:o="urn:schemas-microsoft-com:office:office" xmlns:oel="http://schemas.microsoft.com/office/2019/extlst" xmlns:r="http://schemas.openxmlformats.org/officeDocument/2006/relationships" xmlns:m="http://schemas.openxmlformats.org/officeDocument/2006/math" xmlns:v="urn:schemas-microsoft-com:vml" xmlns:wp14="http://schemas.microsoft.com/office/word/2010/wordprocessingDrawing" xmlns:wp="http://schemas.openxmlformats.org/drawingml/2006/wordprocessingDrawing" xmlns:w10="urn:schemas-microsoft-com:office:word" xmlns:w="http://schemas.openxmlformats.org/wordprocessingml/2006/main" xmlns:w14="http://schemas.microsoft.com/office/word/2010/wordml" xmlns:w15="http://schemas.microsoft.com/office/word/2012/wordml" xmlns:w16cex="http://schemas.microsoft.com/office/word/2018/wordml/cex" xmlns:w16cid="http://schemas.microsoft.com/office/word/2016/wordml/cid" xmlns:w16="http://schemas.microsoft.com/office/word/2018/wordml" xmlns:w16du="http://schemas.microsoft.com/office/word/2023/wordml/word16du" xmlns:w16sdtdh="http://schemas.microsoft.com/office/word/2020/wordml/sdtdatahash" xmlns:w16sdtfl="http://schemas.microsoft.com/office/word/2024/wordml/sdtformatlock" xmlns:w16se="http://schemas.microsoft.com/office/word/2015/wordml/symex" xmlns:wpg="http://schemas.microsoft.com/office/word/2010/wordprocessingGroup" xmlns:wpi="http://schemas.microsoft.com/office/word/2010/wordprocessingInk" xmlns:wne="http://schemas.microsoft.com/office/word/2006/wordml" xmlns:wps="http://schemas.microsoft.com/office/word/2010/wordprocessingShape" mc:Ignorable="w14 w15 w16se w16cid w16 w16cex w16sdtdh w16sdtfl w16du wp14">
-  <w:p>
-    <w:pPr>
-      <w:pStyle w:val="Footer"/>
-    </w:pPr>
-    <w:r>
-      <w:rPr>
-        <w:noProof/>
-        <w:lang w:eastAsia="zh-CN"/>
-      </w:rPr>
-      <mc:AlternateContent>
-        <mc:Choice Requires="wps">
-          <w:drawing>
-            <wp:anchor distT="0" distB="0" distL="114300" distR="114300" simplePos="0" relativeHeight="251661312" behindDoc="1" locked="1" layoutInCell="1" allowOverlap="1" wp14:anchorId="5834E182" wp14:editId="02531209">
-              <wp:simplePos x="0" y="0"/>
-              <wp:positionH relativeFrom="column">
-                <wp:posOffset>0</wp:posOffset>
-              </wp:positionH>
-              <wp:positionV relativeFrom="page">
-                <wp:posOffset>10333355</wp:posOffset>
-              </wp:positionV>
-              <wp:extent cx="1714500" cy="114300"/>
-              <wp:effectExtent l="0" t="0" r="0" b="0"/>
-              <wp:wrapNone/>
-              <wp:docPr id="4" name="Text Box 37"/>
-              <wp:cNvGraphicFramePr>
-                <a:graphicFrameLocks xmlns:a="http://schemas.openxmlformats.org/drawingml/2006/main"/>
-              </wp:cNvGraphicFramePr>
-              <a:graphic xmlns:a="http://schemas.openxmlformats.org/drawingml/2006/main">
-                <a:graphicData uri="http://schemas.microsoft.com/office/word/2010/wordprocessingShape">
-                  <wps:wsp>
-                    <wps:cNvSpPr txBox="1">
-                      <a:spLocks noChangeArrowheads="1"/>
-                    </wps:cNvSpPr>
-                    <wps:spPr bwMode="auto">
-                      <a:xfrm>
-                        <a:off x="0" y="0"/>
-                        <a:ext cx="1714500" cy="114300"/>
-                      </a:xfrm>
-                      <a:prstGeom prst="rect">
-                        <a:avLst/>
-                      </a:prstGeom>
-                      <a:noFill/>
-                      <a:ln>
-                        <a:noFill/>
-                      </a:ln>
-                      <a:extLst>
-                        <a:ext uri="{909E8E84-426E-40DD-AFC4-6F175D3DCCD1}">
-                          <a14:hiddenFill xmlns:a14="http://schemas.microsoft.com/office/drawing/2010/main">
-                            <a:solidFill>
-                              <a:srgbClr val="FFFFFF"/>
-                            </a:solidFill>
-                          </a14:hiddenFill>
-                        </a:ext>
-                        <a:ext uri="{91240B29-F687-4F45-9708-019B960494DF}">
-                          <a14:hiddenLine xmlns:a14="http://schemas.microsoft.com/office/drawing/2010/main" w="9525">
-                            <a:solidFill>
-                              <a:srgbClr val="000000"/>
-                            </a:solidFill>
-                            <a:miter lim="800000"/>
-                            <a:headEnd/>
-                            <a:tailEnd/>
-                          </a14:hiddenLine>
-                        </a:ext>
-                      </a:extLst>
-                    </wps:spPr>
-                    <wps:txbx>
-                      <w:txbxContent>
-                        <w:p>
-                          <w:pPr>
-                            <w:pStyle w:val="EYFooterinfo"/>
-                            <w:rPr>
-                              <w:color w:val="2E2E38"/>
-                            </w:rPr>
-                          </w:pPr>
-                          <w:r>
-                            <w:rPr>
-                              <w:color w:val="2E2E38"/>
-                            </w:rPr>
-                            <w:t>A member firm of Ernst &amp; Young Global Limited</w:t>
-                          </w:r>
-                        </w:p>
-                      </w:txbxContent>
-                    </wps:txbx>
-                    <wps:bodyPr rot="0" vert="horz" wrap="square" lIns="0" tIns="0" rIns="0" bIns="0" anchor="t" anchorCtr="0" upright="1">
-                      <a:noAutofit/>
-                    </wps:bodyPr>
-                  </wps:wsp>
-                </a:graphicData>
-              </a:graphic>
-              <wp14:sizeRelH relativeFrom="page">
-                <wp14:pctWidth>0</wp14:pctWidth>
-              </wp14:sizeRelH>
-              <wp14:sizeRelV relativeFrom="page">
-                <wp14:pctHeight>0</wp14:pctHeight>
-              </wp14:sizeRelV>
-            </wp:anchor>
-          </w:drawing>
-        </mc:Choice>
-        <mc:Fallback>
-          <w:pict>
-            <v:shapetype w14:anchorId="5834E182" id="_x0000_t202" coordsize="21600,21600" o:spt="202" path="m,l,21600r21600,l21600,xe">
-              <v:stroke joinstyle="miter"/>
-              <v:path gradientshapeok="t" o:connecttype="rect"/>
-            </v:shapetype>
-            <v:shape id="Text Box 37" o:spid="_x0000_s1026" type="#_x0000_t202" style="position:absolute;margin-left:0;margin-top:813.65pt;width:135pt;height:9pt;z-index:-251655168;visibility:visible;mso-wrap-style:square;mso-width-percent:0;mso-height-percent:0;mso-wrap-distance-left:9pt;mso-wrap-distance-top:0;mso-wrap-distance-right:9pt;mso-wrap-distance-bottom:0;mso-position-horizontal:absolute;mso-position-horizontal-relative:text;mso-position-vertical:absolute;mso-position-vertical-relative:page;mso-width-percent:0;mso-height-percent:0;mso-width-relative:page;mso-height-relative:page;v-text-anchor:top" o:gfxdata="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" filled="f" stroked="f">
-              <v:textbox inset="0,0,0,0">
-                <w:txbxContent>
-                  <w:p>
-                    <w:pPr>
-                      <w:pStyle w:val="EYFooterinfo"/>
-                      <w:rPr>
-                        <w:color w:val="2E2E38"/>
-                      </w:rPr>
-                    </w:pPr>
-                    <w:r>
-                      <w:rPr>
-                        <w:color w:val="2E2E38"/>
-                      </w:rPr>
-                      <w:t>A member firm of Ernst &amp; Young Global Limited</w:t>
-                    </w:r>
-                  </w:p>
-                </w:txbxContent>
-              </v:textbox>
-              <w10:wrap anchory="page"/>
-              <w10:anchorlock/>
-            </v:shape>
-          </w:pict>
-        </mc:Fallback>
-      </mc:AlternateContent>
-    </w:r>
-  </w:p>
-</w:ftr>
-</file>
-
-<file path=word/footer2.xml><?xml version="1.0" encoding="utf-8"?>
-<w:ftr xmlns:wpc="http://schemas.microsoft.com/office/word/2010/wordprocessingCanvas" xmlns:cx="http://schemas.microsoft.com/office/drawing/2014/chartex" xmlns:cx1="http://schemas.microsoft.com/office/drawing/2015/9/8/chartex" xmlns:cx2="http://schemas.microsoft.com/office/drawing/2015/10/21/chartex" xmlns:cx3="http://schemas.microsoft.com/office/drawing/2016/5/9/chartex" xmlns:cx4="http://schemas.microsoft.com/office/drawing/2016/5/10/chartex" xmlns:cx5="http://schemas.microsoft.com/office/drawing/2016/5/11/chartex" xmlns:cx6="http://schemas.microsoft.com/office/drawing/2016/5/12/chartex" xmlns:cx7="http://schemas.microsoft.com/office/drawing/2016/5/13/chartex" xmlns:cx8="http://schemas.microsoft.com/office/drawing/2016/5/14/chartex" xmlns:mc="http://schemas.openxmlformats.org/markup-compatibility/2006" xmlns:aink="http://schemas.microsoft.com/office/drawing/2016/ink" xmlns:am3d="http://schemas.microsoft.com/office/drawing/2017/model3d" xmlns:o="urn:schemas-microsoft-com:office:office" xmlns:oel="http://schemas.microsoft.com/office/2019/extlst" xmlns:r="http://schemas.openxmlformats.org/officeDocument/2006/relationships" xmlns:m="http://schemas.openxmlformats.org/officeDocument/2006/math" xmlns:v="urn:schemas-microsoft-com:vml" xmlns:wp14="http://schemas.microsoft.com/office/word/2010/wordprocessingDrawing" xmlns:wp="http://schemas.openxmlformats.org/drawingml/2006/wordprocessingDrawing" xmlns:w10="urn:schemas-microsoft-com:office:word" xmlns:w="http://schemas.openxmlformats.org/wordprocessingml/2006/main" xmlns:w14="http://schemas.microsoft.com/office/word/2010/wordml" xmlns:w15="http://schemas.microsoft.com/office/word/2012/wordml" xmlns:w16cex="http://schemas.microsoft.com/office/word/2018/wordml/cex" xmlns:w16cid="http://schemas.microsoft.com/office/word/2016/wordml/cid" xmlns:w16="http://schemas.microsoft.com/office/word/2018/wordml" xmlns:w16du="http://schemas.microsoft.com/office/word/2023/wordml/word16du" xmlns:w16sdtdh="http://schemas.microsoft.com/office/word/2020/wordml/sdtdatahash" xmlns:w16sdtfl="http://schemas.microsoft.com/office/word/2024/wordml/sdtformatlock" xmlns:w16se="http://schemas.microsoft.com/office/word/2015/wordml/symex" xmlns:wpg="http://schemas.microsoft.com/office/word/2010/wordprocessingGroup" xmlns:wpi="http://schemas.microsoft.com/office/word/2010/wordprocessingInk" xmlns:wne="http://schemas.microsoft.com/office/word/2006/wordml" xmlns:wps="http://schemas.microsoft.com/office/word/2010/wordprocessingShape" mc:Ignorable="w14 w15 w16se w16cid w16 w16cex w16sdtdh w16sdtfl w16du wp14">
-  <w:p>
-    <w:pPr>
-      <w:pStyle w:val="Footer"/>
-    </w:pPr>
-    <w:r>
-      <w:rPr>
-        <w:noProof/>
-        <w:lang w:eastAsia="zh-CN"/>
-      </w:rPr>
-      <mc:AlternateContent>
-        <mc:Choice Requires="wps">
-          <w:drawing>
-            <wp:anchor distT="0" distB="0" distL="114300" distR="114300" simplePos="0" relativeHeight="251653120" behindDoc="1" locked="1" layoutInCell="1" allowOverlap="1" wp14:anchorId="05AB2D72" wp14:editId="79B8FE69">
-              <wp:simplePos x="0" y="0"/>
-              <wp:positionH relativeFrom="column">
-                <wp:posOffset>0</wp:posOffset>
-              </wp:positionH>
-              <wp:positionV relativeFrom="page">
-                <wp:posOffset>10333355</wp:posOffset>
-              </wp:positionV>
-              <wp:extent cx="1714500" cy="114300"/>
-              <wp:effectExtent l="0" t="0" r="0" b="0"/>
-              <wp:wrapNone/>
-              <wp:docPr id="3" name="Text Box 14"/>
-              <wp:cNvGraphicFramePr>
-                <a:graphicFrameLocks xmlns:a="http://schemas.openxmlformats.org/drawingml/2006/main"/>
-              </wp:cNvGraphicFramePr>
-              <a:graphic xmlns:a="http://schemas.openxmlformats.org/drawingml/2006/main">
-                <a:graphicData uri="http://schemas.microsoft.com/office/word/2010/wordprocessingShape">
-                  <wps:wsp>
-                    <wps:cNvSpPr txBox="1">
-                      <a:spLocks noChangeArrowheads="1"/>
-                    </wps:cNvSpPr>
-                    <wps:spPr bwMode="auto">
-                      <a:xfrm>
-                        <a:off x="0" y="0"/>
-                        <a:ext cx="1714500" cy="114300"/>
-                      </a:xfrm>
-                      <a:prstGeom prst="rect">
-                        <a:avLst/>
-                      </a:prstGeom>
-                      <a:noFill/>
-                      <a:ln>
-                        <a:noFill/>
-                      </a:ln>
-                      <a:extLst>
-                        <a:ext uri="{909E8E84-426E-40DD-AFC4-6F175D3DCCD1}">
-                          <a14:hiddenFill xmlns:a14="http://schemas.microsoft.com/office/drawing/2010/main">
-                            <a:solidFill>
-                              <a:srgbClr val="FFFFFF"/>
-                            </a:solidFill>
-                          </a14:hiddenFill>
-                        </a:ext>
-                        <a:ext uri="{91240B29-F687-4F45-9708-019B960494DF}">
-                          <a14:hiddenLine xmlns:a14="http://schemas.microsoft.com/office/drawing/2010/main" w="9525">
-                            <a:solidFill>
-                              <a:srgbClr val="000000"/>
-                            </a:solidFill>
-                            <a:miter lim="800000"/>
-                            <a:headEnd/>
-                            <a:tailEnd/>
-                          </a14:hiddenLine>
-                        </a:ext>
-                      </a:extLst>
-                    </wps:spPr>
-                    <wps:txbx>
-                      <w:txbxContent>
-                        <w:p>
-                          <w:pPr>
-                            <w:pStyle w:val="EYFooterinfo"/>
-                            <w:rPr>
-                              <w:color w:val="2E2E38"/>
-                            </w:rPr>
-                          </w:pPr>
-                          <w:r>
-                            <w:rPr>
-                              <w:color w:val="2E2E38"/>
-                            </w:rPr>
-                            <w:t>A member firm of Ernst &amp; Young Global Limited</w:t>
-                          </w:r>
-                        </w:p>
-                      </w:txbxContent>
-                    </wps:txbx>
-                    <wps:bodyPr rot="0" vert="horz" wrap="square" lIns="0" tIns="0" rIns="0" bIns="0" anchor="t" anchorCtr="0" upright="1">
-                      <a:noAutofit/>
-                    </wps:bodyPr>
-                  </wps:wsp>
-                </a:graphicData>
-              </a:graphic>
-              <wp14:sizeRelH relativeFrom="page">
-                <wp14:pctWidth>0</wp14:pctWidth>
-              </wp14:sizeRelH>
-              <wp14:sizeRelV relativeFrom="page">
-                <wp14:pctHeight>0</wp14:pctHeight>
-              </wp14:sizeRelV>
-            </wp:anchor>
-          </w:drawing>
-        </mc:Choice>
-        <mc:Fallback>
-          <w:pict>
-            <v:shapetype w14:anchorId="05AB2D72" id="_x0000_t202" coordsize="21600,21600" o:spt="202" path="m,l,21600r21600,l21600,xe">
-              <v:stroke joinstyle="miter"/>
-              <v:path gradientshapeok="t" o:connecttype="rect"/>
-            </v:shapetype>
-            <v:shape id="Text Box 14" o:spid="_x0000_s1031" type="#_x0000_t202" style="position:absolute;margin-left:0;margin-top:813.65pt;width:135pt;height:9pt;z-index:-251663360;visibility:visible;mso-wrap-style:square;mso-width-percent:0;mso-height-percent:0;mso-wrap-distance-left:9pt;mso-wrap-distance-top:0;mso-wrap-distance-right:9pt;mso-wrap-distance-bottom:0;mso-position-horizontal:absolute;mso-position-horizontal-relative:text;mso-position-vertical:absolute;mso-position-vertical-relative:page;mso-width-percent:0;mso-height-percent:0;mso-width-relative:page;mso-height-relative:page;v-text-anchor:top" o:gfxdata="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" filled="f" stroked="f">
-              <v:textbox inset="0,0,0,0">
-                <w:txbxContent>
-                  <w:p>
-                    <w:pPr>
-                      <w:pStyle w:val="EYFooterinfo"/>
-                      <w:rPr>
-                        <w:color w:val="2E2E38"/>
-                      </w:rPr>
-                    </w:pPr>
-                    <w:r>
-                      <w:rPr>
-                        <w:color w:val="2E2E38"/>
-                      </w:rPr>
-                      <w:t>A member firm of Ernst &amp; Young Global Limited</w:t>
-                    </w:r>
-                  </w:p>
-                </w:txbxContent>
-              </v:textbox>
-              <w10:wrap anchory="page"/>
-              <w10:anchorlock/>
-            </v:shape>
-          </w:pict>
-        </mc:Fallback>
-      </mc:AlternateContent>
-    </w:r>
-  </w:p>
-</w:ftr>
 </file>
 
 <file path=word/footnotes.xml><?xml version="1.0" encoding="utf-8"?>
@@ -1115,16 +4557,15 @@
     <w:r>
       <w:rPr>
         <w:noProof/>
-        <w:lang w:eastAsia="zh-CN"/>
       </w:rPr>
       <w:drawing>
-        <wp:anchor distT="0" distB="0" distL="114300" distR="114300" simplePos="0" relativeHeight="251678720" behindDoc="0" locked="0" layoutInCell="1" allowOverlap="1" wp14:anchorId="1429A645" wp14:editId="43BB124B">
+        <wp:anchor distT="0" distB="0" distL="114300" distR="114300" simplePos="0" relativeHeight="251675648" behindDoc="0" locked="0" layoutInCell="1" allowOverlap="1" wp14:anchorId="1429A645" wp14:editId="68A90908">
           <wp:simplePos x="0" y="0"/>
           <wp:positionH relativeFrom="margin">
-            <wp:posOffset>-144145</wp:posOffset>
+            <wp:posOffset>-435610</wp:posOffset>
           </wp:positionH>
           <wp:positionV relativeFrom="paragraph">
-            <wp:posOffset>-191135</wp:posOffset>
+            <wp:posOffset>-187325</wp:posOffset>
           </wp:positionV>
           <wp:extent cx="1198800" cy="1123200"/>
           <wp:effectExtent l="0" t="0" r="0" b="0"/>
@@ -1200,13 +4641,13 @@
       <mc:AlternateContent>
         <mc:Choice Requires="wpg">
           <w:drawing>
-            <wp:anchor distT="0" distB="0" distL="114300" distR="114300" simplePos="0" relativeHeight="251682816" behindDoc="0" locked="0" layoutInCell="1" allowOverlap="1" wp14:anchorId="709A93ED" wp14:editId="5BDABF69">
+            <wp:anchor distT="0" distB="0" distL="114300" distR="114300" simplePos="0" relativeHeight="251682816" behindDoc="0" locked="0" layoutInCell="1" allowOverlap="1" wp14:anchorId="55CAC94F" wp14:editId="50CBBFFB">
               <wp:simplePos x="0" y="0"/>
               <wp:positionH relativeFrom="column">
-                <wp:posOffset>1150994</wp:posOffset>
+                <wp:posOffset>852778</wp:posOffset>
               </wp:positionH>
               <wp:positionV relativeFrom="paragraph">
-                <wp:posOffset>172576</wp:posOffset>
+                <wp:posOffset>169987</wp:posOffset>
               </wp:positionV>
               <wp:extent cx="4770226" cy="1063159"/>
               <wp:effectExtent l="0" t="0" r="0" b="3810"/>
@@ -1253,7 +4694,6 @@
                                 <w:color w:val="2E2E38"/>
                                 <w:sz w:val="15"/>
                                 <w:szCs w:val="15"/>
-                                <w:lang w:eastAsia="zh-CN"/>
                               </w:rPr>
                             </w:pPr>
                             <w:r>
@@ -1263,7 +4703,6 @@
                                 <w:color w:val="2E2E38"/>
                                 <w:sz w:val="15"/>
                                 <w:szCs w:val="15"/>
-                                <w:lang w:eastAsia="zh-CN"/>
                               </w:rPr>
                               <w:t>安永华明会计师事务所</w:t>
                             </w:r>
@@ -1274,7 +4713,6 @@
                                 <w:color w:val="2E2E38"/>
                                 <w:sz w:val="15"/>
                                 <w:szCs w:val="15"/>
-                                <w:lang w:eastAsia="zh-CN"/>
                               </w:rPr>
                               <w:t>（特殊普通合伙）</w:t>
                             </w:r>
@@ -1289,7 +4727,6 @@
                                 <w:color w:val="2E2E38"/>
                                 <w:sz w:val="15"/>
                                 <w:szCs w:val="15"/>
-                                <w:lang w:eastAsia="zh-CN"/>
                               </w:rPr>
                             </w:pPr>
                             <w:r>
@@ -1299,7 +4736,6 @@
                                 <w:color w:val="2E2E38"/>
                                 <w:sz w:val="15"/>
                                 <w:szCs w:val="15"/>
-                                <w:lang w:eastAsia="zh-CN"/>
                               </w:rPr>
                               <w:t>深圳</w:t>
                             </w:r>
@@ -1310,7 +4746,6 @@
                                 <w:color w:val="2E2E38"/>
                                 <w:sz w:val="15"/>
                                 <w:szCs w:val="15"/>
-                                <w:lang w:eastAsia="zh-CN"/>
                               </w:rPr>
                               <w:t>分所</w:t>
                             </w:r>
@@ -1321,7 +4756,6 @@
                                 <w:color w:val="2E2E38"/>
                                 <w:sz w:val="15"/>
                                 <w:szCs w:val="15"/>
-                                <w:lang w:eastAsia="zh-CN"/>
                               </w:rPr>
                               <w:br/>
                             </w:r>
@@ -1332,7 +4766,6 @@
                                 <w:color w:val="2E2E38"/>
                                 <w:sz w:val="15"/>
                                 <w:szCs w:val="15"/>
-                                <w:lang w:eastAsia="zh-CN"/>
                               </w:rPr>
                               <w:t>中国深圳巿深南东路</w:t>
                             </w:r>
@@ -1343,7 +4776,6 @@
                                 <w:color w:val="2E2E38"/>
                                 <w:sz w:val="15"/>
                                 <w:szCs w:val="15"/>
-                                <w:lang w:eastAsia="zh-CN"/>
                               </w:rPr>
                               <w:t>5001</w:t>
                             </w:r>
@@ -1354,9 +4786,18 @@
                                 <w:color w:val="2E2E38"/>
                                 <w:sz w:val="15"/>
                                 <w:szCs w:val="15"/>
-                                <w:lang w:eastAsia="zh-CN"/>
                               </w:rPr>
-                              <w:t xml:space="preserve">号 </w:t>
+                              <w:t>号</w:t>
+                            </w:r>
+                            <w:r>
+                              <w:rPr>
+                                <w:rFonts w:ascii="M Ying Hei PRC W3" w:eastAsia="M Ying Hei PRC W3" w:hAnsi="M Ying Hei PRC W3" w:cs="M Ying Hei PRC W3" w:hint="eastAsia"/>
+                                <w:snapToGrid w:val="0"/>
+                                <w:color w:val="2E2E38"/>
+                                <w:sz w:val="15"/>
+                                <w:szCs w:val="15"/>
+                              </w:rPr>
+                              <w:t xml:space="preserve"> </w:t>
                             </w:r>
                           </w:p>
                           <w:p>
@@ -1369,7 +4810,6 @@
                                 <w:color w:val="2E2E38"/>
                                 <w:sz w:val="15"/>
                                 <w:szCs w:val="15"/>
-                                <w:lang w:eastAsia="zh-CN"/>
                               </w:rPr>
                             </w:pPr>
                             <w:r>
@@ -1379,7 +4819,6 @@
                                 <w:color w:val="2E2E38"/>
                                 <w:sz w:val="15"/>
                                 <w:szCs w:val="15"/>
-                                <w:lang w:eastAsia="zh-CN"/>
                               </w:rPr>
                               <w:t>华润大厦</w:t>
                             </w:r>
@@ -1390,7 +4829,6 @@
                                 <w:color w:val="2E2E38"/>
                                 <w:sz w:val="15"/>
                                 <w:szCs w:val="15"/>
-                                <w:lang w:eastAsia="zh-CN"/>
                               </w:rPr>
                               <w:t>21</w:t>
                             </w:r>
@@ -1401,7 +4839,6 @@
                                 <w:color w:val="2E2E38"/>
                                 <w:sz w:val="15"/>
                                 <w:szCs w:val="15"/>
-                                <w:lang w:eastAsia="zh-CN"/>
                               </w:rPr>
                               <w:t>楼</w:t>
                             </w:r>
@@ -1416,7 +4853,6 @@
                                 <w:color w:val="2E2E38"/>
                                 <w:sz w:val="15"/>
                                 <w:szCs w:val="15"/>
-                                <w:lang w:eastAsia="zh-CN"/>
                               </w:rPr>
                             </w:pPr>
                             <w:r>
@@ -1426,9 +4862,18 @@
                                 <w:color w:val="2E2E38"/>
                                 <w:sz w:val="15"/>
                                 <w:szCs w:val="15"/>
-                                <w:lang w:eastAsia="zh-CN"/>
                               </w:rPr>
-                              <w:t xml:space="preserve">邮政编码: </w:t>
+                              <w:t>邮政编码</w:t>
+                            </w:r>
+                            <w:r>
+                              <w:rPr>
+                                <w:rFonts w:ascii="M Ying Hei PRC W3" w:eastAsia="M Ying Hei PRC W3" w:hAnsi="M Ying Hei PRC W3" w:cs="M Ying Hei PRC W3" w:hint="eastAsia"/>
+                                <w:snapToGrid w:val="0"/>
+                                <w:color w:val="2E2E38"/>
+                                <w:sz w:val="15"/>
+                                <w:szCs w:val="15"/>
+                              </w:rPr>
+                              <w:t xml:space="preserve">: </w:t>
                             </w:r>
                             <w:r>
                               <w:rPr>
@@ -1437,7 +4882,6 @@
                                 <w:color w:val="2E2E38"/>
                                 <w:sz w:val="15"/>
                                 <w:szCs w:val="15"/>
-                                <w:lang w:eastAsia="zh-CN"/>
                               </w:rPr>
                               <w:t>518001</w:t>
                             </w:r>
@@ -1479,7 +4923,6 @@
                                 <w:color w:val="2E2E38"/>
                                 <w:sz w:val="15"/>
                                 <w:szCs w:val="15"/>
-                                <w:lang w:eastAsia="zh-CN"/>
                               </w:rPr>
                             </w:pPr>
                             <w:r>
@@ -1489,7 +4932,6 @@
                                 <w:color w:val="2E2E38"/>
                                 <w:sz w:val="15"/>
                                 <w:szCs w:val="15"/>
-                                <w:lang w:eastAsia="zh-CN"/>
                               </w:rPr>
                               <w:t>Tel</w:t>
                             </w:r>
@@ -1500,7 +4942,6 @@
                                 <w:color w:val="2E2E38"/>
                                 <w:sz w:val="15"/>
                                 <w:szCs w:val="15"/>
-                                <w:lang w:eastAsia="zh-CN"/>
                               </w:rPr>
                               <w:t>电话</w:t>
                             </w:r>
@@ -1511,7 +4952,6 @@
                                 <w:color w:val="2E2E38"/>
                                 <w:sz w:val="15"/>
                                 <w:szCs w:val="15"/>
-                                <w:lang w:eastAsia="zh-CN"/>
                               </w:rPr>
                               <w:t>: +8</w:t>
                             </w:r>
@@ -1522,7 +4962,6 @@
                                 <w:color w:val="2E2E38"/>
                                 <w:sz w:val="15"/>
                                 <w:szCs w:val="15"/>
-                                <w:lang w:eastAsia="zh-CN"/>
                               </w:rPr>
                               <w:t>6</w:t>
                             </w:r>
@@ -1533,7 +4972,6 @@
                                 <w:color w:val="2E2E38"/>
                                 <w:sz w:val="15"/>
                                 <w:szCs w:val="15"/>
-                                <w:lang w:eastAsia="zh-CN"/>
                               </w:rPr>
                               <w:t xml:space="preserve"> </w:t>
                             </w:r>
@@ -1544,7 +4982,6 @@
                                 <w:color w:val="2E2E38"/>
                                 <w:sz w:val="15"/>
                                 <w:szCs w:val="15"/>
-                                <w:lang w:eastAsia="zh-CN"/>
                               </w:rPr>
                               <w:t>755 2502 8288</w:t>
                             </w:r>
@@ -1559,7 +4996,6 @@
                                 <w:color w:val="2E2E38"/>
                                 <w:sz w:val="15"/>
                                 <w:szCs w:val="15"/>
-                                <w:lang w:eastAsia="zh-CN"/>
                               </w:rPr>
                             </w:pPr>
                             <w:r>
@@ -1569,7 +5005,6 @@
                                 <w:color w:val="2E2E38"/>
                                 <w:sz w:val="15"/>
                                 <w:szCs w:val="15"/>
-                                <w:lang w:eastAsia="zh-CN"/>
                               </w:rPr>
                               <w:t>Fax</w:t>
                             </w:r>
@@ -1580,7 +5015,6 @@
                                 <w:color w:val="2E2E38"/>
                                 <w:sz w:val="15"/>
                                 <w:szCs w:val="15"/>
-                                <w:lang w:eastAsia="zh-CN"/>
                               </w:rPr>
                               <w:t>传真</w:t>
                             </w:r>
@@ -1591,7 +5025,6 @@
                                 <w:color w:val="2E2E38"/>
                                 <w:sz w:val="15"/>
                                 <w:szCs w:val="15"/>
-                                <w:lang w:eastAsia="zh-CN"/>
                               </w:rPr>
                               <w:t>: +8</w:t>
                             </w:r>
@@ -1602,7 +5035,6 @@
                                 <w:color w:val="2E2E38"/>
                                 <w:sz w:val="15"/>
                                 <w:szCs w:val="15"/>
-                                <w:lang w:eastAsia="zh-CN"/>
                               </w:rPr>
                               <w:t xml:space="preserve">6 </w:t>
                             </w:r>
@@ -1613,7 +5045,6 @@
                                 <w:color w:val="2E2E38"/>
                                 <w:sz w:val="15"/>
                                 <w:szCs w:val="15"/>
-                                <w:lang w:eastAsia="zh-CN"/>
                               </w:rPr>
                               <w:t>755 2502 6188</w:t>
                             </w:r>
@@ -1755,7 +5186,6 @@
                                     <w:rPr>
                                       <w:rFonts w:ascii="EYInterstate Light" w:eastAsia="M Ying Hei HK W3" w:hAnsi="EYInterstate Light"/>
                                       <w:color w:val="2E2E38"/>
-                                      <w:lang w:eastAsia="zh-CN"/>
                                     </w:rPr>
                                     <w:t>Shenzhen</w:t>
                                   </w:r>
@@ -1938,12 +5368,12 @@
         </mc:Choice>
         <mc:Fallback>
           <w:pict>
-            <v:group w14:anchorId="709A93ED" id="Group 1" o:spid="_x0000_s1027" style="position:absolute;margin-left:90.65pt;margin-top:13.6pt;width:375.6pt;height:83.7pt;z-index:251682816" coordsize="47688,10617" o:gfxdata="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">
+            <v:group w14:anchorId="55CAC94F" id="Group 1" o:spid="_x0000_s1026" style="position:absolute;margin-left:67.15pt;margin-top:13.4pt;width:375.6pt;height:83.7pt;z-index:251682816" coordsize="47688,10617" o:gfxdata="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">
               <v:shapetype id="_x0000_t202" coordsize="21600,21600" o:spt="202" path="m,l,21600r21600,l21600,xe">
                 <v:stroke joinstyle="miter"/>
                 <v:path gradientshapeok="t" o:connecttype="rect"/>
               </v:shapetype>
-              <v:shape id="Text Box 10" o:spid="_x0000_s1028" type="#_x0000_t202" style="position:absolute;left:13906;top:63;width:19242;height:10554;visibility:visible;mso-wrap-style:square;v-text-anchor:top" o:gfxdata="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" filled="f" stroked="f" strokeweight=".5pt">
+              <v:shape id="Text Box 10" o:spid="_x0000_s1027" type="#_x0000_t202" style="position:absolute;left:13906;top:63;width:19242;height:10554;visibility:visible;mso-wrap-style:square;v-text-anchor:top" o:gfxdata="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" filled="f" stroked="f" strokeweight=".5pt">
                 <v:textbox>
                   <w:txbxContent>
                     <w:p>
@@ -1956,7 +5386,6 @@
                           <w:color w:val="2E2E38"/>
                           <w:sz w:val="15"/>
                           <w:szCs w:val="15"/>
-                          <w:lang w:eastAsia="zh-CN"/>
                         </w:rPr>
                       </w:pPr>
                       <w:r>
@@ -1966,7 +5395,6 @@
                           <w:color w:val="2E2E38"/>
                           <w:sz w:val="15"/>
                           <w:szCs w:val="15"/>
-                          <w:lang w:eastAsia="zh-CN"/>
                         </w:rPr>
                         <w:t>安永华明会计师事务所</w:t>
                       </w:r>
@@ -1977,7 +5405,6 @@
                           <w:color w:val="2E2E38"/>
                           <w:sz w:val="15"/>
                           <w:szCs w:val="15"/>
-                          <w:lang w:eastAsia="zh-CN"/>
                         </w:rPr>
                         <w:t>（特殊普通合伙）</w:t>
                       </w:r>
@@ -1992,7 +5419,6 @@
                           <w:color w:val="2E2E38"/>
                           <w:sz w:val="15"/>
                           <w:szCs w:val="15"/>
-                          <w:lang w:eastAsia="zh-CN"/>
                         </w:rPr>
                       </w:pPr>
                       <w:r>
@@ -2002,7 +5428,6 @@
                           <w:color w:val="2E2E38"/>
                           <w:sz w:val="15"/>
                           <w:szCs w:val="15"/>
-                          <w:lang w:eastAsia="zh-CN"/>
                         </w:rPr>
                         <w:t>深圳</w:t>
                       </w:r>
@@ -2013,7 +5438,6 @@
                           <w:color w:val="2E2E38"/>
                           <w:sz w:val="15"/>
                           <w:szCs w:val="15"/>
-                          <w:lang w:eastAsia="zh-CN"/>
                         </w:rPr>
                         <w:t>分所</w:t>
                       </w:r>
@@ -2024,7 +5448,6 @@
                           <w:color w:val="2E2E38"/>
                           <w:sz w:val="15"/>
                           <w:szCs w:val="15"/>
-                          <w:lang w:eastAsia="zh-CN"/>
                         </w:rPr>
                         <w:br/>
                       </w:r>
@@ -2035,7 +5458,6 @@
                           <w:color w:val="2E2E38"/>
                           <w:sz w:val="15"/>
                           <w:szCs w:val="15"/>
-                          <w:lang w:eastAsia="zh-CN"/>
                         </w:rPr>
                         <w:t>中国深圳巿深南东路</w:t>
                       </w:r>
@@ -2046,7 +5468,6 @@
                           <w:color w:val="2E2E38"/>
                           <w:sz w:val="15"/>
                           <w:szCs w:val="15"/>
-                          <w:lang w:eastAsia="zh-CN"/>
                         </w:rPr>
                         <w:t>5001</w:t>
                       </w:r>
@@ -2057,9 +5478,18 @@
                           <w:color w:val="2E2E38"/>
                           <w:sz w:val="15"/>
                           <w:szCs w:val="15"/>
-                          <w:lang w:eastAsia="zh-CN"/>
                         </w:rPr>
-                        <w:t xml:space="preserve">号 </w:t>
+                        <w:t>号</w:t>
+                      </w:r>
+                      <w:r>
+                        <w:rPr>
+                          <w:rFonts w:ascii="M Ying Hei PRC W3" w:eastAsia="M Ying Hei PRC W3" w:hAnsi="M Ying Hei PRC W3" w:cs="M Ying Hei PRC W3" w:hint="eastAsia"/>
+                          <w:snapToGrid w:val="0"/>
+                          <w:color w:val="2E2E38"/>
+                          <w:sz w:val="15"/>
+                          <w:szCs w:val="15"/>
+                        </w:rPr>
+                        <w:t xml:space="preserve"> </w:t>
                       </w:r>
                     </w:p>
                     <w:p>
@@ -2072,7 +5502,6 @@
                           <w:color w:val="2E2E38"/>
                           <w:sz w:val="15"/>
                           <w:szCs w:val="15"/>
-                          <w:lang w:eastAsia="zh-CN"/>
                         </w:rPr>
                       </w:pPr>
                       <w:r>
@@ -2082,7 +5511,6 @@
                           <w:color w:val="2E2E38"/>
                           <w:sz w:val="15"/>
                           <w:szCs w:val="15"/>
-                          <w:lang w:eastAsia="zh-CN"/>
                         </w:rPr>
                         <w:t>华润大厦</w:t>
                       </w:r>
@@ -2093,7 +5521,6 @@
                           <w:color w:val="2E2E38"/>
                           <w:sz w:val="15"/>
                           <w:szCs w:val="15"/>
-                          <w:lang w:eastAsia="zh-CN"/>
                         </w:rPr>
                         <w:t>21</w:t>
                       </w:r>
@@ -2104,7 +5531,6 @@
                           <w:color w:val="2E2E38"/>
                           <w:sz w:val="15"/>
                           <w:szCs w:val="15"/>
-                          <w:lang w:eastAsia="zh-CN"/>
                         </w:rPr>
                         <w:t>楼</w:t>
                       </w:r>
@@ -2119,7 +5545,6 @@
                           <w:color w:val="2E2E38"/>
                           <w:sz w:val="15"/>
                           <w:szCs w:val="15"/>
-                          <w:lang w:eastAsia="zh-CN"/>
                         </w:rPr>
                       </w:pPr>
                       <w:r>
@@ -2129,9 +5554,18 @@
                           <w:color w:val="2E2E38"/>
                           <w:sz w:val="15"/>
                           <w:szCs w:val="15"/>
-                          <w:lang w:eastAsia="zh-CN"/>
                         </w:rPr>
-                        <w:t xml:space="preserve">邮政编码: </w:t>
+                        <w:t>邮政编码</w:t>
+                      </w:r>
+                      <w:r>
+                        <w:rPr>
+                          <w:rFonts w:ascii="M Ying Hei PRC W3" w:eastAsia="M Ying Hei PRC W3" w:hAnsi="M Ying Hei PRC W3" w:cs="M Ying Hei PRC W3" w:hint="eastAsia"/>
+                          <w:snapToGrid w:val="0"/>
+                          <w:color w:val="2E2E38"/>
+                          <w:sz w:val="15"/>
+                          <w:szCs w:val="15"/>
+                        </w:rPr>
+                        <w:t xml:space="preserve">: </w:t>
                       </w:r>
                       <w:r>
                         <w:rPr>
@@ -2140,7 +5574,6 @@
                           <w:color w:val="2E2E38"/>
                           <w:sz w:val="15"/>
                           <w:szCs w:val="15"/>
-                          <w:lang w:eastAsia="zh-CN"/>
                         </w:rPr>
                         <w:t>518001</w:t>
                       </w:r>
@@ -2148,7 +5581,7 @@
                   </w:txbxContent>
                 </v:textbox>
               </v:shape>
-              <v:shape id="Text Box 11" o:spid="_x0000_s1029" type="#_x0000_t202" style="position:absolute;left:32448;width:15240;height:5397;visibility:visible;mso-wrap-style:square;v-text-anchor:top" o:gfxdata="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" filled="f" stroked="f" strokeweight=".5pt">
+              <v:shape id="Text Box 11" o:spid="_x0000_s1028" type="#_x0000_t202" style="position:absolute;left:32448;width:15240;height:5397;visibility:visible;mso-wrap-style:square;v-text-anchor:top" o:gfxdata="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" filled="f" stroked="f" strokeweight=".5pt">
                 <v:textbox>
                   <w:txbxContent>
                     <w:p>
@@ -2161,7 +5594,6 @@
                           <w:color w:val="2E2E38"/>
                           <w:sz w:val="15"/>
                           <w:szCs w:val="15"/>
-                          <w:lang w:eastAsia="zh-CN"/>
                         </w:rPr>
                       </w:pPr>
                       <w:r>
@@ -2171,7 +5603,6 @@
                           <w:color w:val="2E2E38"/>
                           <w:sz w:val="15"/>
                           <w:szCs w:val="15"/>
-                          <w:lang w:eastAsia="zh-CN"/>
                         </w:rPr>
                         <w:t>Tel</w:t>
                       </w:r>
@@ -2182,7 +5613,6 @@
                           <w:color w:val="2E2E38"/>
                           <w:sz w:val="15"/>
                           <w:szCs w:val="15"/>
-                          <w:lang w:eastAsia="zh-CN"/>
                         </w:rPr>
                         <w:t>电话</w:t>
                       </w:r>
@@ -2193,7 +5623,6 @@
                           <w:color w:val="2E2E38"/>
                           <w:sz w:val="15"/>
                           <w:szCs w:val="15"/>
-                          <w:lang w:eastAsia="zh-CN"/>
                         </w:rPr>
                         <w:t>: +8</w:t>
                       </w:r>
@@ -2204,7 +5633,6 @@
                           <w:color w:val="2E2E38"/>
                           <w:sz w:val="15"/>
                           <w:szCs w:val="15"/>
-                          <w:lang w:eastAsia="zh-CN"/>
                         </w:rPr>
                         <w:t>6</w:t>
                       </w:r>
@@ -2215,7 +5643,6 @@
                           <w:color w:val="2E2E38"/>
                           <w:sz w:val="15"/>
                           <w:szCs w:val="15"/>
-                          <w:lang w:eastAsia="zh-CN"/>
                         </w:rPr>
                         <w:t xml:space="preserve"> </w:t>
                       </w:r>
@@ -2226,7 +5653,6 @@
                           <w:color w:val="2E2E38"/>
                           <w:sz w:val="15"/>
                           <w:szCs w:val="15"/>
-                          <w:lang w:eastAsia="zh-CN"/>
                         </w:rPr>
                         <w:t>755 2502 8288</w:t>
                       </w:r>
@@ -2241,7 +5667,6 @@
                           <w:color w:val="2E2E38"/>
                           <w:sz w:val="15"/>
                           <w:szCs w:val="15"/>
-                          <w:lang w:eastAsia="zh-CN"/>
                         </w:rPr>
                       </w:pPr>
                       <w:r>
@@ -2251,7 +5676,6 @@
                           <w:color w:val="2E2E38"/>
                           <w:sz w:val="15"/>
                           <w:szCs w:val="15"/>
-                          <w:lang w:eastAsia="zh-CN"/>
                         </w:rPr>
                         <w:t>Fax</w:t>
                       </w:r>
@@ -2262,7 +5686,6 @@
                           <w:color w:val="2E2E38"/>
                           <w:sz w:val="15"/>
                           <w:szCs w:val="15"/>
-                          <w:lang w:eastAsia="zh-CN"/>
                         </w:rPr>
                         <w:t>传真</w:t>
                       </w:r>
@@ -2273,7 +5696,6 @@
                           <w:color w:val="2E2E38"/>
                           <w:sz w:val="15"/>
                           <w:szCs w:val="15"/>
-                          <w:lang w:eastAsia="zh-CN"/>
                         </w:rPr>
                         <w:t>: +8</w:t>
                       </w:r>
@@ -2284,7 +5706,6 @@
                           <w:color w:val="2E2E38"/>
                           <w:sz w:val="15"/>
                           <w:szCs w:val="15"/>
-                          <w:lang w:eastAsia="zh-CN"/>
                         </w:rPr>
                         <w:t xml:space="preserve">6 </w:t>
                       </w:r>
@@ -2295,7 +5716,6 @@
                           <w:color w:val="2E2E38"/>
                           <w:sz w:val="15"/>
                           <w:szCs w:val="15"/>
-                          <w:lang w:eastAsia="zh-CN"/>
                         </w:rPr>
                         <w:t>755 2502 6188</w:t>
                       </w:r>
@@ -2328,7 +5748,7 @@
                   </w:txbxContent>
                 </v:textbox>
               </v:shape>
-              <v:shape id="Text Box 2" o:spid="_x0000_s1030" type="#_x0000_t202" style="position:absolute;top:698;width:15386;height:8693;visibility:visible;mso-wrap-style:square;v-text-anchor:top" o:gfxdata="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" filled="f" stroked="f">
+              <v:shape id="Text Box 2" o:spid="_x0000_s1029" type="#_x0000_t202" style="position:absolute;top:698;width:15386;height:8693;visibility:visible;mso-wrap-style:square;v-text-anchor:top" o:gfxdata="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" filled="f" stroked="f">
                 <v:textbox inset="0,0,0,0">
                   <w:txbxContent>
                     <w:tbl>
@@ -2395,7 +5815,6 @@
                               <w:rPr>
                                 <w:rFonts w:ascii="EYInterstate Light" w:eastAsia="M Ying Hei HK W3" w:hAnsi="EYInterstate Light"/>
                                 <w:color w:val="2E2E38"/>
-                                <w:lang w:eastAsia="zh-CN"/>
                               </w:rPr>
                               <w:t>Shenzhen</w:t>
                             </w:r>
@@ -2577,15 +5996,15 @@
         <w:noProof/>
       </w:rPr>
       <w:drawing>
-        <wp:anchor distT="0" distB="0" distL="114300" distR="114300" simplePos="0" relativeHeight="251683840" behindDoc="0" locked="0" layoutInCell="1" allowOverlap="1" wp14:anchorId="7A27F795" wp14:editId="27FB00C1">
+        <wp:anchor distT="0" distB="0" distL="114300" distR="114300" simplePos="0" relativeHeight="251683840" behindDoc="0" locked="0" layoutInCell="1" allowOverlap="1" wp14:anchorId="52858EEE" wp14:editId="68DBD929">
           <wp:simplePos x="0" y="0"/>
           <wp:positionH relativeFrom="column">
-            <wp:posOffset>-144780</wp:posOffset>
+            <wp:posOffset>-435334</wp:posOffset>
           </wp:positionH>
           <wp:positionV relativeFrom="paragraph">
-            <wp:posOffset>-189865</wp:posOffset>
+            <wp:posOffset>-187822</wp:posOffset>
           </wp:positionV>
-          <wp:extent cx="1198591" cy="1124202"/>
+          <wp:extent cx="1198245" cy="1123950"/>
           <wp:effectExtent l="0" t="0" r="0" b="0"/>
           <wp:wrapNone/>
           <wp:docPr id="8" name="Picture 3"/>
@@ -2596,7 +6015,7 @@
             <a:graphicData uri="http://schemas.openxmlformats.org/drawingml/2006/picture">
               <pic:pic xmlns:pic="http://schemas.openxmlformats.org/drawingml/2006/picture">
                 <pic:nvPicPr>
-                  <pic:cNvPr id="8" name="Picture 8"/>
+                  <pic:cNvPr id="8" name="Picture 3"/>
                   <pic:cNvPicPr>
                     <a:picLocks noChangeAspect="1"/>
                   </pic:cNvPicPr>
@@ -2615,7 +6034,7 @@
                 <pic:spPr bwMode="auto">
                   <a:xfrm>
                     <a:off x="0" y="0"/>
-                    <a:ext cx="1198591" cy="1124202"/>
+                    <a:ext cx="1198245" cy="1123950"/>
                   </a:xfrm>
                   <a:prstGeom prst="rect">
                     <a:avLst/>
@@ -2643,28 +6062,339 @@
 <file path=word/numbering.xml><?xml version="1.0" encoding="utf-8"?>
 <w:numbering xmlns:wpc="http://schemas.microsoft.com/office/word/2010/wordprocessingCanvas" xmlns:cx="http://schemas.microsoft.com/office/drawing/2014/chartex" xmlns:cx1="http://schemas.microsoft.com/office/drawing/2015/9/8/chartex" xmlns:cx2="http://schemas.microsoft.com/office/drawing/2015/10/21/chartex" xmlns:cx3="http://schemas.microsoft.com/office/drawing/2016/5/9/chartex" xmlns:cx4="http://schemas.microsoft.com/office/drawing/2016/5/10/chartex" xmlns:cx5="http://schemas.microsoft.com/office/drawing/2016/5/11/chartex" xmlns:cx6="http://schemas.microsoft.com/office/drawing/2016/5/12/chartex" xmlns:cx7="http://schemas.microsoft.com/office/drawing/2016/5/13/chartex" xmlns:cx8="http://schemas.microsoft.com/office/drawing/2016/5/14/chartex" xmlns:mc="http://schemas.openxmlformats.org/markup-compatibility/2006" xmlns:aink="http://schemas.microsoft.com/office/drawing/2016/ink" xmlns:am3d="http://schemas.microsoft.com/office/drawing/2017/model3d" xmlns:o="urn:schemas-microsoft-com:office:office" xmlns:oel="http://schemas.microsoft.com/office/2019/extlst" xmlns:r="http://schemas.openxmlformats.org/officeDocument/2006/relationships" xmlns:m="http://schemas.openxmlformats.org/officeDocument/2006/math" xmlns:v="urn:schemas-microsoft-com:vml" xmlns:wp14="http://schemas.microsoft.com/office/word/2010/wordprocessingDrawing" xmlns:wp="http://schemas.openxmlformats.org/drawingml/2006/wordprocessingDrawing" xmlns:w10="urn:schemas-microsoft-com:office:word" xmlns:w="http://schemas.openxmlformats.org/wordprocessingml/2006/main" xmlns:w14="http://schemas.microsoft.com/office/word/2010/wordml" xmlns:w15="http://schemas.microsoft.com/office/word/2012/wordml" xmlns:w16cex="http://schemas.microsoft.com/office/word/2018/wordml/cex" xmlns:w16cid="http://schemas.microsoft.com/office/word/2016/wordml/cid" xmlns:w16="http://schemas.microsoft.com/office/word/2018/wordml" xmlns:w16du="http://schemas.microsoft.com/office/word/2023/wordml/word16du" xmlns:w16sdtdh="http://schemas.microsoft.com/office/word/2020/wordml/sdtdatahash" xmlns:w16sdtfl="http://schemas.microsoft.com/office/word/2024/wordml/sdtformatlock" xmlns:w16se="http://schemas.microsoft.com/office/word/2015/wordml/symex" xmlns:wpg="http://schemas.microsoft.com/office/word/2010/wordprocessingGroup" xmlns:wpi="http://schemas.microsoft.com/office/word/2010/wordprocessingInk" xmlns:wne="http://schemas.microsoft.com/office/word/2006/wordml" xmlns:wps="http://schemas.microsoft.com/office/word/2010/wordprocessingShape" mc:Ignorable="w14 w15 w16se w16cid w16 w16cex w16sdtdh w16sdtfl w16du wp14">
   <w:abstractNum w:abstractNumId="0" w15:restartNumberingAfterBreak="0">
-    <w:nsid w:val="19824474"/>
-    <w:multiLevelType w:val="multilevel"/>
-    <w:tmpl w:val="5FBE68E0"/>
+    <w:nsid w:val="08FD036A"/>
+    <w:multiLevelType w:val="hybridMultilevel"/>
+    <w:tmpl w:val="772082D8"/>
+    <w:lvl w:ilvl="0" w:tplc="04090011">
+      <w:start w:val="1"/>
+      <w:numFmt w:val="decimal"/>
+      <w:lvlText w:val="%1)"/>
+      <w:lvlJc w:val="left"/>
+      <w:pPr>
+        <w:ind w:left="720" w:hanging="360"/>
+      </w:pPr>
+      <w:rPr>
+        <w:rFonts w:hint="default"/>
+      </w:rPr>
+    </w:lvl>
+    <w:lvl w:ilvl="1" w:tplc="04090019" w:tentative="1">
+      <w:start w:val="1"/>
+      <w:numFmt w:val="lowerLetter"/>
+      <w:lvlText w:val="%2."/>
+      <w:lvlJc w:val="left"/>
+      <w:pPr>
+        <w:ind w:left="1440" w:hanging="360"/>
+      </w:pPr>
+    </w:lvl>
+    <w:lvl w:ilvl="2" w:tplc="0409001B" w:tentative="1">
+      <w:start w:val="1"/>
+      <w:numFmt w:val="lowerRoman"/>
+      <w:lvlText w:val="%3."/>
+      <w:lvlJc w:val="right"/>
+      <w:pPr>
+        <w:ind w:left="2160" w:hanging="180"/>
+      </w:pPr>
+    </w:lvl>
+    <w:lvl w:ilvl="3" w:tplc="0409000F" w:tentative="1">
+      <w:start w:val="1"/>
+      <w:numFmt w:val="decimal"/>
+      <w:lvlText w:val="%4."/>
+      <w:lvlJc w:val="left"/>
+      <w:pPr>
+        <w:ind w:left="2880" w:hanging="360"/>
+      </w:pPr>
+    </w:lvl>
+    <w:lvl w:ilvl="4" w:tplc="04090019" w:tentative="1">
+      <w:start w:val="1"/>
+      <w:numFmt w:val="lowerLetter"/>
+      <w:lvlText w:val="%5."/>
+      <w:lvlJc w:val="left"/>
+      <w:pPr>
+        <w:ind w:left="3600" w:hanging="360"/>
+      </w:pPr>
+    </w:lvl>
+    <w:lvl w:ilvl="5" w:tplc="0409001B" w:tentative="1">
+      <w:start w:val="1"/>
+      <w:numFmt w:val="lowerRoman"/>
+      <w:lvlText w:val="%6."/>
+      <w:lvlJc w:val="right"/>
+      <w:pPr>
+        <w:ind w:left="4320" w:hanging="180"/>
+      </w:pPr>
+    </w:lvl>
+    <w:lvl w:ilvl="6" w:tplc="0409000F" w:tentative="1">
+      <w:start w:val="1"/>
+      <w:numFmt w:val="decimal"/>
+      <w:lvlText w:val="%7."/>
+      <w:lvlJc w:val="left"/>
+      <w:pPr>
+        <w:ind w:left="5040" w:hanging="360"/>
+      </w:pPr>
+    </w:lvl>
+    <w:lvl w:ilvl="7" w:tplc="04090019" w:tentative="1">
+      <w:start w:val="1"/>
+      <w:numFmt w:val="lowerLetter"/>
+      <w:lvlText w:val="%8."/>
+      <w:lvlJc w:val="left"/>
+      <w:pPr>
+        <w:ind w:left="5760" w:hanging="360"/>
+      </w:pPr>
+    </w:lvl>
+    <w:lvl w:ilvl="8" w:tplc="0409001B" w:tentative="1">
+      <w:start w:val="1"/>
+      <w:numFmt w:val="lowerRoman"/>
+      <w:lvlText w:val="%9."/>
+      <w:lvlJc w:val="right"/>
+      <w:pPr>
+        <w:ind w:left="6480" w:hanging="180"/>
+      </w:pPr>
+    </w:lvl>
+  </w:abstractNum>
+  <w:abstractNum w:abstractNumId="1" w15:restartNumberingAfterBreak="0">
+    <w:nsid w:val="09EE32C0"/>
+    <w:multiLevelType w:val="singleLevel"/>
+    <w:tmpl w:val="F762010E"/>
     <w:lvl w:ilvl="0">
       <w:start w:val="1"/>
+      <w:numFmt w:val="upperLetter"/>
+      <w:lvlText w:val="(%1)"/>
+      <w:legacy w:legacy="1" w:legacySpace="0" w:legacyIndent="360"/>
+      <w:lvlJc w:val="left"/>
+      <w:pPr>
+        <w:ind w:left="360" w:hanging="360"/>
+      </w:pPr>
+    </w:lvl>
+  </w:abstractNum>
+  <w:abstractNum w:abstractNumId="2" w15:restartNumberingAfterBreak="0">
+    <w:nsid w:val="1F5E1D35"/>
+    <w:multiLevelType w:val="hybridMultilevel"/>
+    <w:tmpl w:val="9A38DD6C"/>
+    <w:lvl w:ilvl="0" w:tplc="37CABFB0">
+      <w:start w:val="1"/>
       <w:numFmt w:val="bullet"/>
-      <w:lvlText w:val="–"/>
-      <w:lvlJc w:val="left"/>
-      <w:pPr>
-        <w:tabs>
-          <w:tab w:val="num" w:pos="227"/>
-        </w:tabs>
-        <w:ind w:left="227" w:hanging="227"/>
+      <w:lvlText w:val=""/>
+      <w:lvlJc w:val="left"/>
+      <w:pPr>
+        <w:ind w:left="720" w:hanging="360"/>
       </w:pPr>
       <w:rPr>
-        <w:rFonts w:ascii="Arial" w:hAnsi="Arial" w:hint="default"/>
+        <w:rFonts w:ascii="Wingdings" w:hAnsi="Wingdings" w:hint="default"/>
+        <w:b w:val="0"/>
+        <w:i w:val="0"/>
+        <w:color w:val="auto"/>
+        <w:sz w:val="16"/>
+        <w:szCs w:val="16"/>
       </w:rPr>
     </w:lvl>
-    <w:lvl w:ilvl="1">
+    <w:lvl w:ilvl="1" w:tplc="04090003" w:tentative="1">
       <w:start w:val="1"/>
       <w:numFmt w:val="bullet"/>
       <w:lvlText w:val="o"/>
+      <w:lvlJc w:val="left"/>
+      <w:pPr>
+        <w:ind w:left="1440" w:hanging="360"/>
+      </w:pPr>
+      <w:rPr>
+        <w:rFonts w:ascii="Courier New" w:hAnsi="Courier New" w:cs="Courier New" w:hint="default"/>
+      </w:rPr>
+    </w:lvl>
+    <w:lvl w:ilvl="2" w:tplc="04090005" w:tentative="1">
+      <w:start w:val="1"/>
+      <w:numFmt w:val="bullet"/>
+      <w:lvlText w:val=""/>
+      <w:lvlJc w:val="left"/>
+      <w:pPr>
+        <w:ind w:left="2160" w:hanging="360"/>
+      </w:pPr>
+      <w:rPr>
+        <w:rFonts w:ascii="Wingdings" w:hAnsi="Wingdings" w:hint="default"/>
+      </w:rPr>
+    </w:lvl>
+    <w:lvl w:ilvl="3" w:tplc="04090001" w:tentative="1">
+      <w:start w:val="1"/>
+      <w:numFmt w:val="bullet"/>
+      <w:lvlText w:val=""/>
+      <w:lvlJc w:val="left"/>
+      <w:pPr>
+        <w:ind w:left="2880" w:hanging="360"/>
+      </w:pPr>
+      <w:rPr>
+        <w:rFonts w:ascii="Symbol" w:hAnsi="Symbol" w:hint="default"/>
+      </w:rPr>
+    </w:lvl>
+    <w:lvl w:ilvl="4" w:tplc="04090003" w:tentative="1">
+      <w:start w:val="1"/>
+      <w:numFmt w:val="bullet"/>
+      <w:lvlText w:val="o"/>
+      <w:lvlJc w:val="left"/>
+      <w:pPr>
+        <w:ind w:left="3600" w:hanging="360"/>
+      </w:pPr>
+      <w:rPr>
+        <w:rFonts w:ascii="Courier New" w:hAnsi="Courier New" w:cs="Courier New" w:hint="default"/>
+      </w:rPr>
+    </w:lvl>
+    <w:lvl w:ilvl="5" w:tplc="04090005" w:tentative="1">
+      <w:start w:val="1"/>
+      <w:numFmt w:val="bullet"/>
+      <w:lvlText w:val=""/>
+      <w:lvlJc w:val="left"/>
+      <w:pPr>
+        <w:ind w:left="4320" w:hanging="360"/>
+      </w:pPr>
+      <w:rPr>
+        <w:rFonts w:ascii="Wingdings" w:hAnsi="Wingdings" w:hint="default"/>
+      </w:rPr>
+    </w:lvl>
+    <w:lvl w:ilvl="6" w:tplc="04090001" w:tentative="1">
+      <w:start w:val="1"/>
+      <w:numFmt w:val="bullet"/>
+      <w:lvlText w:val=""/>
+      <w:lvlJc w:val="left"/>
+      <w:pPr>
+        <w:ind w:left="5040" w:hanging="360"/>
+      </w:pPr>
+      <w:rPr>
+        <w:rFonts w:ascii="Symbol" w:hAnsi="Symbol" w:hint="default"/>
+      </w:rPr>
+    </w:lvl>
+    <w:lvl w:ilvl="7" w:tplc="04090003" w:tentative="1">
+      <w:start w:val="1"/>
+      <w:numFmt w:val="bullet"/>
+      <w:lvlText w:val="o"/>
+      <w:lvlJc w:val="left"/>
+      <w:pPr>
+        <w:ind w:left="5760" w:hanging="360"/>
+      </w:pPr>
+      <w:rPr>
+        <w:rFonts w:ascii="Courier New" w:hAnsi="Courier New" w:cs="Courier New" w:hint="default"/>
+      </w:rPr>
+    </w:lvl>
+    <w:lvl w:ilvl="8" w:tplc="04090005" w:tentative="1">
+      <w:start w:val="1"/>
+      <w:numFmt w:val="bullet"/>
+      <w:lvlText w:val=""/>
+      <w:lvlJc w:val="left"/>
+      <w:pPr>
+        <w:ind w:left="6480" w:hanging="360"/>
+      </w:pPr>
+      <w:rPr>
+        <w:rFonts w:ascii="Wingdings" w:hAnsi="Wingdings" w:hint="default"/>
+      </w:rPr>
+    </w:lvl>
+  </w:abstractNum>
+  <w:abstractNum w:abstractNumId="3" w15:restartNumberingAfterBreak="0">
+    <w:nsid w:val="219218F1"/>
+    <w:multiLevelType w:val="hybridMultilevel"/>
+    <w:tmpl w:val="FA5082A4"/>
+    <w:lvl w:ilvl="0" w:tplc="5CC6762E">
+      <w:start w:val="1"/>
+      <w:numFmt w:val="lowerLetter"/>
+      <w:lvlText w:val="%1."/>
+      <w:lvlJc w:val="left"/>
+      <w:pPr>
+        <w:ind w:left="840" w:hanging="420"/>
+      </w:pPr>
+      <w:rPr>
+        <w:b w:val="0"/>
+        <w:bCs/>
+        <w:i w:val="0"/>
+        <w:iCs w:val="0"/>
+      </w:rPr>
+    </w:lvl>
+    <w:lvl w:ilvl="1" w:tplc="04090019">
+      <w:start w:val="1"/>
+      <w:numFmt w:val="lowerLetter"/>
+      <w:lvlText w:val="%2)"/>
+      <w:lvlJc w:val="left"/>
+      <w:pPr>
+        <w:ind w:left="1260" w:hanging="420"/>
+      </w:pPr>
+    </w:lvl>
+    <w:lvl w:ilvl="2" w:tplc="0409001B">
+      <w:start w:val="1"/>
+      <w:numFmt w:val="lowerRoman"/>
+      <w:lvlText w:val="%3."/>
+      <w:lvlJc w:val="right"/>
+      <w:pPr>
+        <w:ind w:left="1680" w:hanging="420"/>
+      </w:pPr>
+    </w:lvl>
+    <w:lvl w:ilvl="3" w:tplc="0409000F">
+      <w:start w:val="1"/>
+      <w:numFmt w:val="decimal"/>
+      <w:lvlText w:val="%4."/>
+      <w:lvlJc w:val="left"/>
+      <w:pPr>
+        <w:ind w:left="2100" w:hanging="420"/>
+      </w:pPr>
+    </w:lvl>
+    <w:lvl w:ilvl="4" w:tplc="04090019">
+      <w:start w:val="1"/>
+      <w:numFmt w:val="lowerLetter"/>
+      <w:lvlText w:val="%5)"/>
+      <w:lvlJc w:val="left"/>
+      <w:pPr>
+        <w:ind w:left="2520" w:hanging="420"/>
+      </w:pPr>
+    </w:lvl>
+    <w:lvl w:ilvl="5" w:tplc="0409001B">
+      <w:start w:val="1"/>
+      <w:numFmt w:val="lowerRoman"/>
+      <w:lvlText w:val="%6."/>
+      <w:lvlJc w:val="right"/>
+      <w:pPr>
+        <w:ind w:left="2940" w:hanging="420"/>
+      </w:pPr>
+    </w:lvl>
+    <w:lvl w:ilvl="6" w:tplc="0409000F">
+      <w:start w:val="1"/>
+      <w:numFmt w:val="decimal"/>
+      <w:lvlText w:val="%7."/>
+      <w:lvlJc w:val="left"/>
+      <w:pPr>
+        <w:ind w:left="3360" w:hanging="420"/>
+      </w:pPr>
+    </w:lvl>
+    <w:lvl w:ilvl="7" w:tplc="04090019">
+      <w:start w:val="1"/>
+      <w:numFmt w:val="lowerLetter"/>
+      <w:lvlText w:val="%8)"/>
+      <w:lvlJc w:val="left"/>
+      <w:pPr>
+        <w:ind w:left="3780" w:hanging="420"/>
+      </w:pPr>
+    </w:lvl>
+    <w:lvl w:ilvl="8" w:tplc="0409001B">
+      <w:start w:val="1"/>
+      <w:numFmt w:val="lowerRoman"/>
+      <w:lvlText w:val="%9."/>
+      <w:lvlJc w:val="right"/>
+      <w:pPr>
+        <w:ind w:left="4200" w:hanging="420"/>
+      </w:pPr>
+    </w:lvl>
+  </w:abstractNum>
+  <w:abstractNum w:abstractNumId="4" w15:restartNumberingAfterBreak="0">
+    <w:nsid w:val="2F7B2E7E"/>
+    <w:multiLevelType w:val="multilevel"/>
+    <w:tmpl w:val="922ABA48"/>
+    <w:lvl w:ilvl="0">
+      <w:start w:val="1"/>
+      <w:numFmt w:val="decimal"/>
+      <w:lvlText w:val="%1."/>
+      <w:lvlJc w:val="left"/>
+      <w:pPr>
+        <w:tabs>
+          <w:tab w:val="num" w:pos="720"/>
+        </w:tabs>
+        <w:ind w:left="720" w:hanging="360"/>
+      </w:pPr>
+    </w:lvl>
+    <w:lvl w:ilvl="1">
+      <w:start w:val="1"/>
+      <w:numFmt w:val="decimal"/>
+      <w:lvlText w:val="%2."/>
       <w:lvlJc w:val="left"/>
       <w:pPr>
         <w:tabs>
@@ -2672,14 +6402,11 @@
         </w:tabs>
         <w:ind w:left="1440" w:hanging="360"/>
       </w:pPr>
-      <w:rPr>
-        <w:rFonts w:ascii="Courier New" w:hAnsi="Courier New" w:cs="Courier New" w:hint="default"/>
-      </w:rPr>
     </w:lvl>
     <w:lvl w:ilvl="2">
       <w:start w:val="1"/>
-      <w:numFmt w:val="bullet"/>
-      <w:lvlText w:val=""/>
+      <w:numFmt w:val="decimal"/>
+      <w:lvlText w:val="%3."/>
       <w:lvlJc w:val="left"/>
       <w:pPr>
         <w:tabs>
@@ -2687,14 +6414,11 @@
         </w:tabs>
         <w:ind w:left="2160" w:hanging="360"/>
       </w:pPr>
-      <w:rPr>
-        <w:rFonts w:ascii="Wingdings" w:hAnsi="Wingdings" w:hint="default"/>
-      </w:rPr>
-    </w:lvl>
-    <w:lvl w:ilvl="3">
-      <w:start w:val="1"/>
-      <w:numFmt w:val="bullet"/>
-      <w:lvlText w:val=""/>
+    </w:lvl>
+    <w:lvl w:ilvl="3" w:tentative="1">
+      <w:start w:val="1"/>
+      <w:numFmt w:val="decimal"/>
+      <w:lvlText w:val="%4."/>
       <w:lvlJc w:val="left"/>
       <w:pPr>
         <w:tabs>
@@ -2702,14 +6426,11 @@
         </w:tabs>
         <w:ind w:left="2880" w:hanging="360"/>
       </w:pPr>
-      <w:rPr>
-        <w:rFonts w:ascii="Symbol" w:hAnsi="Symbol" w:hint="default"/>
-      </w:rPr>
-    </w:lvl>
-    <w:lvl w:ilvl="4">
-      <w:start w:val="1"/>
-      <w:numFmt w:val="bullet"/>
-      <w:lvlText w:val="o"/>
+    </w:lvl>
+    <w:lvl w:ilvl="4" w:tentative="1">
+      <w:start w:val="1"/>
+      <w:numFmt w:val="decimal"/>
+      <w:lvlText w:val="%5."/>
       <w:lvlJc w:val="left"/>
       <w:pPr>
         <w:tabs>
@@ -2717,14 +6438,11 @@
         </w:tabs>
         <w:ind w:left="3600" w:hanging="360"/>
       </w:pPr>
-      <w:rPr>
-        <w:rFonts w:ascii="Courier New" w:hAnsi="Courier New" w:cs="Courier New" w:hint="default"/>
-      </w:rPr>
-    </w:lvl>
-    <w:lvl w:ilvl="5">
-      <w:start w:val="1"/>
-      <w:numFmt w:val="bullet"/>
-      <w:lvlText w:val=""/>
+    </w:lvl>
+    <w:lvl w:ilvl="5" w:tentative="1">
+      <w:start w:val="1"/>
+      <w:numFmt w:val="decimal"/>
+      <w:lvlText w:val="%6."/>
       <w:lvlJc w:val="left"/>
       <w:pPr>
         <w:tabs>
@@ -2732,14 +6450,11 @@
         </w:tabs>
         <w:ind w:left="4320" w:hanging="360"/>
       </w:pPr>
-      <w:rPr>
-        <w:rFonts w:ascii="Wingdings" w:hAnsi="Wingdings" w:hint="default"/>
-      </w:rPr>
-    </w:lvl>
-    <w:lvl w:ilvl="6">
-      <w:start w:val="1"/>
-      <w:numFmt w:val="bullet"/>
-      <w:lvlText w:val=""/>
+    </w:lvl>
+    <w:lvl w:ilvl="6" w:tentative="1">
+      <w:start w:val="1"/>
+      <w:numFmt w:val="decimal"/>
+      <w:lvlText w:val="%7."/>
       <w:lvlJc w:val="left"/>
       <w:pPr>
         <w:tabs>
@@ -2747,14 +6462,11 @@
         </w:tabs>
         <w:ind w:left="5040" w:hanging="360"/>
       </w:pPr>
-      <w:rPr>
-        <w:rFonts w:ascii="Symbol" w:hAnsi="Symbol" w:hint="default"/>
-      </w:rPr>
-    </w:lvl>
-    <w:lvl w:ilvl="7">
-      <w:start w:val="1"/>
-      <w:numFmt w:val="bullet"/>
-      <w:lvlText w:val="o"/>
+    </w:lvl>
+    <w:lvl w:ilvl="7" w:tentative="1">
+      <w:start w:val="1"/>
+      <w:numFmt w:val="decimal"/>
+      <w:lvlText w:val="%8."/>
       <w:lvlJc w:val="left"/>
       <w:pPr>
         <w:tabs>
@@ -2762,14 +6474,11 @@
         </w:tabs>
         <w:ind w:left="5760" w:hanging="360"/>
       </w:pPr>
-      <w:rPr>
-        <w:rFonts w:ascii="Courier New" w:hAnsi="Courier New" w:cs="Courier New" w:hint="default"/>
-      </w:rPr>
-    </w:lvl>
-    <w:lvl w:ilvl="8">
-      <w:start w:val="1"/>
-      <w:numFmt w:val="bullet"/>
-      <w:lvlText w:val=""/>
+    </w:lvl>
+    <w:lvl w:ilvl="8" w:tentative="1">
+      <w:start w:val="1"/>
+      <w:numFmt w:val="decimal"/>
+      <w:lvlText w:val="%9."/>
       <w:lvlJc w:val="left"/>
       <w:pPr>
         <w:tabs>
@@ -2777,32 +6486,258 @@
         </w:tabs>
         <w:ind w:left="6480" w:hanging="360"/>
       </w:pPr>
+    </w:lvl>
+  </w:abstractNum>
+  <w:abstractNum w:abstractNumId="5" w15:restartNumberingAfterBreak="0">
+    <w:nsid w:val="33ED537E"/>
+    <w:multiLevelType w:val="multilevel"/>
+    <w:tmpl w:val="BD9A5176"/>
+    <w:lvl w:ilvl="0">
+      <w:start w:val="1"/>
+      <w:numFmt w:val="decimal"/>
+      <w:pStyle w:val="EYBulletedtext1"/>
+      <w:lvlText w:val="%1."/>
+      <w:lvlJc w:val="left"/>
+      <w:pPr>
+        <w:tabs>
+          <w:tab w:val="num" w:pos="720"/>
+        </w:tabs>
+        <w:ind w:left="720" w:hanging="720"/>
+      </w:pPr>
+    </w:lvl>
+    <w:lvl w:ilvl="1">
+      <w:start w:val="1"/>
+      <w:numFmt w:val="decimal"/>
+      <w:lvlText w:val="%2."/>
+      <w:lvlJc w:val="left"/>
+      <w:pPr>
+        <w:tabs>
+          <w:tab w:val="num" w:pos="1440"/>
+        </w:tabs>
+        <w:ind w:left="1440" w:hanging="720"/>
+      </w:pPr>
+    </w:lvl>
+    <w:lvl w:ilvl="2">
+      <w:start w:val="1"/>
+      <w:numFmt w:val="decimal"/>
+      <w:lvlText w:val="%3."/>
+      <w:lvlJc w:val="left"/>
+      <w:pPr>
+        <w:tabs>
+          <w:tab w:val="num" w:pos="2160"/>
+        </w:tabs>
+        <w:ind w:left="2160" w:hanging="720"/>
+      </w:pPr>
+    </w:lvl>
+    <w:lvl w:ilvl="3">
+      <w:start w:val="1"/>
+      <w:numFmt w:val="decimal"/>
+      <w:lvlText w:val="%4."/>
+      <w:lvlJc w:val="left"/>
+      <w:pPr>
+        <w:tabs>
+          <w:tab w:val="num" w:pos="2880"/>
+        </w:tabs>
+        <w:ind w:left="2880" w:hanging="720"/>
+      </w:pPr>
+    </w:lvl>
+    <w:lvl w:ilvl="4">
+      <w:start w:val="1"/>
+      <w:numFmt w:val="decimal"/>
+      <w:lvlText w:val="%5."/>
+      <w:lvlJc w:val="left"/>
+      <w:pPr>
+        <w:tabs>
+          <w:tab w:val="num" w:pos="3600"/>
+        </w:tabs>
+        <w:ind w:left="3600" w:hanging="720"/>
+      </w:pPr>
+    </w:lvl>
+    <w:lvl w:ilvl="5">
+      <w:start w:val="1"/>
+      <w:numFmt w:val="decimal"/>
+      <w:lvlText w:val="%6."/>
+      <w:lvlJc w:val="left"/>
+      <w:pPr>
+        <w:tabs>
+          <w:tab w:val="num" w:pos="4320"/>
+        </w:tabs>
+        <w:ind w:left="4320" w:hanging="720"/>
+      </w:pPr>
+    </w:lvl>
+    <w:lvl w:ilvl="6">
+      <w:start w:val="1"/>
+      <w:numFmt w:val="decimal"/>
+      <w:lvlText w:val="%7."/>
+      <w:lvlJc w:val="left"/>
+      <w:pPr>
+        <w:tabs>
+          <w:tab w:val="num" w:pos="5040"/>
+        </w:tabs>
+        <w:ind w:left="5040" w:hanging="720"/>
+      </w:pPr>
+    </w:lvl>
+    <w:lvl w:ilvl="7">
+      <w:start w:val="1"/>
+      <w:numFmt w:val="decimal"/>
+      <w:lvlText w:val="%8."/>
+      <w:lvlJc w:val="left"/>
+      <w:pPr>
+        <w:tabs>
+          <w:tab w:val="num" w:pos="5760"/>
+        </w:tabs>
+        <w:ind w:left="5760" w:hanging="720"/>
+      </w:pPr>
+    </w:lvl>
+    <w:lvl w:ilvl="8">
+      <w:start w:val="1"/>
+      <w:numFmt w:val="decimal"/>
+      <w:lvlText w:val="%9."/>
+      <w:lvlJc w:val="left"/>
+      <w:pPr>
+        <w:tabs>
+          <w:tab w:val="num" w:pos="6480"/>
+        </w:tabs>
+        <w:ind w:left="6480" w:hanging="720"/>
+      </w:pPr>
+    </w:lvl>
+  </w:abstractNum>
+  <w:abstractNum w:abstractNumId="6" w15:restartNumberingAfterBreak="0">
+    <w:nsid w:val="3E0045E5"/>
+    <w:multiLevelType w:val="hybridMultilevel"/>
+    <w:tmpl w:val="75163608"/>
+    <w:lvl w:ilvl="0" w:tplc="4C0CB708">
+      <w:start w:val="1"/>
+      <w:numFmt w:val="bullet"/>
+      <w:lvlText w:val=""/>
+      <w:lvlJc w:val="left"/>
+      <w:pPr>
+        <w:ind w:left="720" w:hanging="360"/>
+      </w:pPr>
+      <w:rPr>
+        <w:rFonts w:ascii="Wingdings" w:hAnsi="Wingdings" w:hint="default"/>
+        <w:sz w:val="16"/>
+        <w:szCs w:val="16"/>
+      </w:rPr>
+    </w:lvl>
+    <w:lvl w:ilvl="1" w:tplc="04090003" w:tentative="1">
+      <w:start w:val="1"/>
+      <w:numFmt w:val="bullet"/>
+      <w:lvlText w:val="o"/>
+      <w:lvlJc w:val="left"/>
+      <w:pPr>
+        <w:ind w:left="1440" w:hanging="360"/>
+      </w:pPr>
+      <w:rPr>
+        <w:rFonts w:ascii="Courier New" w:hAnsi="Courier New" w:cs="Courier New" w:hint="default"/>
+      </w:rPr>
+    </w:lvl>
+    <w:lvl w:ilvl="2" w:tplc="04090005" w:tentative="1">
+      <w:start w:val="1"/>
+      <w:numFmt w:val="bullet"/>
+      <w:lvlText w:val=""/>
+      <w:lvlJc w:val="left"/>
+      <w:pPr>
+        <w:ind w:left="2160" w:hanging="360"/>
+      </w:pPr>
       <w:rPr>
         <w:rFonts w:ascii="Wingdings" w:hAnsi="Wingdings" w:hint="default"/>
       </w:rPr>
     </w:lvl>
+    <w:lvl w:ilvl="3" w:tplc="04090001" w:tentative="1">
+      <w:start w:val="1"/>
+      <w:numFmt w:val="bullet"/>
+      <w:lvlText w:val=""/>
+      <w:lvlJc w:val="left"/>
+      <w:pPr>
+        <w:ind w:left="2880" w:hanging="360"/>
+      </w:pPr>
+      <w:rPr>
+        <w:rFonts w:ascii="Symbol" w:hAnsi="Symbol" w:hint="default"/>
+      </w:rPr>
+    </w:lvl>
+    <w:lvl w:ilvl="4" w:tplc="04090003" w:tentative="1">
+      <w:start w:val="1"/>
+      <w:numFmt w:val="bullet"/>
+      <w:lvlText w:val="o"/>
+      <w:lvlJc w:val="left"/>
+      <w:pPr>
+        <w:ind w:left="3600" w:hanging="360"/>
+      </w:pPr>
+      <w:rPr>
+        <w:rFonts w:ascii="Courier New" w:hAnsi="Courier New" w:cs="Courier New" w:hint="default"/>
+      </w:rPr>
+    </w:lvl>
+    <w:lvl w:ilvl="5" w:tplc="04090005" w:tentative="1">
+      <w:start w:val="1"/>
+      <w:numFmt w:val="bullet"/>
+      <w:lvlText w:val=""/>
+      <w:lvlJc w:val="left"/>
+      <w:pPr>
+        <w:ind w:left="4320" w:hanging="360"/>
+      </w:pPr>
+      <w:rPr>
+        <w:rFonts w:ascii="Wingdings" w:hAnsi="Wingdings" w:hint="default"/>
+      </w:rPr>
+    </w:lvl>
+    <w:lvl w:ilvl="6" w:tplc="04090001" w:tentative="1">
+      <w:start w:val="1"/>
+      <w:numFmt w:val="bullet"/>
+      <w:lvlText w:val=""/>
+      <w:lvlJc w:val="left"/>
+      <w:pPr>
+        <w:ind w:left="5040" w:hanging="360"/>
+      </w:pPr>
+      <w:rPr>
+        <w:rFonts w:ascii="Symbol" w:hAnsi="Symbol" w:hint="default"/>
+      </w:rPr>
+    </w:lvl>
+    <w:lvl w:ilvl="7" w:tplc="04090003" w:tentative="1">
+      <w:start w:val="1"/>
+      <w:numFmt w:val="bullet"/>
+      <w:lvlText w:val="o"/>
+      <w:lvlJc w:val="left"/>
+      <w:pPr>
+        <w:ind w:left="5760" w:hanging="360"/>
+      </w:pPr>
+      <w:rPr>
+        <w:rFonts w:ascii="Courier New" w:hAnsi="Courier New" w:cs="Courier New" w:hint="default"/>
+      </w:rPr>
+    </w:lvl>
+    <w:lvl w:ilvl="8" w:tplc="04090005" w:tentative="1">
+      <w:start w:val="1"/>
+      <w:numFmt w:val="bullet"/>
+      <w:lvlText w:val=""/>
+      <w:lvlJc w:val="left"/>
+      <w:pPr>
+        <w:ind w:left="6480" w:hanging="360"/>
+      </w:pPr>
+      <w:rPr>
+        <w:rFonts w:ascii="Wingdings" w:hAnsi="Wingdings" w:hint="default"/>
+      </w:rPr>
+    </w:lvl>
   </w:abstractNum>
-  <w:abstractNum w:abstractNumId="1" w15:restartNumberingAfterBreak="0">
-    <w:nsid w:val="1CEE02C3"/>
-    <w:multiLevelType w:val="hybridMultilevel"/>
-    <w:tmpl w:val="52B0B660"/>
-    <w:lvl w:ilvl="0" w:tplc="EACA0B0E">
+  <w:abstractNum w:abstractNumId="7" w15:restartNumberingAfterBreak="0">
+    <w:nsid w:val="43071300"/>
+    <w:multiLevelType w:val="multilevel"/>
+    <w:tmpl w:val="19149A42"/>
+    <w:lvl w:ilvl="0">
       <w:start w:val="1"/>
       <w:numFmt w:val="bullet"/>
-      <w:pStyle w:val="EYBulletedtext2"/>
-      <w:lvlText w:val="►"/>
-      <w:lvlJc w:val="left"/>
-      <w:pPr>
-        <w:ind w:left="648" w:hanging="360"/>
+      <w:lvlText w:val=""/>
+      <w:lvlJc w:val="left"/>
+      <w:pPr>
+        <w:tabs>
+          <w:tab w:val="num" w:pos="720"/>
+        </w:tabs>
+        <w:ind w:left="720" w:hanging="360"/>
       </w:pPr>
       <w:rPr>
-        <w:rFonts w:ascii="Arial" w:hAnsi="Arial" w:hint="default"/>
-        <w:color w:val="FFE600"/>
+        <w:rFonts w:ascii="Symbol" w:hAnsi="Symbol" w:hint="default"/>
         <w:sz w:val="20"/>
-        <w:szCs w:val="20"/>
       </w:rPr>
     </w:lvl>
-    <w:lvl w:ilvl="1" w:tplc="04090003" w:tentative="1">
+    <w:lvl w:ilvl="1" w:tentative="1">
       <w:start w:val="1"/>
       <w:numFmt w:val="bullet"/>
       <w:lvlText w:val="o"/>
@@ -2814,10 +6749,11 @@
         <w:ind w:left="1440" w:hanging="360"/>
       </w:pPr>
       <w:rPr>
-        <w:rFonts w:ascii="Courier New" w:hAnsi="Courier New" w:cs="Courier New" w:hint="default"/>
+        <w:rFonts w:ascii="Courier New" w:hAnsi="Courier New" w:hint="default"/>
+        <w:sz w:val="20"/>
       </w:rPr>
     </w:lvl>
-    <w:lvl w:ilvl="2" w:tplc="04090005" w:tentative="1">
+    <w:lvl w:ilvl="2" w:tentative="1">
       <w:start w:val="1"/>
       <w:numFmt w:val="bullet"/>
       <w:lvlText w:val=""/>
@@ -2830,12 +6766,13 @@
       </w:pPr>
       <w:rPr>
         <w:rFonts w:ascii="Wingdings" w:hAnsi="Wingdings" w:hint="default"/>
+        <w:sz w:val="20"/>
       </w:rPr>
     </w:lvl>
-    <w:lvl w:ilvl="3" w:tplc="04090001" w:tentative="1">
+    <w:lvl w:ilvl="3" w:tentative="1">
       <w:start w:val="1"/>
       <w:numFmt w:val="bullet"/>
-      <w:lvlText w:val=""/>
+      <w:lvlText w:val=""/>
       <w:lvlJc w:val="left"/>
       <w:pPr>
         <w:tabs>
@@ -2844,13 +6781,14 @@
         <w:ind w:left="2880" w:hanging="360"/>
       </w:pPr>
       <w:rPr>
-        <w:rFonts w:ascii="Symbol" w:hAnsi="Symbol" w:hint="default"/>
+        <w:rFonts w:ascii="Wingdings" w:hAnsi="Wingdings" w:hint="default"/>
+        <w:sz w:val="20"/>
       </w:rPr>
     </w:lvl>
-    <w:lvl w:ilvl="4" w:tplc="04090003" w:tentative="1">
+    <w:lvl w:ilvl="4" w:tentative="1">
       <w:start w:val="1"/>
       <w:numFmt w:val="bullet"/>
-      <w:lvlText w:val="o"/>
+      <w:lvlText w:val=""/>
       <w:lvlJc w:val="left"/>
       <w:pPr>
         <w:tabs>
@@ -2859,10 +6797,11 @@
         <w:ind w:left="3600" w:hanging="360"/>
       </w:pPr>
       <w:rPr>
-        <w:rFonts w:ascii="Courier New" w:hAnsi="Courier New" w:cs="Courier New" w:hint="default"/>
+        <w:rFonts w:ascii="Wingdings" w:hAnsi="Wingdings" w:hint="default"/>
+        <w:sz w:val="20"/>
       </w:rPr>
     </w:lvl>
-    <w:lvl w:ilvl="5" w:tplc="04090005" w:tentative="1">
+    <w:lvl w:ilvl="5" w:tentative="1">
       <w:start w:val="1"/>
       <w:numFmt w:val="bullet"/>
       <w:lvlText w:val=""/>
@@ -2875,12 +6814,13 @@
       </w:pPr>
       <w:rPr>
         <w:rFonts w:ascii="Wingdings" w:hAnsi="Wingdings" w:hint="default"/>
+        <w:sz w:val="20"/>
       </w:rPr>
     </w:lvl>
-    <w:lvl w:ilvl="6" w:tplc="04090001" w:tentative="1">
+    <w:lvl w:ilvl="6" w:tentative="1">
       <w:start w:val="1"/>
       <w:numFmt w:val="bullet"/>
-      <w:lvlText w:val=""/>
+      <w:lvlText w:val=""/>
       <w:lvlJc w:val="left"/>
       <w:pPr>
         <w:tabs>
@@ -2889,13 +6829,14 @@
         <w:ind w:left="5040" w:hanging="360"/>
       </w:pPr>
       <w:rPr>
-        <w:rFonts w:ascii="Symbol" w:hAnsi="Symbol" w:hint="default"/>
+        <w:rFonts w:ascii="Wingdings" w:hAnsi="Wingdings" w:hint="default"/>
+        <w:sz w:val="20"/>
       </w:rPr>
     </w:lvl>
-    <w:lvl w:ilvl="7" w:tplc="04090003" w:tentative="1">
+    <w:lvl w:ilvl="7" w:tentative="1">
       <w:start w:val="1"/>
       <w:numFmt w:val="bullet"/>
-      <w:lvlText w:val="o"/>
+      <w:lvlText w:val=""/>
       <w:lvlJc w:val="left"/>
       <w:pPr>
         <w:tabs>
@@ -2904,10 +6845,11 @@
         <w:ind w:left="5760" w:hanging="360"/>
       </w:pPr>
       <w:rPr>
-        <w:rFonts w:ascii="Courier New" w:hAnsi="Courier New" w:cs="Courier New" w:hint="default"/>
+        <w:rFonts w:ascii="Wingdings" w:hAnsi="Wingdings" w:hint="default"/>
+        <w:sz w:val="20"/>
       </w:rPr>
     </w:lvl>
-    <w:lvl w:ilvl="8" w:tplc="04090005" w:tentative="1">
+    <w:lvl w:ilvl="8" w:tentative="1">
       <w:start w:val="1"/>
       <w:numFmt w:val="bullet"/>
       <w:lvlText w:val=""/>
@@ -2920,32 +6862,51 @@
       </w:pPr>
       <w:rPr>
         <w:rFonts w:ascii="Wingdings" w:hAnsi="Wingdings" w:hint="default"/>
+        <w:sz w:val="20"/>
       </w:rPr>
     </w:lvl>
   </w:abstractNum>
-  <w:abstractNum w:abstractNumId="2" w15:restartNumberingAfterBreak="0">
-    <w:nsid w:val="2DB82FE1"/>
-    <w:multiLevelType w:val="hybridMultilevel"/>
-    <w:tmpl w:val="BE2672D0"/>
-    <w:lvl w:ilvl="0" w:tplc="3C090005">
-      <w:start w:val="1"/>
-      <w:numFmt w:val="bullet"/>
-      <w:lvlText w:val=""/>
-      <w:lvlJc w:val="left"/>
-      <w:pPr>
-        <w:ind w:left="360" w:hanging="360"/>
+  <w:abstractNum w:abstractNumId="8" w15:restartNumberingAfterBreak="0">
+    <w:nsid w:val="48470690"/>
+    <w:multiLevelType w:val="singleLevel"/>
+    <w:tmpl w:val="D95E7CB6"/>
+    <w:lvl w:ilvl="0">
+      <w:start w:val="1"/>
+      <w:numFmt w:val="upperLetter"/>
+      <w:lvlText w:val="(%1) "/>
+      <w:legacy w:legacy="1" w:legacySpace="0" w:legacyIndent="360"/>
+      <w:lvlJc w:val="left"/>
+      <w:pPr>
+        <w:ind w:left="810" w:hanging="360"/>
       </w:pPr>
       <w:rPr>
-        <w:rFonts w:ascii="Wingdings" w:hAnsi="Wingdings" w:hint="default"/>
-        <w:color w:val="FFE600"/>
-        <w:sz w:val="20"/>
-        <w:szCs w:val="20"/>
+        <w:b w:val="0"/>
+        <w:i w:val="0"/>
+        <w:sz w:val="22"/>
+        <w:szCs w:val="22"/>
       </w:rPr>
     </w:lvl>
-    <w:lvl w:ilvl="1" w:tplc="FFFFFFFF" w:tentative="1">
-      <w:start w:val="1"/>
-      <w:numFmt w:val="bullet"/>
-      <w:lvlText w:val="o"/>
+  </w:abstractNum>
+  <w:abstractNum w:abstractNumId="9" w15:restartNumberingAfterBreak="0">
+    <w:nsid w:val="4A514F82"/>
+    <w:multiLevelType w:val="multilevel"/>
+    <w:tmpl w:val="0C706EEA"/>
+    <w:lvl w:ilvl="0">
+      <w:start w:val="1"/>
+      <w:numFmt w:val="decimal"/>
+      <w:lvlText w:val="%1."/>
+      <w:lvlJc w:val="left"/>
+      <w:pPr>
+        <w:tabs>
+          <w:tab w:val="num" w:pos="720"/>
+        </w:tabs>
+        <w:ind w:left="720" w:hanging="360"/>
+      </w:pPr>
+    </w:lvl>
+    <w:lvl w:ilvl="1">
+      <w:start w:val="1"/>
+      <w:numFmt w:val="decimal"/>
+      <w:lvlText w:val="%2."/>
       <w:lvlJc w:val="left"/>
       <w:pPr>
         <w:tabs>
@@ -2953,14 +6914,11 @@
         </w:tabs>
         <w:ind w:left="1440" w:hanging="360"/>
       </w:pPr>
-      <w:rPr>
-        <w:rFonts w:ascii="Courier New" w:hAnsi="Courier New" w:cs="Courier New" w:hint="default"/>
-      </w:rPr>
-    </w:lvl>
-    <w:lvl w:ilvl="2" w:tplc="FFFFFFFF" w:tentative="1">
-      <w:start w:val="1"/>
-      <w:numFmt w:val="bullet"/>
-      <w:lvlText w:val=""/>
+    </w:lvl>
+    <w:lvl w:ilvl="2">
+      <w:start w:val="1"/>
+      <w:numFmt w:val="decimal"/>
+      <w:lvlText w:val="%3."/>
       <w:lvlJc w:val="left"/>
       <w:pPr>
         <w:tabs>
@@ -2968,14 +6926,11 @@
         </w:tabs>
         <w:ind w:left="2160" w:hanging="360"/>
       </w:pPr>
-      <w:rPr>
-        <w:rFonts w:ascii="Wingdings" w:hAnsi="Wingdings" w:hint="default"/>
-      </w:rPr>
-    </w:lvl>
-    <w:lvl w:ilvl="3" w:tplc="FFFFFFFF" w:tentative="1">
-      <w:start w:val="1"/>
-      <w:numFmt w:val="bullet"/>
-      <w:lvlText w:val=""/>
+    </w:lvl>
+    <w:lvl w:ilvl="3" w:tentative="1">
+      <w:start w:val="1"/>
+      <w:numFmt w:val="decimal"/>
+      <w:lvlText w:val="%4."/>
       <w:lvlJc w:val="left"/>
       <w:pPr>
         <w:tabs>
@@ -2983,14 +6938,11 @@
         </w:tabs>
         <w:ind w:left="2880" w:hanging="360"/>
       </w:pPr>
-      <w:rPr>
-        <w:rFonts w:ascii="Symbol" w:hAnsi="Symbol" w:hint="default"/>
-      </w:rPr>
-    </w:lvl>
-    <w:lvl w:ilvl="4" w:tplc="FFFFFFFF" w:tentative="1">
-      <w:start w:val="1"/>
-      <w:numFmt w:val="bullet"/>
-      <w:lvlText w:val="o"/>
+    </w:lvl>
+    <w:lvl w:ilvl="4" w:tentative="1">
+      <w:start w:val="1"/>
+      <w:numFmt w:val="decimal"/>
+      <w:lvlText w:val="%5."/>
       <w:lvlJc w:val="left"/>
       <w:pPr>
         <w:tabs>
@@ -2998,14 +6950,11 @@
         </w:tabs>
         <w:ind w:left="3600" w:hanging="360"/>
       </w:pPr>
-      <w:rPr>
-        <w:rFonts w:ascii="Courier New" w:hAnsi="Courier New" w:cs="Courier New" w:hint="default"/>
-      </w:rPr>
-    </w:lvl>
-    <w:lvl w:ilvl="5" w:tplc="FFFFFFFF" w:tentative="1">
-      <w:start w:val="1"/>
-      <w:numFmt w:val="bullet"/>
-      <w:lvlText w:val=""/>
+    </w:lvl>
+    <w:lvl w:ilvl="5" w:tentative="1">
+      <w:start w:val="1"/>
+      <w:numFmt w:val="decimal"/>
+      <w:lvlText w:val="%6."/>
       <w:lvlJc w:val="left"/>
       <w:pPr>
         <w:tabs>
@@ -3013,14 +6962,11 @@
         </w:tabs>
         <w:ind w:left="4320" w:hanging="360"/>
       </w:pPr>
-      <w:rPr>
-        <w:rFonts w:ascii="Wingdings" w:hAnsi="Wingdings" w:hint="default"/>
-      </w:rPr>
-    </w:lvl>
-    <w:lvl w:ilvl="6" w:tplc="FFFFFFFF" w:tentative="1">
-      <w:start w:val="1"/>
-      <w:numFmt w:val="bullet"/>
-      <w:lvlText w:val=""/>
+    </w:lvl>
+    <w:lvl w:ilvl="6" w:tentative="1">
+      <w:start w:val="1"/>
+      <w:numFmt w:val="decimal"/>
+      <w:lvlText w:val="%7."/>
       <w:lvlJc w:val="left"/>
       <w:pPr>
         <w:tabs>
@@ -3028,14 +6974,11 @@
         </w:tabs>
         <w:ind w:left="5040" w:hanging="360"/>
       </w:pPr>
-      <w:rPr>
-        <w:rFonts w:ascii="Symbol" w:hAnsi="Symbol" w:hint="default"/>
-      </w:rPr>
-    </w:lvl>
-    <w:lvl w:ilvl="7" w:tplc="FFFFFFFF" w:tentative="1">
-      <w:start w:val="1"/>
-      <w:numFmt w:val="bullet"/>
-      <w:lvlText w:val="o"/>
+    </w:lvl>
+    <w:lvl w:ilvl="7" w:tentative="1">
+      <w:start w:val="1"/>
+      <w:numFmt w:val="decimal"/>
+      <w:lvlText w:val="%8."/>
       <w:lvlJc w:val="left"/>
       <w:pPr>
         <w:tabs>
@@ -3043,14 +6986,11 @@
         </w:tabs>
         <w:ind w:left="5760" w:hanging="360"/>
       </w:pPr>
-      <w:rPr>
-        <w:rFonts w:ascii="Courier New" w:hAnsi="Courier New" w:cs="Courier New" w:hint="default"/>
-      </w:rPr>
-    </w:lvl>
-    <w:lvl w:ilvl="8" w:tplc="FFFFFFFF" w:tentative="1">
-      <w:start w:val="1"/>
-      <w:numFmt w:val="bullet"/>
-      <w:lvlText w:val=""/>
+    </w:lvl>
+    <w:lvl w:ilvl="8" w:tentative="1">
+      <w:start w:val="1"/>
+      <w:numFmt w:val="decimal"/>
+      <w:lvlText w:val="%9."/>
       <w:lvlJc w:val="left"/>
       <w:pPr>
         <w:tabs>
@@ -3058,782 +6998,676 @@
         </w:tabs>
         <w:ind w:left="6480" w:hanging="360"/>
       </w:pPr>
+    </w:lvl>
+  </w:abstractNum>
+  <w:abstractNum w:abstractNumId="10" w15:restartNumberingAfterBreak="0">
+    <w:nsid w:val="4B1E7946"/>
+    <w:multiLevelType w:val="hybridMultilevel"/>
+    <w:tmpl w:val="E9C8530E"/>
+    <w:lvl w:ilvl="0" w:tplc="04090001">
+      <w:start w:val="1"/>
+      <w:numFmt w:val="bullet"/>
+      <w:lvlText w:val=""/>
+      <w:lvlJc w:val="left"/>
+      <w:pPr>
+        <w:ind w:left="1260" w:hanging="360"/>
+      </w:pPr>
+      <w:rPr>
+        <w:rFonts w:ascii="Symbol" w:hAnsi="Symbol" w:hint="default"/>
+      </w:rPr>
+    </w:lvl>
+    <w:lvl w:ilvl="1" w:tplc="04090003" w:tentative="1">
+      <w:start w:val="1"/>
+      <w:numFmt w:val="bullet"/>
+      <w:lvlText w:val="o"/>
+      <w:lvlJc w:val="left"/>
+      <w:pPr>
+        <w:ind w:left="1980" w:hanging="360"/>
+      </w:pPr>
+      <w:rPr>
+        <w:rFonts w:ascii="Courier New" w:hAnsi="Courier New" w:cs="Courier New" w:hint="default"/>
+      </w:rPr>
+    </w:lvl>
+    <w:lvl w:ilvl="2" w:tplc="04090005" w:tentative="1">
+      <w:start w:val="1"/>
+      <w:numFmt w:val="bullet"/>
+      <w:lvlText w:val=""/>
+      <w:lvlJc w:val="left"/>
+      <w:pPr>
+        <w:ind w:left="2700" w:hanging="360"/>
+      </w:pPr>
       <w:rPr>
         <w:rFonts w:ascii="Wingdings" w:hAnsi="Wingdings" w:hint="default"/>
       </w:rPr>
     </w:lvl>
-  </w:abstractNum>
-  <w:abstractNum w:abstractNumId="3" w15:restartNumberingAfterBreak="0">
-    <w:nsid w:val="35327AD2"/>
-    <w:multiLevelType w:val="multilevel"/>
-    <w:tmpl w:val="417ED044"/>
-    <w:lvl w:ilvl="0">
+    <w:lvl w:ilvl="3" w:tplc="04090001" w:tentative="1">
       <w:start w:val="1"/>
       <w:numFmt w:val="bullet"/>
-      <w:lvlText w:val="–"/>
-      <w:lvlJc w:val="left"/>
-      <w:pPr>
-        <w:tabs>
-          <w:tab w:val="num" w:pos="576"/>
-        </w:tabs>
-        <w:ind w:left="576" w:hanging="576"/>
+      <w:lvlText w:val=""/>
+      <w:lvlJc w:val="left"/>
+      <w:pPr>
+        <w:ind w:left="3420" w:hanging="360"/>
       </w:pPr>
       <w:rPr>
-        <w:rFonts w:ascii="Arial" w:hAnsi="Arial" w:hint="default"/>
+        <w:rFonts w:ascii="Symbol" w:hAnsi="Symbol" w:hint="default"/>
       </w:rPr>
     </w:lvl>
-    <w:lvl w:ilvl="1">
+    <w:lvl w:ilvl="4" w:tplc="04090003" w:tentative="1">
       <w:start w:val="1"/>
       <w:numFmt w:val="bullet"/>
       <w:lvlText w:val="o"/>
       <w:lvlJc w:val="left"/>
       <w:pPr>
-        <w:tabs>
-          <w:tab w:val="num" w:pos="1440"/>
-        </w:tabs>
-        <w:ind w:left="1440" w:hanging="360"/>
+        <w:ind w:left="4140" w:hanging="360"/>
       </w:pPr>
       <w:rPr>
         <w:rFonts w:ascii="Courier New" w:hAnsi="Courier New" w:cs="Courier New" w:hint="default"/>
       </w:rPr>
     </w:lvl>
-    <w:lvl w:ilvl="2">
+    <w:lvl w:ilvl="5" w:tplc="04090005" w:tentative="1">
       <w:start w:val="1"/>
       <w:numFmt w:val="bullet"/>
       <w:lvlText w:val=""/>
       <w:lvlJc w:val="left"/>
       <w:pPr>
-        <w:tabs>
-          <w:tab w:val="num" w:pos="2160"/>
-        </w:tabs>
-        <w:ind w:left="2160" w:hanging="360"/>
+        <w:ind w:left="4860" w:hanging="360"/>
       </w:pPr>
       <w:rPr>
         <w:rFonts w:ascii="Wingdings" w:hAnsi="Wingdings" w:hint="default"/>
       </w:rPr>
     </w:lvl>
-    <w:lvl w:ilvl="3">
+    <w:lvl w:ilvl="6" w:tplc="04090001" w:tentative="1">
       <w:start w:val="1"/>
       <w:numFmt w:val="bullet"/>
       <w:lvlText w:val=""/>
       <w:lvlJc w:val="left"/>
       <w:pPr>
-        <w:tabs>
-          <w:tab w:val="num" w:pos="2880"/>
-        </w:tabs>
-        <w:ind w:left="2880" w:hanging="360"/>
+        <w:ind w:left="5580" w:hanging="360"/>
       </w:pPr>
       <w:rPr>
         <w:rFonts w:ascii="Symbol" w:hAnsi="Symbol" w:hint="default"/>
       </w:rPr>
     </w:lvl>
-    <w:lvl w:ilvl="4">
+    <w:lvl w:ilvl="7" w:tplc="04090003" w:tentative="1">
       <w:start w:val="1"/>
       <w:numFmt w:val="bullet"/>
       <w:lvlText w:val="o"/>
       <w:lvlJc w:val="left"/>
       <w:pPr>
-        <w:tabs>
-          <w:tab w:val="num" w:pos="3600"/>
-        </w:tabs>
-        <w:ind w:left="3600" w:hanging="360"/>
+        <w:ind w:left="6300" w:hanging="360"/>
       </w:pPr>
       <w:rPr>
         <w:rFonts w:ascii="Courier New" w:hAnsi="Courier New" w:cs="Courier New" w:hint="default"/>
       </w:rPr>
     </w:lvl>
-    <w:lvl w:ilvl="5">
+    <w:lvl w:ilvl="8" w:tplc="04090005" w:tentative="1">
       <w:start w:val="1"/>
       <w:numFmt w:val="bullet"/>
       <w:lvlText w:val=""/>
       <w:lvlJc w:val="left"/>
       <w:pPr>
-        <w:tabs>
-          <w:tab w:val="num" w:pos="4320"/>
-        </w:tabs>
-        <w:ind w:left="4320" w:hanging="360"/>
+        <w:ind w:left="7020" w:hanging="360"/>
       </w:pPr>
       <w:rPr>
         <w:rFonts w:ascii="Wingdings" w:hAnsi="Wingdings" w:hint="default"/>
       </w:rPr>
     </w:lvl>
-    <w:lvl w:ilvl="6">
+  </w:abstractNum>
+  <w:abstractNum w:abstractNumId="11" w15:restartNumberingAfterBreak="0">
+    <w:nsid w:val="517D5DB9"/>
+    <w:multiLevelType w:val="hybridMultilevel"/>
+    <w:tmpl w:val="6ECE73E4"/>
+    <w:lvl w:ilvl="0" w:tplc="8F204300">
+      <w:start w:val="1"/>
+      <w:numFmt w:val="lowerLetter"/>
+      <w:lvlText w:val="%1."/>
+      <w:lvlJc w:val="left"/>
+      <w:pPr>
+        <w:ind w:left="644" w:hanging="360"/>
+      </w:pPr>
+      <w:rPr>
+        <w:rFonts w:hint="eastAsia"/>
+        <w:i w:val="0"/>
+        <w:iCs w:val="0"/>
+      </w:rPr>
+    </w:lvl>
+    <w:lvl w:ilvl="1" w:tplc="04090003" w:tentative="1">
+      <w:start w:val="1"/>
+      <w:numFmt w:val="bullet"/>
+      <w:lvlText w:val="o"/>
+      <w:lvlJc w:val="left"/>
+      <w:pPr>
+        <w:ind w:left="1364" w:hanging="360"/>
+      </w:pPr>
+      <w:rPr>
+        <w:rFonts w:ascii="Courier New" w:hAnsi="Courier New" w:cs="Courier New" w:hint="default"/>
+      </w:rPr>
+    </w:lvl>
+    <w:lvl w:ilvl="2" w:tplc="04090005" w:tentative="1">
+      <w:start w:val="1"/>
+      <w:numFmt w:val="bullet"/>
+      <w:lvlText w:val=""/>
+      <w:lvlJc w:val="left"/>
+      <w:pPr>
+        <w:ind w:left="2084" w:hanging="360"/>
+      </w:pPr>
+      <w:rPr>
+        <w:rFonts w:ascii="Wingdings" w:hAnsi="Wingdings" w:hint="default"/>
+      </w:rPr>
+    </w:lvl>
+    <w:lvl w:ilvl="3" w:tplc="04090001" w:tentative="1">
       <w:start w:val="1"/>
       <w:numFmt w:val="bullet"/>
       <w:lvlText w:val=""/>
       <w:lvlJc w:val="left"/>
       <w:pPr>
-        <w:tabs>
-          <w:tab w:val="num" w:pos="5040"/>
-        </w:tabs>
-        <w:ind w:left="5040" w:hanging="360"/>
+        <w:ind w:left="2804" w:hanging="360"/>
       </w:pPr>
       <w:rPr>
         <w:rFonts w:ascii="Symbol" w:hAnsi="Symbol" w:hint="default"/>
       </w:rPr>
     </w:lvl>
-    <w:lvl w:ilvl="7">
+    <w:lvl w:ilvl="4" w:tplc="04090003" w:tentative="1">
       <w:start w:val="1"/>
       <w:numFmt w:val="bullet"/>
       <w:lvlText w:val="o"/>
       <w:lvlJc w:val="left"/>
       <w:pPr>
-        <w:tabs>
-          <w:tab w:val="num" w:pos="5760"/>
-        </w:tabs>
-        <w:ind w:left="5760" w:hanging="360"/>
+        <w:ind w:left="3524" w:hanging="360"/>
       </w:pPr>
       <w:rPr>
         <w:rFonts w:ascii="Courier New" w:hAnsi="Courier New" w:cs="Courier New" w:hint="default"/>
       </w:rPr>
     </w:lvl>
-    <w:lvl w:ilvl="8">
+    <w:lvl w:ilvl="5" w:tplc="04090005" w:tentative="1">
       <w:start w:val="1"/>
       <w:numFmt w:val="bullet"/>
       <w:lvlText w:val=""/>
       <w:lvlJc w:val="left"/>
       <w:pPr>
-        <w:tabs>
-          <w:tab w:val="num" w:pos="6480"/>
-        </w:tabs>
-        <w:ind w:left="6480" w:hanging="360"/>
+        <w:ind w:left="4244" w:hanging="360"/>
       </w:pPr>
       <w:rPr>
         <w:rFonts w:ascii="Wingdings" w:hAnsi="Wingdings" w:hint="default"/>
       </w:rPr>
     </w:lvl>
-  </w:abstractNum>
-  <w:abstractNum w:abstractNumId="4" w15:restartNumberingAfterBreak="0">
-    <w:nsid w:val="3CAD7C82"/>
-    <w:multiLevelType w:val="hybridMultilevel"/>
-    <w:tmpl w:val="A04C18FC"/>
-    <w:lvl w:ilvl="0" w:tplc="62A6EAC6">
+    <w:lvl w:ilvl="6" w:tplc="04090001" w:tentative="1">
       <w:start w:val="1"/>
       <w:numFmt w:val="bullet"/>
-      <w:lvlText w:val="•"/>
-      <w:lvlJc w:val="left"/>
-      <w:pPr>
-        <w:tabs>
-          <w:tab w:val="num" w:pos="360"/>
-        </w:tabs>
-        <w:ind w:left="360" w:hanging="360"/>
+      <w:lvlText w:val=""/>
+      <w:lvlJc w:val="left"/>
+      <w:pPr>
+        <w:ind w:left="4964" w:hanging="360"/>
       </w:pPr>
       <w:rPr>
-        <w:rFonts w:ascii="EYInterstate" w:hAnsi="EYInterstate" w:hint="default"/>
-        <w:color w:val="auto"/>
-        <w:sz w:val="28"/>
+        <w:rFonts w:ascii="Symbol" w:hAnsi="Symbol" w:hint="default"/>
       </w:rPr>
     </w:lvl>
-    <w:lvl w:ilvl="1" w:tplc="04090003" w:tentative="1">
+    <w:lvl w:ilvl="7" w:tplc="04090003" w:tentative="1">
       <w:start w:val="1"/>
       <w:numFmt w:val="bullet"/>
       <w:lvlText w:val="o"/>
       <w:lvlJc w:val="left"/>
       <w:pPr>
-        <w:tabs>
-          <w:tab w:val="num" w:pos="1440"/>
-        </w:tabs>
-        <w:ind w:left="1440" w:hanging="360"/>
+        <w:ind w:left="5684" w:hanging="360"/>
       </w:pPr>
       <w:rPr>
         <w:rFonts w:ascii="Courier New" w:hAnsi="Courier New" w:cs="Courier New" w:hint="default"/>
       </w:rPr>
     </w:lvl>
-    <w:lvl w:ilvl="2" w:tplc="04090005" w:tentative="1">
+    <w:lvl w:ilvl="8" w:tplc="04090005" w:tentative="1">
       <w:start w:val="1"/>
       <w:numFmt w:val="bullet"/>
       <w:lvlText w:val=""/>
       <w:lvlJc w:val="left"/>
       <w:pPr>
-        <w:tabs>
-          <w:tab w:val="num" w:pos="2160"/>
-        </w:tabs>
-        <w:ind w:left="2160" w:hanging="360"/>
+        <w:ind w:left="6404" w:hanging="360"/>
       </w:pPr>
       <w:rPr>
         <w:rFonts w:ascii="Wingdings" w:hAnsi="Wingdings" w:hint="default"/>
       </w:rPr>
     </w:lvl>
-    <w:lvl w:ilvl="3" w:tplc="04090001" w:tentative="1">
+  </w:abstractNum>
+  <w:abstractNum w:abstractNumId="12" w15:restartNumberingAfterBreak="0">
+    <w:nsid w:val="52485881"/>
+    <w:multiLevelType w:val="hybridMultilevel"/>
+    <w:tmpl w:val="2020CE86"/>
+    <w:lvl w:ilvl="0" w:tplc="04090001">
       <w:start w:val="1"/>
       <w:numFmt w:val="bullet"/>
       <w:lvlText w:val=""/>
       <w:lvlJc w:val="left"/>
       <w:pPr>
-        <w:tabs>
-          <w:tab w:val="num" w:pos="2880"/>
-        </w:tabs>
-        <w:ind w:left="2880" w:hanging="360"/>
+        <w:ind w:left="720" w:hanging="360"/>
       </w:pPr>
       <w:rPr>
         <w:rFonts w:ascii="Symbol" w:hAnsi="Symbol" w:hint="default"/>
       </w:rPr>
     </w:lvl>
-    <w:lvl w:ilvl="4" w:tplc="04090003" w:tentative="1">
+    <w:lvl w:ilvl="1" w:tplc="04090003">
       <w:start w:val="1"/>
       <w:numFmt w:val="bullet"/>
       <w:lvlText w:val="o"/>
       <w:lvlJc w:val="left"/>
       <w:pPr>
-        <w:tabs>
-          <w:tab w:val="num" w:pos="3600"/>
-        </w:tabs>
-        <w:ind w:left="3600" w:hanging="360"/>
+        <w:ind w:left="1440" w:hanging="360"/>
       </w:pPr>
       <w:rPr>
         <w:rFonts w:ascii="Courier New" w:hAnsi="Courier New" w:cs="Courier New" w:hint="default"/>
       </w:rPr>
     </w:lvl>
-    <w:lvl w:ilvl="5" w:tplc="04090005" w:tentative="1">
+    <w:lvl w:ilvl="2" w:tplc="04090005">
       <w:start w:val="1"/>
       <w:numFmt w:val="bullet"/>
       <w:lvlText w:val=""/>
       <w:lvlJc w:val="left"/>
       <w:pPr>
-        <w:tabs>
-          <w:tab w:val="num" w:pos="4320"/>
-        </w:tabs>
-        <w:ind w:left="4320" w:hanging="360"/>
+        <w:ind w:left="2160" w:hanging="360"/>
       </w:pPr>
       <w:rPr>
         <w:rFonts w:ascii="Wingdings" w:hAnsi="Wingdings" w:hint="default"/>
       </w:rPr>
     </w:lvl>
-    <w:lvl w:ilvl="6" w:tplc="04090001" w:tentative="1">
+    <w:lvl w:ilvl="3" w:tplc="04090001">
       <w:start w:val="1"/>
       <w:numFmt w:val="bullet"/>
       <w:lvlText w:val=""/>
       <w:lvlJc w:val="left"/>
       <w:pPr>
-        <w:tabs>
-          <w:tab w:val="num" w:pos="5040"/>
-        </w:tabs>
-        <w:ind w:left="5040" w:hanging="360"/>
+        <w:ind w:left="2880" w:hanging="360"/>
       </w:pPr>
       <w:rPr>
         <w:rFonts w:ascii="Symbol" w:hAnsi="Symbol" w:hint="default"/>
       </w:rPr>
     </w:lvl>
-    <w:lvl w:ilvl="7" w:tplc="04090003" w:tentative="1">
+    <w:lvl w:ilvl="4" w:tplc="04090003">
       <w:start w:val="1"/>
       <w:numFmt w:val="bullet"/>
       <w:lvlText w:val="o"/>
       <w:lvlJc w:val="left"/>
       <w:pPr>
-        <w:tabs>
-          <w:tab w:val="num" w:pos="5760"/>
-        </w:tabs>
-        <w:ind w:left="5760" w:hanging="360"/>
+        <w:ind w:left="3600" w:hanging="360"/>
       </w:pPr>
       <w:rPr>
         <w:rFonts w:ascii="Courier New" w:hAnsi="Courier New" w:cs="Courier New" w:hint="default"/>
       </w:rPr>
     </w:lvl>
-    <w:lvl w:ilvl="8" w:tplc="04090005" w:tentative="1">
+    <w:lvl w:ilvl="5" w:tplc="04090005">
       <w:start w:val="1"/>
       <w:numFmt w:val="bullet"/>
       <w:lvlText w:val=""/>
       <w:lvlJc w:val="left"/>
       <w:pPr>
-        <w:tabs>
-          <w:tab w:val="num" w:pos="6480"/>
-        </w:tabs>
-        <w:ind w:left="6480" w:hanging="360"/>
+        <w:ind w:left="4320" w:hanging="360"/>
       </w:pPr>
       <w:rPr>
         <w:rFonts w:ascii="Wingdings" w:hAnsi="Wingdings" w:hint="default"/>
       </w:rPr>
     </w:lvl>
-  </w:abstractNum>
-  <w:abstractNum w:abstractNumId="5" w15:restartNumberingAfterBreak="0">
-    <w:nsid w:val="51574555"/>
-    <w:multiLevelType w:val="hybridMultilevel"/>
-    <w:tmpl w:val="D480F2C0"/>
-    <w:lvl w:ilvl="0" w:tplc="F7180066">
+    <w:lvl w:ilvl="6" w:tplc="04090001">
       <w:start w:val="1"/>
       <w:numFmt w:val="bullet"/>
-      <w:lvlText w:val="►"/>
-      <w:lvlJc w:val="left"/>
-      <w:pPr>
-        <w:ind w:left="360" w:hanging="360"/>
+      <w:lvlText w:val=""/>
+      <w:lvlJc w:val="left"/>
+      <w:pPr>
+        <w:ind w:left="5040" w:hanging="360"/>
       </w:pPr>
       <w:rPr>
-        <w:rFonts w:ascii="Arial" w:hAnsi="Arial" w:hint="default"/>
-        <w:color w:val="FFE600"/>
-        <w:sz w:val="20"/>
-        <w:szCs w:val="20"/>
+        <w:rFonts w:ascii="Symbol" w:hAnsi="Symbol" w:hint="default"/>
       </w:rPr>
     </w:lvl>
-    <w:lvl w:ilvl="1" w:tplc="FFFFFFFF" w:tentative="1">
+    <w:lvl w:ilvl="7" w:tplc="04090003">
       <w:start w:val="1"/>
       <w:numFmt w:val="bullet"/>
       <w:lvlText w:val="o"/>
       <w:lvlJc w:val="left"/>
       <w:pPr>
-        <w:tabs>
-          <w:tab w:val="num" w:pos="1440"/>
-        </w:tabs>
-        <w:ind w:left="1440" w:hanging="360"/>
+        <w:ind w:left="5760" w:hanging="360"/>
       </w:pPr>
       <w:rPr>
         <w:rFonts w:ascii="Courier New" w:hAnsi="Courier New" w:cs="Courier New" w:hint="default"/>
       </w:rPr>
     </w:lvl>
-    <w:lvl w:ilvl="2" w:tplc="FFFFFFFF" w:tentative="1">
+    <w:lvl w:ilvl="8" w:tplc="04090005">
       <w:start w:val="1"/>
       <w:numFmt w:val="bullet"/>
       <w:lvlText w:val=""/>
       <w:lvlJc w:val="left"/>
       <w:pPr>
-        <w:tabs>
-          <w:tab w:val="num" w:pos="2160"/>
-        </w:tabs>
-        <w:ind w:left="2160" w:hanging="360"/>
+        <w:ind w:left="6480" w:hanging="360"/>
       </w:pPr>
       <w:rPr>
         <w:rFonts w:ascii="Wingdings" w:hAnsi="Wingdings" w:hint="default"/>
       </w:rPr>
     </w:lvl>
-    <w:lvl w:ilvl="3" w:tplc="FFFFFFFF" w:tentative="1">
+  </w:abstractNum>
+  <w:abstractNum w:abstractNumId="13" w15:restartNumberingAfterBreak="0">
+    <w:nsid w:val="55611EE3"/>
+    <w:multiLevelType w:val="hybridMultilevel"/>
+    <w:tmpl w:val="382E917C"/>
+    <w:lvl w:ilvl="0" w:tplc="04090001">
       <w:start w:val="1"/>
       <w:numFmt w:val="bullet"/>
       <w:lvlText w:val=""/>
       <w:lvlJc w:val="left"/>
       <w:pPr>
-        <w:tabs>
-          <w:tab w:val="num" w:pos="2880"/>
-        </w:tabs>
-        <w:ind w:left="2880" w:hanging="360"/>
+        <w:ind w:left="1440" w:hanging="360"/>
       </w:pPr>
       <w:rPr>
         <w:rFonts w:ascii="Symbol" w:hAnsi="Symbol" w:hint="default"/>
       </w:rPr>
     </w:lvl>
-    <w:lvl w:ilvl="4" w:tplc="FFFFFFFF" w:tentative="1">
+    <w:lvl w:ilvl="1" w:tplc="04090003" w:tentative="1">
       <w:start w:val="1"/>
       <w:numFmt w:val="bullet"/>
       <w:lvlText w:val="o"/>
       <w:lvlJc w:val="left"/>
       <w:pPr>
-        <w:tabs>
-          <w:tab w:val="num" w:pos="3600"/>
-        </w:tabs>
-        <w:ind w:left="3600" w:hanging="360"/>
+        <w:ind w:left="2160" w:hanging="360"/>
       </w:pPr>
       <w:rPr>
         <w:rFonts w:ascii="Courier New" w:hAnsi="Courier New" w:cs="Courier New" w:hint="default"/>
       </w:rPr>
     </w:lvl>
-    <w:lvl w:ilvl="5" w:tplc="FFFFFFFF" w:tentative="1">
+    <w:lvl w:ilvl="2" w:tplc="04090005" w:tentative="1">
       <w:start w:val="1"/>
       <w:numFmt w:val="bullet"/>
       <w:lvlText w:val=""/>
       <w:lvlJc w:val="left"/>
       <w:pPr>
-        <w:tabs>
-          <w:tab w:val="num" w:pos="4320"/>
-        </w:tabs>
-        <w:ind w:left="4320" w:hanging="360"/>
+        <w:ind w:left="2880" w:hanging="360"/>
       </w:pPr>
       <w:rPr>
         <w:rFonts w:ascii="Wingdings" w:hAnsi="Wingdings" w:hint="default"/>
       </w:rPr>
     </w:lvl>
-    <w:lvl w:ilvl="6" w:tplc="FFFFFFFF" w:tentative="1">
+    <w:lvl w:ilvl="3" w:tplc="04090001" w:tentative="1">
       <w:start w:val="1"/>
       <w:numFmt w:val="bullet"/>
       <w:lvlText w:val=""/>
       <w:lvlJc w:val="left"/>
       <w:pPr>
-        <w:tabs>
-          <w:tab w:val="num" w:pos="5040"/>
-        </w:tabs>
-        <w:ind w:left="5040" w:hanging="360"/>
+        <w:ind w:left="3600" w:hanging="360"/>
       </w:pPr>
       <w:rPr>
         <w:rFonts w:ascii="Symbol" w:hAnsi="Symbol" w:hint="default"/>
       </w:rPr>
     </w:lvl>
-    <w:lvl w:ilvl="7" w:tplc="FFFFFFFF" w:tentative="1">
+    <w:lvl w:ilvl="4" w:tplc="04090003" w:tentative="1">
       <w:start w:val="1"/>
       <w:numFmt w:val="bullet"/>
       <w:lvlText w:val="o"/>
       <w:lvlJc w:val="left"/>
       <w:pPr>
-        <w:tabs>
-          <w:tab w:val="num" w:pos="5760"/>
-        </w:tabs>
-        <w:ind w:left="5760" w:hanging="360"/>
+        <w:ind w:left="4320" w:hanging="360"/>
       </w:pPr>
       <w:rPr>
         <w:rFonts w:ascii="Courier New" w:hAnsi="Courier New" w:cs="Courier New" w:hint="default"/>
       </w:rPr>
     </w:lvl>
-    <w:lvl w:ilvl="8" w:tplc="FFFFFFFF" w:tentative="1">
+    <w:lvl w:ilvl="5" w:tplc="04090005" w:tentative="1">
       <w:start w:val="1"/>
       <w:numFmt w:val="bullet"/>
       <w:lvlText w:val=""/>
       <w:lvlJc w:val="left"/>
       <w:pPr>
-        <w:tabs>
-          <w:tab w:val="num" w:pos="6480"/>
-        </w:tabs>
-        <w:ind w:left="6480" w:hanging="360"/>
+        <w:ind w:left="5040" w:hanging="360"/>
       </w:pPr>
       <w:rPr>
         <w:rFonts w:ascii="Wingdings" w:hAnsi="Wingdings" w:hint="default"/>
       </w:rPr>
     </w:lvl>
-  </w:abstractNum>
-  <w:abstractNum w:abstractNumId="6" w15:restartNumberingAfterBreak="0">
-    <w:nsid w:val="68DA30CA"/>
-    <w:multiLevelType w:val="multilevel"/>
-    <w:tmpl w:val="F79CDE92"/>
-    <w:lvl w:ilvl="0">
+    <w:lvl w:ilvl="6" w:tplc="04090001" w:tentative="1">
       <w:start w:val="1"/>
       <w:numFmt w:val="bullet"/>
-      <w:lvlText w:val="–"/>
-      <w:lvlJc w:val="left"/>
-      <w:pPr>
-        <w:tabs>
-          <w:tab w:val="num" w:pos="288"/>
-        </w:tabs>
-        <w:ind w:left="288" w:hanging="288"/>
+      <w:lvlText w:val=""/>
+      <w:lvlJc w:val="left"/>
+      <w:pPr>
+        <w:ind w:left="5760" w:hanging="360"/>
       </w:pPr>
       <w:rPr>
-        <w:rFonts w:ascii="Arial" w:hAnsi="Arial" w:hint="default"/>
+        <w:rFonts w:ascii="Symbol" w:hAnsi="Symbol" w:hint="default"/>
       </w:rPr>
     </w:lvl>
-    <w:lvl w:ilvl="1">
+    <w:lvl w:ilvl="7" w:tplc="04090003" w:tentative="1">
       <w:start w:val="1"/>
       <w:numFmt w:val="bullet"/>
       <w:lvlText w:val="o"/>
       <w:lvlJc w:val="left"/>
       <w:pPr>
-        <w:tabs>
-          <w:tab w:val="num" w:pos="1440"/>
-        </w:tabs>
-        <w:ind w:left="1440" w:hanging="360"/>
+        <w:ind w:left="6480" w:hanging="360"/>
       </w:pPr>
       <w:rPr>
         <w:rFonts w:ascii="Courier New" w:hAnsi="Courier New" w:cs="Courier New" w:hint="default"/>
       </w:rPr>
     </w:lvl>
-    <w:lvl w:ilvl="2">
+    <w:lvl w:ilvl="8" w:tplc="04090005" w:tentative="1">
       <w:start w:val="1"/>
       <w:numFmt w:val="bullet"/>
       <w:lvlText w:val=""/>
       <w:lvlJc w:val="left"/>
       <w:pPr>
-        <w:tabs>
-          <w:tab w:val="num" w:pos="2160"/>
-        </w:tabs>
-        <w:ind w:left="2160" w:hanging="360"/>
+        <w:ind w:left="7200" w:hanging="360"/>
       </w:pPr>
       <w:rPr>
         <w:rFonts w:ascii="Wingdings" w:hAnsi="Wingdings" w:hint="default"/>
       </w:rPr>
     </w:lvl>
-    <w:lvl w:ilvl="3">
+  </w:abstractNum>
+  <w:abstractNum w:abstractNumId="14" w15:restartNumberingAfterBreak="0">
+    <w:nsid w:val="6A4B7F2A"/>
+    <w:multiLevelType w:val="hybridMultilevel"/>
+    <w:tmpl w:val="7062CA3A"/>
+    <w:lvl w:ilvl="0" w:tplc="04090001">
       <w:start w:val="1"/>
       <w:numFmt w:val="bullet"/>
       <w:lvlText w:val=""/>
       <w:lvlJc w:val="left"/>
       <w:pPr>
-        <w:tabs>
-          <w:tab w:val="num" w:pos="2880"/>
-        </w:tabs>
-        <w:ind w:left="2880" w:hanging="360"/>
+        <w:ind w:left="720" w:hanging="360"/>
       </w:pPr>
       <w:rPr>
         <w:rFonts w:ascii="Symbol" w:hAnsi="Symbol" w:hint="default"/>
       </w:rPr>
     </w:lvl>
-    <w:lvl w:ilvl="4">
+    <w:lvl w:ilvl="1" w:tplc="04090003" w:tentative="1">
       <w:start w:val="1"/>
       <w:numFmt w:val="bullet"/>
       <w:lvlText w:val="o"/>
       <w:lvlJc w:val="left"/>
       <w:pPr>
-        <w:tabs>
-          <w:tab w:val="num" w:pos="3600"/>
-        </w:tabs>
-        <w:ind w:left="3600" w:hanging="360"/>
+        <w:ind w:left="1440" w:hanging="360"/>
       </w:pPr>
       <w:rPr>
         <w:rFonts w:ascii="Courier New" w:hAnsi="Courier New" w:cs="Courier New" w:hint="default"/>
       </w:rPr>
     </w:lvl>
-    <w:lvl w:ilvl="5">
+    <w:lvl w:ilvl="2" w:tplc="04090005" w:tentative="1">
       <w:start w:val="1"/>
       <w:numFmt w:val="bullet"/>
       <w:lvlText w:val=""/>
       <w:lvlJc w:val="left"/>
       <w:pPr>
-        <w:tabs>
-          <w:tab w:val="num" w:pos="4320"/>
-        </w:tabs>
-        <w:ind w:left="4320" w:hanging="360"/>
+        <w:ind w:left="2160" w:hanging="360"/>
       </w:pPr>
       <w:rPr>
         <w:rFonts w:ascii="Wingdings" w:hAnsi="Wingdings" w:hint="default"/>
       </w:rPr>
     </w:lvl>
-    <w:lvl w:ilvl="6">
+    <w:lvl w:ilvl="3" w:tplc="04090001" w:tentative="1">
       <w:start w:val="1"/>
       <w:numFmt w:val="bullet"/>
       <w:lvlText w:val=""/>
       <w:lvlJc w:val="left"/>
       <w:pPr>
-        <w:tabs>
-          <w:tab w:val="num" w:pos="5040"/>
-        </w:tabs>
-        <w:ind w:left="5040" w:hanging="360"/>
+        <w:ind w:left="2880" w:hanging="360"/>
       </w:pPr>
       <w:rPr>
         <w:rFonts w:ascii="Symbol" w:hAnsi="Symbol" w:hint="default"/>
       </w:rPr>
     </w:lvl>
-    <w:lvl w:ilvl="7">
+    <w:lvl w:ilvl="4" w:tplc="04090003" w:tentative="1">
       <w:start w:val="1"/>
       <w:numFmt w:val="bullet"/>
       <w:lvlText w:val="o"/>
       <w:lvlJc w:val="left"/>
       <w:pPr>
-        <w:tabs>
-          <w:tab w:val="num" w:pos="5760"/>
-        </w:tabs>
-        <w:ind w:left="5760" w:hanging="360"/>
+        <w:ind w:left="3600" w:hanging="360"/>
       </w:pPr>
       <w:rPr>
         <w:rFonts w:ascii="Courier New" w:hAnsi="Courier New" w:cs="Courier New" w:hint="default"/>
       </w:rPr>
     </w:lvl>
-    <w:lvl w:ilvl="8">
+    <w:lvl w:ilvl="5" w:tplc="04090005" w:tentative="1">
       <w:start w:val="1"/>
       <w:numFmt w:val="bullet"/>
       <w:lvlText w:val=""/>
       <w:lvlJc w:val="left"/>
       <w:pPr>
-        <w:tabs>
-          <w:tab w:val="num" w:pos="6480"/>
-        </w:tabs>
-        <w:ind w:left="6480" w:hanging="360"/>
+        <w:ind w:left="4320" w:hanging="360"/>
       </w:pPr>
       <w:rPr>
         <w:rFonts w:ascii="Wingdings" w:hAnsi="Wingdings" w:hint="default"/>
       </w:rPr>
     </w:lvl>
-  </w:abstractNum>
-  <w:abstractNum w:abstractNumId="7" w15:restartNumberingAfterBreak="0">
-    <w:nsid w:val="73C76A86"/>
-    <w:multiLevelType w:val="hybridMultilevel"/>
-    <w:tmpl w:val="1638ACD6"/>
-    <w:lvl w:ilvl="0" w:tplc="2D4AEA7C">
+    <w:lvl w:ilvl="6" w:tplc="04090001" w:tentative="1">
       <w:start w:val="1"/>
       <w:numFmt w:val="bullet"/>
-      <w:pStyle w:val="EYBulletedtext1"/>
-      <w:lvlText w:val="•"/>
-      <w:lvlJc w:val="left"/>
-      <w:pPr>
-        <w:ind w:left="360" w:hanging="360"/>
+      <w:lvlText w:val=""/>
+      <w:lvlJc w:val="left"/>
+      <w:pPr>
+        <w:ind w:left="5040" w:hanging="360"/>
       </w:pPr>
       <w:rPr>
-        <w:rFonts w:ascii="EYInterstate" w:hAnsi="EYInterstate" w:hint="default"/>
-        <w:color w:val="FFE600"/>
-        <w:sz w:val="20"/>
-        <w:szCs w:val="20"/>
+        <w:rFonts w:ascii="Symbol" w:hAnsi="Symbol" w:hint="default"/>
       </w:rPr>
     </w:lvl>
-    <w:lvl w:ilvl="1" w:tplc="FFFFFFFF" w:tentative="1">
+    <w:lvl w:ilvl="7" w:tplc="04090003" w:tentative="1">
       <w:start w:val="1"/>
       <w:numFmt w:val="bullet"/>
       <w:lvlText w:val="o"/>
       <w:lvlJc w:val="left"/>
       <w:pPr>
-        <w:tabs>
-          <w:tab w:val="num" w:pos="1440"/>
-        </w:tabs>
-        <w:ind w:left="1440" w:hanging="360"/>
+        <w:ind w:left="5760" w:hanging="360"/>
       </w:pPr>
       <w:rPr>
         <w:rFonts w:ascii="Courier New" w:hAnsi="Courier New" w:cs="Courier New" w:hint="default"/>
       </w:rPr>
     </w:lvl>
-    <w:lvl w:ilvl="2" w:tplc="FFFFFFFF" w:tentative="1">
+    <w:lvl w:ilvl="8" w:tplc="04090005" w:tentative="1">
       <w:start w:val="1"/>
       <w:numFmt w:val="bullet"/>
       <w:lvlText w:val=""/>
       <w:lvlJc w:val="left"/>
       <w:pPr>
-        <w:tabs>
-          <w:tab w:val="num" w:pos="2160"/>
-        </w:tabs>
-        <w:ind w:left="2160" w:hanging="360"/>
+        <w:ind w:left="6480" w:hanging="360"/>
       </w:pPr>
       <w:rPr>
         <w:rFonts w:ascii="Wingdings" w:hAnsi="Wingdings" w:hint="default"/>
       </w:rPr>
     </w:lvl>
-    <w:lvl w:ilvl="3" w:tplc="FFFFFFFF" w:tentative="1">
-      <w:start w:val="1"/>
-      <w:numFmt w:val="bullet"/>
-      <w:lvlText w:val=""/>
-      <w:lvlJc w:val="left"/>
-      <w:pPr>
-        <w:tabs>
-          <w:tab w:val="num" w:pos="2880"/>
-        </w:tabs>
-        <w:ind w:left="2880" w:hanging="360"/>
-      </w:pPr>
-      <w:rPr>
-        <w:rFonts w:ascii="Symbol" w:hAnsi="Symbol" w:hint="default"/>
-      </w:rPr>
-    </w:lvl>
-    <w:lvl w:ilvl="4" w:tplc="FFFFFFFF" w:tentative="1">
-      <w:start w:val="1"/>
-      <w:numFmt w:val="bullet"/>
-      <w:lvlText w:val="o"/>
-      <w:lvlJc w:val="left"/>
-      <w:pPr>
-        <w:tabs>
-          <w:tab w:val="num" w:pos="3600"/>
-        </w:tabs>
-        <w:ind w:left="3600" w:hanging="360"/>
-      </w:pPr>
-      <w:rPr>
-        <w:rFonts w:ascii="Courier New" w:hAnsi="Courier New" w:cs="Courier New" w:hint="default"/>
-      </w:rPr>
-    </w:lvl>
-    <w:lvl w:ilvl="5" w:tplc="FFFFFFFF" w:tentative="1">
-      <w:start w:val="1"/>
-      <w:numFmt w:val="bullet"/>
-      <w:lvlText w:val=""/>
-      <w:lvlJc w:val="left"/>
-      <w:pPr>
-        <w:tabs>
-          <w:tab w:val="num" w:pos="4320"/>
-        </w:tabs>
-        <w:ind w:left="4320" w:hanging="360"/>
-      </w:pPr>
-      <w:rPr>
-        <w:rFonts w:ascii="Wingdings" w:hAnsi="Wingdings" w:hint="default"/>
-      </w:rPr>
-    </w:lvl>
-    <w:lvl w:ilvl="6" w:tplc="FFFFFFFF" w:tentative="1">
-      <w:start w:val="1"/>
-      <w:numFmt w:val="bullet"/>
-      <w:lvlText w:val=""/>
-      <w:lvlJc w:val="left"/>
-      <w:pPr>
-        <w:tabs>
-          <w:tab w:val="num" w:pos="5040"/>
-        </w:tabs>
-        <w:ind w:left="5040" w:hanging="360"/>
-      </w:pPr>
-      <w:rPr>
-        <w:rFonts w:ascii="Symbol" w:hAnsi="Symbol" w:hint="default"/>
-      </w:rPr>
-    </w:lvl>
-    <w:lvl w:ilvl="7" w:tplc="FFFFFFFF" w:tentative="1">
-      <w:start w:val="1"/>
-      <w:numFmt w:val="bullet"/>
-      <w:lvlText w:val="o"/>
-      <w:lvlJc w:val="left"/>
-      <w:pPr>
-        <w:tabs>
-          <w:tab w:val="num" w:pos="5760"/>
-        </w:tabs>
-        <w:ind w:left="5760" w:hanging="360"/>
-      </w:pPr>
-      <w:rPr>
-        <w:rFonts w:ascii="Courier New" w:hAnsi="Courier New" w:cs="Courier New" w:hint="default"/>
-      </w:rPr>
-    </w:lvl>
-    <w:lvl w:ilvl="8" w:tplc="FFFFFFFF" w:tentative="1">
-      <w:start w:val="1"/>
-      <w:numFmt w:val="bullet"/>
-      <w:lvlText w:val=""/>
-      <w:lvlJc w:val="left"/>
-      <w:pPr>
-        <w:tabs>
-          <w:tab w:val="num" w:pos="6480"/>
-        </w:tabs>
-        <w:ind w:left="6480" w:hanging="360"/>
-      </w:pPr>
-      <w:rPr>
-        <w:rFonts w:ascii="Wingdings" w:hAnsi="Wingdings" w:hint="default"/>
-      </w:rPr>
-    </w:lvl>
   </w:abstractNum>
-  <w:num w:numId="1" w16cid:durableId="1887254498">
+  <w:num w:numId="1" w16cid:durableId="670253420">
+    <w:abstractNumId w:val="3"/>
+    <w:lvlOverride w:ilvl="0">
+      <w:startOverride w:val="1"/>
+    </w:lvlOverride>
+    <w:lvlOverride w:ilvl="1">
+      <w:startOverride w:val="1"/>
+    </w:lvlOverride>
+    <w:lvlOverride w:ilvl="2">
+      <w:startOverride w:val="1"/>
+    </w:lvlOverride>
+    <w:lvlOverride w:ilvl="3">
+      <w:startOverride w:val="1"/>
+    </w:lvlOverride>
+    <w:lvlOverride w:ilvl="4">
+      <w:startOverride w:val="1"/>
+    </w:lvlOverride>
+    <w:lvlOverride w:ilvl="5">
+      <w:startOverride w:val="1"/>
+    </w:lvlOverride>
+    <w:lvlOverride w:ilvl="6">
+      <w:startOverride w:val="1"/>
+    </w:lvlOverride>
+    <w:lvlOverride w:ilvl="7">
+      <w:startOverride w:val="1"/>
+    </w:lvlOverride>
+    <w:lvlOverride w:ilvl="8">
+      <w:startOverride w:val="1"/>
+    </w:lvlOverride>
+  </w:num>
+  <w:num w:numId="2" w16cid:durableId="1685399933">
+    <w:abstractNumId w:val="8"/>
+  </w:num>
+  <w:num w:numId="3" w16cid:durableId="863513903">
+    <w:abstractNumId w:val="14"/>
+  </w:num>
+  <w:num w:numId="4" w16cid:durableId="677998931">
+    <w:abstractNumId w:val="6"/>
+  </w:num>
+  <w:num w:numId="5" w16cid:durableId="1629894871">
     <w:abstractNumId w:val="1"/>
   </w:num>
-  <w:num w:numId="2" w16cid:durableId="1175807204">
+  <w:num w:numId="6" w16cid:durableId="1646473729">
     <w:abstractNumId w:val="0"/>
   </w:num>
-  <w:num w:numId="3" w16cid:durableId="1399013879">
-    <w:abstractNumId w:val="6"/>
+  <w:num w:numId="7" w16cid:durableId="101657733">
+    <w:abstractNumId w:val="9"/>
   </w:num>
-  <w:num w:numId="4" w16cid:durableId="1871650600">
+  <w:num w:numId="8" w16cid:durableId="1607345443">
     <w:abstractNumId w:val="4"/>
   </w:num>
-  <w:num w:numId="5" w16cid:durableId="1874077038">
-    <w:abstractNumId w:val="3"/>
+  <w:num w:numId="9" w16cid:durableId="1396196340">
+    <w:abstractNumId w:val="7"/>
   </w:num>
-  <w:num w:numId="6" w16cid:durableId="1044447626">
-    <w:abstractNumId w:val="4"/>
+  <w:num w:numId="10" w16cid:durableId="1186554578">
+    <w:abstractNumId w:val="13"/>
   </w:num>
-  <w:num w:numId="7" w16cid:durableId="1165196533">
-    <w:abstractNumId w:val="1"/>
+  <w:num w:numId="11" w16cid:durableId="298458415">
+    <w:abstractNumId w:val="10"/>
   </w:num>
-  <w:num w:numId="8" w16cid:durableId="833643159">
-    <w:abstractNumId w:val="4"/>
+  <w:num w:numId="12" w16cid:durableId="1936282870">
+    <w:abstractNumId w:val="12"/>
   </w:num>
-  <w:num w:numId="9" w16cid:durableId="1384596057">
-    <w:abstractNumId w:val="1"/>
+  <w:num w:numId="13" w16cid:durableId="1909225919">
+    <w:abstractNumId w:val="2"/>
   </w:num>
-  <w:num w:numId="10" w16cid:durableId="744956545">
+  <w:num w:numId="14" w16cid:durableId="438795959">
+    <w:abstractNumId w:val="11"/>
+  </w:num>
+  <w:num w:numId="15" w16cid:durableId="1435131185">
     <w:abstractNumId w:val="5"/>
   </w:num>
-  <w:num w:numId="11" w16cid:durableId="197471215">
-    <w:abstractNumId w:val="1"/>
-  </w:num>
-  <w:num w:numId="12" w16cid:durableId="2107455431">
-    <w:abstractNumId w:val="5"/>
-  </w:num>
-  <w:num w:numId="13" w16cid:durableId="1960448387">
-    <w:abstractNumId w:val="1"/>
-  </w:num>
-  <w:num w:numId="14" w16cid:durableId="761876736">
-    <w:abstractNumId w:val="5"/>
-  </w:num>
-  <w:num w:numId="15" w16cid:durableId="1608662111">
-    <w:abstractNumId w:val="1"/>
-  </w:num>
-  <w:num w:numId="16" w16cid:durableId="1397166965">
-    <w:abstractNumId w:val="5"/>
-  </w:num>
-  <w:num w:numId="17" w16cid:durableId="292560715">
-    <w:abstractNumId w:val="1"/>
-  </w:num>
-  <w:num w:numId="18" w16cid:durableId="194731871">
-    <w:abstractNumId w:val="5"/>
-  </w:num>
-  <w:num w:numId="19" w16cid:durableId="1104614987">
-    <w:abstractNumId w:val="1"/>
-  </w:num>
-  <w:num w:numId="20" w16cid:durableId="1411384938">
+  <w:num w:numId="16" w16cid:durableId="1721830731">
     <w:abstractNumId w:val="5"/>
     <w:lvlOverride w:ilvl="0">
       <w:startOverride w:val="1"/>
     </w:lvlOverride>
-  </w:num>
-  <w:num w:numId="21" w16cid:durableId="552622865">
-    <w:abstractNumId w:val="7"/>
-  </w:num>
-  <w:num w:numId="22" w16cid:durableId="2106611626">
-    <w:abstractNumId w:val="2"/>
+    <w:lvlOverride w:ilvl="1">
+      <w:startOverride w:val="1"/>
+    </w:lvlOverride>
+    <w:lvlOverride w:ilvl="2">
+      <w:startOverride w:val="1"/>
+    </w:lvlOverride>
+    <w:lvlOverride w:ilvl="3">
+      <w:startOverride w:val="1"/>
+    </w:lvlOverride>
+    <w:lvlOverride w:ilvl="4">
+      <w:startOverride w:val="1"/>
+    </w:lvlOverride>
+    <w:lvlOverride w:ilvl="5">
+      <w:startOverride w:val="1"/>
+    </w:lvlOverride>
+    <w:lvlOverride w:ilvl="6">
+      <w:startOverride w:val="1"/>
+    </w:lvlOverride>
+    <w:lvlOverride w:ilvl="7">
+      <w:startOverride w:val="1"/>
+    </w:lvlOverride>
+    <w:lvlOverride w:ilvl="8">
+      <w:startOverride w:val="1"/>
+    </w:lvlOverride>
   </w:num>
 </w:numbering>
 </file>
@@ -3843,23 +7677,26 @@
   <w:docDefaults>
     <w:rPrDefault>
       <w:rPr>
-        <w:rFonts w:ascii="Times New Roman" w:eastAsiaTheme="minorEastAsia" w:hAnsi="Times New Roman" w:cs="Times New Roman"/>
-        <w:lang w:val="en-US" w:eastAsia="en-US" w:bidi="ar-SA"/>
+        <w:rFonts w:asciiTheme="minorHAnsi" w:eastAsiaTheme="minorEastAsia" w:hAnsiTheme="minorHAnsi" w:cstheme="minorBidi"/>
+        <w:kern w:val="2"/>
+        <w:sz w:val="21"/>
+        <w:szCs w:val="22"/>
+        <w:lang w:val="en-US" w:eastAsia="zh-CN" w:bidi="ar-SA"/>
       </w:rPr>
     </w:rPrDefault>
     <w:pPrDefault/>
   </w:docDefaults>
-  <w:latentStyles w:defLockedState="0" w:defUIPriority="0" w:defSemiHidden="0" w:defUnhideWhenUsed="0" w:defQFormat="0" w:count="376">
-    <w:lsdException w:name="Normal" w:qFormat="1"/>
-    <w:lsdException w:name="heading 1" w:qFormat="1"/>
-    <w:lsdException w:name="heading 2" w:semiHidden="1" w:unhideWhenUsed="1" w:qFormat="1"/>
-    <w:lsdException w:name="heading 3" w:semiHidden="1" w:unhideWhenUsed="1" w:qFormat="1"/>
-    <w:lsdException w:name="heading 4" w:semiHidden="1" w:unhideWhenUsed="1" w:qFormat="1"/>
-    <w:lsdException w:name="heading 5" w:semiHidden="1" w:unhideWhenUsed="1" w:qFormat="1"/>
-    <w:lsdException w:name="heading 6" w:semiHidden="1" w:unhideWhenUsed="1" w:qFormat="1"/>
-    <w:lsdException w:name="heading 7" w:semiHidden="1" w:unhideWhenUsed="1" w:qFormat="1"/>
-    <w:lsdException w:name="heading 8" w:semiHidden="1" w:unhideWhenUsed="1" w:qFormat="1"/>
-    <w:lsdException w:name="heading 9" w:semiHidden="1" w:unhideWhenUsed="1" w:qFormat="1"/>
+  <w:latentStyles w:defLockedState="0" w:defUIPriority="99" w:defSemiHidden="0" w:defUnhideWhenUsed="0" w:defQFormat="0" w:count="376">
+    <w:lsdException w:name="Normal" w:uiPriority="0" w:qFormat="1"/>
+    <w:lsdException w:name="heading 1" w:uiPriority="9" w:qFormat="1"/>
+    <w:lsdException w:name="heading 2" w:semiHidden="1" w:uiPriority="9" w:unhideWhenUsed="1" w:qFormat="1"/>
+    <w:lsdException w:name="heading 3" w:semiHidden="1" w:uiPriority="9" w:unhideWhenUsed="1" w:qFormat="1"/>
+    <w:lsdException w:name="heading 4" w:semiHidden="1" w:uiPriority="9" w:unhideWhenUsed="1" w:qFormat="1"/>
+    <w:lsdException w:name="heading 5" w:semiHidden="1" w:uiPriority="9" w:unhideWhenUsed="1" w:qFormat="1"/>
+    <w:lsdException w:name="heading 6" w:semiHidden="1" w:uiPriority="9" w:unhideWhenUsed="1" w:qFormat="1"/>
+    <w:lsdException w:name="heading 7" w:semiHidden="1" w:uiPriority="9" w:unhideWhenUsed="1" w:qFormat="1"/>
+    <w:lsdException w:name="heading 8" w:semiHidden="1" w:uiPriority="9" w:unhideWhenUsed="1" w:qFormat="1"/>
+    <w:lsdException w:name="heading 9" w:semiHidden="1" w:uiPriority="9" w:unhideWhenUsed="1" w:qFormat="1"/>
     <w:lsdException w:name="index 1" w:semiHidden="1" w:unhideWhenUsed="1"/>
     <w:lsdException w:name="index 2" w:semiHidden="1" w:unhideWhenUsed="1"/>
     <w:lsdException w:name="index 3" w:semiHidden="1" w:unhideWhenUsed="1"/>
@@ -3869,22 +7706,22 @@
     <w:lsdException w:name="index 7" w:semiHidden="1" w:unhideWhenUsed="1"/>
     <w:lsdException w:name="index 8" w:semiHidden="1" w:unhideWhenUsed="1"/>
     <w:lsdException w:name="index 9" w:semiHidden="1" w:unhideWhenUsed="1"/>
-    <w:lsdException w:name="toc 1" w:semiHidden="1" w:unhideWhenUsed="1"/>
-    <w:lsdException w:name="toc 2" w:semiHidden="1" w:unhideWhenUsed="1"/>
-    <w:lsdException w:name="toc 3" w:semiHidden="1" w:unhideWhenUsed="1"/>
-    <w:lsdException w:name="toc 4" w:semiHidden="1" w:unhideWhenUsed="1"/>
-    <w:lsdException w:name="toc 5" w:semiHidden="1" w:unhideWhenUsed="1"/>
-    <w:lsdException w:name="toc 6" w:semiHidden="1" w:unhideWhenUsed="1"/>
-    <w:lsdException w:name="toc 7" w:semiHidden="1" w:unhideWhenUsed="1"/>
-    <w:lsdException w:name="toc 8" w:semiHidden="1" w:unhideWhenUsed="1"/>
-    <w:lsdException w:name="toc 9" w:semiHidden="1" w:unhideWhenUsed="1"/>
+    <w:lsdException w:name="toc 1" w:semiHidden="1" w:uiPriority="39" w:unhideWhenUsed="1"/>
+    <w:lsdException w:name="toc 2" w:semiHidden="1" w:uiPriority="39" w:unhideWhenUsed="1"/>
+    <w:lsdException w:name="toc 3" w:semiHidden="1" w:uiPriority="39" w:unhideWhenUsed="1"/>
+    <w:lsdException w:name="toc 4" w:semiHidden="1" w:uiPriority="39" w:unhideWhenUsed="1"/>
+    <w:lsdException w:name="toc 5" w:semiHidden="1" w:uiPriority="39" w:unhideWhenUsed="1"/>
+    <w:lsdException w:name="toc 6" w:semiHidden="1" w:uiPriority="39" w:unhideWhenUsed="1"/>
+    <w:lsdException w:name="toc 7" w:semiHidden="1" w:uiPriority="39" w:unhideWhenUsed="1"/>
+    <w:lsdException w:name="toc 8" w:semiHidden="1" w:uiPriority="39" w:unhideWhenUsed="1"/>
+    <w:lsdException w:name="toc 9" w:semiHidden="1" w:uiPriority="39" w:unhideWhenUsed="1"/>
     <w:lsdException w:name="Normal Indent" w:semiHidden="1" w:unhideWhenUsed="1"/>
     <w:lsdException w:name="footnote text" w:semiHidden="1" w:unhideWhenUsed="1"/>
     <w:lsdException w:name="annotation text" w:semiHidden="1" w:unhideWhenUsed="1"/>
     <w:lsdException w:name="header" w:semiHidden="1" w:unhideWhenUsed="1"/>
     <w:lsdException w:name="footer" w:semiHidden="1" w:unhideWhenUsed="1"/>
     <w:lsdException w:name="index heading" w:semiHidden="1" w:unhideWhenUsed="1"/>
-    <w:lsdException w:name="caption" w:semiHidden="1" w:unhideWhenUsed="1" w:qFormat="1"/>
+    <w:lsdException w:name="caption" w:semiHidden="1" w:uiPriority="35" w:unhideWhenUsed="1" w:qFormat="1"/>
     <w:lsdException w:name="table of figures" w:semiHidden="1" w:unhideWhenUsed="1"/>
     <w:lsdException w:name="envelope address" w:semiHidden="1" w:unhideWhenUsed="1"/>
     <w:lsdException w:name="envelope return" w:semiHidden="1" w:unhideWhenUsed="1"/>
@@ -3893,8 +7730,11 @@
     <w:lsdException w:name="line number" w:semiHidden="1" w:unhideWhenUsed="1"/>
     <w:lsdException w:name="page number" w:semiHidden="1" w:unhideWhenUsed="1"/>
     <w:lsdException w:name="endnote reference" w:semiHidden="1" w:unhideWhenUsed="1"/>
+    <w:lsdException w:name="endnote text" w:semiHidden="1" w:unhideWhenUsed="1"/>
     <w:lsdException w:name="table of authorities" w:semiHidden="1" w:unhideWhenUsed="1"/>
     <w:lsdException w:name="macro" w:semiHidden="1" w:unhideWhenUsed="1"/>
+    <w:lsdException w:name="toa heading" w:semiHidden="1" w:unhideWhenUsed="1"/>
+    <w:lsdException w:name="List" w:semiHidden="1" w:unhideWhenUsed="1"/>
     <w:lsdException w:name="List Bullet" w:semiHidden="1" w:unhideWhenUsed="1"/>
     <w:lsdException w:name="List Number" w:semiHidden="1" w:unhideWhenUsed="1"/>
     <w:lsdException w:name="List 2" w:semiHidden="1" w:unhideWhenUsed="1"/>
@@ -3909,15 +7749,19 @@
     <w:lsdException w:name="List Number 3" w:semiHidden="1" w:unhideWhenUsed="1"/>
     <w:lsdException w:name="List Number 4" w:semiHidden="1" w:unhideWhenUsed="1"/>
     <w:lsdException w:name="List Number 5" w:semiHidden="1" w:unhideWhenUsed="1"/>
-    <w:lsdException w:name="Title" w:qFormat="1"/>
+    <w:lsdException w:name="Title" w:uiPriority="10" w:qFormat="1"/>
     <w:lsdException w:name="Closing" w:semiHidden="1" w:unhideWhenUsed="1"/>
     <w:lsdException w:name="Signature" w:semiHidden="1" w:unhideWhenUsed="1"/>
     <w:lsdException w:name="Default Paragraph Font" w:semiHidden="1" w:uiPriority="1" w:unhideWhenUsed="1"/>
     <w:lsdException w:name="Body Text" w:semiHidden="1" w:unhideWhenUsed="1"/>
     <w:lsdException w:name="Body Text Indent" w:semiHidden="1" w:unhideWhenUsed="1"/>
+    <w:lsdException w:name="List Continue" w:semiHidden="1" w:unhideWhenUsed="1"/>
+    <w:lsdException w:name="List Continue 2" w:semiHidden="1" w:unhideWhenUsed="1"/>
+    <w:lsdException w:name="List Continue 3" w:semiHidden="1" w:unhideWhenUsed="1"/>
+    <w:lsdException w:name="List Continue 4" w:semiHidden="1" w:unhideWhenUsed="1"/>
     <w:lsdException w:name="List Continue 5" w:semiHidden="1" w:unhideWhenUsed="1"/>
     <w:lsdException w:name="Message Header" w:semiHidden="1" w:unhideWhenUsed="1"/>
-    <w:lsdException w:name="Subtitle" w:qFormat="1"/>
+    <w:lsdException w:name="Subtitle" w:uiPriority="11" w:qFormat="1"/>
     <w:lsdException w:name="Salutation" w:semiHidden="1" w:unhideWhenUsed="1"/>
     <w:lsdException w:name="Date" w:semiHidden="1" w:unhideWhenUsed="1"/>
     <w:lsdException w:name="Body Text First Indent" w:semiHidden="1" w:unhideWhenUsed="1"/>
@@ -3930,8 +7774,8 @@
     <w:lsdException w:name="Block Text" w:semiHidden="1" w:unhideWhenUsed="1"/>
     <w:lsdException w:name="Hyperlink" w:semiHidden="1" w:unhideWhenUsed="1"/>
     <w:lsdException w:name="FollowedHyperlink" w:semiHidden="1" w:unhideWhenUsed="1"/>
-    <w:lsdException w:name="Strong" w:qFormat="1"/>
-    <w:lsdException w:name="Emphasis" w:qFormat="1"/>
+    <w:lsdException w:name="Strong" w:uiPriority="22" w:qFormat="1"/>
+    <w:lsdException w:name="Emphasis" w:uiPriority="20" w:qFormat="1"/>
     <w:lsdException w:name="Document Map" w:semiHidden="1" w:unhideWhenUsed="1"/>
     <w:lsdException w:name="Plain Text" w:semiHidden="1" w:unhideWhenUsed="1"/>
     <w:lsdException w:name="E-mail Signature" w:semiHidden="1" w:unhideWhenUsed="1"/>
@@ -3950,7 +7794,7 @@
     <w:lsdException w:name="HTML Variable" w:semiHidden="1" w:unhideWhenUsed="1"/>
     <w:lsdException w:name="Normal Table" w:semiHidden="1" w:unhideWhenUsed="1"/>
     <w:lsdException w:name="annotation subject" w:semiHidden="1" w:unhideWhenUsed="1"/>
-    <w:lsdException w:name="No List" w:semiHidden="1" w:uiPriority="99" w:unhideWhenUsed="1"/>
+    <w:lsdException w:name="No List" w:semiHidden="1" w:unhideWhenUsed="1"/>
     <w:lsdException w:name="Outline List 1" w:semiHidden="1" w:unhideWhenUsed="1"/>
     <w:lsdException w:name="Outline List 2" w:semiHidden="1" w:unhideWhenUsed="1"/>
     <w:lsdException w:name="Outline List 3" w:semiHidden="1" w:unhideWhenUsed="1"/>
@@ -3997,8 +7841,9 @@
     <w:lsdException w:name="Table Web 2" w:semiHidden="1" w:unhideWhenUsed="1"/>
     <w:lsdException w:name="Table Web 3" w:semiHidden="1" w:unhideWhenUsed="1"/>
     <w:lsdException w:name="Balloon Text" w:semiHidden="1" w:unhideWhenUsed="1"/>
+    <w:lsdException w:name="Table Grid" w:uiPriority="39"/>
     <w:lsdException w:name="Table Theme" w:semiHidden="1" w:unhideWhenUsed="1"/>
-    <w:lsdException w:name="Placeholder Text" w:semiHidden="1" w:uiPriority="99"/>
+    <w:lsdException w:name="Placeholder Text" w:semiHidden="1"/>
     <w:lsdException w:name="No Spacing" w:uiPriority="1" w:qFormat="1"/>
     <w:lsdException w:name="Light Shading" w:uiPriority="60"/>
     <w:lsdException w:name="Light List" w:uiPriority="61"/>
@@ -4020,7 +7865,7 @@
     <w:lsdException w:name="Medium Shading 1 Accent 1" w:uiPriority="63"/>
     <w:lsdException w:name="Medium Shading 2 Accent 1" w:uiPriority="64"/>
     <w:lsdException w:name="Medium List 1 Accent 1" w:uiPriority="65"/>
-    <w:lsdException w:name="Revision" w:semiHidden="1" w:uiPriority="99"/>
+    <w:lsdException w:name="Revision" w:semiHidden="1"/>
     <w:lsdException w:name="List Paragraph" w:uiPriority="34" w:qFormat="1"/>
     <w:lsdException w:name="Quote" w:uiPriority="29" w:qFormat="1"/>
     <w:lsdException w:name="Intense Quote" w:uiPriority="30" w:qFormat="1"/>
@@ -4213,11 +8058,11 @@
     <w:lsdException w:name="List Table 5 Dark Accent 6" w:uiPriority="50"/>
     <w:lsdException w:name="List Table 6 Colorful Accent 6" w:uiPriority="51"/>
     <w:lsdException w:name="List Table 7 Colorful Accent 6" w:uiPriority="52"/>
-    <w:lsdException w:name="Mention" w:semiHidden="1" w:uiPriority="99" w:unhideWhenUsed="1"/>
-    <w:lsdException w:name="Smart Hyperlink" w:semiHidden="1" w:uiPriority="99" w:unhideWhenUsed="1"/>
-    <w:lsdException w:name="Hashtag" w:semiHidden="1" w:uiPriority="99" w:unhideWhenUsed="1"/>
-    <w:lsdException w:name="Unresolved Mention" w:semiHidden="1" w:uiPriority="99" w:unhideWhenUsed="1"/>
-    <w:lsdException w:name="Smart Link" w:semiHidden="1" w:uiPriority="99" w:unhideWhenUsed="1"/>
+    <w:lsdException w:name="Mention" w:semiHidden="1" w:unhideWhenUsed="1"/>
+    <w:lsdException w:name="Smart Hyperlink" w:semiHidden="1" w:unhideWhenUsed="1"/>
+    <w:lsdException w:name="Hashtag" w:semiHidden="1" w:unhideWhenUsed="1"/>
+    <w:lsdException w:name="Unresolved Mention" w:semiHidden="1" w:unhideWhenUsed="1"/>
+    <w:lsdException w:name="Smart Link" w:semiHidden="1" w:unhideWhenUsed="1"/>
   </w:latentStyles>
   <w:style w:type="paragraph" w:default="1" w:styleId="Normal">
     <w:name w:val="Normal"/>
@@ -4315,9 +8160,20 @@
     <w:semiHidden/>
     <w:unhideWhenUsed/>
   </w:style>
+  <w:style w:type="paragraph" w:styleId="ListParagraph">
+    <w:name w:val="List Paragraph"/>
+    <w:basedOn w:val="Normal"/>
+    <w:uiPriority w:val="34"/>
+    <w:qFormat/>
+    <w:rsid w:val="00D52AE8"/>
+    <w:pPr>
+      <w:ind w:firstLineChars="200" w:firstLine="420"/>
+    </w:pPr>
+  </w:style>
   <w:style w:type="paragraph" w:styleId="Header">
     <w:name w:val="header"/>
     <w:basedOn w:val="Normal"/>
+    <w:link w:val="HeaderChar"/>
     <w:rsid w:val="003E7CE1"/>
     <w:pPr>
       <w:tabs>
@@ -4326,9 +8182,21 @@
       </w:tabs>
     </w:pPr>
   </w:style>
+  <w:style w:type="character" w:customStyle="1" w:styleId="HeaderChar">
+    <w:name w:val="Header Char"/>
+    <w:basedOn w:val="DefaultParagraphFont"/>
+    <w:link w:val="Header"/>
+    <w:uiPriority w:val="99"/>
+    <w:rsid w:val="005858C4"/>
+    <w:rPr>
+      <w:sz w:val="18"/>
+      <w:szCs w:val="18"/>
+    </w:rPr>
+  </w:style>
   <w:style w:type="paragraph" w:styleId="Footer">
     <w:name w:val="footer"/>
     <w:basedOn w:val="Normal"/>
+    <w:link w:val="FooterChar"/>
     <w:rsid w:val="003E7CE1"/>
     <w:pPr>
       <w:tabs>
@@ -4336,6 +8204,79 @@
         <w:tab w:val="right" w:pos="8640"/>
       </w:tabs>
     </w:pPr>
+  </w:style>
+  <w:style w:type="character" w:customStyle="1" w:styleId="FooterChar">
+    <w:name w:val="Footer Char"/>
+    <w:basedOn w:val="DefaultParagraphFont"/>
+    <w:link w:val="Footer"/>
+    <w:uiPriority w:val="99"/>
+    <w:rsid w:val="005858C4"/>
+    <w:rPr>
+      <w:sz w:val="18"/>
+      <w:szCs w:val="18"/>
+    </w:rPr>
+  </w:style>
+  <w:style w:type="character" w:styleId="CommentReference">
+    <w:name w:val="annotation reference"/>
+    <w:basedOn w:val="DefaultParagraphFont"/>
+    <w:uiPriority w:val="99"/>
+    <w:semiHidden/>
+    <w:unhideWhenUsed/>
+    <w:rsid w:val="005858C4"/>
+    <w:rPr>
+      <w:sz w:val="21"/>
+      <w:szCs w:val="21"/>
+    </w:rPr>
+  </w:style>
+  <w:style w:type="paragraph" w:styleId="CommentText">
+    <w:name w:val="annotation text"/>
+    <w:basedOn w:val="Normal"/>
+    <w:link w:val="CommentTextChar"/>
+    <w:uiPriority w:val="99"/>
+    <w:semiHidden/>
+    <w:unhideWhenUsed/>
+    <w:rsid w:val="005858C4"/>
+  </w:style>
+  <w:style w:type="character" w:customStyle="1" w:styleId="CommentTextChar">
+    <w:name w:val="Comment Text Char"/>
+    <w:basedOn w:val="DefaultParagraphFont"/>
+    <w:link w:val="CommentText"/>
+    <w:uiPriority w:val="99"/>
+    <w:semiHidden/>
+    <w:rsid w:val="005858C4"/>
+  </w:style>
+  <w:style w:type="paragraph" w:styleId="CommentSubject">
+    <w:name w:val="annotation subject"/>
+    <w:basedOn w:val="CommentText"/>
+    <w:next w:val="CommentText"/>
+    <w:link w:val="CommentSubjectChar"/>
+    <w:uiPriority w:val="99"/>
+    <w:semiHidden/>
+    <w:unhideWhenUsed/>
+    <w:rsid w:val="005858C4"/>
+    <w:rPr>
+      <w:b/>
+      <w:bCs/>
+    </w:rPr>
+  </w:style>
+  <w:style w:type="character" w:customStyle="1" w:styleId="CommentSubjectChar">
+    <w:name w:val="Comment Subject Char"/>
+    <w:basedOn w:val="CommentTextChar"/>
+    <w:link w:val="CommentSubject"/>
+    <w:uiPriority w:val="99"/>
+    <w:semiHidden/>
+    <w:rsid w:val="005858C4"/>
+    <w:rPr>
+      <w:b/>
+      <w:bCs/>
+    </w:rPr>
+  </w:style>
+  <w:style w:type="paragraph" w:styleId="Revision">
+    <w:name w:val="Revision"/>
+    <w:hidden/>
+    <w:uiPriority w:val="99"/>
+    <w:semiHidden/>
+    <w:rsid w:val="003D35AA"/>
   </w:style>
   <w:style w:type="table" w:styleId="TableGrid">
     <w:name w:val="Table Grid"/>
@@ -4499,7 +8440,7 @@
     <w:rsid w:val="0069599A"/>
     <w:pPr>
       <w:numPr>
-        <w:numId w:val="21"/>
+        <w:numId w:val="15"/>
       </w:numPr>
       <w:suppressAutoHyphens/>
       <w:spacing w:line="260" w:lineRule="exact"/>
@@ -4513,9 +8454,9 @@
     <w:basedOn w:val="Normal"/>
     <w:rsid w:val="0069599A"/>
     <w:pPr>
-      <w:numPr>
-        <w:numId w:val="19"/>
-      </w:numPr>
+      <w:tabs>
+        <w:tab w:val="num" w:pos="720"/>
+      </w:tabs>
       <w:suppressAutoHyphens/>
       <w:spacing w:line="260" w:lineRule="exact"/>
       <w:ind w:left="578" w:hanging="289"/>
@@ -4641,7 +8582,7 @@
       <w:spacing w:val="-3"/>
       <w:sz w:val="15"/>
       <w:szCs w:val="15"/>
-      <w:lang w:val="en-GB" w:eastAsia="zh-CN"/>
+      <w:lang w:val="en-GB"/>
     </w:rPr>
   </w:style>
 </w:styles>
@@ -4650,52 +8591,52 @@
 <file path=word/theme/theme1.xml><?xml version="1.0" encoding="utf-8"?>
 <a:theme xmlns:a="http://schemas.openxmlformats.org/drawingml/2006/main" name="Office Theme">
   <a:themeElements>
-    <a:clrScheme name="EY light print">
+    <a:clrScheme name="Office">
       <a:dk1>
-        <a:srgbClr val="000000"/>
+        <a:sysClr val="windowText" lastClr="000000"/>
       </a:dk1>
       <a:lt1>
-        <a:srgbClr val="646464"/>
+        <a:sysClr val="window" lastClr="FFFFFF"/>
       </a:lt1>
       <a:dk2>
-        <a:srgbClr val="FFFFFF"/>
+        <a:srgbClr val="44546A"/>
       </a:dk2>
       <a:lt2>
-        <a:srgbClr val="646464"/>
+        <a:srgbClr val="E7E6E6"/>
       </a:lt2>
       <a:accent1>
-        <a:srgbClr val="808080"/>
+        <a:srgbClr val="4472C4"/>
       </a:accent1>
       <a:accent2>
-        <a:srgbClr val="FFE600"/>
+        <a:srgbClr val="ED7D31"/>
       </a:accent2>
       <a:accent3>
-        <a:srgbClr val="999999"/>
+        <a:srgbClr val="A5A5A5"/>
       </a:accent3>
       <a:accent4>
-        <a:srgbClr val="F0F0F0"/>
+        <a:srgbClr val="FFC000"/>
       </a:accent4>
       <a:accent5>
-        <a:srgbClr val="00A3AE"/>
+        <a:srgbClr val="5B9BD5"/>
       </a:accent5>
       <a:accent6>
-        <a:srgbClr val="C0C0C0"/>
+        <a:srgbClr val="70AD47"/>
       </a:accent6>
       <a:hlink>
-        <a:srgbClr val="336699"/>
+        <a:srgbClr val="0563C1"/>
       </a:hlink>
       <a:folHlink>
-        <a:srgbClr val="91278F"/>
+        <a:srgbClr val="954F72"/>
       </a:folHlink>
     </a:clrScheme>
     <a:fontScheme name="Office">
       <a:majorFont>
-        <a:latin typeface="Cambria"/>
+        <a:latin typeface="等线 Light" panose="020F0302020204030204"/>
         <a:ea typeface=""/>
         <a:cs typeface=""/>
-        <a:font script="Jpan" typeface="ＭＳ ゴシック"/>
+        <a:font script="Jpan" typeface="游ゴシック Light"/>
         <a:font script="Hang" typeface="맑은 고딕"/>
-        <a:font script="Hans" typeface="宋体"/>
+        <a:font script="Hans" typeface="等线 Light"/>
         <a:font script="Hant" typeface="新細明體"/>
         <a:font script="Arab" typeface="Times New Roman"/>
         <a:font script="Hebr" typeface="Times New Roman"/>
@@ -4722,14 +8663,32 @@
         <a:font script="Mong" typeface="Mongolian Baiti"/>
         <a:font script="Viet" typeface="Times New Roman"/>
         <a:font script="Uigh" typeface="Microsoft Uighur"/>
+        <a:font script="Geor" typeface="Sylfaen"/>
+        <a:font script="Armn" typeface="Arial"/>
+        <a:font script="Bugi" typeface="Leelawadee UI"/>
+        <a:font script="Bopo" typeface="Microsoft JhengHei"/>
+        <a:font script="Java" typeface="Javanese Text"/>
+        <a:font script="Lisu" typeface="Segoe UI"/>
+        <a:font script="Mymr" typeface="Myanmar Text"/>
+        <a:font script="Nkoo" typeface="Ebrima"/>
+        <a:font script="Olck" typeface="Nirmala UI"/>
+        <a:font script="Osma" typeface="Ebrima"/>
+        <a:font script="Phag" typeface="Phagspa"/>
+        <a:font script="Syrn" typeface="Estrangelo Edessa"/>
+        <a:font script="Syrj" typeface="Estrangelo Edessa"/>
+        <a:font script="Syre" typeface="Estrangelo Edessa"/>
+        <a:font script="Sora" typeface="Nirmala UI"/>
+        <a:font script="Tale" typeface="Microsoft Tai Le"/>
+        <a:font script="Talu" typeface="Microsoft New Tai Lue"/>
+        <a:font script="Tfng" typeface="Ebrima"/>
       </a:majorFont>
       <a:minorFont>
-        <a:latin typeface="Calibri"/>
+        <a:latin typeface="等线" panose="020F0502020204030204"/>
         <a:ea typeface=""/>
         <a:cs typeface=""/>
-        <a:font script="Jpan" typeface="ＭＳ 明朝"/>
+        <a:font script="Jpan" typeface="游明朝"/>
         <a:font script="Hang" typeface="맑은 고딕"/>
-        <a:font script="Hans" typeface="宋体"/>
+        <a:font script="Hans" typeface="等线"/>
         <a:font script="Hant" typeface="新細明體"/>
         <a:font script="Arab" typeface="Arial"/>
         <a:font script="Hebr" typeface="Arial"/>
@@ -4756,6 +8715,24 @@
         <a:font script="Mong" typeface="Mongolian Baiti"/>
         <a:font script="Viet" typeface="Arial"/>
         <a:font script="Uigh" typeface="Microsoft Uighur"/>
+        <a:font script="Geor" typeface="Sylfaen"/>
+        <a:font script="Armn" typeface="Arial"/>
+        <a:font script="Bugi" typeface="Leelawadee UI"/>
+        <a:font script="Bopo" typeface="Microsoft JhengHei"/>
+        <a:font script="Java" typeface="Javanese Text"/>
+        <a:font script="Lisu" typeface="Segoe UI"/>
+        <a:font script="Mymr" typeface="Myanmar Text"/>
+        <a:font script="Nkoo" typeface="Ebrima"/>
+        <a:font script="Olck" typeface="Nirmala UI"/>
+        <a:font script="Osma" typeface="Ebrima"/>
+        <a:font script="Phag" typeface="Phagspa"/>
+        <a:font script="Syrn" typeface="Estrangelo Edessa"/>
+        <a:font script="Syrj" typeface="Estrangelo Edessa"/>
+        <a:font script="Syre" typeface="Estrangelo Edessa"/>
+        <a:font script="Sora" typeface="Nirmala UI"/>
+        <a:font script="Tale" typeface="Microsoft Tai Le"/>
+        <a:font script="Talu" typeface="Microsoft New Tai Lue"/>
+        <a:font script="Tfng" typeface="Ebrima"/>
       </a:minorFont>
     </a:fontScheme>
     <a:fmtScheme name="Office">
@@ -4767,251 +8744,303 @@
           <a:gsLst>
             <a:gs pos="0">
               <a:schemeClr val="phClr">
-                <a:tint val="50000"/>
-                <a:satMod val="300000"/>
+                <a:lumMod val="110000"/>
+                <a:satMod val="105000"/>
+                <a:tint val="67000"/>
               </a:schemeClr>
             </a:gs>
-            <a:gs pos="35000">
+            <a:gs pos="50000">
               <a:schemeClr val="phClr">
-                <a:tint val="37000"/>
-                <a:satMod val="300000"/>
+                <a:lumMod val="105000"/>
+                <a:satMod val="103000"/>
+                <a:tint val="73000"/>
               </a:schemeClr>
             </a:gs>
             <a:gs pos="100000">
               <a:schemeClr val="phClr">
-                <a:tint val="15000"/>
-                <a:satMod val="350000"/>
+                <a:lumMod val="105000"/>
+                <a:satMod val="109000"/>
+                <a:tint val="81000"/>
               </a:schemeClr>
             </a:gs>
           </a:gsLst>
-          <a:lin ang="16200000" scaled="1"/>
+          <a:lin ang="5400000" scaled="0"/>
         </a:gradFill>
         <a:gradFill rotWithShape="1">
           <a:gsLst>
             <a:gs pos="0">
               <a:schemeClr val="phClr">
-                <a:shade val="51000"/>
-                <a:satMod val="130000"/>
+                <a:satMod val="103000"/>
+                <a:lumMod val="102000"/>
+                <a:tint val="94000"/>
               </a:schemeClr>
             </a:gs>
-            <a:gs pos="80000">
+            <a:gs pos="50000">
               <a:schemeClr val="phClr">
-                <a:shade val="93000"/>
-                <a:satMod val="130000"/>
+                <a:satMod val="110000"/>
+                <a:lumMod val="100000"/>
+                <a:shade val="100000"/>
               </a:schemeClr>
             </a:gs>
             <a:gs pos="100000">
               <a:schemeClr val="phClr">
-                <a:shade val="94000"/>
-                <a:satMod val="135000"/>
+                <a:lumMod val="99000"/>
+                <a:satMod val="120000"/>
+                <a:shade val="78000"/>
               </a:schemeClr>
             </a:gs>
           </a:gsLst>
-          <a:lin ang="16200000" scaled="0"/>
+          <a:lin ang="5400000" scaled="0"/>
         </a:gradFill>
       </a:fillStyleLst>
       <a:lnStyleLst>
-        <a:ln w="9525" cap="flat" cmpd="sng" algn="ctr">
-          <a:solidFill>
-            <a:schemeClr val="phClr">
-              <a:shade val="95000"/>
-              <a:satMod val="105000"/>
-            </a:schemeClr>
-          </a:solidFill>
-          <a:prstDash val="solid"/>
-        </a:ln>
-        <a:ln w="25400" cap="flat" cmpd="sng" algn="ctr">
+        <a:ln w="6350" cap="flat" cmpd="sng" algn="ctr">
           <a:solidFill>
             <a:schemeClr val="phClr"/>
           </a:solidFill>
           <a:prstDash val="solid"/>
+          <a:miter lim="800000"/>
         </a:ln>
-        <a:ln w="38100" cap="flat" cmpd="sng" algn="ctr">
+        <a:ln w="12700" cap="flat" cmpd="sng" algn="ctr">
           <a:solidFill>
             <a:schemeClr val="phClr"/>
           </a:solidFill>
           <a:prstDash val="solid"/>
+          <a:miter lim="800000"/>
+        </a:ln>
+        <a:ln w="19050" cap="flat" cmpd="sng" algn="ctr">
+          <a:solidFill>
+            <a:schemeClr val="phClr"/>
+          </a:solidFill>
+          <a:prstDash val="solid"/>
+          <a:miter lim="800000"/>
         </a:ln>
       </a:lnStyleLst>
       <a:effectStyleLst>
         <a:effectStyle>
+          <a:effectLst/>
+        </a:effectStyle>
+        <a:effectStyle>
+          <a:effectLst/>
+        </a:effectStyle>
+        <a:effectStyle>
           <a:effectLst>
-            <a:outerShdw blurRad="40000" dist="20000" dir="5400000" rotWithShape="0">
+            <a:outerShdw blurRad="57150" dist="19050" dir="5400000" algn="ctr" rotWithShape="0">
               <a:srgbClr val="000000">
-                <a:alpha val="38000"/>
+                <a:alpha val="63000"/>
               </a:srgbClr>
             </a:outerShdw>
           </a:effectLst>
-        </a:effectStyle>
-        <a:effectStyle>
-          <a:effectLst>
-            <a:outerShdw blurRad="40000" dist="23000" dir="5400000" rotWithShape="0">
-              <a:srgbClr val="000000">
-                <a:alpha val="35000"/>
-              </a:srgbClr>
-            </a:outerShdw>
-          </a:effectLst>
-        </a:effectStyle>
-        <a:effectStyle>
-          <a:effectLst>
-            <a:outerShdw blurRad="40000" dist="23000" dir="5400000" rotWithShape="0">
-              <a:srgbClr val="000000">
-                <a:alpha val="35000"/>
-              </a:srgbClr>
-            </a:outerShdw>
-          </a:effectLst>
-          <a:scene3d>
-            <a:camera prst="orthographicFront">
-              <a:rot lat="0" lon="0" rev="0"/>
-            </a:camera>
-            <a:lightRig rig="threePt" dir="t">
-              <a:rot lat="0" lon="0" rev="1200000"/>
-            </a:lightRig>
-          </a:scene3d>
-          <a:sp3d>
-            <a:bevelT w="63500" h="25400"/>
-          </a:sp3d>
         </a:effectStyle>
       </a:effectStyleLst>
       <a:bgFillStyleLst>
         <a:solidFill>
           <a:schemeClr val="phClr"/>
         </a:solidFill>
+        <a:solidFill>
+          <a:schemeClr val="phClr">
+            <a:tint val="95000"/>
+            <a:satMod val="170000"/>
+          </a:schemeClr>
+        </a:solidFill>
         <a:gradFill rotWithShape="1">
           <a:gsLst>
             <a:gs pos="0">
               <a:schemeClr val="phClr">
-                <a:tint val="40000"/>
-                <a:satMod val="350000"/>
+                <a:tint val="93000"/>
+                <a:satMod val="150000"/>
+                <a:shade val="98000"/>
+                <a:lumMod val="102000"/>
               </a:schemeClr>
             </a:gs>
-            <a:gs pos="40000">
+            <a:gs pos="50000">
               <a:schemeClr val="phClr">
-                <a:tint val="45000"/>
-                <a:shade val="99000"/>
-                <a:satMod val="350000"/>
+                <a:tint val="98000"/>
+                <a:satMod val="130000"/>
+                <a:shade val="90000"/>
+                <a:lumMod val="103000"/>
               </a:schemeClr>
             </a:gs>
             <a:gs pos="100000">
               <a:schemeClr val="phClr">
-                <a:shade val="20000"/>
-                <a:satMod val="255000"/>
+                <a:shade val="63000"/>
+                <a:satMod val="120000"/>
               </a:schemeClr>
             </a:gs>
           </a:gsLst>
-          <a:path path="circle">
-            <a:fillToRect l="50000" t="-80000" r="50000" b="180000"/>
-          </a:path>
-        </a:gradFill>
-        <a:gradFill rotWithShape="1">
-          <a:gsLst>
-            <a:gs pos="0">
-              <a:schemeClr val="phClr">
-                <a:tint val="80000"/>
-                <a:satMod val="300000"/>
-              </a:schemeClr>
-            </a:gs>
-            <a:gs pos="100000">
-              <a:schemeClr val="phClr">
-                <a:shade val="30000"/>
-                <a:satMod val="200000"/>
-              </a:schemeClr>
-            </a:gs>
-          </a:gsLst>
-          <a:path path="circle">
-            <a:fillToRect l="50000" t="50000" r="50000" b="50000"/>
-          </a:path>
+          <a:lin ang="5400000" scaled="0"/>
         </a:gradFill>
       </a:bgFillStyleLst>
     </a:fmtScheme>
   </a:themeElements>
   <a:objectDefaults/>
-  <a:extraClrSchemeLst>
-    <a:extraClrScheme>
-      <a:clrScheme name="EY colors">
-        <a:dk1>
-          <a:srgbClr val="000000"/>
-        </a:dk1>
-        <a:lt1>
-          <a:srgbClr val="646464"/>
-        </a:lt1>
-        <a:dk2>
-          <a:srgbClr val="FFFFFF"/>
-        </a:dk2>
-        <a:lt2>
-          <a:srgbClr val="646464"/>
-        </a:lt2>
-        <a:accent1>
-          <a:srgbClr val="808080"/>
-        </a:accent1>
-        <a:accent2>
-          <a:srgbClr val="FFE600"/>
-        </a:accent2>
-        <a:accent3>
-          <a:srgbClr val="999999"/>
-        </a:accent3>
-        <a:accent4>
-          <a:srgbClr val="F0F0F0"/>
-        </a:accent4>
-        <a:accent5>
-          <a:srgbClr val="00A3AE"/>
-        </a:accent5>
-        <a:accent6>
-          <a:srgbClr val="C0C0C0"/>
-        </a:accent6>
-        <a:hlink>
-          <a:srgbClr val="336699"/>
-        </a:hlink>
-        <a:folHlink>
-          <a:srgbClr val="91278F"/>
-        </a:folHlink>
-      </a:clrScheme>
-      <a:clrMap bg1="lt1" tx1="dk1" bg2="lt2" tx2="dk2" accent1="accent1" accent2="accent2" accent3="accent3" accent4="accent4" accent5="accent5" accent6="accent6" hlink="hlink" folHlink="folHlink"/>
-    </a:extraClrScheme>
-  </a:extraClrSchemeLst>
-  <a:custClrLst>
-    <a:custClr name="EY Special Use Red">
-      <a:srgbClr val="F04C3E"/>
-    </a:custClr>
-    <a:custClr name="EY Special Use Blue 50%">
-      <a:srgbClr val="7FD1D6"/>
-    </a:custClr>
-    <a:custClr name="EY Special Use Purple">
-      <a:srgbClr val="91278F"/>
-    </a:custClr>
-    <a:custClr name="EY Special Use Purple 50%">
-      <a:srgbClr val="C893C7"/>
-    </a:custClr>
-    <a:custClr name="EY Special Use Green">
-      <a:srgbClr val="2C973E"/>
-    </a:custClr>
-    <a:custClr name="EY Special Use Green 50%">
-      <a:srgbClr val="95CB89"/>
-    </a:custClr>
-    <a:custClr name="EY Yellow 50%">
-      <a:srgbClr val="FFF27F"/>
-    </a:custClr>
-    <a:custClr name="EY Special Use Lilac">
-      <a:srgbClr val="AC98DB"/>
-    </a:custClr>
-    <a:custClr name="EY Special Use Lilac 50%">
-      <a:srgbClr val="D8D2E0"/>
-    </a:custClr>
-    <a:custClr name="EY Link Blue">
-      <a:srgbClr val="336699"/>
-    </a:custClr>
-  </a:custClrLst>
+  <a:extraClrSchemeLst/>
+  <a:extLst>
+    <a:ext uri="{05A4C25C-085E-4340-85A3-A5531E510DB2}">
+      <thm15:themeFamily xmlns:thm15="http://schemas.microsoft.com/office/thememl/2012/main" name="Office Theme" id="{62F939B6-93AF-4DB8-9C6B-D6C7DFDC589F}" vid="{4A3C46E8-61CC-4603-A589-7422A47A8E4A}"/>
+    </a:ext>
+  </a:extLst>
 </a:theme>
 </file>
 
 <file path=customXml/item1.xml><?xml version="1.0" encoding="utf-8"?>
-<b:Sources xmlns:b="http://schemas.openxmlformats.org/officeDocument/2006/bibliography" xmlns="http://schemas.openxmlformats.org/officeDocument/2006/bibliography" SelectedStyle="\APA.XSL" StyleName="APA"/>
+<p:properties xmlns:p="http://schemas.microsoft.com/office/2006/metadata/properties" xmlns:xsi="http://www.w3.org/2001/XMLSchema-instance" xmlns:pc="http://schemas.microsoft.com/office/infopath/2007/PartnerControls">
+  <documentManagement/>
+</p:properties>
+</file>
+
+<file path=customXml/item2.xml><?xml version="1.0" encoding="utf-8"?>
+<?mso-contentType ?>
+<FormTemplates xmlns="http://schemas.microsoft.com/sharepoint/v3/contenttype/forms">
+  <Display>DocumentLibraryForm</Display>
+  <Edit>DocumentLibraryForm</Edit>
+  <New>DocumentLibraryForm</New>
+</FormTemplates>
+</file>
+
+<file path=customXml/item3.xml><?xml version="1.0" encoding="utf-8"?>
+<ct:contentTypeSchema xmlns:ct="http://schemas.microsoft.com/office/2006/metadata/contentType" xmlns:ma="http://schemas.microsoft.com/office/2006/metadata/properties/metaAttributes" ct:_="" ma:_="" ma:contentTypeName="文档" ma:contentTypeID="0x010100A8C3BB641D249E4BB69D94D612BF9DC6" ma:contentTypeVersion="0" ma:contentTypeDescription="新建文档。" ma:contentTypeScope="" ma:versionID="8527aa5d45578aef14ee5cd8d89e6bcc">
+  <xsd:schema xmlns:xsd="http://www.w3.org/2001/XMLSchema" xmlns:xs="http://www.w3.org/2001/XMLSchema" xmlns:p="http://schemas.microsoft.com/office/2006/metadata/properties" targetNamespace="http://schemas.microsoft.com/office/2006/metadata/properties" ma:root="true" ma:fieldsID="5b2cdd164d825b3503e39baf1bb85753">
+    <xsd:element name="properties">
+      <xsd:complexType>
+        <xsd:sequence>
+          <xsd:element name="documentManagement">
+            <xsd:complexType>
+              <xsd:all/>
+            </xsd:complexType>
+          </xsd:element>
+        </xsd:sequence>
+      </xsd:complexType>
+    </xsd:element>
+  </xsd:schema>
+  <xsd:schema xmlns="http://schemas.openxmlformats.org/package/2006/metadata/core-properties" xmlns:xsd="http://www.w3.org/2001/XMLSchema" xmlns:xsi="http://www.w3.org/2001/XMLSchema-instance" xmlns:dc="http://purl.org/dc/elements/1.1/" xmlns:dcterms="http://purl.org/dc/terms/" xmlns:odoc="http://schemas.microsoft.com/internal/obd" targetNamespace="http://schemas.openxmlformats.org/package/2006/metadata/core-properties" elementFormDefault="qualified" attributeFormDefault="unqualified" blockDefault="#all">
+    <xsd:import namespace="http://purl.org/dc/elements/1.1/" schemaLocation="http://dublincore.org/schemas/xmls/qdc/2003/04/02/dc.xsd"/>
+    <xsd:import namespace="http://purl.org/dc/terms/" schemaLocation="http://dublincore.org/schemas/xmls/qdc/2003/04/02/dcterms.xsd"/>
+    <xsd:element name="coreProperties" type="CT_coreProperties"/>
+    <xsd:complexType name="CT_coreProperties">
+      <xsd:all>
+        <xsd:element ref="dc:creator" minOccurs="0" maxOccurs="1"/>
+        <xsd:element ref="dcterms:created" minOccurs="0" maxOccurs="1"/>
+        <xsd:element ref="dc:identifier" minOccurs="0" maxOccurs="1"/>
+        <xsd:element name="contentType" minOccurs="0" maxOccurs="1" type="xsd:string" ma:index="0" ma:displayName="内容类型"/>
+        <xsd:element ref="dc:title" minOccurs="0" maxOccurs="1" ma:index="4" ma:displayName="标题"/>
+        <xsd:element ref="dc:subject" minOccurs="0" maxOccurs="1"/>
+        <xsd:element ref="dc:description" minOccurs="0" maxOccurs="1"/>
+        <xsd:element name="keywords" minOccurs="0" maxOccurs="1" type="xsd:string"/>
+        <xsd:element ref="dc:language" minOccurs="0" maxOccurs="1"/>
+        <xsd:element name="category" minOccurs="0" maxOccurs="1" type="xsd:string"/>
+        <xsd:element name="version" minOccurs="0" maxOccurs="1" type="xsd:string"/>
+        <xsd:element name="revision" minOccurs="0" maxOccurs="1" type="xsd:string">
+          <xsd:annotation>
+            <xsd:documentation>
+                        This value indicates the number of saves or revisions. The application is responsible for updating this value after each revision.
+                    </xsd:documentation>
+          </xsd:annotation>
+        </xsd:element>
+        <xsd:element name="lastModifiedBy" minOccurs="0" maxOccurs="1" type="xsd:string"/>
+        <xsd:element ref="dcterms:modified" minOccurs="0" maxOccurs="1"/>
+        <xsd:element name="contentStatus" minOccurs="0" maxOccurs="1" type="xsd:string"/>
+      </xsd:all>
+    </xsd:complexType>
+  </xsd:schema>
+  <xs:schema xmlns:pc="http://schemas.microsoft.com/office/infopath/2007/PartnerControls" xmlns:xs="http://www.w3.org/2001/XMLSchema" targetNamespace="http://schemas.microsoft.com/office/infopath/2007/PartnerControls" elementFormDefault="qualified" attributeFormDefault="unqualified">
+    <xs:element name="Person">
+      <xs:complexType>
+        <xs:sequence>
+          <xs:element ref="pc:DisplayName" minOccurs="0"/>
+          <xs:element ref="pc:AccountId" minOccurs="0"/>
+          <xs:element ref="pc:AccountType" minOccurs="0"/>
+        </xs:sequence>
+      </xs:complexType>
+    </xs:element>
+    <xs:element name="DisplayName" type="xs:string"/>
+    <xs:element name="AccountId" type="xs:string"/>
+    <xs:element name="AccountType" type="xs:string"/>
+    <xs:element name="BDCAssociatedEntity">
+      <xs:complexType>
+        <xs:sequence>
+          <xs:element ref="pc:BDCEntity" minOccurs="0" maxOccurs="unbounded"/>
+        </xs:sequence>
+        <xs:attribute ref="pc:EntityNamespace"/>
+        <xs:attribute ref="pc:EntityName"/>
+        <xs:attribute ref="pc:SystemInstanceName"/>
+        <xs:attribute ref="pc:AssociationName"/>
+      </xs:complexType>
+    </xs:element>
+    <xs:attribute name="EntityNamespace" type="xs:string"/>
+    <xs:attribute name="EntityName" type="xs:string"/>
+    <xs:attribute name="SystemInstanceName" type="xs:string"/>
+    <xs:attribute name="AssociationName" type="xs:string"/>
+    <xs:element name="BDCEntity">
+      <xs:complexType>
+        <xs:sequence>
+          <xs:element ref="pc:EntityDisplayName" minOccurs="0"/>
+          <xs:element ref="pc:EntityInstanceReference" minOccurs="0"/>
+          <xs:element ref="pc:EntityId1" minOccurs="0"/>
+          <xs:element ref="pc:EntityId2" minOccurs="0"/>
+          <xs:element ref="pc:EntityId3" minOccurs="0"/>
+          <xs:element ref="pc:EntityId4" minOccurs="0"/>
+          <xs:element ref="pc:EntityId5" minOccurs="0"/>
+        </xs:sequence>
+      </xs:complexType>
+    </xs:element>
+    <xs:element name="EntityDisplayName" type="xs:string"/>
+    <xs:element name="EntityInstanceReference" type="xs:string"/>
+    <xs:element name="EntityId1" type="xs:string"/>
+    <xs:element name="EntityId2" type="xs:string"/>
+    <xs:element name="EntityId3" type="xs:string"/>
+    <xs:element name="EntityId4" type="xs:string"/>
+    <xs:element name="EntityId5" type="xs:string"/>
+    <xs:element name="Terms">
+      <xs:complexType>
+        <xs:sequence>
+          <xs:element ref="pc:TermInfo" minOccurs="0" maxOccurs="unbounded"/>
+        </xs:sequence>
+      </xs:complexType>
+    </xs:element>
+    <xs:element name="TermInfo">
+      <xs:complexType>
+        <xs:sequence>
+          <xs:element ref="pc:TermName" minOccurs="0"/>
+          <xs:element ref="pc:TermId" minOccurs="0"/>
+        </xs:sequence>
+      </xs:complexType>
+    </xs:element>
+    <xs:element name="TermName" type="xs:string"/>
+    <xs:element name="TermId" type="xs:string"/>
+  </xs:schema>
+</ct:contentTypeSchema>
 </file>
 
 <file path=customXml/itemProps1.xml><?xml version="1.0" encoding="utf-8"?>
-<ds:datastoreItem xmlns:ds="http://schemas.openxmlformats.org/officeDocument/2006/customXml" ds:itemID="{2C031BF6-F9E8-4283-9F15-2FE99E618CBF}">
+<ds:datastoreItem xmlns:ds="http://schemas.openxmlformats.org/officeDocument/2006/customXml" ds:itemID="{5E283E6F-621A-4B7A-AE3C-76B8B36A7955}">
   <ds:schemaRefs>
-    <ds:schemaRef ds:uri="http://schemas.openxmlformats.org/officeDocument/2006/bibliography"/>
+    <ds:schemaRef ds:uri="http://schemas.microsoft.com/office/2006/metadata/properties"/>
+    <ds:schemaRef ds:uri="http://schemas.microsoft.com/office/infopath/2007/PartnerControls"/>
+  </ds:schemaRefs>
+</ds:datastoreItem>
+</file>
+
+<file path=customXml/itemProps2.xml><?xml version="1.0" encoding="utf-8"?>
+<ds:datastoreItem xmlns:ds="http://schemas.openxmlformats.org/officeDocument/2006/customXml" ds:itemID="{D5C1942C-7D3A-43A4-924B-05D0B1D6A08B}">
+  <ds:schemaRefs>
+    <ds:schemaRef ds:uri="http://schemas.microsoft.com/sharepoint/v3/contenttype/forms"/>
+  </ds:schemaRefs>
+</ds:datastoreItem>
+</file>
+
+<file path=customXml/itemProps3.xml><?xml version="1.0" encoding="utf-8"?>
+<ds:datastoreItem xmlns:ds="http://schemas.openxmlformats.org/officeDocument/2006/customXml" ds:itemID="{6C48E29A-8D05-4F1F-8AA6-01D3C26C7D7B}">
+  <ds:schemaRefs>
+    <ds:schemaRef ds:uri="http://schemas.microsoft.com/office/2006/metadata/contentType"/>
+    <ds:schemaRef ds:uri="http://schemas.microsoft.com/office/2006/metadata/properties/metaAttributes"/>
+    <ds:schemaRef ds:uri="http://www.w3.org/2001/XMLSchema"/>
+    <ds:schemaRef ds:uri="http://schemas.microsoft.com/office/2006/metadata/properties"/>
+    <ds:schemaRef ds:uri="http://schemas.openxmlformats.org/package/2006/metadata/core-properties"/>
+    <ds:schemaRef ds:uri="http://purl.org/dc/elements/1.1/"/>
+    <ds:schemaRef ds:uri="http://purl.org/dc/terms/"/>
+    <ds:schemaRef ds:uri="http://schemas.microsoft.com/internal/obd"/>
+    <ds:schemaRef ds:uri="http://schemas.microsoft.com/office/infopath/2007/PartnerControls"/>
   </ds:schemaRefs>
 </ds:datastoreItem>
 </file>